--- a/DOCUMENTACAO_TECNICA.docx
+++ b/DOCUMENTACAO_TECNICA.docx
@@ -151,66 +151,6 @@
     </w:p>
     <w:p>
       <w:pPr>
-        <w:pStyle w:val="NormalWeb"/>
-        <w:jc w:val="both"/>
-        <w:rPr>
-          <w:color w:val="000000"/>
-        </w:rPr>
-      </w:pPr>
-      <w:r>
-        <w:rPr>
-          <w:color w:val="000000"/>
-        </w:rPr>
-        <w:t xml:space="preserve">O arquivo carregado pelo navegador é o </w:t>
-      </w:r>
-      <w:r>
-        <w:rPr>
-          <w:rStyle w:val="CdigoHTML"/>
-          <w:color w:val="000000"/>
-        </w:rPr>
-        <w:t>app.js</w:t>
-      </w:r>
-      <w:r>
-        <w:rPr>
-          <w:color w:val="000000"/>
-        </w:rPr>
-        <w:t xml:space="preserve">, referenciado em </w:t>
-      </w:r>
-      <w:r>
-        <w:rPr>
-          <w:rStyle w:val="CdigoHTML"/>
-          <w:color w:val="000000"/>
-        </w:rPr>
-        <w:t>index.html</w:t>
-      </w:r>
-      <w:r>
-        <w:rPr>
-          <w:color w:val="000000"/>
-        </w:rPr>
-        <w:t xml:space="preserve"> sem uso de módulos ES. A pasta </w:t>
-      </w:r>
-      <w:r>
-        <w:rPr>
-          <w:rStyle w:val="CdigoHTML"/>
-          <w:color w:val="000000"/>
-        </w:rPr>
-        <w:t>src/</w:t>
-      </w:r>
-      <w:r>
-        <w:rPr>
-          <w:color w:val="000000"/>
-        </w:rPr>
-        <w:t xml:space="preserve"> </w:t>
-      </w:r>
-      <w:r>
-        <w:rPr>
-          <w:color w:val="000000"/>
-        </w:rPr>
-        <w:t>contém uma versão equivalente do mesmo código, dividida em módulos menores, mantida como referência de estudo; a lógica descrita aqui é idêntica nas duas versões.</w:t>
-      </w:r>
-    </w:p>
-    <w:p>
-      <w:pPr>
         <w:jc w:val="both"/>
         <w:rPr>
           <w:rFonts w:eastAsia="Times New Roman"/>
@@ -223,7 +163,7 @@
           <w:rFonts w:eastAsia="Times New Roman"/>
           <w:color w:val="000000"/>
         </w:rPr>
-        <w:pict w14:anchorId="5489409A">
+        <w:pict w14:anchorId="1D146EDD">
           <v:rect id="_x0000_i1025" style="width:0;height:1.5pt" o:hralign="center" o:hrstd="t" o:hr="t" fillcolor="#a0a0a0" stroked="f"/>
         </w:pict>
       </w:r>
@@ -713,7 +653,7 @@
           <w:rFonts w:eastAsia="Times New Roman"/>
           <w:color w:val="000000"/>
         </w:rPr>
-        <w:pict w14:anchorId="308048E9">
+        <w:pict w14:anchorId="33EDD387">
           <v:rect id="_x0000_i1026" style="width:0;height:1.5pt" o:hralign="center" o:hrstd="t" o:hr="t" fillcolor="#a0a0a0" stroked="f"/>
         </w:pict>
       </w:r>
@@ -787,53 +727,53 @@
         <w:rPr>
           <w:color w:val="000000"/>
         </w:rPr>
-        <w:t xml:space="preserve">; a biblioteca SheetJS </w:t>
+        <w:t xml:space="preserve">; a biblioteca SheetJS converte o binário em um objeto de planilha (*workbook*); os parsers percorrem as abas relevantes e produzem arrays de objetos normalizados, armazenados em </w:t>
+      </w:r>
+      <w:r>
+        <w:rPr>
+          <w:rStyle w:val="CdigoHTML"/>
+          <w:color w:val="000000"/>
+        </w:rPr>
+        <w:t>App.P.*</w:t>
+      </w:r>
+      <w:r>
+        <w:rPr>
+          <w:color w:val="000000"/>
+        </w:rPr>
+        <w:t xml:space="preserve">, </w:t>
+      </w:r>
+      <w:r>
+        <w:rPr>
+          <w:rStyle w:val="CdigoHTML"/>
+          <w:color w:val="000000"/>
+        </w:rPr>
+        <w:t>App.R</w:t>
+      </w:r>
+      <w:r>
+        <w:rPr>
+          <w:color w:val="000000"/>
+        </w:rPr>
+        <w:t xml:space="preserve"> e </w:t>
+      </w:r>
+      <w:r>
+        <w:rPr>
+          <w:rStyle w:val="CdigoHTML"/>
+          <w:color w:val="000000"/>
+        </w:rPr>
+        <w:t>App.B</w:t>
+      </w:r>
+      <w:r>
+        <w:rPr>
+          <w:color w:val="000000"/>
+        </w:rPr>
+        <w:t xml:space="preserve">; cada função de construção de aba lê esses arrays, aplica o filtro de período ativo e monta </w:t>
       </w:r>
       <w:r>
         <w:rPr>
           <w:color w:val="000000"/>
         </w:rPr>
         <w:lastRenderedPageBreak/>
-        <w:t xml:space="preserve">converte o binário em um objeto de planilha (*workbook*); os parsers percorrem as abas relevantes e produzem arrays de objetos normalizados, armazenados em </w:t>
-      </w:r>
-      <w:r>
-        <w:rPr>
-          <w:rStyle w:val="CdigoHTML"/>
-          <w:color w:val="000000"/>
-        </w:rPr>
-        <w:t>App.P.*</w:t>
-      </w:r>
-      <w:r>
-        <w:rPr>
-          <w:color w:val="000000"/>
-        </w:rPr>
-        <w:t xml:space="preserve">, </w:t>
-      </w:r>
-      <w:r>
-        <w:rPr>
-          <w:rStyle w:val="CdigoHTML"/>
-          <w:color w:val="000000"/>
-        </w:rPr>
-        <w:t>App.R</w:t>
-      </w:r>
-      <w:r>
-        <w:rPr>
-          <w:color w:val="000000"/>
-        </w:rPr>
-        <w:t xml:space="preserve"> e </w:t>
-      </w:r>
-      <w:r>
-        <w:rPr>
-          <w:rStyle w:val="CdigoHTML"/>
-          <w:color w:val="000000"/>
-        </w:rPr>
-        <w:t>App.B</w:t>
-      </w:r>
-      <w:r>
-        <w:rPr>
-          <w:color w:val="000000"/>
-        </w:rPr>
-        <w:t xml:space="preserve">; cada função de construção de aba lê esses arrays, aplica o filtro de período ativo e monta o HTML correspondente; por fim, o Chart.js desenha os gráficos dentro dos elementos </w:t>
+        <w:t xml:space="preserve">o HTML correspondente; por fim, o Chart.js desenha os gráficos dentro dos elementos </w:t>
       </w:r>
       <w:r>
         <w:rPr>
@@ -900,7 +840,13 @@
         <w:rPr>
           <w:color w:val="000000"/>
         </w:rPr>
-        <w:t xml:space="preserve"> para nenhum servidor próprio. As únicas conexões de rede da página servem para carregar bibliotecas, ícones e fontes hospedados em CDN, que não recebem o conteúdo das planilhas.</w:t>
+        <w:t xml:space="preserve"> </w:t>
+      </w:r>
+      <w:r>
+        <w:rPr>
+          <w:color w:val="000000"/>
+        </w:rPr>
+        <w:t>para nenhum servidor próprio. As únicas conexões de rede da página servem para carregar bibliotecas, ícones e fontes hospedados em CDN, que não recebem o conteúdo das planilhas.</w:t>
       </w:r>
     </w:p>
     <w:p>
@@ -1384,6 +1330,345 @@
     </w:tbl>
     <w:p>
       <w:pPr>
+        <w:pStyle w:val="Ttulo3"/>
+        <w:rPr>
+          <w:rFonts w:eastAsia="Times New Roman"/>
+          <w:color w:val="000000"/>
+        </w:rPr>
+      </w:pPr>
+      <w:r>
+        <w:rPr>
+          <w:rFonts w:eastAsia="Times New Roman"/>
+          <w:color w:val="000000"/>
+        </w:rPr>
+        <w:t xml:space="preserve">1.1 Por que existem dois códigos-fonte: </w:t>
+      </w:r>
+      <w:r>
+        <w:rPr>
+          <w:rStyle w:val="CdigoHTML"/>
+          <w:color w:val="000000"/>
+        </w:rPr>
+        <w:t>app.js</w:t>
+      </w:r>
+      <w:r>
+        <w:rPr>
+          <w:rFonts w:eastAsia="Times New Roman"/>
+          <w:color w:val="000000"/>
+        </w:rPr>
+        <w:t xml:space="preserve"> e </w:t>
+      </w:r>
+      <w:r>
+        <w:rPr>
+          <w:rStyle w:val="CdigoHTML"/>
+          <w:color w:val="000000"/>
+        </w:rPr>
+        <w:t>src/</w:t>
+      </w:r>
+    </w:p>
+    <w:p>
+      <w:pPr>
+        <w:pStyle w:val="NormalWeb"/>
+        <w:jc w:val="both"/>
+        <w:rPr>
+          <w:color w:val="000000"/>
+        </w:rPr>
+      </w:pPr>
+      <w:r>
+        <w:rPr>
+          <w:color w:val="000000"/>
+        </w:rPr>
+        <w:t xml:space="preserve">O </w:t>
+      </w:r>
+      <w:r>
+        <w:rPr>
+          <w:rStyle w:val="CdigoHTML"/>
+          <w:color w:val="000000"/>
+        </w:rPr>
+        <w:t>index.html</w:t>
+      </w:r>
+      <w:r>
+        <w:rPr>
+          <w:color w:val="000000"/>
+        </w:rPr>
+        <w:t xml:space="preserve"> carrega um único arquivo de script — </w:t>
+      </w:r>
+      <w:r>
+        <w:rPr>
+          <w:rStyle w:val="CdigoHTML"/>
+          <w:color w:val="000000"/>
+        </w:rPr>
+        <w:t>&lt;script src="app.js"&gt;</w:t>
+      </w:r>
+      <w:r>
+        <w:rPr>
+          <w:color w:val="000000"/>
+        </w:rPr>
+        <w:t xml:space="preserve">, sem </w:t>
+      </w:r>
+      <w:r>
+        <w:rPr>
+          <w:rStyle w:val="CdigoHTML"/>
+          <w:color w:val="000000"/>
+        </w:rPr>
+        <w:t>type="module"</w:t>
+      </w:r>
+      <w:r>
+        <w:rPr>
+          <w:color w:val="000000"/>
+        </w:rPr>
+        <w:t xml:space="preserve"> e sem nenhum passo de build por trás. É esse arquivo, e só ele, que o navegador executa; qualquer alteração que não seja feita nele não tem efeito nenhum no site publicado.</w:t>
+      </w:r>
+    </w:p>
+    <w:p>
+      <w:pPr>
+        <w:pStyle w:val="NormalWeb"/>
+        <w:jc w:val="both"/>
+        <w:rPr>
+          <w:color w:val="000000"/>
+        </w:rPr>
+      </w:pPr>
+      <w:r>
+        <w:rPr>
+          <w:color w:val="000000"/>
+        </w:rPr>
+        <w:t xml:space="preserve">A pasta </w:t>
+      </w:r>
+      <w:r>
+        <w:rPr>
+          <w:rStyle w:val="CdigoHTML"/>
+          <w:color w:val="000000"/>
+        </w:rPr>
+        <w:t>src/</w:t>
+      </w:r>
+      <w:r>
+        <w:rPr>
+          <w:color w:val="000000"/>
+        </w:rPr>
+        <w:t xml:space="preserve"> contém a mesma lógica reescrita em cerca de vinte módulos menores, cada um com suas próprias declarações </w:t>
+      </w:r>
+      <w:r>
+        <w:rPr>
+          <w:rStyle w:val="CdigoHTML"/>
+          <w:color w:val="000000"/>
+        </w:rPr>
+        <w:t>import</w:t>
+      </w:r>
+      <w:r>
+        <w:rPr>
+          <w:color w:val="000000"/>
+        </w:rPr>
+        <w:t>/</w:t>
+      </w:r>
+      <w:r>
+        <w:rPr>
+          <w:rStyle w:val="CdigoHTML"/>
+          <w:color w:val="000000"/>
+        </w:rPr>
+        <w:t>export</w:t>
+      </w:r>
+      <w:r>
+        <w:rPr>
+          <w:color w:val="000000"/>
+        </w:rPr>
+        <w:t>. Ela existe apenas como material de referência para leitura e manutenção futura — não é carregada pelo navegador e não é compilada em momento algum.</w:t>
+      </w:r>
+    </w:p>
+    <w:p>
+      <w:pPr>
+        <w:pStyle w:val="NormalWeb"/>
+        <w:jc w:val="both"/>
+        <w:rPr>
+          <w:color w:val="000000"/>
+        </w:rPr>
+      </w:pPr>
+      <w:r>
+        <w:rPr>
+          <w:color w:val="000000"/>
+        </w:rPr>
+        <w:t xml:space="preserve">A razão de manter as duas versões é uma restrição do ambiente: transformar os módulos de </w:t>
+      </w:r>
+      <w:r>
+        <w:rPr>
+          <w:rStyle w:val="CdigoHTML"/>
+          <w:color w:val="000000"/>
+        </w:rPr>
+        <w:t>src/</w:t>
+      </w:r>
+      <w:r>
+        <w:rPr>
+          <w:color w:val="000000"/>
+        </w:rPr>
+        <w:t xml:space="preserve"> num único arquivo executável exigiria um empacotador (esbuild, webpack, vite ou similar), e todos eles dependem de Node.js — que não está instalado nesta máquina e cuja instalação não é permitida neste computador corporativo. Sem essa ferramenta, o conteúdo de </w:t>
+      </w:r>
+      <w:r>
+        <w:rPr>
+          <w:rStyle w:val="CdigoHTML"/>
+          <w:color w:val="000000"/>
+        </w:rPr>
+        <w:t>src/</w:t>
+      </w:r>
+      <w:r>
+        <w:rPr>
+          <w:color w:val="000000"/>
+        </w:rPr>
+        <w:t xml:space="preserve"> </w:t>
+      </w:r>
+      <w:r>
+        <w:rPr>
+          <w:color w:val="000000"/>
+        </w:rPr>
+        <w:t>não tem como se tornar, sozinho, o arquivo que o site carrega.</w:t>
+      </w:r>
+    </w:p>
+    <w:p>
+      <w:pPr>
+        <w:pStyle w:val="NormalWeb"/>
+        <w:jc w:val="both"/>
+        <w:rPr>
+          <w:color w:val="000000"/>
+        </w:rPr>
+      </w:pPr>
+      <w:r>
+        <w:rPr>
+          <w:color w:val="000000"/>
+        </w:rPr>
+        <w:t xml:space="preserve">Consequência prática: toda alteração de comportamento precisa ser aplicada duas vezes — uma em </w:t>
+      </w:r>
+      <w:r>
+        <w:rPr>
+          <w:rStyle w:val="CdigoHTML"/>
+          <w:color w:val="000000"/>
+        </w:rPr>
+        <w:t>app.js</w:t>
+      </w:r>
+      <w:r>
+        <w:rPr>
+          <w:color w:val="000000"/>
+        </w:rPr>
+        <w:t xml:space="preserve">, que é o que realmente roda, e outra, espelhada, no módulo correspondente de </w:t>
+      </w:r>
+      <w:r>
+        <w:rPr>
+          <w:rStyle w:val="CdigoHTML"/>
+          <w:color w:val="000000"/>
+        </w:rPr>
+        <w:t>src/</w:t>
+      </w:r>
+      <w:r>
+        <w:rPr>
+          <w:color w:val="000000"/>
+        </w:rPr>
+        <w:t>, para que a versão de referência não fique desatualizada. Essa duplicação é deliberada, não um descuido de manutenção.</w:t>
+      </w:r>
+    </w:p>
+    <w:p>
+      <w:pPr>
+        <w:pStyle w:val="NormalWeb"/>
+        <w:jc w:val="both"/>
+        <w:rPr>
+          <w:color w:val="000000"/>
+        </w:rPr>
+      </w:pPr>
+      <w:r>
+        <w:rPr>
+          <w:color w:val="000000"/>
+        </w:rPr>
+        <w:t xml:space="preserve">Existe uma alternativa que eliminaria a necessidade de </w:t>
+      </w:r>
+      <w:r>
+        <w:rPr>
+          <w:rStyle w:val="CdigoHTML"/>
+          <w:color w:val="000000"/>
+        </w:rPr>
+        <w:t>app.js</w:t>
+      </w:r>
+      <w:r>
+        <w:rPr>
+          <w:color w:val="000000"/>
+        </w:rPr>
+        <w:t xml:space="preserve"> </w:t>
+      </w:r>
+      <w:r>
+        <w:rPr>
+          <w:color w:val="000000"/>
+        </w:rPr>
+        <w:t xml:space="preserve">sem depender de Node.js: módulos ES são executados nativamente por qualquer navegador moderno, sem empacotador, bastando declarar </w:t>
+      </w:r>
+      <w:r>
+        <w:rPr>
+          <w:rStyle w:val="CdigoHTML"/>
+          <w:color w:val="000000"/>
+        </w:rPr>
+        <w:t>&lt;script type="module" src="src/main.js"&gt;</w:t>
+      </w:r>
+      <w:r>
+        <w:rPr>
+          <w:color w:val="000000"/>
+        </w:rPr>
+        <w:t xml:space="preserve"> no HTML. Essa mudança tornaria </w:t>
+      </w:r>
+      <w:r>
+        <w:rPr>
+          <w:rStyle w:val="CdigoHTML"/>
+          <w:color w:val="000000"/>
+        </w:rPr>
+        <w:t>src/</w:t>
+      </w:r>
+      <w:r>
+        <w:rPr>
+          <w:color w:val="000000"/>
+        </w:rPr>
+        <w:t xml:space="preserve"> o código real do site. A ressalva é o teste local: abrir o </w:t>
+      </w:r>
+      <w:r>
+        <w:rPr>
+          <w:rStyle w:val="CdigoHTML"/>
+          <w:color w:val="000000"/>
+        </w:rPr>
+        <w:t>index.html</w:t>
+      </w:r>
+      <w:r>
+        <w:rPr>
+          <w:color w:val="000000"/>
+        </w:rPr>
+        <w:t xml:space="preserve"> diretamente do disco (protocolo </w:t>
+      </w:r>
+      <w:r>
+        <w:rPr>
+          <w:rStyle w:val="CdigoHTML"/>
+          <w:color w:val="000000"/>
+        </w:rPr>
+        <w:t>file://</w:t>
+      </w:r>
+      <w:r>
+        <w:rPr>
+          <w:color w:val="000000"/>
+        </w:rPr>
+        <w:t xml:space="preserve">) bloqueia o carregamento de módulos por restrição de segurança do navegador, então seria necessário servir a pasta por algum servidor local simples durante o desenvolvimento — por exemplo, a extensão "Live Server" do VS Code, que não depende de </w:t>
+      </w:r>
+      <w:r>
+        <w:rPr>
+          <w:color w:val="000000"/>
+        </w:rPr>
+        <w:lastRenderedPageBreak/>
+        <w:t xml:space="preserve">Node.js nem de Python. Essa migração ainda não foi realizada; até que seja, </w:t>
+      </w:r>
+      <w:r>
+        <w:rPr>
+          <w:rStyle w:val="CdigoHTML"/>
+          <w:color w:val="000000"/>
+        </w:rPr>
+        <w:t>app.js</w:t>
+      </w:r>
+      <w:r>
+        <w:rPr>
+          <w:color w:val="000000"/>
+        </w:rPr>
+        <w:t xml:space="preserve"> continua sendo a fonte da verdade.</w:t>
+      </w:r>
+    </w:p>
+    <w:p>
+      <w:pPr>
         <w:jc w:val="both"/>
         <w:rPr>
           <w:rFonts w:eastAsia="Times New Roman"/>
@@ -1396,7 +1681,7 @@
           <w:rFonts w:eastAsia="Times New Roman"/>
           <w:color w:val="000000"/>
         </w:rPr>
-        <w:pict w14:anchorId="4479DAE0">
+        <w:pict w14:anchorId="45D8A135">
           <v:rect id="_x0000_i1027" style="width:0;height:1.5pt" o:hralign="center" o:hrstd="t" o:hr="t" fillcolor="#a0a0a0" stroked="f"/>
         </w:pict>
       </w:r>
@@ -1486,7 +1771,13 @@
         <w:rPr>
           <w:color w:val="000000"/>
         </w:rPr>
-        <w:t xml:space="preserve">  gov: null,           // workbook da Base Governança, após o upload</w:t>
+        <w:t xml:space="preserve">  gov: null,     </w:t>
+      </w:r>
+      <w:r>
+        <w:rPr>
+          <w:color w:val="000000"/>
+        </w:rPr>
+        <w:t xml:space="preserve">      // workbook da Base Governança, após o upload</w:t>
       </w:r>
     </w:p>
     <w:p>
@@ -1555,13 +1846,7 @@
         <w:rPr>
           <w:color w:val="000000"/>
         </w:rPr>
-        <w:t xml:space="preserve">    proj: [],          </w:t>
-      </w:r>
-      <w:r>
-        <w:rPr>
-          <w:color w:val="000000"/>
-        </w:rPr>
-        <w:t>// Projetos normalizado</w:t>
+        <w:t xml:space="preserve">    proj: [],          // Projetos normalizado</w:t>
       </w:r>
     </w:p>
     <w:p>
@@ -1699,7 +1984,13 @@
         <w:rPr>
           <w:color w:val="000000"/>
         </w:rPr>
-        <w:t xml:space="preserve">  projChips: { atraso:false, risco:false },</w:t>
+        <w:t xml:space="preserve">  </w:t>
+      </w:r>
+      <w:r>
+        <w:rPr>
+          <w:color w:val="000000"/>
+        </w:rPr>
+        <w:t>projChips: { atraso:false, risco:false },</w:t>
       </w:r>
     </w:p>
     <w:p>
@@ -1783,7 +2074,6 @@
         <w:rPr>
           <w:color w:val="000000"/>
         </w:rPr>
-        <w:lastRenderedPageBreak/>
         <w:t xml:space="preserve">Nada nesse objeto é persistido entre sessões. Ao recarregar a página, todo o estado volta ao valor inicial e é necessário carregar as planilhas novamente. A única exceção é o registro de atividades da aba Pipefy Melhorias, gravado em </w:t>
       </w:r>
       <w:r>
@@ -1814,7 +2104,7 @@
           <w:rFonts w:eastAsia="Times New Roman"/>
           <w:color w:val="000000"/>
         </w:rPr>
-        <w:pict w14:anchorId="11CEA11D">
+        <w:pict w14:anchorId="22AD4CD1">
           <v:rect id="_x0000_i1028" style="width:0;height:1.5pt" o:hralign="center" o:hrstd="t" o:hr="t" fillcolor="#a0a0a0" stroked="f"/>
         </w:pict>
       </w:r>
@@ -2668,7 +2958,13 @@
         <w:rPr>
           <w:color w:val="000000"/>
         </w:rPr>
-        <w:t xml:space="preserve"> em busca de termos como "data", "criado", "início" ou "conclusão", útil para identificar rapidamente se o nome de uma coluna de data foi alterado na planilha de origem.</w:t>
+        <w:t xml:space="preserve"> </w:t>
+      </w:r>
+      <w:r>
+        <w:rPr>
+          <w:color w:val="000000"/>
+        </w:rPr>
+        <w:t>em busca de termos como "data", "criado", "início" ou "conclusão", útil para identificar rapidamente se o nome de uma coluna de data foi alterado na planilha de origem.</w:t>
       </w:r>
     </w:p>
     <w:p>
@@ -2696,13 +2992,7 @@
         <w:rPr>
           <w:color w:val="000000"/>
         </w:rPr>
-        <w:t xml:space="preserve"> </w:t>
-      </w:r>
-      <w:r>
-        <w:rPr>
-          <w:color w:val="000000"/>
-        </w:rPr>
-        <w:t>conta quantos dos dois arquivos já foram carregados e habilita o botão "Gerar dashboard" assim que pelo menos um deles estiver presente — não é necessário carregar as duas bases simultaneamente. As abas que dependem da fonte ausente exibem apenas uma mensagem informando que não há dados carregados.</w:t>
+        <w:t xml:space="preserve"> conta quantos dos dois arquivos já foram carregados e habilita o botão "Gerar dashboard" assim que pelo menos um deles estiver presente — não é necessário carregar as duas bases simultaneamente. As abas que dependem da fonte ausente exibem apenas uma mensagem informando que não há dados carregados.</w:t>
       </w:r>
     </w:p>
     <w:p>
@@ -2719,7 +3009,7 @@
           <w:rFonts w:eastAsia="Times New Roman"/>
           <w:color w:val="000000"/>
         </w:rPr>
-        <w:pict w14:anchorId="3F0791EE">
+        <w:pict w14:anchorId="6D68AA3E">
           <v:rect id="_x0000_i1029" style="width:0;height:1.5pt" o:hralign="center" o:hrstd="t" o:hr="t" fillcolor="#a0a0a0" stroked="f"/>
         </w:pict>
       </w:r>
@@ -2780,7 +3070,6 @@
         <w:rPr>
           <w:color w:val="000000"/>
         </w:rPr>
-        <w:lastRenderedPageBreak/>
         <w:t xml:space="preserve">Primeiro, todas as instâncias ativas do Chart.js são destruídas e o contador de identificadores é zerado, evitando o erro de canvas duplicado ao gerar o dashboard mais de uma vez na mesma sessão. Em seguida, os parsers correspondentes às fontes carregadas são executados — </w:t>
       </w:r>
       <w:r>
@@ -2861,7 +3150,13 @@
         <w:rPr>
           <w:color w:val="000000"/>
         </w:rPr>
-        <w:t xml:space="preserve"> independente, de modo que uma falha de renderização em uma aba não interrompa as demais — o erro, quando ocorre, é registrado apenas no console do navegador.</w:t>
+        <w:t xml:space="preserve"> </w:t>
+      </w:r>
+      <w:r>
+        <w:rPr>
+          <w:color w:val="000000"/>
+        </w:rPr>
+        <w:t>independente, de modo que uma falha de renderização em uma aba não interrompa as demais — o erro, quando ocorre, é registrado apenas no console do navegador.</w:t>
       </w:r>
     </w:p>
     <w:p>
@@ -2893,7 +3188,7 @@
           <w:rFonts w:eastAsia="Times New Roman"/>
           <w:color w:val="000000"/>
         </w:rPr>
-        <w:pict w14:anchorId="20761A60">
+        <w:pict w14:anchorId="6357EED4">
           <v:rect id="_x0000_i1030" style="width:0;height:1.5pt" o:hralign="center" o:hrstd="t" o:hr="t" fillcolor="#a0a0a0" stroked="f"/>
         </w:pict>
       </w:r>
@@ -2981,13 +3276,7 @@
         <w:rPr>
           <w:color w:val="000000"/>
         </w:rPr>
-        <w:t xml:space="preserve"> </w:t>
-      </w:r>
-      <w:r>
-        <w:rPr>
-          <w:color w:val="000000"/>
-        </w:rPr>
-        <w:t>são reconhecidos como a mesma aba.</w:t>
+        <w:t xml:space="preserve"> são reconhecidos como a mesma aba.</w:t>
       </w:r>
     </w:p>
     <w:p>
@@ -3067,13 +3356,7 @@
         <w:rPr>
           <w:color w:val="000000"/>
         </w:rPr>
-        <w:t xml:space="preserve"> </w:t>
-      </w:r>
-      <w:r>
-        <w:rPr>
-          <w:color w:val="000000"/>
-        </w:rPr>
-        <w:t>vazio e exibe um aviso informando que o arquivo carregado não corresponde a um relatório de chamados válido.</w:t>
+        <w:t xml:space="preserve"> vazio e exibe um aviso informando que o arquivo carregado não corresponde a um relatório de chamados válido.</w:t>
       </w:r>
     </w:p>
     <w:p>
@@ -3741,7 +4024,6 @@
                 <w:rStyle w:val="CdigoHTML"/>
                 <w:color w:val="000000"/>
               </w:rPr>
-              <w:lastRenderedPageBreak/>
               <w:t>statusRaw</w:t>
             </w:r>
           </w:p>
@@ -4603,7 +4885,23 @@
                 <w:sz w:val="20"/>
                 <w:szCs w:val="20"/>
               </w:rPr>
-              <w:t>sem coluna alternativa</w:t>
+              <w:t xml:space="preserve">apenas quando </w:t>
+            </w:r>
+            <w:r>
+              <w:rPr>
+                <w:rStyle w:val="CdigoHTML"/>
+                <w:color w:val="000000"/>
+              </w:rPr>
+              <w:t>sc==='done'</w:t>
+            </w:r>
+            <w:r>
+              <w:rPr>
+                <w:rFonts w:eastAsia="Times New Roman"/>
+                <w:color w:val="000000"/>
+                <w:sz w:val="20"/>
+                <w:szCs w:val="20"/>
+              </w:rPr>
+              <w:t xml:space="preserve"> — ver observação abaixo</w:t>
             </w:r>
           </w:p>
         </w:tc>
@@ -4778,13 +5076,93 @@
         <w:rPr>
           <w:color w:val="000000"/>
         </w:rPr>
+        <w:t xml:space="preserve"> são sempre incluídas quando o filtro de período está ativo, por representarem trabalho pendente e não histórico.</w:t>
+      </w:r>
+    </w:p>
+    <w:p>
+      <w:pPr>
+        <w:pStyle w:val="NormalWeb"/>
+        <w:jc w:val="both"/>
+        <w:rPr>
+          <w:color w:val="000000"/>
+        </w:rPr>
+      </w:pPr>
+      <w:r>
+        <w:rPr>
+          <w:color w:val="000000"/>
+        </w:rPr>
+        <w:t xml:space="preserve">A coluna </w:t>
+      </w:r>
+      <w:r>
+        <w:rPr>
+          <w:rStyle w:val="CdigoHTML"/>
+          <w:color w:val="000000"/>
+        </w:rPr>
+        <w:t>DataRealEstimadaConclusaoValidacaoChampion</w:t>
+      </w:r>
+      <w:r>
+        <w:rPr>
+          <w:color w:val="000000"/>
+        </w:rPr>
         <w:t xml:space="preserve"> </w:t>
       </w:r>
       <w:r>
         <w:rPr>
           <w:color w:val="000000"/>
         </w:rPr>
-        <w:t>são sempre incluídas quando o filtro de período está ativo, por representarem trabalho pendente e não histórico.</w:t>
+        <w:t xml:space="preserve">guarda uma data estimada enquanto a melhoria ainda está em desenvolvimento e só passa a representar a data real depois que o champion valida a conclusão. Por isso o parser só preenche </w:t>
+      </w:r>
+      <w:r>
+        <w:rPr>
+          <w:rStyle w:val="CdigoHTML"/>
+          <w:color w:val="000000"/>
+        </w:rPr>
+        <w:t>dtFim</w:t>
+      </w:r>
+      <w:r>
+        <w:rPr>
+          <w:color w:val="000000"/>
+        </w:rPr>
+        <w:t xml:space="preserve"> quando o item já está com status concluído (</w:t>
+      </w:r>
+      <w:r>
+        <w:rPr>
+          <w:rStyle w:val="CdigoHTML"/>
+          <w:color w:val="000000"/>
+        </w:rPr>
+        <w:t>sc==='done')</w:t>
+      </w:r>
+      <w:r>
+        <w:rPr>
+          <w:color w:val="000000"/>
+        </w:rPr>
+        <w:t xml:space="preserve">; para os demais status, </w:t>
+      </w:r>
+      <w:r>
+        <w:rPr>
+          <w:rStyle w:val="CdigoHTML"/>
+          <w:color w:val="000000"/>
+        </w:rPr>
+        <w:t>dtFim</w:t>
+      </w:r>
+      <w:r>
+        <w:rPr>
+          <w:color w:val="000000"/>
+        </w:rPr>
+        <w:t xml:space="preserve"> fica </w:t>
+      </w:r>
+      <w:r>
+        <w:rPr>
+          <w:rStyle w:val="CdigoHTML"/>
+          <w:color w:val="000000"/>
+        </w:rPr>
+        <w:t>null</w:t>
+      </w:r>
+      <w:r>
+        <w:rPr>
+          <w:color w:val="000000"/>
+        </w:rPr>
+        <w:t>, evitando que uma estimativa ainda não confirmada seja tratada como data de conclusão real pelo filtro de período (ver seção 7).</w:t>
       </w:r>
     </w:p>
     <w:p>
@@ -5366,7 +5744,6 @@
                 <w:rStyle w:val="CdigoHTML"/>
                 <w:color w:val="000000"/>
               </w:rPr>
-              <w:lastRenderedPageBreak/>
               <w:t>statusRaw</w:t>
             </w:r>
             <w:r>
@@ -8412,7 +8789,7 @@
           <w:rFonts w:eastAsia="Times New Roman"/>
           <w:color w:val="000000"/>
         </w:rPr>
-        <w:pict w14:anchorId="6DDE9037">
+        <w:pict w14:anchorId="3F7220D8">
           <v:rect id="_x0000_i1031" style="width:0;height:1.5pt" o:hralign="center" o:hrstd="t" o:hr="t" fillcolor="#a0a0a0" stroked="f"/>
         </w:pict>
       </w:r>
@@ -9373,7 +9750,7 @@
           <w:rFonts w:eastAsia="Times New Roman"/>
           <w:color w:val="000000"/>
         </w:rPr>
-        <w:pict w14:anchorId="0E4F88CB">
+        <w:pict w14:anchorId="1862D28B">
           <v:rect id="_x0000_i1032" style="width:0;height:1.5pt" o:hralign="center" o:hrstd="t" o:hr="t" fillcolor="#a0a0a0" stroked="f"/>
         </w:pict>
       </w:r>
@@ -9503,8 +9880,8 @@
         <w:tblLook w:val="04A0" w:firstRow="1" w:lastRow="0" w:firstColumn="1" w:lastColumn="0" w:noHBand="0" w:noVBand="1"/>
       </w:tblPr>
       <w:tblGrid>
-        <w:gridCol w:w="2938"/>
-        <w:gridCol w:w="6117"/>
+        <w:gridCol w:w="1538"/>
+        <w:gridCol w:w="7517"/>
       </w:tblGrid>
       <w:tr>
         <w:tc>
@@ -9692,6 +10069,40 @@
               </w:rPr>
               <w:t>dtFim</w:t>
             </w:r>
+            <w:r>
+              <w:rPr>
+                <w:rFonts w:eastAsia="Times New Roman"/>
+                <w:color w:val="000000"/>
+                <w:sz w:val="20"/>
+                <w:szCs w:val="20"/>
+              </w:rPr>
+              <w:t xml:space="preserve"> (só enquanto em andamento; concluídas usam </w:t>
+            </w:r>
+            <w:r>
+              <w:rPr>
+                <w:rStyle w:val="CdigoHTML"/>
+                <w:color w:val="000000"/>
+              </w:rPr>
+              <w:t>dtFim</w:t>
+            </w:r>
+            <w:r>
+              <w:rPr>
+                <w:rFonts w:eastAsia="Times New Roman"/>
+                <w:color w:val="000000"/>
+                <w:sz w:val="20"/>
+                <w:szCs w:val="20"/>
+              </w:rPr>
+              <w:t xml:space="preserve"> </w:t>
+            </w:r>
+            <w:r>
+              <w:rPr>
+                <w:rFonts w:eastAsia="Times New Roman"/>
+                <w:color w:val="000000"/>
+                <w:sz w:val="20"/>
+                <w:szCs w:val="20"/>
+              </w:rPr>
+              <w:t>como data única — ver abaixo)</w:t>
+            </w:r>
           </w:p>
         </w:tc>
       </w:tr>
@@ -9878,6 +10289,15 @@
               </w:rPr>
               <w:t>dtFim</w:t>
             </w:r>
+            <w:r>
+              <w:rPr>
+                <w:rFonts w:eastAsia="Times New Roman"/>
+                <w:color w:val="000000"/>
+                <w:sz w:val="20"/>
+                <w:szCs w:val="20"/>
+              </w:rPr>
+              <w:t xml:space="preserve"> (mesma regra de itens concluídos que Melhorias)</w:t>
+            </w:r>
           </w:p>
         </w:tc>
       </w:tr>
@@ -10109,7 +10529,65 @@
         <w:rPr>
           <w:color w:val="000000"/>
         </w:rPr>
-        <w:t xml:space="preserve"> aplica a regra apropriada a cada item de um array e retorna dois valores: os itens que passaram no filtro e a quantidade dos que ficaram de fora por ausência de data — essa contagem é sempre exibida na interface, nunca ocultada.</w:t>
+        <w:t xml:space="preserve"> decide qual das duas regras aplicar a cada item de um array: itens ainda em andamento usam o intervalo completo (</w:t>
+      </w:r>
+      <w:r>
+        <w:rPr>
+          <w:rStyle w:val="CdigoHTML"/>
+          <w:color w:val="000000"/>
+        </w:rPr>
+        <w:t>ativoNoIntervalo</w:t>
+      </w:r>
+      <w:r>
+        <w:rPr>
+          <w:color w:val="000000"/>
+        </w:rPr>
+        <w:t>), porque faz sentido considerá-los "ativos" durante todo o desenvolvimento; itens já concluídos (</w:t>
+      </w:r>
+      <w:r>
+        <w:rPr>
+          <w:rStyle w:val="CdigoHTML"/>
+          <w:color w:val="000000"/>
+        </w:rPr>
+        <w:t>sc==='done'</w:t>
+      </w:r>
+      <w:r>
+        <w:rPr>
+          <w:color w:val="000000"/>
+        </w:rPr>
+        <w:t xml:space="preserve">) usam apenas </w:t>
+      </w:r>
+      <w:r>
+        <w:rPr>
+          <w:rStyle w:val="CdigoHTML"/>
+          <w:color w:val="000000"/>
+        </w:rPr>
+        <w:t>dtFim</w:t>
+      </w:r>
+      <w:r>
+        <w:rPr>
+          <w:color w:val="000000"/>
+        </w:rPr>
+        <w:t xml:space="preserve"> </w:t>
+      </w:r>
+      <w:r>
+        <w:rPr>
+          <w:color w:val="000000"/>
+        </w:rPr>
+        <w:t xml:space="preserve">como data única, via </w:t>
+      </w:r>
+      <w:r>
+        <w:rPr>
+          <w:rStyle w:val="CdigoHTML"/>
+          <w:color w:val="000000"/>
+        </w:rPr>
+        <w:t>dataNoIntervalo</w:t>
+      </w:r>
+      <w:r>
+        <w:rPr>
+          <w:color w:val="000000"/>
+        </w:rPr>
+        <w:t>, porque uma vez concluído o item tem uma data de conclusão real e fixa, e o que importa é se essa conclusão caiu dentro do período — não se o desenvolvimento, em algum momento, tocou o período. Essa distinção evita que um item concluído bem depois do período apareça como "concluído no período" só porque estava em desenvolvimento durante ele.</w:t>
       </w:r>
     </w:p>
     <w:p>
@@ -10122,9 +10600,22 @@
       </w:pPr>
       <w:r>
         <w:rPr>
-          <w:color w:val="000000"/>
-        </w:rPr>
-        <w:t>Em nenhuma circunstância um item sem data recebe uma data aproximada ou padrão: ele simplesmente fica fora do recorte enquanto o filtro estiver ativo.</w:t>
+          <w:rStyle w:val="CdigoHTML"/>
+          <w:color w:val="000000"/>
+        </w:rPr>
+        <w:t>filtrarPorPeriodo</w:t>
+      </w:r>
+      <w:r>
+        <w:rPr>
+          <w:color w:val="000000"/>
+        </w:rPr>
+        <w:t xml:space="preserve"> </w:t>
+      </w:r>
+      <w:r>
+        <w:rPr>
+          <w:color w:val="000000"/>
+        </w:rPr>
+        <w:t>retorna dois valores: os itens que passaram no filtro e a quantidade dos que ficaram de fora por ausência de data — essa contagem é sempre exibida na interface, nunca ocultada. Em nenhuma circunstância um item sem data recebe uma data aproximada ou padrão: ele simplesmente fica fora do recorte enquanto o filtro estiver ativo.</w:t>
       </w:r>
     </w:p>
     <w:p>
@@ -10141,7 +10632,7 @@
           <w:rFonts w:eastAsia="Times New Roman"/>
           <w:color w:val="000000"/>
         </w:rPr>
-        <w:pict w14:anchorId="1C3F7C23">
+        <w:pict w14:anchorId="2233CA55">
           <v:rect id="_x0000_i1033" style="width:0;height:1.5pt" o:hralign="center" o:hrstd="t" o:hr="t" fillcolor="#a0a0a0" stroked="f"/>
         </w:pict>
       </w:r>
@@ -10692,7 +11183,7 @@
           <w:rFonts w:eastAsia="Times New Roman"/>
           <w:color w:val="000000"/>
         </w:rPr>
-        <w:pict w14:anchorId="4A89FA85">
+        <w:pict w14:anchorId="37E5DC52">
           <v:rect id="_x0000_i1034" style="width:0;height:1.5pt" o:hralign="center" o:hrstd="t" o:hr="t" fillcolor="#a0a0a0" stroked="f"/>
         </w:pict>
       </w:r>
@@ -10738,7 +11229,13 @@
         <w:rPr>
           <w:color w:val="000000"/>
         </w:rPr>
-        <w:t xml:space="preserve"> alterna a classe ativa entre o item de menu selecionado e a seção de página correspondente, ocultando as demais. Ao entrar em uma aba, os números dos indicadores visíveis são reanimados do zero até o valor final — efeito puramente visual, sem novo cálculo.</w:t>
+        <w:t xml:space="preserve"> </w:t>
+      </w:r>
+      <w:r>
+        <w:rPr>
+          <w:color w:val="000000"/>
+        </w:rPr>
+        <w:t>alterna a classe ativa entre o item de menu selecionado e a seção de página correspondente, ocultando as demais. Ao entrar em uma aba, os números dos indicadores visíveis são reanimados do zero até o valor final — efeito puramente visual, sem novo cálculo.</w:t>
       </w:r>
     </w:p>
     <w:p>
@@ -10779,7 +11276,13 @@
         <w:rPr>
           <w:color w:val="000000"/>
         </w:rPr>
-        <w:t xml:space="preserve"> conforme cada aba é construída.</w:t>
+        <w:t xml:space="preserve"> </w:t>
+      </w:r>
+      <w:r>
+        <w:rPr>
+          <w:color w:val="000000"/>
+        </w:rPr>
+        <w:t>conforme cada aba é construída.</w:t>
       </w:r>
     </w:p>
     <w:p>
@@ -10796,7 +11299,7 @@
           <w:rFonts w:eastAsia="Times New Roman"/>
           <w:color w:val="000000"/>
         </w:rPr>
-        <w:pict w14:anchorId="2A5C95D0">
+        <w:pict w14:anchorId="08420D89">
           <v:rect id="_x0000_i1035" style="width:0;height:1.5pt" o:hralign="center" o:hrstd="t" o:hr="t" fillcolor="#a0a0a0" stroked="f"/>
         </w:pict>
       </w:r>
@@ -10928,7 +11431,7 @@
           <w:rFonts w:eastAsia="Times New Roman"/>
           <w:color w:val="000000"/>
         </w:rPr>
-        <w:pict w14:anchorId="3CEC09B4">
+        <w:pict w14:anchorId="690DE8C7">
           <v:rect id="_x0000_i1036" style="width:0;height:1.5pt" o:hralign="center" o:hrstd="t" o:hr="t" fillcolor="#a0a0a0" stroked="f"/>
         </w:pict>
       </w:r>
@@ -11040,7 +11543,7 @@
           <w:rFonts w:eastAsia="Times New Roman"/>
           <w:color w:val="000000"/>
         </w:rPr>
-        <w:pict w14:anchorId="463D209F">
+        <w:pict w14:anchorId="55A81A58">
           <v:rect id="_x0000_i1037" style="width:0;height:1.5pt" o:hralign="center" o:hrstd="t" o:hr="t" fillcolor="#a0a0a0" stroked="f"/>
         </w:pict>
       </w:r>
@@ -11139,7 +11642,7 @@
           <w:rFonts w:eastAsia="Times New Roman"/>
           <w:color w:val="000000"/>
         </w:rPr>
-        <w:pict w14:anchorId="3219529F">
+        <w:pict w14:anchorId="2D078C12">
           <v:rect id="_x0000_i1038" style="width:0;height:1.5pt" o:hralign="center" o:hrstd="t" o:hr="t" fillcolor="#a0a0a0" stroked="f"/>
         </w:pict>
       </w:r>
@@ -11310,7 +11813,7 @@
           <w:rFonts w:eastAsia="Times New Roman"/>
           <w:color w:val="000000"/>
         </w:rPr>
-        <w:pict w14:anchorId="108375F5">
+        <w:pict w14:anchorId="159549CF">
           <v:rect id="_x0000_i1039" style="width:0;height:1.5pt" o:hralign="center" o:hrstd="t" o:hr="t" fillcolor="#a0a0a0" stroked="f"/>
         </w:pict>
       </w:r>
@@ -11394,7 +11897,7 @@
           <w:rFonts w:eastAsia="Times New Roman"/>
           <w:color w:val="000000"/>
         </w:rPr>
-        <w:pict w14:anchorId="1E50E377">
+        <w:pict w14:anchorId="1B3D57AD">
           <v:rect id="_x0000_i1040" style="width:0;height:1.5pt" o:hralign="center" o:hrstd="t" o:hr="t" fillcolor="#a0a0a0" stroked="f"/>
         </w:pict>
       </w:r>
@@ -11528,7 +12031,7 @@
           <w:rFonts w:eastAsia="Times New Roman"/>
           <w:color w:val="000000"/>
         </w:rPr>
-        <w:pict w14:anchorId="20330D32">
+        <w:pict w14:anchorId="1B595AA5">
           <v:rect id="_x0000_i1041" style="width:0;height:1.5pt" o:hralign="center" o:hrstd="t" o:hr="t" fillcolor="#a0a0a0" stroked="f"/>
         </w:pict>
       </w:r>
@@ -11561,13 +12064,7 @@
         <w:rPr>
           <w:color w:val="000000"/>
         </w:rPr>
-        <w:t>O botão "Gera</w:t>
-      </w:r>
-      <w:r>
-        <w:rPr>
-          <w:color w:val="000000"/>
-        </w:rPr>
-        <w:t>r análise", presente em todas as abas, não envolve inteligência artificial ou modelo de linguagem: aciona um conjunto de regras determinísticas, escritas manualmente, que transformam os números do recorte atual em frases descritivas. Cada observação recebe uma classificação — positiva, negativa, alerta ou neutra — que define a cor e o ícone exibidos.</w:t>
+        <w:t>O botão "Gerar análise", presente em todas as abas, não envolve inteligência artificial ou modelo de linguagem: aciona um conjunto de regras determinísticas, escritas manualmente, que transformam os números do recorte atual em frases descritivas. Cada observação recebe uma classificação — positiva, negativa, alerta ou neutra — que define a cor e o ícone exibidos.</w:t>
       </w:r>
     </w:p>
     <w:p>
@@ -12186,7 +12683,7 @@
           <w:rFonts w:eastAsia="Times New Roman"/>
           <w:color w:val="000000"/>
         </w:rPr>
-        <w:pict w14:anchorId="618DFD25">
+        <w:pict w14:anchorId="4DF73AC4">
           <v:rect id="_x0000_i1042" style="width:0;height:1.5pt" o:hralign="center" o:hrstd="t" o:hr="t" fillcolor="#a0a0a0" stroked="f"/>
         </w:pict>
       </w:r>
@@ -12289,7 +12786,7 @@
           <w:rFonts w:eastAsia="Times New Roman"/>
           <w:color w:val="000000"/>
         </w:rPr>
-        <w:pict w14:anchorId="1F35674F">
+        <w:pict w14:anchorId="20964E57">
           <v:rect id="_x0000_i1043" style="width:0;height:1.5pt" o:hralign="center" o:hrstd="t" o:hr="t" fillcolor="#a0a0a0" stroked="f"/>
         </w:pict>
       </w:r>
@@ -12352,7 +12849,7 @@
           <w:rFonts w:eastAsia="Times New Roman"/>
           <w:color w:val="000000"/>
         </w:rPr>
-        <w:pict w14:anchorId="5EC906A2">
+        <w:pict w14:anchorId="414830FA">
           <v:rect id="_x0000_i1044" style="width:0;height:1.5pt" o:hralign="center" o:hrstd="t" o:hr="t" fillcolor="#a0a0a0" stroked="f"/>
         </w:pict>
       </w:r>
@@ -12434,7 +12931,7 @@
           <w:rFonts w:eastAsia="Times New Roman"/>
           <w:color w:val="000000"/>
         </w:rPr>
-        <w:pict w14:anchorId="611052E3">
+        <w:pict w14:anchorId="098BCAB4">
           <v:rect id="_x0000_i1045" style="width:0;height:1.5pt" o:hralign="center" o:hrstd="t" o:hr="t" fillcolor="#a0a0a0" stroked="f"/>
         </w:pict>
       </w:r>
@@ -12518,7 +13015,7 @@
           <w:rFonts w:eastAsia="Times New Roman"/>
           <w:color w:val="000000"/>
         </w:rPr>
-        <w:pict w14:anchorId="4A48A6BB">
+        <w:pict w14:anchorId="52EC13BC">
           <v:rect id="_x0000_i1046" style="width:0;height:1.5pt" o:hralign="center" o:hrstd="t" o:hr="t" fillcolor="#a0a0a0" stroked="f"/>
         </w:pict>
       </w:r>
@@ -16063,9 +16560,9 @@
 <file path=word/numbering.xml><?xml version="1.0" encoding="utf-8"?>
 <w:numbering xmlns:wpc="http://schemas.microsoft.com/office/word/2010/wordprocessingCanvas" xmlns:cx="http://schemas.microsoft.com/office/drawing/2014/chartex" xmlns:cx1="http://schemas.microsoft.com/office/drawing/2015/9/8/chartex" xmlns:cx2="http://schemas.microsoft.com/office/drawing/2015/10/21/chartex" xmlns:cx3="http://schemas.microsoft.com/office/drawing/2016/5/9/chartex" xmlns:cx4="http://schemas.microsoft.com/office/drawing/2016/5/10/chartex" xmlns:cx5="http://schemas.microsoft.com/office/drawing/2016/5/11/chartex" xmlns:cx6="http://schemas.microsoft.com/office/drawing/2016/5/12/chartex" xmlns:cx7="http://schemas.microsoft.com/office/drawing/2016/5/13/chartex" xmlns:cx8="http://schemas.microsoft.com/office/drawing/2016/5/14/chartex" xmlns:mc="http://schemas.openxmlformats.org/markup-compatibility/2006" xmlns:aink="http://schemas.microsoft.com/office/drawing/2016/ink" xmlns:am3d="http://schemas.microsoft.com/office/drawing/2017/model3d" xmlns:o="urn:schemas-microsoft-com:office:office" xmlns:oel="http://schemas.microsoft.com/office/2019/extlst" xmlns:r="http://schemas.openxmlformats.org/officeDocument/2006/relationships" xmlns:m="http://schemas.openxmlformats.org/officeDocument/2006/math" xmlns:v="urn:schemas-microsoft-com:vml" xmlns:wp14="http://schemas.microsoft.com/office/word/2010/wordprocessingDrawing" xmlns:wp="http://schemas.openxmlformats.org/drawingml/2006/wordprocessingDrawing" xmlns:w10="urn:schemas-microsoft-com:office:word" xmlns:w="http://schemas.openxmlformats.org/wordprocessingml/2006/main" xmlns:w14="http://schemas.microsoft.com/office/word/2010/wordml" xmlns:w15="http://schemas.microsoft.com/office/word/2012/wordml" xmlns:w16cex="http://schemas.microsoft.com/office/word/2018/wordml/cex" xmlns:w16cid="http://schemas.microsoft.com/office/word/2016/wordml/cid" xmlns:w16="http://schemas.microsoft.com/office/word/2018/wordml" xmlns:w16du="http://schemas.microsoft.com/office/word/2023/wordml/word16du" xmlns:w16sdtdh="http://schemas.microsoft.com/office/word/2020/wordml/sdtdatahash" xmlns:w16sdtfl="http://schemas.microsoft.com/office/word/2024/wordml/sdtformatlock" xmlns:w16se="http://schemas.microsoft.com/office/word/2015/wordml/symex" xmlns:wpg="http://schemas.microsoft.com/office/word/2010/wordprocessingGroup" xmlns:wpi="http://schemas.microsoft.com/office/word/2010/wordprocessingInk" xmlns:wne="http://schemas.microsoft.com/office/word/2006/wordml" xmlns:wps="http://schemas.microsoft.com/office/word/2010/wordprocessingShape" mc:Ignorable="w14 w15 w16se w16cid w16 w16cex w16sdtdh w16sdtfl w16du wp14">
   <w:abstractNum w:abstractNumId="0" w15:restartNumberingAfterBreak="0">
-    <w:nsid w:val="49C8499E"/>
+    <w:nsid w:val="5CB42F42"/>
     <w:multiLevelType w:val="multilevel"/>
-    <w:tmpl w:val="EB465F0A"/>
+    <w:tmpl w:val="402C27FE"/>
     <w:lvl w:ilvl="0">
       <w:start w:val="1"/>
       <w:numFmt w:val="decimal"/>
@@ -16175,7 +16672,7 @@
       </w:pPr>
     </w:lvl>
   </w:abstractNum>
-  <w:num w:numId="1" w16cid:durableId="1203832441">
+  <w:num w:numId="1" w16cid:durableId="1618634430">
     <w:abstractNumId w:val="0"/>
   </w:num>
 </w:numbering>
@@ -16893,7 +17390,7 @@
     <w:link w:val="CabealhoChar"/>
     <w:uiPriority w:val="99"/>
     <w:unhideWhenUsed/>
-    <w:rsid w:val="0068507D"/>
+    <w:rsid w:val="00377833"/>
     <w:pPr>
       <w:tabs>
         <w:tab w:val="center" w:pos="4252"/>
@@ -16906,7 +17403,7 @@
     <w:basedOn w:val="Fontepargpadro"/>
     <w:link w:val="Cabealho"/>
     <w:uiPriority w:val="99"/>
-    <w:rsid w:val="0068507D"/>
+    <w:rsid w:val="00377833"/>
     <w:rPr>
       <w:rFonts w:eastAsiaTheme="minorEastAsia"/>
       <w:sz w:val="24"/>
@@ -16919,7 +17416,7 @@
     <w:link w:val="RodapChar"/>
     <w:uiPriority w:val="99"/>
     <w:unhideWhenUsed/>
-    <w:rsid w:val="0068507D"/>
+    <w:rsid w:val="00377833"/>
     <w:pPr>
       <w:tabs>
         <w:tab w:val="center" w:pos="4252"/>
@@ -16932,7 +17429,7 @@
     <w:basedOn w:val="Fontepargpadro"/>
     <w:link w:val="Rodap"/>
     <w:uiPriority w:val="99"/>
-    <w:rsid w:val="0068507D"/>
+    <w:rsid w:val="00377833"/>
     <w:rPr>
       <w:rFonts w:eastAsiaTheme="minorEastAsia"/>
       <w:sz w:val="24"/>
@@ -16945,7 +17442,7 @@
     <w:uiPriority w:val="99"/>
     <w:semiHidden/>
     <w:unhideWhenUsed/>
-    <w:rsid w:val="0068507D"/>
+    <w:rsid w:val="00377833"/>
   </w:style>
 </w:styles>
 </file>

--- a/DOCUMENTACAO_TECNICA.docx
+++ b/DOCUMENTACAO_TECNICA.docx
@@ -163,7 +163,7 @@
           <w:rFonts w:eastAsia="Times New Roman"/>
           <w:color w:val="000000"/>
         </w:rPr>
-        <w:pict w14:anchorId="1D146EDD">
+        <w:pict w14:anchorId="40CE8363">
           <v:rect id="_x0000_i1025" style="width:0;height:1.5pt" o:hralign="center" o:hrstd="t" o:hr="t" fillcolor="#a0a0a0" stroked="f"/>
         </w:pict>
       </w:r>
@@ -653,7 +653,7 @@
           <w:rFonts w:eastAsia="Times New Roman"/>
           <w:color w:val="000000"/>
         </w:rPr>
-        <w:pict w14:anchorId="33EDD387">
+        <w:pict w14:anchorId="4D933A37">
           <v:rect id="_x0000_i1026" style="width:0;height:1.5pt" o:hralign="center" o:hrstd="t" o:hr="t" fillcolor="#a0a0a0" stroked="f"/>
         </w:pict>
       </w:r>
@@ -734,7 +734,7 @@
           <w:rStyle w:val="CdigoHTML"/>
           <w:color w:val="000000"/>
         </w:rPr>
-        <w:t>App.P.*</w:t>
+        <w:t>App.dadosGovernanca.*</w:t>
       </w:r>
       <w:r>
         <w:rPr>
@@ -747,7 +747,7 @@
           <w:rStyle w:val="CdigoHTML"/>
           <w:color w:val="000000"/>
         </w:rPr>
-        <w:t>App.R</w:t>
+        <w:t>App.chamadosRPA</w:t>
       </w:r>
       <w:r>
         <w:rPr>
@@ -760,20 +760,13 @@
           <w:rStyle w:val="CdigoHTML"/>
           <w:color w:val="000000"/>
         </w:rPr>
-        <w:t>App.B</w:t>
-      </w:r>
-      <w:r>
-        <w:rPr>
-          <w:color w:val="000000"/>
-        </w:rPr>
-        <w:t xml:space="preserve">; cada função de construção de aba lê esses arrays, aplica o filtro de período ativo e monta </w:t>
-      </w:r>
-      <w:r>
-        <w:rPr>
-          <w:color w:val="000000"/>
-        </w:rPr>
-        <w:lastRenderedPageBreak/>
-        <w:t xml:space="preserve">o HTML correspondente; por fim, o Chart.js desenha os gráficos dentro dos elementos </w:t>
+        <w:t>App.bots</w:t>
+      </w:r>
+      <w:r>
+        <w:rPr>
+          <w:color w:val="000000"/>
+        </w:rPr>
+        <w:t xml:space="preserve">; cada função de construção de aba lê esses arrays, aplica o filtro de período ativo e monta o HTML correspondente; por fim, o Chart.js desenha os gráficos dentro dos elementos </w:t>
       </w:r>
       <w:r>
         <w:rPr>
@@ -1341,28 +1334,28 @@
           <w:rFonts w:eastAsia="Times New Roman"/>
           <w:color w:val="000000"/>
         </w:rPr>
-        <w:t xml:space="preserve">1.1 Por que existem dois códigos-fonte: </w:t>
+        <w:t xml:space="preserve">1.1 Relação entre </w:t>
       </w:r>
       <w:r>
         <w:rPr>
           <w:rStyle w:val="CdigoHTML"/>
           <w:color w:val="000000"/>
         </w:rPr>
+        <w:t>src/</w:t>
+      </w:r>
+      <w:r>
+        <w:rPr>
+          <w:rFonts w:eastAsia="Times New Roman"/>
+          <w:color w:val="000000"/>
+        </w:rPr>
+        <w:t xml:space="preserve"> e </w:t>
+      </w:r>
+      <w:r>
+        <w:rPr>
+          <w:rStyle w:val="CdigoHTML"/>
+          <w:color w:val="000000"/>
+        </w:rPr>
         <w:t>app.js</w:t>
-      </w:r>
-      <w:r>
-        <w:rPr>
-          <w:rFonts w:eastAsia="Times New Roman"/>
-          <w:color w:val="000000"/>
-        </w:rPr>
-        <w:t xml:space="preserve"> e </w:t>
-      </w:r>
-      <w:r>
-        <w:rPr>
-          <w:rStyle w:val="CdigoHTML"/>
-          <w:color w:val="000000"/>
-        </w:rPr>
-        <w:t>src/</w:t>
       </w:r>
     </w:p>
     <w:p>
@@ -1375,48 +1368,48 @@
       </w:pPr>
       <w:r>
         <w:rPr>
-          <w:color w:val="000000"/>
-        </w:rPr>
-        <w:t xml:space="preserve">O </w:t>
-      </w:r>
-      <w:r>
-        <w:rPr>
           <w:rStyle w:val="CdigoHTML"/>
           <w:color w:val="000000"/>
         </w:rPr>
-        <w:t>index.html</w:t>
-      </w:r>
-      <w:r>
-        <w:rPr>
-          <w:color w:val="000000"/>
-        </w:rPr>
-        <w:t xml:space="preserve"> carrega um único arquivo de script — </w:t>
+        <w:t>src/</w:t>
+      </w:r>
+      <w:r>
+        <w:rPr>
+          <w:color w:val="000000"/>
+        </w:rPr>
+        <w:t xml:space="preserve"> </w:t>
+      </w:r>
+      <w:r>
+        <w:rPr>
+          <w:color w:val="000000"/>
+        </w:rPr>
+        <w:t xml:space="preserve">é a única fonte da verdade do código. É lá que toda alteração de lógica deve ser feita — os cerca de vinte módulos menores, cada um com suas próprias declarações </w:t>
       </w:r>
       <w:r>
         <w:rPr>
           <w:rStyle w:val="CdigoHTML"/>
           <w:color w:val="000000"/>
         </w:rPr>
-        <w:t>&lt;script src="app.js"&gt;</w:t>
-      </w:r>
-      <w:r>
-        <w:rPr>
-          <w:color w:val="000000"/>
-        </w:rPr>
-        <w:t xml:space="preserve">, sem </w:t>
+        <w:t>import</w:t>
+      </w:r>
+      <w:r>
+        <w:rPr>
+          <w:color w:val="000000"/>
+        </w:rPr>
+        <w:t>/</w:t>
       </w:r>
       <w:r>
         <w:rPr>
           <w:rStyle w:val="CdigoHTML"/>
           <w:color w:val="000000"/>
         </w:rPr>
-        <w:t>type="module"</w:t>
-      </w:r>
-      <w:r>
-        <w:rPr>
-          <w:color w:val="000000"/>
-        </w:rPr>
-        <w:t xml:space="preserve"> e sem nenhum passo de build por trás. É esse arquivo, e só ele, que o navegador executa; qualquer alteração que não seja feita nele não tem efeito nenhum no site publicado.</w:t>
+        <w:t>export</w:t>
+      </w:r>
+      <w:r>
+        <w:rPr>
+          <w:color w:val="000000"/>
+        </w:rPr>
+        <w:t>, documentados ao longo deste texto.</w:t>
       </w:r>
     </w:p>
     <w:p>
@@ -1429,48 +1422,68 @@
       </w:pPr>
       <w:r>
         <w:rPr>
-          <w:color w:val="000000"/>
-        </w:rPr>
-        <w:t xml:space="preserve">A pasta </w:t>
-      </w:r>
-      <w:r>
-        <w:rPr>
           <w:rStyle w:val="CdigoHTML"/>
           <w:color w:val="000000"/>
         </w:rPr>
-        <w:t>src/</w:t>
-      </w:r>
-      <w:r>
-        <w:rPr>
-          <w:color w:val="000000"/>
-        </w:rPr>
-        <w:t xml:space="preserve"> contém a mesma lógica reescrita em cerca de vinte módulos menores, cada um com suas próprias declarações </w:t>
+        <w:t>app.js</w:t>
+      </w:r>
+      <w:r>
+        <w:rPr>
+          <w:color w:val="000000"/>
+        </w:rPr>
+        <w:t xml:space="preserve"> é o artefato de build: o arquivo único, gerado a partir de </w:t>
       </w:r>
       <w:r>
         <w:rPr>
           <w:rStyle w:val="CdigoHTML"/>
           <w:color w:val="000000"/>
         </w:rPr>
-        <w:t>import</w:t>
-      </w:r>
-      <w:r>
-        <w:rPr>
-          <w:color w:val="000000"/>
-        </w:rPr>
-        <w:t>/</w:t>
+        <w:t>src/main.js</w:t>
+      </w:r>
+      <w:r>
+        <w:rPr>
+          <w:color w:val="000000"/>
+        </w:rPr>
+        <w:t xml:space="preserve"> e seus imports, que o </w:t>
       </w:r>
       <w:r>
         <w:rPr>
           <w:rStyle w:val="CdigoHTML"/>
           <w:color w:val="000000"/>
         </w:rPr>
-        <w:t>export</w:t>
-      </w:r>
-      <w:r>
-        <w:rPr>
-          <w:color w:val="000000"/>
-        </w:rPr>
-        <w:t>. Ela existe apenas como material de referência para leitura e manutenção futura — não é carregada pelo navegador e não é compilada em momento algum.</w:t>
+        <w:t>index.html</w:t>
+      </w:r>
+      <w:r>
+        <w:rPr>
+          <w:color w:val="000000"/>
+        </w:rPr>
+        <w:t xml:space="preserve"> efetivamente carrega (</w:t>
+      </w:r>
+      <w:r>
+        <w:rPr>
+          <w:rStyle w:val="CdigoHTML"/>
+          <w:color w:val="000000"/>
+        </w:rPr>
+        <w:t>&lt;script src="app.js"&gt;</w:t>
+      </w:r>
+      <w:r>
+        <w:rPr>
+          <w:color w:val="000000"/>
+        </w:rPr>
+        <w:t xml:space="preserve">). Ele nunca é editado à mão e não é versionado no git (está listado em </w:t>
+      </w:r>
+      <w:r>
+        <w:rPr>
+          <w:rStyle w:val="CdigoHTML"/>
+          <w:color w:val="000000"/>
+        </w:rPr>
+        <w:t>.gitignore</w:t>
+      </w:r>
+      <w:r>
+        <w:rPr>
+          <w:color w:val="000000"/>
+        </w:rPr>
+        <w:t>) — existe apenas como saída de um comando de build.</w:t>
       </w:r>
     </w:p>
     <w:p>
@@ -1485,27 +1498,79 @@
         <w:rPr>
           <w:color w:val="000000"/>
         </w:rPr>
-        <w:t xml:space="preserve">A razão de manter as duas versões é uma restrição do ambiente: transformar os módulos de </w:t>
+        <w:t xml:space="preserve">A geração acontece no deploy, não nesta máquina. O </w:t>
       </w:r>
       <w:r>
         <w:rPr>
           <w:rStyle w:val="CdigoHTML"/>
           <w:color w:val="000000"/>
         </w:rPr>
-        <w:t>src/</w:t>
-      </w:r>
-      <w:r>
-        <w:rPr>
-          <w:color w:val="000000"/>
-        </w:rPr>
-        <w:t xml:space="preserve"> num único arquivo executável exigiria um empacotador (esbuild, webpack, vite ou similar), e todos eles dependem de Node.js — que não está instalado nesta máquina e cuja instalação não é permitida neste computador corporativo. Sem essa ferramenta, o conteúdo de </w:t>
+        <w:t>vercel.json</w:t>
+      </w:r>
+      <w:r>
+        <w:rPr>
+          <w:color w:val="000000"/>
+        </w:rPr>
+        <w:t xml:space="preserve"> define </w:t>
       </w:r>
       <w:r>
         <w:rPr>
           <w:rStyle w:val="CdigoHTML"/>
           <w:color w:val="000000"/>
         </w:rPr>
-        <w:t>src/</w:t>
+        <w:t>buildCommand: "npm install &amp;&amp; npm run build &amp;&amp; rm -rf node_modules"</w:t>
+      </w:r>
+      <w:r>
+        <w:rPr>
+          <w:color w:val="000000"/>
+        </w:rPr>
+        <w:t xml:space="preserve">: a cada push para o repositório, o Vercel instala o </w:t>
+      </w:r>
+      <w:r>
+        <w:rPr>
+          <w:rStyle w:val="CdigoHTML"/>
+          <w:color w:val="000000"/>
+        </w:rPr>
+        <w:t>esbuild</w:t>
+      </w:r>
+      <w:r>
+        <w:rPr>
+          <w:color w:val="000000"/>
+        </w:rPr>
+        <w:t xml:space="preserve"> (dependência de desenvolvimento listada em </w:t>
+      </w:r>
+      <w:r>
+        <w:rPr>
+          <w:rStyle w:val="CdigoHTML"/>
+          <w:color w:val="000000"/>
+        </w:rPr>
+        <w:t>package.json</w:t>
+      </w:r>
+      <w:r>
+        <w:rPr>
+          <w:color w:val="000000"/>
+        </w:rPr>
+        <w:t xml:space="preserve">), executa </w:t>
+      </w:r>
+      <w:r>
+        <w:rPr>
+          <w:rStyle w:val="CdigoHTML"/>
+          <w:color w:val="000000"/>
+        </w:rPr>
+        <w:t>esbuild src/main.js --bundle --format=iife --outfile=app.js</w:t>
+      </w:r>
+      <w:r>
+        <w:rPr>
+          <w:color w:val="000000"/>
+        </w:rPr>
+        <w:t xml:space="preserve">, e remove o </w:t>
+      </w:r>
+      <w:r>
+        <w:rPr>
+          <w:rStyle w:val="CdigoHTML"/>
+          <w:color w:val="000000"/>
+        </w:rPr>
+        <w:t>node_modules</w:t>
       </w:r>
       <w:r>
         <w:rPr>
@@ -1517,7 +1582,7 @@
         <w:rPr>
           <w:color w:val="000000"/>
         </w:rPr>
-        <w:t>não tem como se tornar, sozinho, o arquivo que o site carrega.</w:t>
+        <w:t>antes de publicar o resultado. O Vercel tem Node.js disponível no seu próprio ambiente de build — o que resolve a restrição desta máquina corporativa, onde Node.js não está instalado e não pode ser instalado.</w:t>
       </w:r>
     </w:p>
     <w:p>
@@ -1532,7 +1597,7 @@
         <w:rPr>
           <w:color w:val="000000"/>
         </w:rPr>
-        <w:t xml:space="preserve">Consequência prática: toda alteração de comportamento precisa ser aplicada duas vezes — uma em </w:t>
+        <w:t xml:space="preserve">Isso elimina o risco de duplicação: antes, </w:t>
       </w:r>
       <w:r>
         <w:rPr>
@@ -1545,7 +1610,7 @@
         <w:rPr>
           <w:color w:val="000000"/>
         </w:rPr>
-        <w:t xml:space="preserve">, que é o que realmente roda, e outra, espelhada, no módulo correspondente de </w:t>
+        <w:t xml:space="preserve"> e </w:t>
       </w:r>
       <w:r>
         <w:rPr>
@@ -1558,7 +1623,33 @@
         <w:rPr>
           <w:color w:val="000000"/>
         </w:rPr>
-        <w:t>, para que a versão de referência não fique desatualizada. Essa duplicação é deliberada, não um descuido de manutenção.</w:t>
+        <w:t xml:space="preserve"> eram mantidos manualmente em paralelo e podiam divergir; agora só existe uma versão do código (</w:t>
+      </w:r>
+      <w:r>
+        <w:rPr>
+          <w:rStyle w:val="CdigoHTML"/>
+          <w:color w:val="000000"/>
+        </w:rPr>
+        <w:t>src/</w:t>
+      </w:r>
+      <w:r>
+        <w:rPr>
+          <w:color w:val="000000"/>
+        </w:rPr>
+        <w:t xml:space="preserve">), e </w:t>
+      </w:r>
+      <w:r>
+        <w:rPr>
+          <w:rStyle w:val="CdigoHTML"/>
+          <w:color w:val="000000"/>
+        </w:rPr>
+        <w:t>app.js</w:t>
+      </w:r>
+      <w:r>
+        <w:rPr>
+          <w:color w:val="000000"/>
+        </w:rPr>
+        <w:t xml:space="preserve"> é sempre reflexo exato dela após o próximo deploy.</w:t>
       </w:r>
     </w:p>
     <w:p>
@@ -1573,7 +1664,7 @@
         <w:rPr>
           <w:color w:val="000000"/>
         </w:rPr>
-        <w:t xml:space="preserve">Existe uma alternativa que eliminaria a necessidade de </w:t>
+        <w:t xml:space="preserve">Consequência prática para desenvolvimento local: como não há Node.js nesta máquina, não é possível regerar </w:t>
       </w:r>
       <w:r>
         <w:rPr>
@@ -1586,85 +1677,72 @@
         <w:rPr>
           <w:color w:val="000000"/>
         </w:rPr>
-        <w:t xml:space="preserve"> </w:t>
-      </w:r>
-      <w:r>
-        <w:rPr>
-          <w:color w:val="000000"/>
-        </w:rPr>
-        <w:t xml:space="preserve">sem depender de Node.js: módulos ES são executados nativamente por qualquer navegador moderno, sem empacotador, bastando declarar </w:t>
+        <w:t xml:space="preserve"> localmente após editar </w:t>
       </w:r>
       <w:r>
         <w:rPr>
           <w:rStyle w:val="CdigoHTML"/>
           <w:color w:val="000000"/>
         </w:rPr>
-        <w:t>&lt;script type="module" src="src/main.js"&gt;</w:t>
-      </w:r>
-      <w:r>
-        <w:rPr>
-          <w:color w:val="000000"/>
-        </w:rPr>
-        <w:t xml:space="preserve"> no HTML. Essa mudança tornaria </w:t>
+        <w:t>src/</w:t>
+      </w:r>
+      <w:r>
+        <w:rPr>
+          <w:color w:val="000000"/>
+        </w:rPr>
+        <w:t xml:space="preserve">. O arquivo nem existe mais no disco local (foi removido deliberadamente, já que um </w:t>
       </w:r>
       <w:r>
         <w:rPr>
           <w:rStyle w:val="CdigoHTML"/>
           <w:color w:val="000000"/>
         </w:rPr>
+        <w:t>app.js</w:t>
+      </w:r>
+      <w:r>
+        <w:rPr>
+          <w:color w:val="000000"/>
+        </w:rPr>
+        <w:t xml:space="preserve"> desatualizado abrindo "sem querer" no navegador era mais risco de confusão do que ajuda) — abrir </w:t>
+      </w:r>
+      <w:r>
+        <w:rPr>
+          <w:rStyle w:val="CdigoHTML"/>
+          <w:color w:val="000000"/>
+        </w:rPr>
+        <w:t>index.html</w:t>
+      </w:r>
+      <w:r>
+        <w:rPr>
+          <w:color w:val="000000"/>
+        </w:rPr>
+        <w:t xml:space="preserve"> diretamente (inclusive via Live Server) hoje carrega a página sem nenhum JavaScript funcional. Para validar qualquer alteração em </w:t>
+      </w:r>
+      <w:r>
+        <w:rPr>
+          <w:rStyle w:val="CdigoHTML"/>
+          <w:color w:val="000000"/>
+        </w:rPr>
         <w:t>src/</w:t>
       </w:r>
       <w:r>
         <w:rPr>
           <w:color w:val="000000"/>
         </w:rPr>
-        <w:t xml:space="preserve"> o código real do site. A ressalva é o teste local: abrir o </w:t>
+        <w:t xml:space="preserve">, o único caminho é enviar a mudança para uma branch ou abrir um Pull Request: o Vercel gera automaticamente uma URL de preview já buildada a partir do </w:t>
       </w:r>
       <w:r>
         <w:rPr>
           <w:rStyle w:val="CdigoHTML"/>
           <w:color w:val="000000"/>
         </w:rPr>
-        <w:t>index.html</w:t>
-      </w:r>
-      <w:r>
-        <w:rPr>
-          <w:color w:val="000000"/>
-        </w:rPr>
-        <w:t xml:space="preserve"> diretamente do disco (protocolo </w:t>
-      </w:r>
-      <w:r>
-        <w:rPr>
-          <w:rStyle w:val="CdigoHTML"/>
-          <w:color w:val="000000"/>
-        </w:rPr>
-        <w:t>file://</w:t>
-      </w:r>
-      <w:r>
-        <w:rPr>
-          <w:color w:val="000000"/>
-        </w:rPr>
-        <w:t xml:space="preserve">) bloqueia o carregamento de módulos por restrição de segurança do navegador, então seria necessário servir a pasta por algum servidor local simples durante o desenvolvimento — por exemplo, a extensão "Live Server" do VS Code, que não depende de </w:t>
-      </w:r>
-      <w:r>
-        <w:rPr>
-          <w:color w:val="000000"/>
-        </w:rPr>
-        <w:lastRenderedPageBreak/>
-        <w:t xml:space="preserve">Node.js nem de Python. Essa migração ainda não foi realizada; até que seja, </w:t>
-      </w:r>
-      <w:r>
-        <w:rPr>
-          <w:rStyle w:val="CdigoHTML"/>
-          <w:color w:val="000000"/>
-        </w:rPr>
-        <w:t>app.js</w:t>
-      </w:r>
-      <w:r>
-        <w:rPr>
-          <w:color w:val="000000"/>
-        </w:rPr>
-        <w:t xml:space="preserve"> continua sendo a fonte da verdade.</w:t>
+        <w:t>src/</w:t>
+      </w:r>
+      <w:r>
+        <w:rPr>
+          <w:color w:val="000000"/>
+        </w:rPr>
+        <w:t xml:space="preserve"> atualizado, e é nela que o comportamento real deve ser conferido.</w:t>
       </w:r>
     </w:p>
     <w:p>
@@ -1681,7 +1759,7 @@
           <w:rFonts w:eastAsia="Times New Roman"/>
           <w:color w:val="000000"/>
         </w:rPr>
-        <w:pict w14:anchorId="45D8A135">
+        <w:pict w14:anchorId="242D343D">
           <v:rect id="_x0000_i1027" style="width:0;height:1.5pt" o:hralign="center" o:hrstd="t" o:hr="t" fillcolor="#a0a0a0" stroked="f"/>
         </w:pict>
       </w:r>
@@ -1771,13 +1849,7 @@
         <w:rPr>
           <w:color w:val="000000"/>
         </w:rPr>
-        <w:t xml:space="preserve">  gov: null,     </w:t>
-      </w:r>
-      <w:r>
-        <w:rPr>
-          <w:color w:val="000000"/>
-        </w:rPr>
-        <w:t xml:space="preserve">      // workbook da Base Governança, após o upload</w:t>
+        <w:t xml:space="preserve">  planilhaGovernanca: null,   // workbook da Base Governança, após o upload</w:t>
       </w:r>
     </w:p>
     <w:p>
@@ -1792,7 +1864,7 @@
         <w:rPr>
           <w:color w:val="000000"/>
         </w:rPr>
-        <w:t xml:space="preserve">  rpa: null,            // workbook do relatório de Chamados RPA</w:t>
+        <w:t xml:space="preserve">  planilhaRPA: null,          // workbook do relatório de Chamados RPA</w:t>
       </w:r>
     </w:p>
     <w:p>
@@ -1816,7 +1888,13 @@
         <w:rPr>
           <w:color w:val="000000"/>
         </w:rPr>
-        <w:t xml:space="preserve">  P: {</w:t>
+        <w:t xml:space="preserve">  </w:t>
+      </w:r>
+      <w:r>
+        <w:rPr>
+          <w:color w:val="000000"/>
+        </w:rPr>
+        <w:t>dadosGovernanca: {</w:t>
       </w:r>
     </w:p>
     <w:p>
@@ -1831,7 +1909,7 @@
         <w:rPr>
           <w:color w:val="000000"/>
         </w:rPr>
-        <w:t xml:space="preserve">    improvements: [],  // Pipefy_Melhorias normalizado</w:t>
+        <w:t xml:space="preserve">    melhorias: [],    // Pipefy_Melhorias normalizado</w:t>
       </w:r>
     </w:p>
     <w:p>
@@ -1846,7 +1924,7 @@
         <w:rPr>
           <w:color w:val="000000"/>
         </w:rPr>
-        <w:t xml:space="preserve">    proj: [],          // Projetos normalizado</w:t>
+        <w:t xml:space="preserve">    projetos: [],     // Projetos normalizado</w:t>
       </w:r>
     </w:p>
     <w:p>
@@ -1861,7 +1939,7 @@
         <w:rPr>
           <w:color w:val="000000"/>
         </w:rPr>
-        <w:t xml:space="preserve">    ana: []            // Analytics normalizado</w:t>
+        <w:t xml:space="preserve">    analytics: []     // Analytics normalizado</w:t>
       </w:r>
     </w:p>
     <w:p>
@@ -1891,7 +1969,7 @@
         <w:rPr>
           <w:color w:val="000000"/>
         </w:rPr>
-        <w:t xml:space="preserve">  R: [],               // Chamados RPA normalizados</w:t>
+        <w:t xml:space="preserve">  chamadosRPA: [],     // Chamados RPA normalizados</w:t>
       </w:r>
     </w:p>
     <w:p>
@@ -1906,7 +1984,7 @@
         <w:rPr>
           <w:color w:val="000000"/>
         </w:rPr>
-        <w:t xml:space="preserve">  B: [],               // Inventário de Bots normalizado</w:t>
+        <w:t xml:space="preserve">  bots: [],            // Inventário de Bots normalizado</w:t>
       </w:r>
     </w:p>
     <w:p>
@@ -1930,7 +2008,7 @@
         <w:rPr>
           <w:color w:val="000000"/>
         </w:rPr>
-        <w:t xml:space="preserve">  loaded: { gov:false, rpa:false },</w:t>
+        <w:t xml:space="preserve">  carregado: { governanca:false, rpa:false },</w:t>
       </w:r>
     </w:p>
     <w:p>
@@ -1945,7 +2023,7 @@
         <w:rPr>
           <w:color w:val="000000"/>
         </w:rPr>
-        <w:t xml:space="preserve">  dateRange: { mode:'all', from:null, to:null },</w:t>
+        <w:t xml:space="preserve">  periodoFiltro: { modo:'all', de:null, ate:null },</w:t>
       </w:r>
     </w:p>
     <w:p>
@@ -1969,7 +2047,7 @@
         <w:rPr>
           <w:color w:val="000000"/>
         </w:rPr>
-        <w:t xml:space="preserve">  projOpen: new Set(),</w:t>
+        <w:t xml:space="preserve">  projetosAbertos: new Set(),</w:t>
       </w:r>
     </w:p>
     <w:p>
@@ -1984,13 +2062,7 @@
         <w:rPr>
           <w:color w:val="000000"/>
         </w:rPr>
-        <w:t xml:space="preserve">  </w:t>
-      </w:r>
-      <w:r>
-        <w:rPr>
-          <w:color w:val="000000"/>
-        </w:rPr>
-        <w:t>projChips: { atraso:false, risco:false },</w:t>
+        <w:t xml:space="preserve">  chipsProjetos: { atraso:false, risco:false },</w:t>
       </w:r>
     </w:p>
     <w:p>
@@ -2005,7 +2077,7 @@
         <w:rPr>
           <w:color w:val="000000"/>
         </w:rPr>
-        <w:t xml:space="preserve">  govFrente: '',</w:t>
+        <w:t xml:space="preserve">  frenteGovernanca: '',</w:t>
       </w:r>
     </w:p>
     <w:p>
@@ -2029,7 +2101,7 @@
         <w:rPr>
           <w:color w:val="000000"/>
         </w:rPr>
-        <w:t xml:space="preserve">  botsOpen: new Set(),</w:t>
+        <w:t xml:space="preserve">  botsAbertos: new Set(),</w:t>
       </w:r>
     </w:p>
     <w:p>
@@ -2044,7 +2116,13 @@
         <w:rPr>
           <w:color w:val="000000"/>
         </w:rPr>
-        <w:t xml:space="preserve">  rpaWarn: ''</w:t>
+        <w:t xml:space="preserve">  </w:t>
+      </w:r>
+      <w:r>
+        <w:rPr>
+          <w:color w:val="000000"/>
+        </w:rPr>
+        <w:t>avisoRPA: ''</w:t>
       </w:r>
     </w:p>
     <w:p>
@@ -2104,7 +2182,7 @@
           <w:rFonts w:eastAsia="Times New Roman"/>
           <w:color w:val="000000"/>
         </w:rPr>
-        <w:pict w14:anchorId="22AD4CD1">
+        <w:pict w14:anchorId="7539BCFB">
           <v:rect id="_x0000_i1028" style="width:0;height:1.5pt" o:hralign="center" o:hrstd="t" o:hr="t" fillcolor="#a0a0a0" stroked="f"/>
         </w:pict>
       </w:r>
@@ -2167,8 +2245,8 @@
         <w:tblLook w:val="04A0" w:firstRow="1" w:lastRow="0" w:firstColumn="1" w:lastColumn="0" w:noHBand="0" w:noVBand="1"/>
       </w:tblPr>
       <w:tblGrid>
-        <w:gridCol w:w="3105"/>
-        <w:gridCol w:w="5950"/>
+        <w:gridCol w:w="3062"/>
+        <w:gridCol w:w="5993"/>
       </w:tblGrid>
       <w:tr>
         <w:tc>
@@ -2423,7 +2501,7 @@
                 <w:rStyle w:val="CdigoHTML"/>
                 <w:color w:val="000000"/>
               </w:rPr>
-              <w:t>handleDropzoneDragOver</w:t>
+              <w:t>tratarArrastarSobreDropzone</w:t>
             </w:r>
             <w:r>
               <w:rPr>
@@ -2515,7 +2593,7 @@
                 <w:rStyle w:val="CdigoHTML"/>
                 <w:color w:val="000000"/>
               </w:rPr>
-              <w:t>handleDropzoneDragLeave</w:t>
+              <w:t>tratarSairDropzone</w:t>
             </w:r>
             <w:r>
               <w:rPr>
@@ -2600,7 +2678,7 @@
                 <w:rStyle w:val="CdigoHTML"/>
                 <w:color w:val="000000"/>
               </w:rPr>
-              <w:t>handleDropzoneDrop</w:t>
+              <w:t>tratarSoltarDropzone</w:t>
             </w:r>
             <w:r>
               <w:rPr>
@@ -2616,7 +2694,7 @@
                 <w:rStyle w:val="CdigoHTML"/>
                 <w:color w:val="000000"/>
               </w:rPr>
-              <w:t>readFile</w:t>
+              <w:t>lerArquivo</w:t>
             </w:r>
           </w:p>
         </w:tc>
@@ -2692,7 +2770,7 @@
                 <w:rStyle w:val="CdigoHTML"/>
                 <w:color w:val="000000"/>
               </w:rPr>
-              <w:t>handleFileInputChange</w:t>
+              <w:t>tratarMudancaArquivo</w:t>
             </w:r>
             <w:r>
               <w:rPr>
@@ -2708,7 +2786,7 @@
                 <w:rStyle w:val="CdigoHTML"/>
                 <w:color w:val="000000"/>
               </w:rPr>
-              <w:t>readFile</w:t>
+              <w:t>lerArquivo</w:t>
             </w:r>
             <w:r>
               <w:rPr>
@@ -2742,7 +2820,7 @@
           <w:rStyle w:val="CdigoHTML"/>
           <w:color w:val="000000"/>
         </w:rPr>
-        <w:t>readFile</w:t>
+        <w:t>lerArquivo</w:t>
       </w:r>
       <w:r>
         <w:rPr>
@@ -2820,7 +2898,7 @@
           <w:rStyle w:val="CdigoHTML"/>
           <w:color w:val="000000"/>
         </w:rPr>
-        <w:t>App.gov</w:t>
+        <w:t>App.planilhaGovernanca</w:t>
       </w:r>
       <w:r>
         <w:rPr>
@@ -2833,7 +2911,7 @@
           <w:rStyle w:val="CdigoHTML"/>
           <w:color w:val="000000"/>
         </w:rPr>
-        <w:t>App.rpa</w:t>
+        <w:t>App.planilhaRPA</w:t>
       </w:r>
       <w:r>
         <w:rPr>
@@ -2846,7 +2924,7 @@
           <w:rStyle w:val="CdigoHTML"/>
           <w:color w:val="000000"/>
         </w:rPr>
-        <w:t>showOk</w:t>
+        <w:t>mostrarSucesso</w:t>
       </w:r>
       <w:r>
         <w:rPr>
@@ -2859,7 +2937,7 @@
           <w:rStyle w:val="CdigoHTML"/>
           <w:color w:val="000000"/>
         </w:rPr>
-        <w:t>updateBar</w:t>
+        <w:t>atualizarBarra</w:t>
       </w:r>
       <w:r>
         <w:rPr>
@@ -2887,13 +2965,19 @@
           <w:rStyle w:val="CdigoHTML"/>
           <w:color w:val="000000"/>
         </w:rPr>
-        <w:t>showOk</w:t>
-      </w:r>
-      <w:r>
-        <w:rPr>
-          <w:color w:val="000000"/>
-        </w:rPr>
-        <w:t xml:space="preserve"> confirma visualmente o upload e, no caso da Base Governança, verifica quais das quatro abas esperadas (</w:t>
+        <w:t>mostrarSucesso</w:t>
+      </w:r>
+      <w:r>
+        <w:rPr>
+          <w:color w:val="000000"/>
+        </w:rPr>
+        <w:t xml:space="preserve"> </w:t>
+      </w:r>
+      <w:r>
+        <w:rPr>
+          <w:color w:val="000000"/>
+        </w:rPr>
+        <w:t>confirma visualmente o upload e, no caso da Base Governança, verifica quais das quatro abas esperadas (</w:t>
       </w:r>
       <w:r>
         <w:rPr>
@@ -2958,13 +3042,7 @@
         <w:rPr>
           <w:color w:val="000000"/>
         </w:rPr>
-        <w:t xml:space="preserve"> </w:t>
-      </w:r>
-      <w:r>
-        <w:rPr>
-          <w:color w:val="000000"/>
-        </w:rPr>
-        <w:t>em busca de termos como "data", "criado", "início" ou "conclusão", útil para identificar rapidamente se o nome de uma coluna de data foi alterado na planilha de origem.</w:t>
+        <w:t xml:space="preserve"> em busca de termos como "data", "criado", "início" ou "conclusão", útil para identificar rapidamente se o nome de uma coluna de data foi alterado na planilha de origem.</w:t>
       </w:r>
     </w:p>
     <w:p>
@@ -2986,13 +3064,19 @@
           <w:rStyle w:val="CdigoHTML"/>
           <w:color w:val="000000"/>
         </w:rPr>
-        <w:t>updateBar</w:t>
-      </w:r>
-      <w:r>
-        <w:rPr>
-          <w:color w:val="000000"/>
-        </w:rPr>
-        <w:t xml:space="preserve"> conta quantos dos dois arquivos já foram carregados e habilita o botão "Gerar dashboard" assim que pelo menos um deles estiver presente — não é necessário carregar as duas bases simultaneamente. As abas que dependem da fonte ausente exibem apenas uma mensagem informando que não há dados carregados.</w:t>
+        <w:t>atualizarBarra</w:t>
+      </w:r>
+      <w:r>
+        <w:rPr>
+          <w:color w:val="000000"/>
+        </w:rPr>
+        <w:t xml:space="preserve"> </w:t>
+      </w:r>
+      <w:r>
+        <w:rPr>
+          <w:color w:val="000000"/>
+        </w:rPr>
+        <w:t>conta quantos dos dois arquivos já foram carregados e habilita o botão "Gerar dashboard" assim que pelo menos um deles estiver presente — não é necessário carregar as duas bases simultaneamente. As abas que dependem da fonte ausente exibem apenas uma mensagem informando que não há dados carregados.</w:t>
       </w:r>
     </w:p>
     <w:p>
@@ -3009,7 +3093,7 @@
           <w:rFonts w:eastAsia="Times New Roman"/>
           <w:color w:val="000000"/>
         </w:rPr>
-        <w:pict w14:anchorId="6D68AA3E">
+        <w:pict w14:anchorId="4313EB8F">
           <v:rect id="_x0000_i1029" style="width:0;height:1.5pt" o:hralign="center" o:hrstd="t" o:hr="t" fillcolor="#a0a0a0" stroked="f"/>
         </w:pict>
       </w:r>
@@ -3049,7 +3133,7 @@
           <w:rStyle w:val="CdigoHTML"/>
           <w:color w:val="000000"/>
         </w:rPr>
-        <w:t>generate</w:t>
+        <w:t>gerarDashboard</w:t>
       </w:r>
       <w:r>
         <w:rPr>
@@ -3077,7 +3161,7 @@
           <w:rStyle w:val="CdigoHTML"/>
           <w:color w:val="000000"/>
         </w:rPr>
-        <w:t>parseGov</w:t>
+        <w:t>interpretarGov</w:t>
       </w:r>
       <w:r>
         <w:rPr>
@@ -3090,7 +3174,7 @@
           <w:rStyle w:val="CdigoHTML"/>
           <w:color w:val="000000"/>
         </w:rPr>
-        <w:t>parseInv</w:t>
+        <w:t>interpretarInventario</w:t>
       </w:r>
       <w:r>
         <w:rPr>
@@ -3103,7 +3187,7 @@
           <w:rStyle w:val="CdigoHTML"/>
           <w:color w:val="000000"/>
         </w:rPr>
-        <w:t>parseRPA</w:t>
+        <w:t>interpretarRPA</w:t>
       </w:r>
       <w:r>
         <w:rPr>
@@ -3116,7 +3200,7 @@
           <w:rStyle w:val="CdigoHTML"/>
           <w:color w:val="000000"/>
         </w:rPr>
-        <w:t>enrichRPAWithArea</w:t>
+        <w:t>enriquecerRPAComArea</w:t>
       </w:r>
       <w:r>
         <w:rPr>
@@ -3150,13 +3234,7 @@
         <w:rPr>
           <w:color w:val="000000"/>
         </w:rPr>
-        <w:t xml:space="preserve"> </w:t>
-      </w:r>
-      <w:r>
-        <w:rPr>
-          <w:color w:val="000000"/>
-        </w:rPr>
-        <w:t>independente, de modo que uma falha de renderização em uma aba não interrompa as demais — o erro, quando ocorre, é registrado apenas no console do navegador.</w:t>
+        <w:t xml:space="preserve"> independente, de modo que uma falha de renderização em uma aba não interrompa as demais — o erro, quando ocorre, é registrado apenas no console do navegador.</w:t>
       </w:r>
     </w:p>
     <w:p>
@@ -3188,7 +3266,7 @@
           <w:rFonts w:eastAsia="Times New Roman"/>
           <w:color w:val="000000"/>
         </w:rPr>
-        <w:pict w14:anchorId="6357EED4">
+        <w:pict w14:anchorId="6E40A8E2">
           <v:rect id="_x0000_i1030" style="width:0;height:1.5pt" o:hralign="center" o:hrstd="t" o:hr="t" fillcolor="#a0a0a0" stroked="f"/>
         </w:pict>
       </w:r>
@@ -3276,7 +3354,13 @@
         <w:rPr>
           <w:color w:val="000000"/>
         </w:rPr>
-        <w:t xml:space="preserve"> são reconhecidos como a mesma aba.</w:t>
+        <w:t xml:space="preserve"> </w:t>
+      </w:r>
+      <w:r>
+        <w:rPr>
+          <w:color w:val="000000"/>
+        </w:rPr>
+        <w:t>são reconhecidos como a mesma aba.</w:t>
       </w:r>
     </w:p>
     <w:p>
@@ -3350,7 +3434,7 @@
           <w:rStyle w:val="CdigoHTML"/>
           <w:color w:val="000000"/>
         </w:rPr>
-        <w:t>App.R</w:t>
+        <w:t>App.chamadosRPA</w:t>
       </w:r>
       <w:r>
         <w:rPr>
@@ -3379,7 +3463,7 @@
           <w:rStyle w:val="CdigoHTML"/>
           <w:color w:val="000000"/>
         </w:rPr>
-        <w:t>App.P.improvements</w:t>
+        <w:t>App.dadosGovernanca.melhorias</w:t>
       </w:r>
     </w:p>
     <w:p>
@@ -3409,9 +3493,9 @@
         <w:tblLook w:val="04A0" w:firstRow="1" w:lastRow="0" w:firstColumn="1" w:lastColumn="0" w:noHBand="0" w:noVBand="1"/>
       </w:tblPr>
       <w:tblGrid>
-        <w:gridCol w:w="1328"/>
+        <w:gridCol w:w="1530"/>
         <w:gridCol w:w="4187"/>
-        <w:gridCol w:w="3540"/>
+        <w:gridCol w:w="3338"/>
       </w:tblGrid>
       <w:tr>
         <w:tc>
@@ -3577,7 +3661,7 @@
                 <w:rStyle w:val="CdigoHTML"/>
                 <w:color w:val="000000"/>
               </w:rPr>
-              <w:t>num</w:t>
+              <w:t>numero</w:t>
             </w:r>
           </w:p>
         </w:tc>
@@ -4138,7 +4222,7 @@
                 <w:rStyle w:val="CdigoHTML"/>
                 <w:color w:val="000000"/>
               </w:rPr>
-              <w:t>sc</w:t>
+              <w:t>codigoStatus</w:t>
             </w:r>
           </w:p>
         </w:tc>
@@ -4266,7 +4350,7 @@
                 <w:rStyle w:val="CdigoHTML"/>
                 <w:color w:val="000000"/>
               </w:rPr>
-              <w:t>resp</w:t>
+              <w:t>responsavel</w:t>
             </w:r>
           </w:p>
         </w:tc>
@@ -4485,7 +4569,7 @@
                 <w:rStyle w:val="CdigoHTML"/>
                 <w:color w:val="000000"/>
               </w:rPr>
-              <w:t>complex</w:t>
+              <w:t>complexidade</w:t>
             </w:r>
           </w:p>
         </w:tc>
@@ -4695,7 +4779,7 @@
                 <w:rStyle w:val="CdigoHTML"/>
                 <w:color w:val="000000"/>
               </w:rPr>
-              <w:t>dtInicio</w:t>
+              <w:t>dataInicio</w:t>
             </w:r>
           </w:p>
         </w:tc>
@@ -4809,7 +4893,7 @@
                 <w:rStyle w:val="CdigoHTML"/>
                 <w:color w:val="000000"/>
               </w:rPr>
-              <w:t>dtFim</w:t>
+              <w:t>dataFim</w:t>
             </w:r>
           </w:p>
         </w:tc>
@@ -4892,7 +4976,7 @@
                 <w:rStyle w:val="CdigoHTML"/>
                 <w:color w:val="000000"/>
               </w:rPr>
-              <w:t>sc==='done'</w:t>
+              <w:t>codigoStatus==='done'</w:t>
             </w:r>
             <w:r>
               <w:rPr>
@@ -5031,7 +5115,7 @@
           <w:rStyle w:val="CdigoHTML"/>
           <w:color w:val="000000"/>
         </w:rPr>
-        <w:t>num</w:t>
+        <w:t>numero</w:t>
       </w:r>
       <w:r>
         <w:rPr>
@@ -5050,14 +5134,20 @@
         <w:rPr>
           <w:color w:val="000000"/>
         </w:rPr>
-        <w:t xml:space="preserve"> são descartadas. Melhorias de backlog sem </w:t>
+        <w:t xml:space="preserve"> </w:t>
+      </w:r>
+      <w:r>
+        <w:rPr>
+          <w:color w:val="000000"/>
+        </w:rPr>
+        <w:t xml:space="preserve">são descartadas. Melhorias de backlog sem </w:t>
       </w:r>
       <w:r>
         <w:rPr>
           <w:rStyle w:val="CdigoHTML"/>
           <w:color w:val="000000"/>
         </w:rPr>
-        <w:t>dtInicio</w:t>
+        <w:t>dataInicio</w:t>
       </w:r>
       <w:r>
         <w:rPr>
@@ -5070,7 +5160,7 @@
           <w:rStyle w:val="CdigoHTML"/>
           <w:color w:val="000000"/>
         </w:rPr>
-        <w:t>dtFim</w:t>
+        <w:t>dataFim</w:t>
       </w:r>
       <w:r>
         <w:rPr>
@@ -5104,46 +5194,46 @@
         <w:rPr>
           <w:color w:val="000000"/>
         </w:rPr>
+        <w:t xml:space="preserve"> guarda uma data estimada enquanto a melhoria ainda está em desenvolvimento e só passa a representar a data real depois que o champion valida a conclusão. Por isso o parser só preenche </w:t>
+      </w:r>
+      <w:r>
+        <w:rPr>
+          <w:rStyle w:val="CdigoHTML"/>
+          <w:color w:val="000000"/>
+        </w:rPr>
+        <w:t>dataFim</w:t>
+      </w:r>
+      <w:r>
+        <w:rPr>
+          <w:color w:val="000000"/>
+        </w:rPr>
+        <w:t xml:space="preserve"> quando o item já está com status concluído (</w:t>
+      </w:r>
+      <w:r>
+        <w:rPr>
+          <w:rStyle w:val="CdigoHTML"/>
+          <w:color w:val="000000"/>
+        </w:rPr>
+        <w:t>codigoStatus==='done')</w:t>
+      </w:r>
+      <w:r>
+        <w:rPr>
+          <w:color w:val="000000"/>
+        </w:rPr>
+        <w:t>; para os demais status,</w:t>
+      </w:r>
+      <w:r>
+        <w:rPr>
+          <w:color w:val="000000"/>
+        </w:rPr>
         <w:t xml:space="preserve"> </w:t>
       </w:r>
       <w:r>
         <w:rPr>
-          <w:color w:val="000000"/>
-        </w:rPr>
-        <w:t xml:space="preserve">guarda uma data estimada enquanto a melhoria ainda está em desenvolvimento e só passa a representar a data real depois que o champion valida a conclusão. Por isso o parser só preenche </w:t>
-      </w:r>
-      <w:r>
-        <w:rPr>
           <w:rStyle w:val="CdigoHTML"/>
           <w:color w:val="000000"/>
         </w:rPr>
-        <w:t>dtFim</w:t>
-      </w:r>
-      <w:r>
-        <w:rPr>
-          <w:color w:val="000000"/>
-        </w:rPr>
-        <w:t xml:space="preserve"> quando o item já está com status concluído (</w:t>
-      </w:r>
-      <w:r>
-        <w:rPr>
-          <w:rStyle w:val="CdigoHTML"/>
-          <w:color w:val="000000"/>
-        </w:rPr>
-        <w:t>sc==='done')</w:t>
-      </w:r>
-      <w:r>
-        <w:rPr>
-          <w:color w:val="000000"/>
-        </w:rPr>
-        <w:t xml:space="preserve">; para os demais status, </w:t>
-      </w:r>
-      <w:r>
-        <w:rPr>
-          <w:rStyle w:val="CdigoHTML"/>
-          <w:color w:val="000000"/>
-        </w:rPr>
-        <w:t>dtFim</w:t>
+        <w:t>dataFim</w:t>
       </w:r>
       <w:r>
         <w:rPr>
@@ -5185,7 +5275,7 @@
           <w:rStyle w:val="CdigoHTML"/>
           <w:color w:val="000000"/>
         </w:rPr>
-        <w:t>App.P.proj</w:t>
+        <w:t>App.dadosGovernanca.projetos</w:t>
       </w:r>
     </w:p>
     <w:p>
@@ -5327,7 +5417,7 @@
           <w:rStyle w:val="CdigoHTML"/>
           <w:color w:val="000000"/>
         </w:rPr>
-        <w:t>App.P.ana</w:t>
+        <w:t>App.dadosGovernanca.analytics</w:t>
       </w:r>
     </w:p>
     <w:p>
@@ -5357,9 +5447,9 @@
         <w:tblLook w:val="04A0" w:firstRow="1" w:lastRow="0" w:firstColumn="1" w:lastColumn="0" w:noHBand="0" w:noVBand="1"/>
       </w:tblPr>
       <w:tblGrid>
-        <w:gridCol w:w="1860"/>
-        <w:gridCol w:w="2045"/>
-        <w:gridCol w:w="5150"/>
+        <w:gridCol w:w="2761"/>
+        <w:gridCol w:w="1789"/>
+        <w:gridCol w:w="4505"/>
       </w:tblGrid>
       <w:tr>
         <w:tc>
@@ -5525,7 +5615,7 @@
                 <w:rStyle w:val="CdigoHTML"/>
                 <w:color w:val="000000"/>
               </w:rPr>
-              <w:t>num</w:t>
+              <w:t>numero</w:t>
             </w:r>
           </w:p>
         </w:tc>
@@ -5760,7 +5850,7 @@
                 <w:rStyle w:val="CdigoHTML"/>
                 <w:color w:val="000000"/>
               </w:rPr>
-              <w:t>sc</w:t>
+              <w:t>codigoStatus</w:t>
             </w:r>
           </w:p>
         </w:tc>
@@ -5874,7 +5964,7 @@
                 <w:rStyle w:val="CdigoHTML"/>
                 <w:color w:val="000000"/>
               </w:rPr>
-              <w:t>prio</w:t>
+              <w:t>prioridade</w:t>
             </w:r>
           </w:p>
         </w:tc>
@@ -6093,7 +6183,7 @@
                 <w:rStyle w:val="CdigoHTML"/>
                 <w:color w:val="000000"/>
               </w:rPr>
-              <w:t>resp</w:t>
+              <w:t>responsavel</w:t>
             </w:r>
           </w:p>
         </w:tc>
@@ -6198,7 +6288,7 @@
                 <w:rStyle w:val="CdigoHTML"/>
                 <w:color w:val="000000"/>
               </w:rPr>
-              <w:t>dtInicio</w:t>
+              <w:t>dataInicio</w:t>
             </w:r>
           </w:p>
         </w:tc>
@@ -6303,7 +6393,7 @@
                 <w:rStyle w:val="CdigoHTML"/>
                 <w:color w:val="000000"/>
               </w:rPr>
-              <w:t>dtFim</w:t>
+              <w:t>dataFim</w:t>
             </w:r>
           </w:p>
         </w:tc>
@@ -6396,7 +6486,7 @@
           <w:rStyle w:val="CdigoHTML"/>
           <w:color w:val="000000"/>
         </w:rPr>
-        <w:t>App.B</w:t>
+        <w:t>App.bots</w:t>
       </w:r>
     </w:p>
     <w:p>
@@ -7392,7 +7482,7 @@
                 <w:rStyle w:val="CdigoHTML"/>
                 <w:color w:val="000000"/>
               </w:rPr>
-              <w:t>vol</w:t>
+              <w:t>volumetria</w:t>
             </w:r>
           </w:p>
         </w:tc>
@@ -7494,7 +7584,7 @@
           <w:rStyle w:val="CdigoHTML"/>
           <w:color w:val="000000"/>
         </w:rPr>
-        <w:t>App.R</w:t>
+        <w:t>App.chamadosRPA</w:t>
       </w:r>
     </w:p>
     <w:p>
@@ -7692,7 +7782,7 @@
                 <w:rStyle w:val="CdigoHTML"/>
                 <w:color w:val="000000"/>
               </w:rPr>
-              <w:t>cod</w:t>
+              <w:t>codigo</w:t>
             </w:r>
           </w:p>
         </w:tc>
@@ -8383,7 +8473,7 @@
                 <w:rStyle w:val="CdigoHTML"/>
                 <w:color w:val="000000"/>
               </w:rPr>
-              <w:t>dtFim</w:t>
+              <w:t>dataFim</w:t>
             </w:r>
           </w:p>
         </w:tc>
@@ -8735,7 +8825,7 @@
           <w:rStyle w:val="CdigoHTML"/>
           <w:color w:val="000000"/>
         </w:rPr>
-        <w:t>enrichRPAWithArea</w:t>
+        <w:t>enriquecerRPAComArea</w:t>
       </w:r>
       <w:r>
         <w:rPr>
@@ -8789,7 +8879,7 @@
           <w:rFonts w:eastAsia="Times New Roman"/>
           <w:color w:val="000000"/>
         </w:rPr>
-        <w:pict w14:anchorId="3F7220D8">
+        <w:pict w14:anchorId="419BE16F">
           <v:rect id="_x0000_i1031" style="width:0;height:1.5pt" o:hralign="center" o:hrstd="t" o:hr="t" fillcolor="#a0a0a0" stroked="f"/>
         </w:pict>
       </w:r>
@@ -8829,7 +8919,7 @@
           <w:rStyle w:val="CdigoHTML"/>
           <w:color w:val="000000"/>
         </w:rPr>
-        <w:t>sc</w:t>
+        <w:t>codigoStatus</w:t>
       </w:r>
       <w:r>
         <w:rPr>
@@ -9750,7 +9840,7 @@
           <w:rFonts w:eastAsia="Times New Roman"/>
           <w:color w:val="000000"/>
         </w:rPr>
-        <w:pict w14:anchorId="1862D28B">
+        <w:pict w14:anchorId="14243891">
           <v:rect id="_x0000_i1032" style="width:0;height:1.5pt" o:hralign="center" o:hrstd="t" o:hr="t" fillcolor="#a0a0a0" stroked="f"/>
         </w:pict>
       </w:r>
@@ -9790,7 +9880,7 @@
           <w:rStyle w:val="CdigoHTML"/>
           <w:color w:val="000000"/>
         </w:rPr>
-        <w:t>setQuickRange</w:t>
+        <w:t>definirPeriodoRapido</w:t>
       </w:r>
       <w:r>
         <w:rPr>
@@ -9803,7 +9893,7 @@
           <w:rStyle w:val="CdigoHTML"/>
           <w:color w:val="000000"/>
         </w:rPr>
-        <w:t>applyDateFilter</w:t>
+        <w:t>aplicarFiltroData</w:t>
       </w:r>
       <w:r>
         <w:rPr>
@@ -9816,7 +9906,7 @@
           <w:rStyle w:val="CdigoHTML"/>
           <w:color w:val="000000"/>
         </w:rPr>
-        <w:t>clearDateFilter</w:t>
+        <w:t>limparFiltroData</w:t>
       </w:r>
       <w:r>
         <w:rPr>
@@ -9829,7 +9919,7 @@
           <w:rStyle w:val="CdigoHTML"/>
           <w:color w:val="000000"/>
         </w:rPr>
-        <w:t>renderAll</w:t>
+        <w:t>renderizarTudo</w:t>
       </w:r>
       <w:r>
         <w:rPr>
@@ -9880,8 +9970,8 @@
         <w:tblLook w:val="04A0" w:firstRow="1" w:lastRow="0" w:firstColumn="1" w:lastColumn="0" w:noHBand="0" w:noVBand="1"/>
       </w:tblPr>
       <w:tblGrid>
-        <w:gridCol w:w="1538"/>
-        <w:gridCol w:w="7517"/>
+        <w:gridCol w:w="1502"/>
+        <w:gridCol w:w="7553"/>
       </w:tblGrid>
       <w:tr>
         <w:tc>
@@ -10051,7 +10141,7 @@
                 <w:rStyle w:val="CdigoHTML"/>
                 <w:color w:val="000000"/>
               </w:rPr>
-              <w:t>dtInicio</w:t>
+              <w:t>dataInicio</w:t>
             </w:r>
             <w:r>
               <w:rPr>
@@ -10067,7 +10157,7 @@
                 <w:rStyle w:val="CdigoHTML"/>
                 <w:color w:val="000000"/>
               </w:rPr>
-              <w:t>dtFim</w:t>
+              <w:t>dataFim</w:t>
             </w:r>
             <w:r>
               <w:rPr>
@@ -10083,7 +10173,7 @@
                 <w:rStyle w:val="CdigoHTML"/>
                 <w:color w:val="000000"/>
               </w:rPr>
-              <w:t>dtFim</w:t>
+              <w:t>dataFim</w:t>
             </w:r>
             <w:r>
               <w:rPr>
@@ -10177,7 +10267,7 @@
                 <w:rStyle w:val="CdigoHTML"/>
                 <w:color w:val="000000"/>
               </w:rPr>
-              <w:t>dtFim</w:t>
+              <w:t>dataFim</w:t>
             </w:r>
             <w:r>
               <w:rPr>
@@ -10271,7 +10361,7 @@
                 <w:rStyle w:val="CdigoHTML"/>
                 <w:color w:val="000000"/>
               </w:rPr>
-              <w:t>dtInicio</w:t>
+              <w:t>dataInicio</w:t>
             </w:r>
             <w:r>
               <w:rPr>
@@ -10287,7 +10377,7 @@
                 <w:rStyle w:val="CdigoHTML"/>
                 <w:color w:val="000000"/>
               </w:rPr>
-              <w:t>dtFim</w:t>
+              <w:t>dataFim</w:t>
             </w:r>
             <w:r>
               <w:rPr>
@@ -10549,7 +10639,7 @@
           <w:rStyle w:val="CdigoHTML"/>
           <w:color w:val="000000"/>
         </w:rPr>
-        <w:t>sc==='done'</w:t>
+        <w:t>codigoStatus==='done'</w:t>
       </w:r>
       <w:r>
         <w:rPr>
@@ -10562,7 +10652,7 @@
           <w:rStyle w:val="CdigoHTML"/>
           <w:color w:val="000000"/>
         </w:rPr>
-        <w:t>dtFim</w:t>
+        <w:t>dataFim</w:t>
       </w:r>
       <w:r>
         <w:rPr>
@@ -10632,7 +10722,7 @@
           <w:rFonts w:eastAsia="Times New Roman"/>
           <w:color w:val="000000"/>
         </w:rPr>
-        <w:pict w14:anchorId="2233CA55">
+        <w:pict w14:anchorId="4C9AD2F7">
           <v:rect id="_x0000_i1033" style="width:0;height:1.5pt" o:hralign="center" o:hrstd="t" o:hr="t" fillcolor="#a0a0a0" stroked="f"/>
         </w:pict>
       </w:r>
@@ -11183,7 +11273,7 @@
           <w:rFonts w:eastAsia="Times New Roman"/>
           <w:color w:val="000000"/>
         </w:rPr>
-        <w:pict w14:anchorId="37E5DC52">
+        <w:pict w14:anchorId="6A9C21B9">
           <v:rect id="_x0000_i1034" style="width:0;height:1.5pt" o:hralign="center" o:hrstd="t" o:hr="t" fillcolor="#a0a0a0" stroked="f"/>
         </w:pict>
       </w:r>
@@ -11223,7 +11313,7 @@
           <w:rStyle w:val="CdigoHTML"/>
           <w:color w:val="000000"/>
         </w:rPr>
-        <w:t>setNav</w:t>
+        <w:t>definirNav</w:t>
       </w:r>
       <w:r>
         <w:rPr>
@@ -11257,7 +11347,7 @@
           <w:rStyle w:val="CdigoHTML"/>
           <w:color w:val="000000"/>
         </w:rPr>
-        <w:t>rpaPage</w:t>
+        <w:t>definirSubAbaRPA</w:t>
       </w:r>
       <w:r>
         <w:rPr>
@@ -11270,7 +11360,7 @@
           <w:rStyle w:val="CdigoHTML"/>
           <w:color w:val="000000"/>
         </w:rPr>
-        <w:t>setBadge</w:t>
+        <w:t>definirBadge</w:t>
       </w:r>
       <w:r>
         <w:rPr>
@@ -11299,7 +11389,7 @@
           <w:rFonts w:eastAsia="Times New Roman"/>
           <w:color w:val="000000"/>
         </w:rPr>
-        <w:pict w14:anchorId="08420D89">
+        <w:pict w14:anchorId="02C6A7CD">
           <v:rect id="_x0000_i1035" style="width:0;height:1.5pt" o:hralign="center" o:hrstd="t" o:hr="t" fillcolor="#a0a0a0" stroked="f"/>
         </w:pict>
       </w:r>
@@ -11380,7 +11470,7 @@
           <w:rStyle w:val="CdigoHTML"/>
           <w:color w:val="000000"/>
         </w:rPr>
-        <w:t>App.govFrente</w:t>
+        <w:t>App.frenteGovernanca</w:t>
       </w:r>
       <w:r>
         <w:rPr>
@@ -11431,7 +11521,7 @@
           <w:rFonts w:eastAsia="Times New Roman"/>
           <w:color w:val="000000"/>
         </w:rPr>
-        <w:pict w14:anchorId="690DE8C7">
+        <w:pict w14:anchorId="1A20250A">
           <v:rect id="_x0000_i1036" style="width:0;height:1.5pt" o:hralign="center" o:hrstd="t" o:hr="t" fillcolor="#a0a0a0" stroked="f"/>
         </w:pict>
       </w:r>
@@ -11520,7 +11610,7 @@
           <w:rStyle w:val="CdigoHTML"/>
           <w:color w:val="000000"/>
         </w:rPr>
-        <w:t>App.projOpen</w:t>
+        <w:t>App.projetosAbertos</w:t>
       </w:r>
       <w:r>
         <w:rPr>
@@ -11543,7 +11633,7 @@
           <w:rFonts w:eastAsia="Times New Roman"/>
           <w:color w:val="000000"/>
         </w:rPr>
-        <w:pict w14:anchorId="55A81A58">
+        <w:pict w14:anchorId="5E39A1A3">
           <v:rect id="_x0000_i1037" style="width:0;height:1.5pt" o:hralign="center" o:hrstd="t" o:hr="t" fillcolor="#a0a0a0" stroked="f"/>
         </w:pict>
       </w:r>
@@ -11642,7 +11732,7 @@
           <w:rFonts w:eastAsia="Times New Roman"/>
           <w:color w:val="000000"/>
         </w:rPr>
-        <w:pict w14:anchorId="2D078C12">
+        <w:pict w14:anchorId="63FAD31D">
           <v:rect id="_x0000_i1038" style="width:0;height:1.5pt" o:hralign="center" o:hrstd="t" o:hr="t" fillcolor="#a0a0a0" stroked="f"/>
         </w:pict>
       </w:r>
@@ -11813,7 +11903,7 @@
           <w:rFonts w:eastAsia="Times New Roman"/>
           <w:color w:val="000000"/>
         </w:rPr>
-        <w:pict w14:anchorId="159549CF">
+        <w:pict w14:anchorId="2881E4C4">
           <v:rect id="_x0000_i1039" style="width:0;height:1.5pt" o:hralign="center" o:hrstd="t" o:hr="t" fillcolor="#a0a0a0" stroked="f"/>
         </w:pict>
       </w:r>
@@ -11868,7 +11958,7 @@
           <w:rStyle w:val="CdigoHTML"/>
           <w:color w:val="000000"/>
         </w:rPr>
-        <w:t>buildHeatmap</w:t>
+        <w:t>construirMapaCalor</w:t>
       </w:r>
       <w:r>
         <w:rPr>
@@ -11897,7 +11987,7 @@
           <w:rFonts w:eastAsia="Times New Roman"/>
           <w:color w:val="000000"/>
         </w:rPr>
-        <w:pict w14:anchorId="1B3D57AD">
+        <w:pict w14:anchorId="1A31F5E4">
           <v:rect id="_x0000_i1040" style="width:0;height:1.5pt" o:hralign="center" o:hrstd="t" o:hr="t" fillcolor="#a0a0a0" stroked="f"/>
         </w:pict>
       </w:r>
@@ -11952,7 +12042,7 @@
           <w:rStyle w:val="CdigoHTML"/>
           <w:color w:val="000000"/>
         </w:rPr>
-        <w:t>renderRPAStatus</w:t>
+        <w:t>renderizarStatusRPA</w:t>
       </w:r>
       <w:r>
         <w:rPr>
@@ -11980,7 +12070,7 @@
           <w:rStyle w:val="CdigoHTML"/>
           <w:color w:val="000000"/>
         </w:rPr>
-        <w:t>clusteredBars</w:t>
+        <w:t>barrasAgrupadas</w:t>
       </w:r>
       <w:r>
         <w:rPr>
@@ -12031,7 +12121,7 @@
           <w:rFonts w:eastAsia="Times New Roman"/>
           <w:color w:val="000000"/>
         </w:rPr>
-        <w:pict w14:anchorId="1B595AA5">
+        <w:pict w14:anchorId="09B2F8A2">
           <v:rect id="_x0000_i1041" style="width:0;height:1.5pt" o:hralign="center" o:hrstd="t" o:hr="t" fillcolor="#a0a0a0" stroked="f"/>
         </w:pict>
       </w:r>
@@ -12683,7 +12773,7 @@
           <w:rFonts w:eastAsia="Times New Roman"/>
           <w:color w:val="000000"/>
         </w:rPr>
-        <w:pict w14:anchorId="4DF73AC4">
+        <w:pict w14:anchorId="31F9194C">
           <v:rect id="_x0000_i1042" style="width:0;height:1.5pt" o:hralign="center" o:hrstd="t" o:hr="t" fillcolor="#a0a0a0" stroked="f"/>
         </w:pict>
       </w:r>
@@ -12742,7 +12832,7 @@
           <w:rStyle w:val="CdigoHTML"/>
           <w:color w:val="000000"/>
         </w:rPr>
-        <w:t>flushCharts</w:t>
+        <w:t>renderizarGraficosPendentes</w:t>
       </w:r>
       <w:r>
         <w:rPr>
@@ -12786,7 +12876,7 @@
           <w:rFonts w:eastAsia="Times New Roman"/>
           <w:color w:val="000000"/>
         </w:rPr>
-        <w:pict w14:anchorId="20964E57">
+        <w:pict w14:anchorId="3C4C4629">
           <v:rect id="_x0000_i1043" style="width:0;height:1.5pt" o:hralign="center" o:hrstd="t" o:hr="t" fillcolor="#a0a0a0" stroked="f"/>
         </w:pict>
       </w:r>
@@ -12849,7 +12939,7 @@
           <w:rFonts w:eastAsia="Times New Roman"/>
           <w:color w:val="000000"/>
         </w:rPr>
-        <w:pict w14:anchorId="414830FA">
+        <w:pict w14:anchorId="552C6CA8">
           <v:rect id="_x0000_i1044" style="width:0;height:1.5pt" o:hralign="center" o:hrstd="t" o:hr="t" fillcolor="#a0a0a0" stroked="f"/>
         </w:pict>
       </w:r>
@@ -12931,7 +13021,7 @@
           <w:rFonts w:eastAsia="Times New Roman"/>
           <w:color w:val="000000"/>
         </w:rPr>
-        <w:pict w14:anchorId="098BCAB4">
+        <w:pict w14:anchorId="24515A1A">
           <v:rect id="_x0000_i1045" style="width:0;height:1.5pt" o:hralign="center" o:hrstd="t" o:hr="t" fillcolor="#a0a0a0" stroked="f"/>
         </w:pict>
       </w:r>
@@ -13015,7 +13105,7 @@
           <w:rFonts w:eastAsia="Times New Roman"/>
           <w:color w:val="000000"/>
         </w:rPr>
-        <w:pict w14:anchorId="52EC13BC">
+        <w:pict w14:anchorId="5FFA4E97">
           <v:rect id="_x0000_i1046" style="width:0;height:1.5pt" o:hralign="center" o:hrstd="t" o:hr="t" fillcolor="#a0a0a0" stroked="f"/>
         </w:pict>
       </w:r>
@@ -16365,8 +16455,7340 @@
         <w:rPr>
           <w:color w:val="000000"/>
         </w:rPr>
-        <w:t>Esta segunda etapa, no momento da última atualização deste documento, cobre o núcleo de dados (Seção 1), a aba Governança, a aba Melhorias com o registro de atividades, e o módulo de análise automática. As funções relacionadas a upload, navegação, filtros, parsers e às abas Projetos, Analytics, RPA e Bots ainda mantêm identificadores em inglês e serão atualizadas em uma etapa posterior.</w:t>
-      </w:r>
+        <w:t xml:space="preserve">Uma terceira etapa completou essa tradução: os módulos de upload, navegação, filtros, parsers, gráficos e as abas Projetos, Analytics, RPA e Bots — até então os únicos com identificadores e comentários em inglês — foram revisados. Com isso, todo o código-fonte em </w:t>
+      </w:r>
+      <w:r>
+        <w:rPr>
+          <w:rStyle w:val="CdigoHTML"/>
+          <w:color w:val="000000"/>
+        </w:rPr>
+        <w:t>src/</w:t>
+      </w:r>
+      <w:r>
+        <w:rPr>
+          <w:color w:val="000000"/>
+        </w:rPr>
+        <w:t xml:space="preserve"> passou a usar português de forma consistente, com exceção dos códigos internos de status já mencionados.</w:t>
+      </w:r>
+    </w:p>
+    <w:p>
+      <w:pPr>
+        <w:pStyle w:val="NormalWeb"/>
+        <w:jc w:val="both"/>
+        <w:rPr>
+          <w:color w:val="000000"/>
+        </w:rPr>
+      </w:pPr>
+      <w:r>
+        <w:rPr>
+          <w:color w:val="000000"/>
+        </w:rPr>
+        <w:t xml:space="preserve">Essa etapa também unificou um padrão que estava dividido: as funções que constroem o conteúdo de uma aba usavam ora o verbo </w:t>
+      </w:r>
+      <w:r>
+        <w:rPr>
+          <w:rStyle w:val="CdigoHTML"/>
+          <w:color w:val="000000"/>
+        </w:rPr>
+        <w:t>build</w:t>
+      </w:r>
+      <w:r>
+        <w:rPr>
+          <w:color w:val="000000"/>
+        </w:rPr>
+        <w:t xml:space="preserve"> (</w:t>
+      </w:r>
+      <w:r>
+        <w:rPr>
+          <w:rStyle w:val="CdigoHTML"/>
+          <w:color w:val="000000"/>
+        </w:rPr>
+        <w:t>buildProjects</w:t>
+      </w:r>
+      <w:r>
+        <w:rPr>
+          <w:color w:val="000000"/>
+        </w:rPr>
+        <w:t xml:space="preserve">, </w:t>
+      </w:r>
+      <w:r>
+        <w:rPr>
+          <w:rStyle w:val="CdigoHTML"/>
+          <w:color w:val="000000"/>
+        </w:rPr>
+        <w:t>buildAnalytics</w:t>
+      </w:r>
+      <w:r>
+        <w:rPr>
+          <w:color w:val="000000"/>
+        </w:rPr>
+        <w:t xml:space="preserve">, </w:t>
+      </w:r>
+      <w:r>
+        <w:rPr>
+          <w:rStyle w:val="CdigoHTML"/>
+          <w:color w:val="000000"/>
+        </w:rPr>
+        <w:t>buildRPATickets</w:t>
+      </w:r>
+      <w:r>
+        <w:rPr>
+          <w:color w:val="000000"/>
+        </w:rPr>
+        <w:t xml:space="preserve">, </w:t>
+      </w:r>
+      <w:r>
+        <w:rPr>
+          <w:rStyle w:val="CdigoHTML"/>
+          <w:color w:val="000000"/>
+        </w:rPr>
+        <w:t>buildBots</w:t>
+      </w:r>
+      <w:r>
+        <w:rPr>
+          <w:color w:val="000000"/>
+        </w:rPr>
+        <w:t xml:space="preserve">), ora </w:t>
+      </w:r>
+      <w:r>
+        <w:rPr>
+          <w:rStyle w:val="CdigoHTML"/>
+          <w:color w:val="000000"/>
+        </w:rPr>
+        <w:t>construir</w:t>
+      </w:r>
+      <w:r>
+        <w:rPr>
+          <w:color w:val="000000"/>
+        </w:rPr>
+        <w:t xml:space="preserve"> (</w:t>
+      </w:r>
+      <w:r>
+        <w:rPr>
+          <w:rStyle w:val="CdigoHTML"/>
+          <w:color w:val="000000"/>
+        </w:rPr>
+        <w:t>construirGovernanca</w:t>
+      </w:r>
+      <w:r>
+        <w:rPr>
+          <w:color w:val="000000"/>
+        </w:rPr>
+        <w:t xml:space="preserve">, </w:t>
+      </w:r>
+      <w:r>
+        <w:rPr>
+          <w:rStyle w:val="CdigoHTML"/>
+          <w:color w:val="000000"/>
+        </w:rPr>
+        <w:t>construirMelhorias</w:t>
+      </w:r>
+      <w:r>
+        <w:rPr>
+          <w:color w:val="000000"/>
+        </w:rPr>
+        <w:t xml:space="preserve">), para o mesmo papel. Todas passaram a usar </w:t>
+      </w:r>
+      <w:r>
+        <w:rPr>
+          <w:rStyle w:val="CdigoHTML"/>
+          <w:color w:val="000000"/>
+        </w:rPr>
+        <w:t>construir</w:t>
+      </w:r>
+      <w:r>
+        <w:rPr>
+          <w:color w:val="000000"/>
+        </w:rPr>
+        <w:t>.</w:t>
+      </w:r>
+    </w:p>
+    <w:p>
+      <w:pPr>
+        <w:pStyle w:val="NormalWeb"/>
+        <w:jc w:val="both"/>
+        <w:rPr>
+          <w:color w:val="000000"/>
+        </w:rPr>
+      </w:pPr>
+      <w:r>
+        <w:rPr>
+          <w:color w:val="000000"/>
+        </w:rPr>
+        <w:t>Quadro 13 — Funções renomeadas na terceira etapa</w:t>
+      </w:r>
+    </w:p>
+    <w:tbl>
+      <w:tblPr>
+        <w:tblW w:w="5000" w:type="pct"/>
+        <w:tblCellMar>
+          <w:top w:w="15" w:type="dxa"/>
+          <w:left w:w="15" w:type="dxa"/>
+          <w:bottom w:w="15" w:type="dxa"/>
+          <w:right w:w="15" w:type="dxa"/>
+        </w:tblCellMar>
+        <w:tblLook w:val="04A0" w:firstRow="1" w:lastRow="0" w:firstColumn="1" w:lastColumn="0" w:noHBand="0" w:noVBand="1"/>
+      </w:tblPr>
+      <w:tblGrid>
+        <w:gridCol w:w="2361"/>
+        <w:gridCol w:w="2812"/>
+        <w:gridCol w:w="3882"/>
+      </w:tblGrid>
+      <w:tr>
+        <w:tc>
+          <w:tcPr>
+            <w:tcW w:w="0" w:type="auto"/>
+            <w:tcBorders>
+              <w:top w:val="single" w:sz="6" w:space="0" w:color="666666"/>
+              <w:left w:val="single" w:sz="6" w:space="0" w:color="666666"/>
+              <w:bottom w:val="single" w:sz="6" w:space="0" w:color="666666"/>
+              <w:right w:val="single" w:sz="6" w:space="0" w:color="666666"/>
+            </w:tcBorders>
+            <w:shd w:val="clear" w:color="auto" w:fill="D9D9D9"/>
+            <w:tcMar>
+              <w:top w:w="60" w:type="dxa"/>
+              <w:left w:w="105" w:type="dxa"/>
+              <w:bottom w:w="60" w:type="dxa"/>
+              <w:right w:w="105" w:type="dxa"/>
+            </w:tcMar>
+            <w:hideMark/>
+          </w:tcPr>
+          <w:p>
+            <w:pPr>
+              <w:spacing w:before="150" w:after="150"/>
+              <w:rPr>
+                <w:rFonts w:eastAsia="Times New Roman"/>
+                <w:b/>
+                <w:bCs/>
+                <w:color w:val="000000"/>
+                <w:sz w:val="20"/>
+                <w:szCs w:val="20"/>
+              </w:rPr>
+            </w:pPr>
+            <w:r>
+              <w:rPr>
+                <w:rFonts w:eastAsia="Times New Roman"/>
+                <w:b/>
+                <w:bCs/>
+                <w:color w:val="000000"/>
+                <w:sz w:val="20"/>
+                <w:szCs w:val="20"/>
+              </w:rPr>
+              <w:t>Nome anterior</w:t>
+            </w:r>
+          </w:p>
+        </w:tc>
+        <w:tc>
+          <w:tcPr>
+            <w:tcW w:w="0" w:type="auto"/>
+            <w:tcBorders>
+              <w:top w:val="single" w:sz="6" w:space="0" w:color="666666"/>
+              <w:left w:val="single" w:sz="6" w:space="0" w:color="666666"/>
+              <w:bottom w:val="single" w:sz="6" w:space="0" w:color="666666"/>
+              <w:right w:val="single" w:sz="6" w:space="0" w:color="666666"/>
+            </w:tcBorders>
+            <w:shd w:val="clear" w:color="auto" w:fill="D9D9D9"/>
+            <w:tcMar>
+              <w:top w:w="60" w:type="dxa"/>
+              <w:left w:w="105" w:type="dxa"/>
+              <w:bottom w:w="60" w:type="dxa"/>
+              <w:right w:w="105" w:type="dxa"/>
+            </w:tcMar>
+            <w:hideMark/>
+          </w:tcPr>
+          <w:p>
+            <w:pPr>
+              <w:spacing w:before="150" w:after="150"/>
+              <w:rPr>
+                <w:rFonts w:eastAsia="Times New Roman"/>
+                <w:b/>
+                <w:bCs/>
+                <w:color w:val="000000"/>
+                <w:sz w:val="20"/>
+                <w:szCs w:val="20"/>
+              </w:rPr>
+            </w:pPr>
+            <w:r>
+              <w:rPr>
+                <w:rFonts w:eastAsia="Times New Roman"/>
+                <w:b/>
+                <w:bCs/>
+                <w:color w:val="000000"/>
+                <w:sz w:val="20"/>
+                <w:szCs w:val="20"/>
+              </w:rPr>
+              <w:t>Nome atual</w:t>
+            </w:r>
+          </w:p>
+        </w:tc>
+        <w:tc>
+          <w:tcPr>
+            <w:tcW w:w="0" w:type="auto"/>
+            <w:tcBorders>
+              <w:top w:val="single" w:sz="6" w:space="0" w:color="666666"/>
+              <w:left w:val="single" w:sz="6" w:space="0" w:color="666666"/>
+              <w:bottom w:val="single" w:sz="6" w:space="0" w:color="666666"/>
+              <w:right w:val="single" w:sz="6" w:space="0" w:color="666666"/>
+            </w:tcBorders>
+            <w:shd w:val="clear" w:color="auto" w:fill="D9D9D9"/>
+            <w:tcMar>
+              <w:top w:w="60" w:type="dxa"/>
+              <w:left w:w="105" w:type="dxa"/>
+              <w:bottom w:w="60" w:type="dxa"/>
+              <w:right w:w="105" w:type="dxa"/>
+            </w:tcMar>
+            <w:hideMark/>
+          </w:tcPr>
+          <w:p>
+            <w:pPr>
+              <w:spacing w:before="150" w:after="150"/>
+              <w:rPr>
+                <w:rFonts w:eastAsia="Times New Roman"/>
+                <w:b/>
+                <w:bCs/>
+                <w:color w:val="000000"/>
+                <w:sz w:val="20"/>
+                <w:szCs w:val="20"/>
+              </w:rPr>
+            </w:pPr>
+            <w:r>
+              <w:rPr>
+                <w:rFonts w:eastAsia="Times New Roman"/>
+                <w:b/>
+                <w:bCs/>
+                <w:color w:val="000000"/>
+                <w:sz w:val="20"/>
+                <w:szCs w:val="20"/>
+              </w:rPr>
+              <w:t>Função</w:t>
+            </w:r>
+          </w:p>
+        </w:tc>
+      </w:tr>
+      <w:tr>
+        <w:tc>
+          <w:tcPr>
+            <w:tcW w:w="0" w:type="auto"/>
+            <w:tcBorders>
+              <w:top w:val="single" w:sz="6" w:space="0" w:color="666666"/>
+              <w:left w:val="single" w:sz="6" w:space="0" w:color="666666"/>
+              <w:bottom w:val="single" w:sz="6" w:space="0" w:color="666666"/>
+              <w:right w:val="single" w:sz="6" w:space="0" w:color="666666"/>
+            </w:tcBorders>
+            <w:tcMar>
+              <w:top w:w="60" w:type="dxa"/>
+              <w:left w:w="105" w:type="dxa"/>
+              <w:bottom w:w="60" w:type="dxa"/>
+              <w:right w:w="105" w:type="dxa"/>
+            </w:tcMar>
+            <w:hideMark/>
+          </w:tcPr>
+          <w:p>
+            <w:pPr>
+              <w:spacing w:before="150" w:after="150"/>
+              <w:rPr>
+                <w:rFonts w:eastAsia="Times New Roman"/>
+                <w:color w:val="000000"/>
+                <w:sz w:val="20"/>
+                <w:szCs w:val="20"/>
+              </w:rPr>
+            </w:pPr>
+            <w:r>
+              <w:rPr>
+                <w:rStyle w:val="CdigoHTML"/>
+                <w:color w:val="000000"/>
+              </w:rPr>
+              <w:t>buildProjects</w:t>
+            </w:r>
+          </w:p>
+        </w:tc>
+        <w:tc>
+          <w:tcPr>
+            <w:tcW w:w="0" w:type="auto"/>
+            <w:tcBorders>
+              <w:top w:val="single" w:sz="6" w:space="0" w:color="666666"/>
+              <w:left w:val="single" w:sz="6" w:space="0" w:color="666666"/>
+              <w:bottom w:val="single" w:sz="6" w:space="0" w:color="666666"/>
+              <w:right w:val="single" w:sz="6" w:space="0" w:color="666666"/>
+            </w:tcBorders>
+            <w:tcMar>
+              <w:top w:w="60" w:type="dxa"/>
+              <w:left w:w="105" w:type="dxa"/>
+              <w:bottom w:w="60" w:type="dxa"/>
+              <w:right w:w="105" w:type="dxa"/>
+            </w:tcMar>
+            <w:hideMark/>
+          </w:tcPr>
+          <w:p>
+            <w:pPr>
+              <w:spacing w:before="150" w:after="150"/>
+              <w:rPr>
+                <w:rFonts w:eastAsia="Times New Roman"/>
+                <w:color w:val="000000"/>
+                <w:sz w:val="20"/>
+                <w:szCs w:val="20"/>
+              </w:rPr>
+            </w:pPr>
+            <w:r>
+              <w:rPr>
+                <w:rStyle w:val="CdigoHTML"/>
+                <w:color w:val="000000"/>
+              </w:rPr>
+              <w:t>construirProjetos</w:t>
+            </w:r>
+          </w:p>
+        </w:tc>
+        <w:tc>
+          <w:tcPr>
+            <w:tcW w:w="0" w:type="auto"/>
+            <w:tcBorders>
+              <w:top w:val="single" w:sz="6" w:space="0" w:color="666666"/>
+              <w:left w:val="single" w:sz="6" w:space="0" w:color="666666"/>
+              <w:bottom w:val="single" w:sz="6" w:space="0" w:color="666666"/>
+              <w:right w:val="single" w:sz="6" w:space="0" w:color="666666"/>
+            </w:tcBorders>
+            <w:tcMar>
+              <w:top w:w="60" w:type="dxa"/>
+              <w:left w:w="105" w:type="dxa"/>
+              <w:bottom w:w="60" w:type="dxa"/>
+              <w:right w:w="105" w:type="dxa"/>
+            </w:tcMar>
+            <w:hideMark/>
+          </w:tcPr>
+          <w:p>
+            <w:pPr>
+              <w:spacing w:before="150" w:after="150"/>
+              <w:rPr>
+                <w:rFonts w:eastAsia="Times New Roman"/>
+                <w:color w:val="000000"/>
+                <w:sz w:val="20"/>
+                <w:szCs w:val="20"/>
+              </w:rPr>
+            </w:pPr>
+            <w:r>
+              <w:rPr>
+                <w:rFonts w:eastAsia="Times New Roman"/>
+                <w:color w:val="000000"/>
+                <w:sz w:val="20"/>
+                <w:szCs w:val="20"/>
+              </w:rPr>
+              <w:t>constrói a aba Projetos</w:t>
+            </w:r>
+          </w:p>
+        </w:tc>
+      </w:tr>
+      <w:tr>
+        <w:tc>
+          <w:tcPr>
+            <w:tcW w:w="0" w:type="auto"/>
+            <w:tcBorders>
+              <w:top w:val="single" w:sz="6" w:space="0" w:color="666666"/>
+              <w:left w:val="single" w:sz="6" w:space="0" w:color="666666"/>
+              <w:bottom w:val="single" w:sz="6" w:space="0" w:color="666666"/>
+              <w:right w:val="single" w:sz="6" w:space="0" w:color="666666"/>
+            </w:tcBorders>
+            <w:tcMar>
+              <w:top w:w="60" w:type="dxa"/>
+              <w:left w:w="105" w:type="dxa"/>
+              <w:bottom w:w="60" w:type="dxa"/>
+              <w:right w:w="105" w:type="dxa"/>
+            </w:tcMar>
+            <w:hideMark/>
+          </w:tcPr>
+          <w:p>
+            <w:pPr>
+              <w:spacing w:before="150" w:after="150"/>
+              <w:rPr>
+                <w:rFonts w:eastAsia="Times New Roman"/>
+                <w:color w:val="000000"/>
+                <w:sz w:val="20"/>
+                <w:szCs w:val="20"/>
+              </w:rPr>
+            </w:pPr>
+            <w:r>
+              <w:rPr>
+                <w:rStyle w:val="CdigoHTML"/>
+                <w:color w:val="000000"/>
+              </w:rPr>
+              <w:t>buildAnalytics</w:t>
+            </w:r>
+          </w:p>
+        </w:tc>
+        <w:tc>
+          <w:tcPr>
+            <w:tcW w:w="0" w:type="auto"/>
+            <w:tcBorders>
+              <w:top w:val="single" w:sz="6" w:space="0" w:color="666666"/>
+              <w:left w:val="single" w:sz="6" w:space="0" w:color="666666"/>
+              <w:bottom w:val="single" w:sz="6" w:space="0" w:color="666666"/>
+              <w:right w:val="single" w:sz="6" w:space="0" w:color="666666"/>
+            </w:tcBorders>
+            <w:tcMar>
+              <w:top w:w="60" w:type="dxa"/>
+              <w:left w:w="105" w:type="dxa"/>
+              <w:bottom w:w="60" w:type="dxa"/>
+              <w:right w:w="105" w:type="dxa"/>
+            </w:tcMar>
+            <w:hideMark/>
+          </w:tcPr>
+          <w:p>
+            <w:pPr>
+              <w:spacing w:before="150" w:after="150"/>
+              <w:rPr>
+                <w:rFonts w:eastAsia="Times New Roman"/>
+                <w:color w:val="000000"/>
+                <w:sz w:val="20"/>
+                <w:szCs w:val="20"/>
+              </w:rPr>
+            </w:pPr>
+            <w:r>
+              <w:rPr>
+                <w:rStyle w:val="CdigoHTML"/>
+                <w:color w:val="000000"/>
+              </w:rPr>
+              <w:t>construirAnalytics</w:t>
+            </w:r>
+          </w:p>
+        </w:tc>
+        <w:tc>
+          <w:tcPr>
+            <w:tcW w:w="0" w:type="auto"/>
+            <w:tcBorders>
+              <w:top w:val="single" w:sz="6" w:space="0" w:color="666666"/>
+              <w:left w:val="single" w:sz="6" w:space="0" w:color="666666"/>
+              <w:bottom w:val="single" w:sz="6" w:space="0" w:color="666666"/>
+              <w:right w:val="single" w:sz="6" w:space="0" w:color="666666"/>
+            </w:tcBorders>
+            <w:tcMar>
+              <w:top w:w="60" w:type="dxa"/>
+              <w:left w:w="105" w:type="dxa"/>
+              <w:bottom w:w="60" w:type="dxa"/>
+              <w:right w:w="105" w:type="dxa"/>
+            </w:tcMar>
+            <w:hideMark/>
+          </w:tcPr>
+          <w:p>
+            <w:pPr>
+              <w:spacing w:before="150" w:after="150"/>
+              <w:rPr>
+                <w:rFonts w:eastAsia="Times New Roman"/>
+                <w:color w:val="000000"/>
+                <w:sz w:val="20"/>
+                <w:szCs w:val="20"/>
+              </w:rPr>
+            </w:pPr>
+            <w:r>
+              <w:rPr>
+                <w:rFonts w:eastAsia="Times New Roman"/>
+                <w:color w:val="000000"/>
+                <w:sz w:val="20"/>
+                <w:szCs w:val="20"/>
+              </w:rPr>
+              <w:t>constrói a aba Analytics</w:t>
+            </w:r>
+          </w:p>
+        </w:tc>
+      </w:tr>
+      <w:tr>
+        <w:tc>
+          <w:tcPr>
+            <w:tcW w:w="0" w:type="auto"/>
+            <w:tcBorders>
+              <w:top w:val="single" w:sz="6" w:space="0" w:color="666666"/>
+              <w:left w:val="single" w:sz="6" w:space="0" w:color="666666"/>
+              <w:bottom w:val="single" w:sz="6" w:space="0" w:color="666666"/>
+              <w:right w:val="single" w:sz="6" w:space="0" w:color="666666"/>
+            </w:tcBorders>
+            <w:tcMar>
+              <w:top w:w="60" w:type="dxa"/>
+              <w:left w:w="105" w:type="dxa"/>
+              <w:bottom w:w="60" w:type="dxa"/>
+              <w:right w:w="105" w:type="dxa"/>
+            </w:tcMar>
+            <w:hideMark/>
+          </w:tcPr>
+          <w:p>
+            <w:pPr>
+              <w:spacing w:before="150" w:after="150"/>
+              <w:rPr>
+                <w:rFonts w:eastAsia="Times New Roman"/>
+                <w:color w:val="000000"/>
+                <w:sz w:val="20"/>
+                <w:szCs w:val="20"/>
+              </w:rPr>
+            </w:pPr>
+            <w:r>
+              <w:rPr>
+                <w:rStyle w:val="CdigoHTML"/>
+                <w:color w:val="000000"/>
+              </w:rPr>
+              <w:t>buildRPATickets</w:t>
+            </w:r>
+          </w:p>
+        </w:tc>
+        <w:tc>
+          <w:tcPr>
+            <w:tcW w:w="0" w:type="auto"/>
+            <w:tcBorders>
+              <w:top w:val="single" w:sz="6" w:space="0" w:color="666666"/>
+              <w:left w:val="single" w:sz="6" w:space="0" w:color="666666"/>
+              <w:bottom w:val="single" w:sz="6" w:space="0" w:color="666666"/>
+              <w:right w:val="single" w:sz="6" w:space="0" w:color="666666"/>
+            </w:tcBorders>
+            <w:tcMar>
+              <w:top w:w="60" w:type="dxa"/>
+              <w:left w:w="105" w:type="dxa"/>
+              <w:bottom w:w="60" w:type="dxa"/>
+              <w:right w:w="105" w:type="dxa"/>
+            </w:tcMar>
+            <w:hideMark/>
+          </w:tcPr>
+          <w:p>
+            <w:pPr>
+              <w:spacing w:before="150" w:after="150"/>
+              <w:rPr>
+                <w:rFonts w:eastAsia="Times New Roman"/>
+                <w:color w:val="000000"/>
+                <w:sz w:val="20"/>
+                <w:szCs w:val="20"/>
+              </w:rPr>
+            </w:pPr>
+            <w:r>
+              <w:rPr>
+                <w:rStyle w:val="CdigoHTML"/>
+                <w:color w:val="000000"/>
+              </w:rPr>
+              <w:t>construirChamadosRPA</w:t>
+            </w:r>
+          </w:p>
+        </w:tc>
+        <w:tc>
+          <w:tcPr>
+            <w:tcW w:w="0" w:type="auto"/>
+            <w:tcBorders>
+              <w:top w:val="single" w:sz="6" w:space="0" w:color="666666"/>
+              <w:left w:val="single" w:sz="6" w:space="0" w:color="666666"/>
+              <w:bottom w:val="single" w:sz="6" w:space="0" w:color="666666"/>
+              <w:right w:val="single" w:sz="6" w:space="0" w:color="666666"/>
+            </w:tcBorders>
+            <w:tcMar>
+              <w:top w:w="60" w:type="dxa"/>
+              <w:left w:w="105" w:type="dxa"/>
+              <w:bottom w:w="60" w:type="dxa"/>
+              <w:right w:w="105" w:type="dxa"/>
+            </w:tcMar>
+            <w:hideMark/>
+          </w:tcPr>
+          <w:p>
+            <w:pPr>
+              <w:spacing w:before="150" w:after="150"/>
+              <w:rPr>
+                <w:rFonts w:eastAsia="Times New Roman"/>
+                <w:color w:val="000000"/>
+                <w:sz w:val="20"/>
+                <w:szCs w:val="20"/>
+              </w:rPr>
+            </w:pPr>
+            <w:r>
+              <w:rPr>
+                <w:rFonts w:eastAsia="Times New Roman"/>
+                <w:color w:val="000000"/>
+                <w:sz w:val="20"/>
+                <w:szCs w:val="20"/>
+              </w:rPr>
+              <w:t>constrói a aba de Chamados RPA</w:t>
+            </w:r>
+          </w:p>
+        </w:tc>
+      </w:tr>
+      <w:tr>
+        <w:tc>
+          <w:tcPr>
+            <w:tcW w:w="0" w:type="auto"/>
+            <w:tcBorders>
+              <w:top w:val="single" w:sz="6" w:space="0" w:color="666666"/>
+              <w:left w:val="single" w:sz="6" w:space="0" w:color="666666"/>
+              <w:bottom w:val="single" w:sz="6" w:space="0" w:color="666666"/>
+              <w:right w:val="single" w:sz="6" w:space="0" w:color="666666"/>
+            </w:tcBorders>
+            <w:tcMar>
+              <w:top w:w="60" w:type="dxa"/>
+              <w:left w:w="105" w:type="dxa"/>
+              <w:bottom w:w="60" w:type="dxa"/>
+              <w:right w:w="105" w:type="dxa"/>
+            </w:tcMar>
+            <w:hideMark/>
+          </w:tcPr>
+          <w:p>
+            <w:pPr>
+              <w:spacing w:before="150" w:after="150"/>
+              <w:rPr>
+                <w:rFonts w:eastAsia="Times New Roman"/>
+                <w:color w:val="000000"/>
+                <w:sz w:val="20"/>
+                <w:szCs w:val="20"/>
+              </w:rPr>
+            </w:pPr>
+            <w:r>
+              <w:rPr>
+                <w:rStyle w:val="CdigoHTML"/>
+                <w:color w:val="000000"/>
+              </w:rPr>
+              <w:t>buildRPATabTopBots</w:t>
+            </w:r>
+          </w:p>
+        </w:tc>
+        <w:tc>
+          <w:tcPr>
+            <w:tcW w:w="0" w:type="auto"/>
+            <w:tcBorders>
+              <w:top w:val="single" w:sz="6" w:space="0" w:color="666666"/>
+              <w:left w:val="single" w:sz="6" w:space="0" w:color="666666"/>
+              <w:bottom w:val="single" w:sz="6" w:space="0" w:color="666666"/>
+              <w:right w:val="single" w:sz="6" w:space="0" w:color="666666"/>
+            </w:tcBorders>
+            <w:tcMar>
+              <w:top w:w="60" w:type="dxa"/>
+              <w:left w:w="105" w:type="dxa"/>
+              <w:bottom w:w="60" w:type="dxa"/>
+              <w:right w:w="105" w:type="dxa"/>
+            </w:tcMar>
+            <w:hideMark/>
+          </w:tcPr>
+          <w:p>
+            <w:pPr>
+              <w:spacing w:before="150" w:after="150"/>
+              <w:rPr>
+                <w:rFonts w:eastAsia="Times New Roman"/>
+                <w:color w:val="000000"/>
+                <w:sz w:val="20"/>
+                <w:szCs w:val="20"/>
+              </w:rPr>
+            </w:pPr>
+            <w:r>
+              <w:rPr>
+                <w:rStyle w:val="CdigoHTML"/>
+                <w:color w:val="000000"/>
+              </w:rPr>
+              <w:t>construirAbaTopBots</w:t>
+            </w:r>
+          </w:p>
+        </w:tc>
+        <w:tc>
+          <w:tcPr>
+            <w:tcW w:w="0" w:type="auto"/>
+            <w:tcBorders>
+              <w:top w:val="single" w:sz="6" w:space="0" w:color="666666"/>
+              <w:left w:val="single" w:sz="6" w:space="0" w:color="666666"/>
+              <w:bottom w:val="single" w:sz="6" w:space="0" w:color="666666"/>
+              <w:right w:val="single" w:sz="6" w:space="0" w:color="666666"/>
+            </w:tcBorders>
+            <w:tcMar>
+              <w:top w:w="60" w:type="dxa"/>
+              <w:left w:w="105" w:type="dxa"/>
+              <w:bottom w:w="60" w:type="dxa"/>
+              <w:right w:w="105" w:type="dxa"/>
+            </w:tcMar>
+            <w:hideMark/>
+          </w:tcPr>
+          <w:p>
+            <w:pPr>
+              <w:spacing w:before="150" w:after="150"/>
+              <w:rPr>
+                <w:rFonts w:eastAsia="Times New Roman"/>
+                <w:color w:val="000000"/>
+                <w:sz w:val="20"/>
+                <w:szCs w:val="20"/>
+              </w:rPr>
+            </w:pPr>
+            <w:r>
+              <w:rPr>
+                <w:rFonts w:eastAsia="Times New Roman"/>
+                <w:color w:val="000000"/>
+                <w:sz w:val="20"/>
+                <w:szCs w:val="20"/>
+              </w:rPr>
+              <w:t>sub-aba "Top bots" de Chamados RPA</w:t>
+            </w:r>
+          </w:p>
+        </w:tc>
+      </w:tr>
+      <w:tr>
+        <w:tc>
+          <w:tcPr>
+            <w:tcW w:w="0" w:type="auto"/>
+            <w:tcBorders>
+              <w:top w:val="single" w:sz="6" w:space="0" w:color="666666"/>
+              <w:left w:val="single" w:sz="6" w:space="0" w:color="666666"/>
+              <w:bottom w:val="single" w:sz="6" w:space="0" w:color="666666"/>
+              <w:right w:val="single" w:sz="6" w:space="0" w:color="666666"/>
+            </w:tcBorders>
+            <w:tcMar>
+              <w:top w:w="60" w:type="dxa"/>
+              <w:left w:w="105" w:type="dxa"/>
+              <w:bottom w:w="60" w:type="dxa"/>
+              <w:right w:w="105" w:type="dxa"/>
+            </w:tcMar>
+            <w:hideMark/>
+          </w:tcPr>
+          <w:p>
+            <w:pPr>
+              <w:spacing w:before="150" w:after="150"/>
+              <w:rPr>
+                <w:rFonts w:eastAsia="Times New Roman"/>
+                <w:color w:val="000000"/>
+                <w:sz w:val="20"/>
+                <w:szCs w:val="20"/>
+              </w:rPr>
+            </w:pPr>
+            <w:r>
+              <w:rPr>
+                <w:rStyle w:val="CdigoHTML"/>
+                <w:color w:val="000000"/>
+              </w:rPr>
+              <w:t>buildRPATabProblems</w:t>
+            </w:r>
+          </w:p>
+        </w:tc>
+        <w:tc>
+          <w:tcPr>
+            <w:tcW w:w="0" w:type="auto"/>
+            <w:tcBorders>
+              <w:top w:val="single" w:sz="6" w:space="0" w:color="666666"/>
+              <w:left w:val="single" w:sz="6" w:space="0" w:color="666666"/>
+              <w:bottom w:val="single" w:sz="6" w:space="0" w:color="666666"/>
+              <w:right w:val="single" w:sz="6" w:space="0" w:color="666666"/>
+            </w:tcBorders>
+            <w:tcMar>
+              <w:top w:w="60" w:type="dxa"/>
+              <w:left w:w="105" w:type="dxa"/>
+              <w:bottom w:w="60" w:type="dxa"/>
+              <w:right w:w="105" w:type="dxa"/>
+            </w:tcMar>
+            <w:hideMark/>
+          </w:tcPr>
+          <w:p>
+            <w:pPr>
+              <w:spacing w:before="150" w:after="150"/>
+              <w:rPr>
+                <w:rFonts w:eastAsia="Times New Roman"/>
+                <w:color w:val="000000"/>
+                <w:sz w:val="20"/>
+                <w:szCs w:val="20"/>
+              </w:rPr>
+            </w:pPr>
+            <w:r>
+              <w:rPr>
+                <w:rStyle w:val="CdigoHTML"/>
+                <w:color w:val="000000"/>
+              </w:rPr>
+              <w:t>construirAbaProblemas</w:t>
+            </w:r>
+          </w:p>
+        </w:tc>
+        <w:tc>
+          <w:tcPr>
+            <w:tcW w:w="0" w:type="auto"/>
+            <w:tcBorders>
+              <w:top w:val="single" w:sz="6" w:space="0" w:color="666666"/>
+              <w:left w:val="single" w:sz="6" w:space="0" w:color="666666"/>
+              <w:bottom w:val="single" w:sz="6" w:space="0" w:color="666666"/>
+              <w:right w:val="single" w:sz="6" w:space="0" w:color="666666"/>
+            </w:tcBorders>
+            <w:tcMar>
+              <w:top w:w="60" w:type="dxa"/>
+              <w:left w:w="105" w:type="dxa"/>
+              <w:bottom w:w="60" w:type="dxa"/>
+              <w:right w:w="105" w:type="dxa"/>
+            </w:tcMar>
+            <w:hideMark/>
+          </w:tcPr>
+          <w:p>
+            <w:pPr>
+              <w:spacing w:before="150" w:after="150"/>
+              <w:rPr>
+                <w:rFonts w:eastAsia="Times New Roman"/>
+                <w:color w:val="000000"/>
+                <w:sz w:val="20"/>
+                <w:szCs w:val="20"/>
+              </w:rPr>
+            </w:pPr>
+            <w:r>
+              <w:rPr>
+                <w:rFonts w:eastAsia="Times New Roman"/>
+                <w:color w:val="000000"/>
+                <w:sz w:val="20"/>
+                <w:szCs w:val="20"/>
+              </w:rPr>
+              <w:t>sub-aba "Tipos de problema"</w:t>
+            </w:r>
+          </w:p>
+        </w:tc>
+      </w:tr>
+      <w:tr>
+        <w:tc>
+          <w:tcPr>
+            <w:tcW w:w="0" w:type="auto"/>
+            <w:tcBorders>
+              <w:top w:val="single" w:sz="6" w:space="0" w:color="666666"/>
+              <w:left w:val="single" w:sz="6" w:space="0" w:color="666666"/>
+              <w:bottom w:val="single" w:sz="6" w:space="0" w:color="666666"/>
+              <w:right w:val="single" w:sz="6" w:space="0" w:color="666666"/>
+            </w:tcBorders>
+            <w:tcMar>
+              <w:top w:w="60" w:type="dxa"/>
+              <w:left w:w="105" w:type="dxa"/>
+              <w:bottom w:w="60" w:type="dxa"/>
+              <w:right w:w="105" w:type="dxa"/>
+            </w:tcMar>
+            <w:hideMark/>
+          </w:tcPr>
+          <w:p>
+            <w:pPr>
+              <w:spacing w:before="150" w:after="150"/>
+              <w:rPr>
+                <w:rFonts w:eastAsia="Times New Roman"/>
+                <w:color w:val="000000"/>
+                <w:sz w:val="20"/>
+                <w:szCs w:val="20"/>
+              </w:rPr>
+            </w:pPr>
+            <w:r>
+              <w:rPr>
+                <w:rStyle w:val="CdigoHTML"/>
+                <w:color w:val="000000"/>
+              </w:rPr>
+              <w:t>buildRPATabTime</w:t>
+            </w:r>
+          </w:p>
+        </w:tc>
+        <w:tc>
+          <w:tcPr>
+            <w:tcW w:w="0" w:type="auto"/>
+            <w:tcBorders>
+              <w:top w:val="single" w:sz="6" w:space="0" w:color="666666"/>
+              <w:left w:val="single" w:sz="6" w:space="0" w:color="666666"/>
+              <w:bottom w:val="single" w:sz="6" w:space="0" w:color="666666"/>
+              <w:right w:val="single" w:sz="6" w:space="0" w:color="666666"/>
+            </w:tcBorders>
+            <w:tcMar>
+              <w:top w:w="60" w:type="dxa"/>
+              <w:left w:w="105" w:type="dxa"/>
+              <w:bottom w:w="60" w:type="dxa"/>
+              <w:right w:w="105" w:type="dxa"/>
+            </w:tcMar>
+            <w:hideMark/>
+          </w:tcPr>
+          <w:p>
+            <w:pPr>
+              <w:spacing w:before="150" w:after="150"/>
+              <w:rPr>
+                <w:rFonts w:eastAsia="Times New Roman"/>
+                <w:color w:val="000000"/>
+                <w:sz w:val="20"/>
+                <w:szCs w:val="20"/>
+              </w:rPr>
+            </w:pPr>
+            <w:r>
+              <w:rPr>
+                <w:rStyle w:val="CdigoHTML"/>
+                <w:color w:val="000000"/>
+              </w:rPr>
+              <w:t>construirAbaTempo</w:t>
+            </w:r>
+          </w:p>
+        </w:tc>
+        <w:tc>
+          <w:tcPr>
+            <w:tcW w:w="0" w:type="auto"/>
+            <w:tcBorders>
+              <w:top w:val="single" w:sz="6" w:space="0" w:color="666666"/>
+              <w:left w:val="single" w:sz="6" w:space="0" w:color="666666"/>
+              <w:bottom w:val="single" w:sz="6" w:space="0" w:color="666666"/>
+              <w:right w:val="single" w:sz="6" w:space="0" w:color="666666"/>
+            </w:tcBorders>
+            <w:tcMar>
+              <w:top w:w="60" w:type="dxa"/>
+              <w:left w:w="105" w:type="dxa"/>
+              <w:bottom w:w="60" w:type="dxa"/>
+              <w:right w:w="105" w:type="dxa"/>
+            </w:tcMar>
+            <w:hideMark/>
+          </w:tcPr>
+          <w:p>
+            <w:pPr>
+              <w:spacing w:before="150" w:after="150"/>
+              <w:rPr>
+                <w:rFonts w:eastAsia="Times New Roman"/>
+                <w:color w:val="000000"/>
+                <w:sz w:val="20"/>
+                <w:szCs w:val="20"/>
+              </w:rPr>
+            </w:pPr>
+            <w:r>
+              <w:rPr>
+                <w:rFonts w:eastAsia="Times New Roman"/>
+                <w:color w:val="000000"/>
+                <w:sz w:val="20"/>
+                <w:szCs w:val="20"/>
+              </w:rPr>
+              <w:t>sub-aba "Tempo de resolução"</w:t>
+            </w:r>
+          </w:p>
+        </w:tc>
+      </w:tr>
+      <w:tr>
+        <w:tc>
+          <w:tcPr>
+            <w:tcW w:w="0" w:type="auto"/>
+            <w:tcBorders>
+              <w:top w:val="single" w:sz="6" w:space="0" w:color="666666"/>
+              <w:left w:val="single" w:sz="6" w:space="0" w:color="666666"/>
+              <w:bottom w:val="single" w:sz="6" w:space="0" w:color="666666"/>
+              <w:right w:val="single" w:sz="6" w:space="0" w:color="666666"/>
+            </w:tcBorders>
+            <w:tcMar>
+              <w:top w:w="60" w:type="dxa"/>
+              <w:left w:w="105" w:type="dxa"/>
+              <w:bottom w:w="60" w:type="dxa"/>
+              <w:right w:w="105" w:type="dxa"/>
+            </w:tcMar>
+            <w:hideMark/>
+          </w:tcPr>
+          <w:p>
+            <w:pPr>
+              <w:spacing w:before="150" w:after="150"/>
+              <w:rPr>
+                <w:rFonts w:eastAsia="Times New Roman"/>
+                <w:color w:val="000000"/>
+                <w:sz w:val="20"/>
+                <w:szCs w:val="20"/>
+              </w:rPr>
+            </w:pPr>
+            <w:r>
+              <w:rPr>
+                <w:rStyle w:val="CdigoHTML"/>
+                <w:color w:val="000000"/>
+              </w:rPr>
+              <w:t>buildRPATabList</w:t>
+            </w:r>
+          </w:p>
+        </w:tc>
+        <w:tc>
+          <w:tcPr>
+            <w:tcW w:w="0" w:type="auto"/>
+            <w:tcBorders>
+              <w:top w:val="single" w:sz="6" w:space="0" w:color="666666"/>
+              <w:left w:val="single" w:sz="6" w:space="0" w:color="666666"/>
+              <w:bottom w:val="single" w:sz="6" w:space="0" w:color="666666"/>
+              <w:right w:val="single" w:sz="6" w:space="0" w:color="666666"/>
+            </w:tcBorders>
+            <w:tcMar>
+              <w:top w:w="60" w:type="dxa"/>
+              <w:left w:w="105" w:type="dxa"/>
+              <w:bottom w:w="60" w:type="dxa"/>
+              <w:right w:w="105" w:type="dxa"/>
+            </w:tcMar>
+            <w:hideMark/>
+          </w:tcPr>
+          <w:p>
+            <w:pPr>
+              <w:spacing w:before="150" w:after="150"/>
+              <w:rPr>
+                <w:rFonts w:eastAsia="Times New Roman"/>
+                <w:color w:val="000000"/>
+                <w:sz w:val="20"/>
+                <w:szCs w:val="20"/>
+              </w:rPr>
+            </w:pPr>
+            <w:r>
+              <w:rPr>
+                <w:rStyle w:val="CdigoHTML"/>
+                <w:color w:val="000000"/>
+              </w:rPr>
+              <w:t>construirAbaLista</w:t>
+            </w:r>
+          </w:p>
+        </w:tc>
+        <w:tc>
+          <w:tcPr>
+            <w:tcW w:w="0" w:type="auto"/>
+            <w:tcBorders>
+              <w:top w:val="single" w:sz="6" w:space="0" w:color="666666"/>
+              <w:left w:val="single" w:sz="6" w:space="0" w:color="666666"/>
+              <w:bottom w:val="single" w:sz="6" w:space="0" w:color="666666"/>
+              <w:right w:val="single" w:sz="6" w:space="0" w:color="666666"/>
+            </w:tcBorders>
+            <w:tcMar>
+              <w:top w:w="60" w:type="dxa"/>
+              <w:left w:w="105" w:type="dxa"/>
+              <w:bottom w:w="60" w:type="dxa"/>
+              <w:right w:w="105" w:type="dxa"/>
+            </w:tcMar>
+            <w:hideMark/>
+          </w:tcPr>
+          <w:p>
+            <w:pPr>
+              <w:spacing w:before="150" w:after="150"/>
+              <w:rPr>
+                <w:rFonts w:eastAsia="Times New Roman"/>
+                <w:color w:val="000000"/>
+                <w:sz w:val="20"/>
+                <w:szCs w:val="20"/>
+              </w:rPr>
+            </w:pPr>
+            <w:r>
+              <w:rPr>
+                <w:rFonts w:eastAsia="Times New Roman"/>
+                <w:color w:val="000000"/>
+                <w:sz w:val="20"/>
+                <w:szCs w:val="20"/>
+              </w:rPr>
+              <w:t>sub-aba "Chamados" (tabela paginada)</w:t>
+            </w:r>
+          </w:p>
+        </w:tc>
+      </w:tr>
+      <w:tr>
+        <w:tc>
+          <w:tcPr>
+            <w:tcW w:w="0" w:type="auto"/>
+            <w:tcBorders>
+              <w:top w:val="single" w:sz="6" w:space="0" w:color="666666"/>
+              <w:left w:val="single" w:sz="6" w:space="0" w:color="666666"/>
+              <w:bottom w:val="single" w:sz="6" w:space="0" w:color="666666"/>
+              <w:right w:val="single" w:sz="6" w:space="0" w:color="666666"/>
+            </w:tcBorders>
+            <w:tcMar>
+              <w:top w:w="60" w:type="dxa"/>
+              <w:left w:w="105" w:type="dxa"/>
+              <w:bottom w:w="60" w:type="dxa"/>
+              <w:right w:w="105" w:type="dxa"/>
+            </w:tcMar>
+            <w:hideMark/>
+          </w:tcPr>
+          <w:p>
+            <w:pPr>
+              <w:spacing w:before="150" w:after="150"/>
+              <w:rPr>
+                <w:rFonts w:eastAsia="Times New Roman"/>
+                <w:color w:val="000000"/>
+                <w:sz w:val="20"/>
+                <w:szCs w:val="20"/>
+              </w:rPr>
+            </w:pPr>
+            <w:r>
+              <w:rPr>
+                <w:rStyle w:val="CdigoHTML"/>
+                <w:color w:val="000000"/>
+              </w:rPr>
+              <w:t>buildBots</w:t>
+            </w:r>
+          </w:p>
+        </w:tc>
+        <w:tc>
+          <w:tcPr>
+            <w:tcW w:w="0" w:type="auto"/>
+            <w:tcBorders>
+              <w:top w:val="single" w:sz="6" w:space="0" w:color="666666"/>
+              <w:left w:val="single" w:sz="6" w:space="0" w:color="666666"/>
+              <w:bottom w:val="single" w:sz="6" w:space="0" w:color="666666"/>
+              <w:right w:val="single" w:sz="6" w:space="0" w:color="666666"/>
+            </w:tcBorders>
+            <w:tcMar>
+              <w:top w:w="60" w:type="dxa"/>
+              <w:left w:w="105" w:type="dxa"/>
+              <w:bottom w:w="60" w:type="dxa"/>
+              <w:right w:w="105" w:type="dxa"/>
+            </w:tcMar>
+            <w:hideMark/>
+          </w:tcPr>
+          <w:p>
+            <w:pPr>
+              <w:spacing w:before="150" w:after="150"/>
+              <w:rPr>
+                <w:rFonts w:eastAsia="Times New Roman"/>
+                <w:color w:val="000000"/>
+                <w:sz w:val="20"/>
+                <w:szCs w:val="20"/>
+              </w:rPr>
+            </w:pPr>
+            <w:r>
+              <w:rPr>
+                <w:rStyle w:val="CdigoHTML"/>
+                <w:color w:val="000000"/>
+              </w:rPr>
+              <w:t>construirBots</w:t>
+            </w:r>
+          </w:p>
+        </w:tc>
+        <w:tc>
+          <w:tcPr>
+            <w:tcW w:w="0" w:type="auto"/>
+            <w:tcBorders>
+              <w:top w:val="single" w:sz="6" w:space="0" w:color="666666"/>
+              <w:left w:val="single" w:sz="6" w:space="0" w:color="666666"/>
+              <w:bottom w:val="single" w:sz="6" w:space="0" w:color="666666"/>
+              <w:right w:val="single" w:sz="6" w:space="0" w:color="666666"/>
+            </w:tcBorders>
+            <w:tcMar>
+              <w:top w:w="60" w:type="dxa"/>
+              <w:left w:w="105" w:type="dxa"/>
+              <w:bottom w:w="60" w:type="dxa"/>
+              <w:right w:w="105" w:type="dxa"/>
+            </w:tcMar>
+            <w:hideMark/>
+          </w:tcPr>
+          <w:p>
+            <w:pPr>
+              <w:spacing w:before="150" w:after="150"/>
+              <w:rPr>
+                <w:rFonts w:eastAsia="Times New Roman"/>
+                <w:color w:val="000000"/>
+                <w:sz w:val="20"/>
+                <w:szCs w:val="20"/>
+              </w:rPr>
+            </w:pPr>
+            <w:r>
+              <w:rPr>
+                <w:rFonts w:eastAsia="Times New Roman"/>
+                <w:color w:val="000000"/>
+                <w:sz w:val="20"/>
+                <w:szCs w:val="20"/>
+              </w:rPr>
+              <w:t>constrói a aba Inventário de Bots</w:t>
+            </w:r>
+          </w:p>
+        </w:tc>
+      </w:tr>
+      <w:tr>
+        <w:tc>
+          <w:tcPr>
+            <w:tcW w:w="0" w:type="auto"/>
+            <w:tcBorders>
+              <w:top w:val="single" w:sz="6" w:space="0" w:color="666666"/>
+              <w:left w:val="single" w:sz="6" w:space="0" w:color="666666"/>
+              <w:bottom w:val="single" w:sz="6" w:space="0" w:color="666666"/>
+              <w:right w:val="single" w:sz="6" w:space="0" w:color="666666"/>
+            </w:tcBorders>
+            <w:tcMar>
+              <w:top w:w="60" w:type="dxa"/>
+              <w:left w:w="105" w:type="dxa"/>
+              <w:bottom w:w="60" w:type="dxa"/>
+              <w:right w:w="105" w:type="dxa"/>
+            </w:tcMar>
+            <w:hideMark/>
+          </w:tcPr>
+          <w:p>
+            <w:pPr>
+              <w:spacing w:before="150" w:after="150"/>
+              <w:rPr>
+                <w:rFonts w:eastAsia="Times New Roman"/>
+                <w:color w:val="000000"/>
+                <w:sz w:val="20"/>
+                <w:szCs w:val="20"/>
+              </w:rPr>
+            </w:pPr>
+            <w:r>
+              <w:rPr>
+                <w:rStyle w:val="CdigoHTML"/>
+                <w:color w:val="000000"/>
+              </w:rPr>
+              <w:t>buildBotsCruzamento</w:t>
+            </w:r>
+          </w:p>
+        </w:tc>
+        <w:tc>
+          <w:tcPr>
+            <w:tcW w:w="0" w:type="auto"/>
+            <w:tcBorders>
+              <w:top w:val="single" w:sz="6" w:space="0" w:color="666666"/>
+              <w:left w:val="single" w:sz="6" w:space="0" w:color="666666"/>
+              <w:bottom w:val="single" w:sz="6" w:space="0" w:color="666666"/>
+              <w:right w:val="single" w:sz="6" w:space="0" w:color="666666"/>
+            </w:tcBorders>
+            <w:tcMar>
+              <w:top w:w="60" w:type="dxa"/>
+              <w:left w:w="105" w:type="dxa"/>
+              <w:bottom w:w="60" w:type="dxa"/>
+              <w:right w:w="105" w:type="dxa"/>
+            </w:tcMar>
+            <w:hideMark/>
+          </w:tcPr>
+          <w:p>
+            <w:pPr>
+              <w:spacing w:before="150" w:after="150"/>
+              <w:rPr>
+                <w:rFonts w:eastAsia="Times New Roman"/>
+                <w:color w:val="000000"/>
+                <w:sz w:val="20"/>
+                <w:szCs w:val="20"/>
+              </w:rPr>
+            </w:pPr>
+            <w:r>
+              <w:rPr>
+                <w:rStyle w:val="CdigoHTML"/>
+                <w:color w:val="000000"/>
+              </w:rPr>
+              <w:t>construirCruzamentoBots</w:t>
+            </w:r>
+          </w:p>
+        </w:tc>
+        <w:tc>
+          <w:tcPr>
+            <w:tcW w:w="0" w:type="auto"/>
+            <w:tcBorders>
+              <w:top w:val="single" w:sz="6" w:space="0" w:color="666666"/>
+              <w:left w:val="single" w:sz="6" w:space="0" w:color="666666"/>
+              <w:bottom w:val="single" w:sz="6" w:space="0" w:color="666666"/>
+              <w:right w:val="single" w:sz="6" w:space="0" w:color="666666"/>
+            </w:tcBorders>
+            <w:tcMar>
+              <w:top w:w="60" w:type="dxa"/>
+              <w:left w:w="105" w:type="dxa"/>
+              <w:bottom w:w="60" w:type="dxa"/>
+              <w:right w:w="105" w:type="dxa"/>
+            </w:tcMar>
+            <w:hideMark/>
+          </w:tcPr>
+          <w:p>
+            <w:pPr>
+              <w:spacing w:before="150" w:after="150"/>
+              <w:rPr>
+                <w:rFonts w:eastAsia="Times New Roman"/>
+                <w:color w:val="000000"/>
+                <w:sz w:val="20"/>
+                <w:szCs w:val="20"/>
+              </w:rPr>
+            </w:pPr>
+            <w:r>
+              <w:rPr>
+                <w:rFonts w:eastAsia="Times New Roman"/>
+                <w:color w:val="000000"/>
+                <w:sz w:val="20"/>
+                <w:szCs w:val="20"/>
+              </w:rPr>
+              <w:t>tabela de cruzamento inventário × chamados</w:t>
+            </w:r>
+          </w:p>
+        </w:tc>
+      </w:tr>
+    </w:tbl>
+    <w:p>
+      <w:pPr>
+        <w:pStyle w:val="NormalWeb"/>
+        <w:jc w:val="both"/>
+        <w:rPr>
+          <w:color w:val="000000"/>
+        </w:rPr>
+      </w:pPr>
+      <w:r>
+        <w:rPr>
+          <w:color w:val="000000"/>
+        </w:rPr>
+        <w:t>Além da tradução, essa etapa corrigiu três pontos encontrados numa revisão de manutenibilidade:</w:t>
+      </w:r>
+    </w:p>
+    <w:p>
+      <w:pPr>
+        <w:numPr>
+          <w:ilvl w:val="0"/>
+          <w:numId w:val="2"/>
+        </w:numPr>
+        <w:spacing w:before="30" w:after="30"/>
+        <w:jc w:val="both"/>
+        <w:rPr>
+          <w:rFonts w:eastAsia="Times New Roman"/>
+          <w:color w:val="000000"/>
+        </w:rPr>
+      </w:pPr>
+      <w:r>
+        <w:rPr>
+          <w:rFonts w:eastAsia="Times New Roman"/>
+          <w:color w:val="000000"/>
+        </w:rPr>
+        <w:t>A comparação aproximada de nome (bot × processo) estava duplicada em três arquivos (</w:t>
+      </w:r>
+      <w:r>
+        <w:rPr>
+          <w:rStyle w:val="CdigoHTML"/>
+          <w:color w:val="000000"/>
+        </w:rPr>
+        <w:t>analysis.js</w:t>
+      </w:r>
+      <w:r>
+        <w:rPr>
+          <w:rFonts w:eastAsia="Times New Roman"/>
+          <w:color w:val="000000"/>
+        </w:rPr>
+        <w:t xml:space="preserve">, </w:t>
+      </w:r>
+      <w:r>
+        <w:rPr>
+          <w:rStyle w:val="CdigoHTML"/>
+          <w:color w:val="000000"/>
+        </w:rPr>
+        <w:t>views/bots.js</w:t>
+      </w:r>
+      <w:r>
+        <w:rPr>
+          <w:rFonts w:eastAsia="Times New Roman"/>
+          <w:color w:val="000000"/>
+        </w:rPr>
+        <w:t xml:space="preserve"> e </w:t>
+      </w:r>
+      <w:r>
+        <w:rPr>
+          <w:rStyle w:val="CdigoHTML"/>
+          <w:color w:val="000000"/>
+        </w:rPr>
+        <w:t>parsers/rpa.js</w:t>
+      </w:r>
+      <w:r>
+        <w:rPr>
+          <w:rFonts w:eastAsia="Times New Roman"/>
+          <w:color w:val="000000"/>
+        </w:rPr>
+        <w:t xml:space="preserve">); passou a existir uma única vez, em </w:t>
+      </w:r>
+      <w:r>
+        <w:rPr>
+          <w:rStyle w:val="CdigoHTML"/>
+          <w:color w:val="000000"/>
+        </w:rPr>
+        <w:t>utils/helpers.js</w:t>
+      </w:r>
+      <w:r>
+        <w:rPr>
+          <w:rFonts w:eastAsia="Times New Roman"/>
+          <w:color w:val="000000"/>
+        </w:rPr>
+        <w:t xml:space="preserve"> (</w:t>
+      </w:r>
+      <w:r>
+        <w:rPr>
+          <w:rStyle w:val="CdigoHTML"/>
+          <w:color w:val="000000"/>
+        </w:rPr>
+        <w:t>nomesBatem</w:t>
+      </w:r>
+      <w:r>
+        <w:rPr>
+          <w:rFonts w:eastAsia="Times New Roman"/>
+          <w:color w:val="000000"/>
+        </w:rPr>
+        <w:t xml:space="preserve"> e </w:t>
+      </w:r>
+      <w:r>
+        <w:rPr>
+          <w:rStyle w:val="CdigoHTML"/>
+          <w:color w:val="000000"/>
+        </w:rPr>
+        <w:t>chamadosPorBot</w:t>
+      </w:r>
+      <w:r>
+        <w:rPr>
+          <w:rFonts w:eastAsia="Times New Roman"/>
+          <w:color w:val="000000"/>
+        </w:rPr>
+        <w:t>).</w:t>
+      </w:r>
+    </w:p>
+    <w:p>
+      <w:pPr>
+        <w:numPr>
+          <w:ilvl w:val="0"/>
+          <w:numId w:val="2"/>
+        </w:numPr>
+        <w:spacing w:before="30" w:after="30"/>
+        <w:jc w:val="both"/>
+        <w:rPr>
+          <w:rFonts w:eastAsia="Times New Roman"/>
+          <w:color w:val="000000"/>
+        </w:rPr>
+      </w:pPr>
+      <w:r>
+        <w:rPr>
+          <w:rStyle w:val="CdigoHTML"/>
+          <w:color w:val="000000"/>
+        </w:rPr>
+        <w:t>App.rpaWarn</w:t>
+      </w:r>
+      <w:r>
+        <w:rPr>
+          <w:rFonts w:eastAsia="Times New Roman"/>
+          <w:color w:val="000000"/>
+        </w:rPr>
+        <w:t xml:space="preserve"> e </w:t>
+      </w:r>
+      <w:r>
+        <w:rPr>
+          <w:rStyle w:val="CdigoHTML"/>
+          <w:color w:val="000000"/>
+        </w:rPr>
+        <w:t>App.botsOpen</w:t>
+      </w:r>
+      <w:r>
+        <w:rPr>
+          <w:rFonts w:eastAsia="Times New Roman"/>
+          <w:color w:val="000000"/>
+        </w:rPr>
+        <w:t xml:space="preserve"> eram usados em outros módulos sem nunca terem sido declarados em </w:t>
+      </w:r>
+      <w:r>
+        <w:rPr>
+          <w:rStyle w:val="CdigoHTML"/>
+          <w:color w:val="000000"/>
+        </w:rPr>
+        <w:t>state.js</w:t>
+      </w:r>
+      <w:r>
+        <w:rPr>
+          <w:rFonts w:eastAsia="Times New Roman"/>
+          <w:color w:val="000000"/>
+        </w:rPr>
+        <w:t xml:space="preserve">; agora fazem parte do objeto </w:t>
+      </w:r>
+      <w:r>
+        <w:rPr>
+          <w:rStyle w:val="CdigoHTML"/>
+          <w:color w:val="000000"/>
+        </w:rPr>
+        <w:t>App</w:t>
+      </w:r>
+      <w:r>
+        <w:rPr>
+          <w:rFonts w:eastAsia="Times New Roman"/>
+          <w:color w:val="000000"/>
+        </w:rPr>
+        <w:t xml:space="preserve"> desde a origem.</w:t>
+      </w:r>
+    </w:p>
+    <w:p>
+      <w:pPr>
+        <w:numPr>
+          <w:ilvl w:val="0"/>
+          <w:numId w:val="2"/>
+        </w:numPr>
+        <w:spacing w:before="30" w:after="30"/>
+        <w:jc w:val="both"/>
+        <w:rPr>
+          <w:rFonts w:eastAsia="Times New Roman"/>
+          <w:color w:val="000000"/>
+        </w:rPr>
+      </w:pPr>
+      <w:r>
+        <w:rPr>
+          <w:rFonts w:eastAsia="Times New Roman"/>
+          <w:color w:val="000000"/>
+        </w:rPr>
+        <w:t xml:space="preserve">A opção </w:t>
+      </w:r>
+      <w:r>
+        <w:rPr>
+          <w:rStyle w:val="CdigoHTML"/>
+          <w:color w:val="000000"/>
+        </w:rPr>
+        <w:t>fixedLabel:true</w:t>
+      </w:r>
+      <w:r>
+        <w:rPr>
+          <w:rFonts w:eastAsia="Times New Roman"/>
+          <w:color w:val="000000"/>
+        </w:rPr>
+        <w:t xml:space="preserve">, passada para </w:t>
+      </w:r>
+      <w:r>
+        <w:rPr>
+          <w:rStyle w:val="CdigoHTML"/>
+          <w:color w:val="000000"/>
+        </w:rPr>
+        <w:t>horizontalBars()</w:t>
+      </w:r>
+      <w:r>
+        <w:rPr>
+          <w:rFonts w:eastAsia="Times New Roman"/>
+          <w:color w:val="000000"/>
+        </w:rPr>
+        <w:t xml:space="preserve"> em duas chamadas de </w:t>
+      </w:r>
+      <w:r>
+        <w:rPr>
+          <w:rStyle w:val="CdigoHTML"/>
+          <w:color w:val="000000"/>
+        </w:rPr>
+        <w:t>views/rpa.js</w:t>
+      </w:r>
+      <w:r>
+        <w:rPr>
+          <w:rFonts w:eastAsia="Times New Roman"/>
+          <w:color w:val="000000"/>
+        </w:rPr>
+        <w:t>, não tinha efeito nenhum (a função nunca lê essa opção) — foi removida.</w:t>
+      </w:r>
+    </w:p>
+    <w:p>
+      <w:pPr>
+        <w:pStyle w:val="NormalWeb"/>
+        <w:jc w:val="both"/>
+        <w:rPr>
+          <w:color w:val="000000"/>
+        </w:rPr>
+      </w:pPr>
+      <w:r>
+        <w:rPr>
+          <w:color w:val="000000"/>
+        </w:rPr>
+        <w:t>Uma quarta etapa eliminou toda abreviação restante do código-fonte — inclusive as usadas em praticamente todo arquivo do projeto, como o campo de status (</w:t>
+      </w:r>
+      <w:r>
+        <w:rPr>
+          <w:rStyle w:val="CdigoHTML"/>
+          <w:color w:val="000000"/>
+        </w:rPr>
+        <w:t>sc</w:t>
+      </w:r>
+      <w:r>
+        <w:rPr>
+          <w:color w:val="000000"/>
+        </w:rPr>
+        <w:t xml:space="preserve">) e os nomes curtos do objeto </w:t>
+      </w:r>
+      <w:r>
+        <w:rPr>
+          <w:rStyle w:val="CdigoHTML"/>
+          <w:color w:val="000000"/>
+        </w:rPr>
+        <w:t>App</w:t>
+      </w:r>
+      <w:r>
+        <w:rPr>
+          <w:color w:val="000000"/>
+        </w:rPr>
+        <w:t xml:space="preserve"> (</w:t>
+      </w:r>
+      <w:r>
+        <w:rPr>
+          <w:rStyle w:val="CdigoHTML"/>
+          <w:color w:val="000000"/>
+        </w:rPr>
+        <w:t>P</w:t>
+      </w:r>
+      <w:r>
+        <w:rPr>
+          <w:color w:val="000000"/>
+        </w:rPr>
+        <w:t xml:space="preserve">, </w:t>
+      </w:r>
+      <w:r>
+        <w:rPr>
+          <w:rStyle w:val="CdigoHTML"/>
+          <w:color w:val="000000"/>
+        </w:rPr>
+        <w:t>R</w:t>
+      </w:r>
+      <w:r>
+        <w:rPr>
+          <w:color w:val="000000"/>
+        </w:rPr>
+        <w:t xml:space="preserve">, </w:t>
+      </w:r>
+      <w:r>
+        <w:rPr>
+          <w:rStyle w:val="CdigoHTML"/>
+          <w:color w:val="000000"/>
+        </w:rPr>
+        <w:t>B</w:t>
+      </w:r>
+      <w:r>
+        <w:rPr>
+          <w:color w:val="000000"/>
+        </w:rPr>
+        <w:t xml:space="preserve">, </w:t>
+      </w:r>
+      <w:r>
+        <w:rPr>
+          <w:rStyle w:val="CdigoHTML"/>
+          <w:color w:val="000000"/>
+        </w:rPr>
+        <w:t>gov</w:t>
+      </w:r>
+      <w:r>
+        <w:rPr>
+          <w:color w:val="000000"/>
+        </w:rPr>
+        <w:t xml:space="preserve">, </w:t>
+      </w:r>
+      <w:r>
+        <w:rPr>
+          <w:rStyle w:val="CdigoHTML"/>
+          <w:color w:val="000000"/>
+        </w:rPr>
+        <w:t>rpa</w:t>
+      </w:r>
+      <w:r>
+        <w:rPr>
+          <w:color w:val="000000"/>
+        </w:rPr>
+        <w:t xml:space="preserve">, </w:t>
+      </w:r>
+      <w:r>
+        <w:rPr>
+          <w:rStyle w:val="CdigoHTML"/>
+          <w:color w:val="000000"/>
+        </w:rPr>
+        <w:t>loaded</w:t>
+      </w:r>
+      <w:r>
+        <w:rPr>
+          <w:color w:val="000000"/>
+        </w:rPr>
+        <w:t xml:space="preserve">, </w:t>
+      </w:r>
+      <w:r>
+        <w:rPr>
+          <w:rStyle w:val="CdigoHTML"/>
+          <w:color w:val="000000"/>
+        </w:rPr>
+        <w:t>dateRange</w:t>
+      </w:r>
+      <w:r>
+        <w:rPr>
+          <w:color w:val="000000"/>
+        </w:rPr>
+        <w:t xml:space="preserve">). A exceção combinada foi preservar siglas que já aparecem na própria interface para o usuário: </w:t>
+      </w:r>
+      <w:r>
+        <w:rPr>
+          <w:rStyle w:val="CdigoHTML"/>
+          <w:color w:val="000000"/>
+        </w:rPr>
+        <w:t>FTE</w:t>
+      </w:r>
+      <w:r>
+        <w:rPr>
+          <w:color w:val="000000"/>
+        </w:rPr>
+        <w:t xml:space="preserve">, </w:t>
+      </w:r>
+      <w:r>
+        <w:rPr>
+          <w:rStyle w:val="CdigoHTML"/>
+          <w:color w:val="000000"/>
+        </w:rPr>
+        <w:t>SAP</w:t>
+      </w:r>
+      <w:r>
+        <w:rPr>
+          <w:color w:val="000000"/>
+        </w:rPr>
+        <w:t xml:space="preserve">, </w:t>
+      </w:r>
+      <w:r>
+        <w:rPr>
+          <w:rStyle w:val="CdigoHTML"/>
+          <w:color w:val="000000"/>
+        </w:rPr>
+        <w:t>PRD</w:t>
+      </w:r>
+      <w:r>
+        <w:rPr>
+          <w:color w:val="000000"/>
+        </w:rPr>
+        <w:t xml:space="preserve">, e os códigos de área de negócio </w:t>
+      </w:r>
+      <w:r>
+        <w:rPr>
+          <w:rStyle w:val="CdigoHTML"/>
+          <w:color w:val="000000"/>
+        </w:rPr>
+        <w:t>P2P</w:t>
+      </w:r>
+      <w:r>
+        <w:rPr>
+          <w:color w:val="000000"/>
+        </w:rPr>
+        <w:t>/</w:t>
+      </w:r>
+      <w:r>
+        <w:rPr>
+          <w:rStyle w:val="CdigoHTML"/>
+          <w:color w:val="000000"/>
+        </w:rPr>
+        <w:t>O2C</w:t>
+      </w:r>
+      <w:r>
+        <w:rPr>
+          <w:color w:val="000000"/>
+        </w:rPr>
+        <w:t>/</w:t>
+      </w:r>
+      <w:r>
+        <w:rPr>
+          <w:rStyle w:val="CdigoHTML"/>
+          <w:color w:val="000000"/>
+        </w:rPr>
+        <w:t>R2R</w:t>
+      </w:r>
+      <w:r>
+        <w:rPr>
+          <w:color w:val="000000"/>
+        </w:rPr>
+        <w:t>/</w:t>
+      </w:r>
+      <w:r>
+        <w:rPr>
+          <w:rStyle w:val="CdigoHTML"/>
+          <w:color w:val="000000"/>
+        </w:rPr>
+        <w:t>TAX</w:t>
+      </w:r>
+      <w:r>
+        <w:rPr>
+          <w:color w:val="000000"/>
+        </w:rPr>
+        <w:t>/</w:t>
+      </w:r>
+      <w:r>
+        <w:rPr>
+          <w:rStyle w:val="CdigoHTML"/>
+          <w:color w:val="000000"/>
+        </w:rPr>
+        <w:t>H2R</w:t>
+      </w:r>
+      <w:r>
+        <w:rPr>
+          <w:color w:val="000000"/>
+        </w:rPr>
+        <w:t xml:space="preserve"> </w:t>
+      </w:r>
+      <w:r>
+        <w:rPr>
+          <w:color w:val="000000"/>
+        </w:rPr>
+        <w:t>— essas não têm cara de "código de máquina", são vocabulário real da empresa.</w:t>
+      </w:r>
+    </w:p>
+    <w:p>
+      <w:pPr>
+        <w:pStyle w:val="NormalWeb"/>
+        <w:jc w:val="both"/>
+        <w:rPr>
+          <w:color w:val="000000"/>
+        </w:rPr>
+      </w:pPr>
+      <w:r>
+        <w:rPr>
+          <w:color w:val="000000"/>
+        </w:rPr>
+        <w:t xml:space="preserve">Quadro 14 — Estado global </w:t>
+      </w:r>
+      <w:r>
+        <w:rPr>
+          <w:rStyle w:val="CdigoHTML"/>
+          <w:color w:val="000000"/>
+        </w:rPr>
+        <w:t>App</w:t>
+      </w:r>
+      <w:r>
+        <w:rPr>
+          <w:color w:val="000000"/>
+        </w:rPr>
+        <w:t>, campos de dados e funções renomeados na quarta etapa</w:t>
+      </w:r>
+    </w:p>
+    <w:tbl>
+      <w:tblPr>
+        <w:tblW w:w="5000" w:type="pct"/>
+        <w:tblCellMar>
+          <w:top w:w="15" w:type="dxa"/>
+          <w:left w:w="15" w:type="dxa"/>
+          <w:bottom w:w="15" w:type="dxa"/>
+          <w:right w:w="15" w:type="dxa"/>
+        </w:tblCellMar>
+        <w:tblLook w:val="04A0" w:firstRow="1" w:lastRow="0" w:firstColumn="1" w:lastColumn="0" w:noHBand="0" w:noVBand="1"/>
+      </w:tblPr>
+      <w:tblGrid>
+        <w:gridCol w:w="4200"/>
+        <w:gridCol w:w="4855"/>
+      </w:tblGrid>
+      <w:tr>
+        <w:tc>
+          <w:tcPr>
+            <w:tcW w:w="0" w:type="auto"/>
+            <w:tcBorders>
+              <w:top w:val="single" w:sz="6" w:space="0" w:color="666666"/>
+              <w:left w:val="single" w:sz="6" w:space="0" w:color="666666"/>
+              <w:bottom w:val="single" w:sz="6" w:space="0" w:color="666666"/>
+              <w:right w:val="single" w:sz="6" w:space="0" w:color="666666"/>
+            </w:tcBorders>
+            <w:shd w:val="clear" w:color="auto" w:fill="D9D9D9"/>
+            <w:tcMar>
+              <w:top w:w="60" w:type="dxa"/>
+              <w:left w:w="105" w:type="dxa"/>
+              <w:bottom w:w="60" w:type="dxa"/>
+              <w:right w:w="105" w:type="dxa"/>
+            </w:tcMar>
+            <w:hideMark/>
+          </w:tcPr>
+          <w:p>
+            <w:pPr>
+              <w:spacing w:before="150" w:after="150"/>
+              <w:rPr>
+                <w:rFonts w:eastAsia="Times New Roman"/>
+                <w:b/>
+                <w:bCs/>
+                <w:color w:val="000000"/>
+                <w:sz w:val="20"/>
+                <w:szCs w:val="20"/>
+              </w:rPr>
+            </w:pPr>
+            <w:r>
+              <w:rPr>
+                <w:rFonts w:eastAsia="Times New Roman"/>
+                <w:b/>
+                <w:bCs/>
+                <w:color w:val="000000"/>
+                <w:sz w:val="20"/>
+                <w:szCs w:val="20"/>
+              </w:rPr>
+              <w:t>Nome anterior</w:t>
+            </w:r>
+          </w:p>
+        </w:tc>
+        <w:tc>
+          <w:tcPr>
+            <w:tcW w:w="0" w:type="auto"/>
+            <w:tcBorders>
+              <w:top w:val="single" w:sz="6" w:space="0" w:color="666666"/>
+              <w:left w:val="single" w:sz="6" w:space="0" w:color="666666"/>
+              <w:bottom w:val="single" w:sz="6" w:space="0" w:color="666666"/>
+              <w:right w:val="single" w:sz="6" w:space="0" w:color="666666"/>
+            </w:tcBorders>
+            <w:shd w:val="clear" w:color="auto" w:fill="D9D9D9"/>
+            <w:tcMar>
+              <w:top w:w="60" w:type="dxa"/>
+              <w:left w:w="105" w:type="dxa"/>
+              <w:bottom w:w="60" w:type="dxa"/>
+              <w:right w:w="105" w:type="dxa"/>
+            </w:tcMar>
+            <w:hideMark/>
+          </w:tcPr>
+          <w:p>
+            <w:pPr>
+              <w:spacing w:before="150" w:after="150"/>
+              <w:rPr>
+                <w:rFonts w:eastAsia="Times New Roman"/>
+                <w:b/>
+                <w:bCs/>
+                <w:color w:val="000000"/>
+                <w:sz w:val="20"/>
+                <w:szCs w:val="20"/>
+              </w:rPr>
+            </w:pPr>
+            <w:r>
+              <w:rPr>
+                <w:rFonts w:eastAsia="Times New Roman"/>
+                <w:b/>
+                <w:bCs/>
+                <w:color w:val="000000"/>
+                <w:sz w:val="20"/>
+                <w:szCs w:val="20"/>
+              </w:rPr>
+              <w:t>Nome atual</w:t>
+            </w:r>
+          </w:p>
+        </w:tc>
+      </w:tr>
+      <w:tr>
+        <w:tc>
+          <w:tcPr>
+            <w:tcW w:w="0" w:type="auto"/>
+            <w:tcBorders>
+              <w:top w:val="single" w:sz="6" w:space="0" w:color="666666"/>
+              <w:left w:val="single" w:sz="6" w:space="0" w:color="666666"/>
+              <w:bottom w:val="single" w:sz="6" w:space="0" w:color="666666"/>
+              <w:right w:val="single" w:sz="6" w:space="0" w:color="666666"/>
+            </w:tcBorders>
+            <w:tcMar>
+              <w:top w:w="60" w:type="dxa"/>
+              <w:left w:w="105" w:type="dxa"/>
+              <w:bottom w:w="60" w:type="dxa"/>
+              <w:right w:w="105" w:type="dxa"/>
+            </w:tcMar>
+            <w:hideMark/>
+          </w:tcPr>
+          <w:p>
+            <w:pPr>
+              <w:spacing w:before="150" w:after="150"/>
+              <w:rPr>
+                <w:rFonts w:eastAsia="Times New Roman"/>
+                <w:color w:val="000000"/>
+                <w:sz w:val="20"/>
+                <w:szCs w:val="20"/>
+              </w:rPr>
+            </w:pPr>
+            <w:r>
+              <w:rPr>
+                <w:rStyle w:val="CdigoHTML"/>
+                <w:color w:val="000000"/>
+              </w:rPr>
+              <w:t>App.gov</w:t>
+            </w:r>
+          </w:p>
+        </w:tc>
+        <w:tc>
+          <w:tcPr>
+            <w:tcW w:w="0" w:type="auto"/>
+            <w:tcBorders>
+              <w:top w:val="single" w:sz="6" w:space="0" w:color="666666"/>
+              <w:left w:val="single" w:sz="6" w:space="0" w:color="666666"/>
+              <w:bottom w:val="single" w:sz="6" w:space="0" w:color="666666"/>
+              <w:right w:val="single" w:sz="6" w:space="0" w:color="666666"/>
+            </w:tcBorders>
+            <w:tcMar>
+              <w:top w:w="60" w:type="dxa"/>
+              <w:left w:w="105" w:type="dxa"/>
+              <w:bottom w:w="60" w:type="dxa"/>
+              <w:right w:w="105" w:type="dxa"/>
+            </w:tcMar>
+            <w:hideMark/>
+          </w:tcPr>
+          <w:p>
+            <w:pPr>
+              <w:spacing w:before="150" w:after="150"/>
+              <w:rPr>
+                <w:rFonts w:eastAsia="Times New Roman"/>
+                <w:color w:val="000000"/>
+                <w:sz w:val="20"/>
+                <w:szCs w:val="20"/>
+              </w:rPr>
+            </w:pPr>
+            <w:r>
+              <w:rPr>
+                <w:rStyle w:val="CdigoHTML"/>
+                <w:color w:val="000000"/>
+              </w:rPr>
+              <w:t>App.planilhaGovernanca</w:t>
+            </w:r>
+          </w:p>
+        </w:tc>
+      </w:tr>
+      <w:tr>
+        <w:tc>
+          <w:tcPr>
+            <w:tcW w:w="0" w:type="auto"/>
+            <w:tcBorders>
+              <w:top w:val="single" w:sz="6" w:space="0" w:color="666666"/>
+              <w:left w:val="single" w:sz="6" w:space="0" w:color="666666"/>
+              <w:bottom w:val="single" w:sz="6" w:space="0" w:color="666666"/>
+              <w:right w:val="single" w:sz="6" w:space="0" w:color="666666"/>
+            </w:tcBorders>
+            <w:tcMar>
+              <w:top w:w="60" w:type="dxa"/>
+              <w:left w:w="105" w:type="dxa"/>
+              <w:bottom w:w="60" w:type="dxa"/>
+              <w:right w:w="105" w:type="dxa"/>
+            </w:tcMar>
+            <w:hideMark/>
+          </w:tcPr>
+          <w:p>
+            <w:pPr>
+              <w:spacing w:before="150" w:after="150"/>
+              <w:rPr>
+                <w:rFonts w:eastAsia="Times New Roman"/>
+                <w:color w:val="000000"/>
+                <w:sz w:val="20"/>
+                <w:szCs w:val="20"/>
+              </w:rPr>
+            </w:pPr>
+            <w:r>
+              <w:rPr>
+                <w:rStyle w:val="CdigoHTML"/>
+                <w:color w:val="000000"/>
+              </w:rPr>
+              <w:t>App.rpa</w:t>
+            </w:r>
+          </w:p>
+        </w:tc>
+        <w:tc>
+          <w:tcPr>
+            <w:tcW w:w="0" w:type="auto"/>
+            <w:tcBorders>
+              <w:top w:val="single" w:sz="6" w:space="0" w:color="666666"/>
+              <w:left w:val="single" w:sz="6" w:space="0" w:color="666666"/>
+              <w:bottom w:val="single" w:sz="6" w:space="0" w:color="666666"/>
+              <w:right w:val="single" w:sz="6" w:space="0" w:color="666666"/>
+            </w:tcBorders>
+            <w:tcMar>
+              <w:top w:w="60" w:type="dxa"/>
+              <w:left w:w="105" w:type="dxa"/>
+              <w:bottom w:w="60" w:type="dxa"/>
+              <w:right w:w="105" w:type="dxa"/>
+            </w:tcMar>
+            <w:hideMark/>
+          </w:tcPr>
+          <w:p>
+            <w:pPr>
+              <w:spacing w:before="150" w:after="150"/>
+              <w:rPr>
+                <w:rFonts w:eastAsia="Times New Roman"/>
+                <w:color w:val="000000"/>
+                <w:sz w:val="20"/>
+                <w:szCs w:val="20"/>
+              </w:rPr>
+            </w:pPr>
+            <w:r>
+              <w:rPr>
+                <w:rStyle w:val="CdigoHTML"/>
+                <w:color w:val="000000"/>
+              </w:rPr>
+              <w:t>App.planilhaRPA</w:t>
+            </w:r>
+          </w:p>
+        </w:tc>
+      </w:tr>
+      <w:tr>
+        <w:tc>
+          <w:tcPr>
+            <w:tcW w:w="0" w:type="auto"/>
+            <w:tcBorders>
+              <w:top w:val="single" w:sz="6" w:space="0" w:color="666666"/>
+              <w:left w:val="single" w:sz="6" w:space="0" w:color="666666"/>
+              <w:bottom w:val="single" w:sz="6" w:space="0" w:color="666666"/>
+              <w:right w:val="single" w:sz="6" w:space="0" w:color="666666"/>
+            </w:tcBorders>
+            <w:tcMar>
+              <w:top w:w="60" w:type="dxa"/>
+              <w:left w:w="105" w:type="dxa"/>
+              <w:bottom w:w="60" w:type="dxa"/>
+              <w:right w:w="105" w:type="dxa"/>
+            </w:tcMar>
+            <w:hideMark/>
+          </w:tcPr>
+          <w:p>
+            <w:pPr>
+              <w:spacing w:before="150" w:after="150"/>
+              <w:rPr>
+                <w:rFonts w:eastAsia="Times New Roman"/>
+                <w:color w:val="000000"/>
+                <w:sz w:val="20"/>
+                <w:szCs w:val="20"/>
+              </w:rPr>
+            </w:pPr>
+            <w:r>
+              <w:rPr>
+                <w:rStyle w:val="CdigoHTML"/>
+                <w:color w:val="000000"/>
+              </w:rPr>
+              <w:t>App.P</w:t>
+            </w:r>
+          </w:p>
+        </w:tc>
+        <w:tc>
+          <w:tcPr>
+            <w:tcW w:w="0" w:type="auto"/>
+            <w:tcBorders>
+              <w:top w:val="single" w:sz="6" w:space="0" w:color="666666"/>
+              <w:left w:val="single" w:sz="6" w:space="0" w:color="666666"/>
+              <w:bottom w:val="single" w:sz="6" w:space="0" w:color="666666"/>
+              <w:right w:val="single" w:sz="6" w:space="0" w:color="666666"/>
+            </w:tcBorders>
+            <w:tcMar>
+              <w:top w:w="60" w:type="dxa"/>
+              <w:left w:w="105" w:type="dxa"/>
+              <w:bottom w:w="60" w:type="dxa"/>
+              <w:right w:w="105" w:type="dxa"/>
+            </w:tcMar>
+            <w:hideMark/>
+          </w:tcPr>
+          <w:p>
+            <w:pPr>
+              <w:spacing w:before="150" w:after="150"/>
+              <w:rPr>
+                <w:rFonts w:eastAsia="Times New Roman"/>
+                <w:color w:val="000000"/>
+                <w:sz w:val="20"/>
+                <w:szCs w:val="20"/>
+              </w:rPr>
+            </w:pPr>
+            <w:r>
+              <w:rPr>
+                <w:rStyle w:val="CdigoHTML"/>
+                <w:color w:val="000000"/>
+              </w:rPr>
+              <w:t>App.dadosGovernanca</w:t>
+            </w:r>
+          </w:p>
+        </w:tc>
+      </w:tr>
+      <w:tr>
+        <w:tc>
+          <w:tcPr>
+            <w:tcW w:w="0" w:type="auto"/>
+            <w:tcBorders>
+              <w:top w:val="single" w:sz="6" w:space="0" w:color="666666"/>
+              <w:left w:val="single" w:sz="6" w:space="0" w:color="666666"/>
+              <w:bottom w:val="single" w:sz="6" w:space="0" w:color="666666"/>
+              <w:right w:val="single" w:sz="6" w:space="0" w:color="666666"/>
+            </w:tcBorders>
+            <w:tcMar>
+              <w:top w:w="60" w:type="dxa"/>
+              <w:left w:w="105" w:type="dxa"/>
+              <w:bottom w:w="60" w:type="dxa"/>
+              <w:right w:w="105" w:type="dxa"/>
+            </w:tcMar>
+            <w:hideMark/>
+          </w:tcPr>
+          <w:p>
+            <w:pPr>
+              <w:spacing w:before="150" w:after="150"/>
+              <w:rPr>
+                <w:rFonts w:eastAsia="Times New Roman"/>
+                <w:color w:val="000000"/>
+                <w:sz w:val="20"/>
+                <w:szCs w:val="20"/>
+              </w:rPr>
+            </w:pPr>
+            <w:r>
+              <w:rPr>
+                <w:rStyle w:val="CdigoHTML"/>
+                <w:color w:val="000000"/>
+              </w:rPr>
+              <w:t>App.P.proj</w:t>
+            </w:r>
+          </w:p>
+        </w:tc>
+        <w:tc>
+          <w:tcPr>
+            <w:tcW w:w="0" w:type="auto"/>
+            <w:tcBorders>
+              <w:top w:val="single" w:sz="6" w:space="0" w:color="666666"/>
+              <w:left w:val="single" w:sz="6" w:space="0" w:color="666666"/>
+              <w:bottom w:val="single" w:sz="6" w:space="0" w:color="666666"/>
+              <w:right w:val="single" w:sz="6" w:space="0" w:color="666666"/>
+            </w:tcBorders>
+            <w:tcMar>
+              <w:top w:w="60" w:type="dxa"/>
+              <w:left w:w="105" w:type="dxa"/>
+              <w:bottom w:w="60" w:type="dxa"/>
+              <w:right w:w="105" w:type="dxa"/>
+            </w:tcMar>
+            <w:hideMark/>
+          </w:tcPr>
+          <w:p>
+            <w:pPr>
+              <w:spacing w:before="150" w:after="150"/>
+              <w:rPr>
+                <w:rFonts w:eastAsia="Times New Roman"/>
+                <w:color w:val="000000"/>
+                <w:sz w:val="20"/>
+                <w:szCs w:val="20"/>
+              </w:rPr>
+            </w:pPr>
+            <w:r>
+              <w:rPr>
+                <w:rStyle w:val="CdigoHTML"/>
+                <w:color w:val="000000"/>
+              </w:rPr>
+              <w:t>App.dadosGovernanca.projetos</w:t>
+            </w:r>
+          </w:p>
+        </w:tc>
+      </w:tr>
+      <w:tr>
+        <w:tc>
+          <w:tcPr>
+            <w:tcW w:w="0" w:type="auto"/>
+            <w:tcBorders>
+              <w:top w:val="single" w:sz="6" w:space="0" w:color="666666"/>
+              <w:left w:val="single" w:sz="6" w:space="0" w:color="666666"/>
+              <w:bottom w:val="single" w:sz="6" w:space="0" w:color="666666"/>
+              <w:right w:val="single" w:sz="6" w:space="0" w:color="666666"/>
+            </w:tcBorders>
+            <w:tcMar>
+              <w:top w:w="60" w:type="dxa"/>
+              <w:left w:w="105" w:type="dxa"/>
+              <w:bottom w:w="60" w:type="dxa"/>
+              <w:right w:w="105" w:type="dxa"/>
+            </w:tcMar>
+            <w:hideMark/>
+          </w:tcPr>
+          <w:p>
+            <w:pPr>
+              <w:spacing w:before="150" w:after="150"/>
+              <w:rPr>
+                <w:rFonts w:eastAsia="Times New Roman"/>
+                <w:color w:val="000000"/>
+                <w:sz w:val="20"/>
+                <w:szCs w:val="20"/>
+              </w:rPr>
+            </w:pPr>
+            <w:r>
+              <w:rPr>
+                <w:rStyle w:val="CdigoHTML"/>
+                <w:color w:val="000000"/>
+              </w:rPr>
+              <w:t>App.P.improvements</w:t>
+            </w:r>
+          </w:p>
+        </w:tc>
+        <w:tc>
+          <w:tcPr>
+            <w:tcW w:w="0" w:type="auto"/>
+            <w:tcBorders>
+              <w:top w:val="single" w:sz="6" w:space="0" w:color="666666"/>
+              <w:left w:val="single" w:sz="6" w:space="0" w:color="666666"/>
+              <w:bottom w:val="single" w:sz="6" w:space="0" w:color="666666"/>
+              <w:right w:val="single" w:sz="6" w:space="0" w:color="666666"/>
+            </w:tcBorders>
+            <w:tcMar>
+              <w:top w:w="60" w:type="dxa"/>
+              <w:left w:w="105" w:type="dxa"/>
+              <w:bottom w:w="60" w:type="dxa"/>
+              <w:right w:w="105" w:type="dxa"/>
+            </w:tcMar>
+            <w:hideMark/>
+          </w:tcPr>
+          <w:p>
+            <w:pPr>
+              <w:spacing w:before="150" w:after="150"/>
+              <w:rPr>
+                <w:rFonts w:eastAsia="Times New Roman"/>
+                <w:color w:val="000000"/>
+                <w:sz w:val="20"/>
+                <w:szCs w:val="20"/>
+              </w:rPr>
+            </w:pPr>
+            <w:r>
+              <w:rPr>
+                <w:rStyle w:val="CdigoHTML"/>
+                <w:color w:val="000000"/>
+              </w:rPr>
+              <w:t>App.dadosGovernanca.melhorias</w:t>
+            </w:r>
+          </w:p>
+        </w:tc>
+      </w:tr>
+      <w:tr>
+        <w:tc>
+          <w:tcPr>
+            <w:tcW w:w="0" w:type="auto"/>
+            <w:tcBorders>
+              <w:top w:val="single" w:sz="6" w:space="0" w:color="666666"/>
+              <w:left w:val="single" w:sz="6" w:space="0" w:color="666666"/>
+              <w:bottom w:val="single" w:sz="6" w:space="0" w:color="666666"/>
+              <w:right w:val="single" w:sz="6" w:space="0" w:color="666666"/>
+            </w:tcBorders>
+            <w:tcMar>
+              <w:top w:w="60" w:type="dxa"/>
+              <w:left w:w="105" w:type="dxa"/>
+              <w:bottom w:w="60" w:type="dxa"/>
+              <w:right w:w="105" w:type="dxa"/>
+            </w:tcMar>
+            <w:hideMark/>
+          </w:tcPr>
+          <w:p>
+            <w:pPr>
+              <w:spacing w:before="150" w:after="150"/>
+              <w:rPr>
+                <w:rFonts w:eastAsia="Times New Roman"/>
+                <w:color w:val="000000"/>
+                <w:sz w:val="20"/>
+                <w:szCs w:val="20"/>
+              </w:rPr>
+            </w:pPr>
+            <w:r>
+              <w:rPr>
+                <w:rStyle w:val="CdigoHTML"/>
+                <w:color w:val="000000"/>
+              </w:rPr>
+              <w:t>App.P.ana</w:t>
+            </w:r>
+          </w:p>
+        </w:tc>
+        <w:tc>
+          <w:tcPr>
+            <w:tcW w:w="0" w:type="auto"/>
+            <w:tcBorders>
+              <w:top w:val="single" w:sz="6" w:space="0" w:color="666666"/>
+              <w:left w:val="single" w:sz="6" w:space="0" w:color="666666"/>
+              <w:bottom w:val="single" w:sz="6" w:space="0" w:color="666666"/>
+              <w:right w:val="single" w:sz="6" w:space="0" w:color="666666"/>
+            </w:tcBorders>
+            <w:tcMar>
+              <w:top w:w="60" w:type="dxa"/>
+              <w:left w:w="105" w:type="dxa"/>
+              <w:bottom w:w="60" w:type="dxa"/>
+              <w:right w:w="105" w:type="dxa"/>
+            </w:tcMar>
+            <w:hideMark/>
+          </w:tcPr>
+          <w:p>
+            <w:pPr>
+              <w:spacing w:before="150" w:after="150"/>
+              <w:rPr>
+                <w:rFonts w:eastAsia="Times New Roman"/>
+                <w:color w:val="000000"/>
+                <w:sz w:val="20"/>
+                <w:szCs w:val="20"/>
+              </w:rPr>
+            </w:pPr>
+            <w:r>
+              <w:rPr>
+                <w:rStyle w:val="CdigoHTML"/>
+                <w:color w:val="000000"/>
+              </w:rPr>
+              <w:t>App.dadosGovernanca.analytics</w:t>
+            </w:r>
+          </w:p>
+        </w:tc>
+      </w:tr>
+      <w:tr>
+        <w:tc>
+          <w:tcPr>
+            <w:tcW w:w="0" w:type="auto"/>
+            <w:tcBorders>
+              <w:top w:val="single" w:sz="6" w:space="0" w:color="666666"/>
+              <w:left w:val="single" w:sz="6" w:space="0" w:color="666666"/>
+              <w:bottom w:val="single" w:sz="6" w:space="0" w:color="666666"/>
+              <w:right w:val="single" w:sz="6" w:space="0" w:color="666666"/>
+            </w:tcBorders>
+            <w:tcMar>
+              <w:top w:w="60" w:type="dxa"/>
+              <w:left w:w="105" w:type="dxa"/>
+              <w:bottom w:w="60" w:type="dxa"/>
+              <w:right w:w="105" w:type="dxa"/>
+            </w:tcMar>
+            <w:hideMark/>
+          </w:tcPr>
+          <w:p>
+            <w:pPr>
+              <w:spacing w:before="150" w:after="150"/>
+              <w:rPr>
+                <w:rFonts w:eastAsia="Times New Roman"/>
+                <w:color w:val="000000"/>
+                <w:sz w:val="20"/>
+                <w:szCs w:val="20"/>
+              </w:rPr>
+            </w:pPr>
+            <w:r>
+              <w:rPr>
+                <w:rStyle w:val="CdigoHTML"/>
+                <w:color w:val="000000"/>
+              </w:rPr>
+              <w:t>App.R</w:t>
+            </w:r>
+          </w:p>
+        </w:tc>
+        <w:tc>
+          <w:tcPr>
+            <w:tcW w:w="0" w:type="auto"/>
+            <w:tcBorders>
+              <w:top w:val="single" w:sz="6" w:space="0" w:color="666666"/>
+              <w:left w:val="single" w:sz="6" w:space="0" w:color="666666"/>
+              <w:bottom w:val="single" w:sz="6" w:space="0" w:color="666666"/>
+              <w:right w:val="single" w:sz="6" w:space="0" w:color="666666"/>
+            </w:tcBorders>
+            <w:tcMar>
+              <w:top w:w="60" w:type="dxa"/>
+              <w:left w:w="105" w:type="dxa"/>
+              <w:bottom w:w="60" w:type="dxa"/>
+              <w:right w:w="105" w:type="dxa"/>
+            </w:tcMar>
+            <w:hideMark/>
+          </w:tcPr>
+          <w:p>
+            <w:pPr>
+              <w:spacing w:before="150" w:after="150"/>
+              <w:rPr>
+                <w:rFonts w:eastAsia="Times New Roman"/>
+                <w:color w:val="000000"/>
+                <w:sz w:val="20"/>
+                <w:szCs w:val="20"/>
+              </w:rPr>
+            </w:pPr>
+            <w:r>
+              <w:rPr>
+                <w:rStyle w:val="CdigoHTML"/>
+                <w:color w:val="000000"/>
+              </w:rPr>
+              <w:t>App.chamadosRPA</w:t>
+            </w:r>
+          </w:p>
+        </w:tc>
+      </w:tr>
+      <w:tr>
+        <w:tc>
+          <w:tcPr>
+            <w:tcW w:w="0" w:type="auto"/>
+            <w:tcBorders>
+              <w:top w:val="single" w:sz="6" w:space="0" w:color="666666"/>
+              <w:left w:val="single" w:sz="6" w:space="0" w:color="666666"/>
+              <w:bottom w:val="single" w:sz="6" w:space="0" w:color="666666"/>
+              <w:right w:val="single" w:sz="6" w:space="0" w:color="666666"/>
+            </w:tcBorders>
+            <w:tcMar>
+              <w:top w:w="60" w:type="dxa"/>
+              <w:left w:w="105" w:type="dxa"/>
+              <w:bottom w:w="60" w:type="dxa"/>
+              <w:right w:w="105" w:type="dxa"/>
+            </w:tcMar>
+            <w:hideMark/>
+          </w:tcPr>
+          <w:p>
+            <w:pPr>
+              <w:spacing w:before="150" w:after="150"/>
+              <w:rPr>
+                <w:rFonts w:eastAsia="Times New Roman"/>
+                <w:color w:val="000000"/>
+                <w:sz w:val="20"/>
+                <w:szCs w:val="20"/>
+              </w:rPr>
+            </w:pPr>
+            <w:r>
+              <w:rPr>
+                <w:rStyle w:val="CdigoHTML"/>
+                <w:color w:val="000000"/>
+              </w:rPr>
+              <w:t>App.B</w:t>
+            </w:r>
+          </w:p>
+        </w:tc>
+        <w:tc>
+          <w:tcPr>
+            <w:tcW w:w="0" w:type="auto"/>
+            <w:tcBorders>
+              <w:top w:val="single" w:sz="6" w:space="0" w:color="666666"/>
+              <w:left w:val="single" w:sz="6" w:space="0" w:color="666666"/>
+              <w:bottom w:val="single" w:sz="6" w:space="0" w:color="666666"/>
+              <w:right w:val="single" w:sz="6" w:space="0" w:color="666666"/>
+            </w:tcBorders>
+            <w:tcMar>
+              <w:top w:w="60" w:type="dxa"/>
+              <w:left w:w="105" w:type="dxa"/>
+              <w:bottom w:w="60" w:type="dxa"/>
+              <w:right w:w="105" w:type="dxa"/>
+            </w:tcMar>
+            <w:hideMark/>
+          </w:tcPr>
+          <w:p>
+            <w:pPr>
+              <w:spacing w:before="150" w:after="150"/>
+              <w:rPr>
+                <w:rFonts w:eastAsia="Times New Roman"/>
+                <w:color w:val="000000"/>
+                <w:sz w:val="20"/>
+                <w:szCs w:val="20"/>
+              </w:rPr>
+            </w:pPr>
+            <w:r>
+              <w:rPr>
+                <w:rStyle w:val="CdigoHTML"/>
+                <w:color w:val="000000"/>
+              </w:rPr>
+              <w:t>App.bots</w:t>
+            </w:r>
+          </w:p>
+        </w:tc>
+      </w:tr>
+      <w:tr>
+        <w:tc>
+          <w:tcPr>
+            <w:tcW w:w="0" w:type="auto"/>
+            <w:tcBorders>
+              <w:top w:val="single" w:sz="6" w:space="0" w:color="666666"/>
+              <w:left w:val="single" w:sz="6" w:space="0" w:color="666666"/>
+              <w:bottom w:val="single" w:sz="6" w:space="0" w:color="666666"/>
+              <w:right w:val="single" w:sz="6" w:space="0" w:color="666666"/>
+            </w:tcBorders>
+            <w:tcMar>
+              <w:top w:w="60" w:type="dxa"/>
+              <w:left w:w="105" w:type="dxa"/>
+              <w:bottom w:w="60" w:type="dxa"/>
+              <w:right w:w="105" w:type="dxa"/>
+            </w:tcMar>
+            <w:hideMark/>
+          </w:tcPr>
+          <w:p>
+            <w:pPr>
+              <w:spacing w:before="150" w:after="150"/>
+              <w:rPr>
+                <w:rFonts w:eastAsia="Times New Roman"/>
+                <w:color w:val="000000"/>
+                <w:sz w:val="20"/>
+                <w:szCs w:val="20"/>
+              </w:rPr>
+            </w:pPr>
+            <w:r>
+              <w:rPr>
+                <w:rStyle w:val="CdigoHTML"/>
+                <w:color w:val="000000"/>
+              </w:rPr>
+              <w:t>App.loaded</w:t>
+            </w:r>
+          </w:p>
+        </w:tc>
+        <w:tc>
+          <w:tcPr>
+            <w:tcW w:w="0" w:type="auto"/>
+            <w:tcBorders>
+              <w:top w:val="single" w:sz="6" w:space="0" w:color="666666"/>
+              <w:left w:val="single" w:sz="6" w:space="0" w:color="666666"/>
+              <w:bottom w:val="single" w:sz="6" w:space="0" w:color="666666"/>
+              <w:right w:val="single" w:sz="6" w:space="0" w:color="666666"/>
+            </w:tcBorders>
+            <w:tcMar>
+              <w:top w:w="60" w:type="dxa"/>
+              <w:left w:w="105" w:type="dxa"/>
+              <w:bottom w:w="60" w:type="dxa"/>
+              <w:right w:w="105" w:type="dxa"/>
+            </w:tcMar>
+            <w:hideMark/>
+          </w:tcPr>
+          <w:p>
+            <w:pPr>
+              <w:spacing w:before="150" w:after="150"/>
+              <w:rPr>
+                <w:rFonts w:eastAsia="Times New Roman"/>
+                <w:color w:val="000000"/>
+                <w:sz w:val="20"/>
+                <w:szCs w:val="20"/>
+              </w:rPr>
+            </w:pPr>
+            <w:r>
+              <w:rPr>
+                <w:rStyle w:val="CdigoHTML"/>
+                <w:color w:val="000000"/>
+              </w:rPr>
+              <w:t>App.carregado</w:t>
+            </w:r>
+            <w:r>
+              <w:rPr>
+                <w:rFonts w:eastAsia="Times New Roman"/>
+                <w:color w:val="000000"/>
+                <w:sz w:val="20"/>
+                <w:szCs w:val="20"/>
+              </w:rPr>
+              <w:t xml:space="preserve"> (chaves </w:t>
+            </w:r>
+            <w:r>
+              <w:rPr>
+                <w:rStyle w:val="CdigoHTML"/>
+                <w:color w:val="000000"/>
+              </w:rPr>
+              <w:t>governanca</w:t>
+            </w:r>
+            <w:r>
+              <w:rPr>
+                <w:rFonts w:eastAsia="Times New Roman"/>
+                <w:color w:val="000000"/>
+                <w:sz w:val="20"/>
+                <w:szCs w:val="20"/>
+              </w:rPr>
+              <w:t>/</w:t>
+            </w:r>
+            <w:r>
+              <w:rPr>
+                <w:rStyle w:val="CdigoHTML"/>
+                <w:color w:val="000000"/>
+              </w:rPr>
+              <w:t>rpa</w:t>
+            </w:r>
+            <w:r>
+              <w:rPr>
+                <w:rFonts w:eastAsia="Times New Roman"/>
+                <w:color w:val="000000"/>
+                <w:sz w:val="20"/>
+                <w:szCs w:val="20"/>
+              </w:rPr>
+              <w:t>)</w:t>
+            </w:r>
+          </w:p>
+        </w:tc>
+      </w:tr>
+      <w:tr>
+        <w:tc>
+          <w:tcPr>
+            <w:tcW w:w="0" w:type="auto"/>
+            <w:tcBorders>
+              <w:top w:val="single" w:sz="6" w:space="0" w:color="666666"/>
+              <w:left w:val="single" w:sz="6" w:space="0" w:color="666666"/>
+              <w:bottom w:val="single" w:sz="6" w:space="0" w:color="666666"/>
+              <w:right w:val="single" w:sz="6" w:space="0" w:color="666666"/>
+            </w:tcBorders>
+            <w:tcMar>
+              <w:top w:w="60" w:type="dxa"/>
+              <w:left w:w="105" w:type="dxa"/>
+              <w:bottom w:w="60" w:type="dxa"/>
+              <w:right w:w="105" w:type="dxa"/>
+            </w:tcMar>
+            <w:hideMark/>
+          </w:tcPr>
+          <w:p>
+            <w:pPr>
+              <w:spacing w:before="150" w:after="150"/>
+              <w:rPr>
+                <w:rFonts w:eastAsia="Times New Roman"/>
+                <w:color w:val="000000"/>
+                <w:sz w:val="20"/>
+                <w:szCs w:val="20"/>
+              </w:rPr>
+            </w:pPr>
+            <w:r>
+              <w:rPr>
+                <w:rStyle w:val="CdigoHTML"/>
+                <w:color w:val="000000"/>
+              </w:rPr>
+              <w:t>App.dateRange</w:t>
+            </w:r>
+            <w:r>
+              <w:rPr>
+                <w:rFonts w:eastAsia="Times New Roman"/>
+                <w:color w:val="000000"/>
+                <w:sz w:val="20"/>
+                <w:szCs w:val="20"/>
+              </w:rPr>
+              <w:t xml:space="preserve"> (</w:t>
+            </w:r>
+            <w:r>
+              <w:rPr>
+                <w:rStyle w:val="CdigoHTML"/>
+                <w:color w:val="000000"/>
+              </w:rPr>
+              <w:t>.mode</w:t>
+            </w:r>
+            <w:r>
+              <w:rPr>
+                <w:rFonts w:eastAsia="Times New Roman"/>
+                <w:color w:val="000000"/>
+                <w:sz w:val="20"/>
+                <w:szCs w:val="20"/>
+              </w:rPr>
+              <w:t>/</w:t>
+            </w:r>
+            <w:r>
+              <w:rPr>
+                <w:rStyle w:val="CdigoHTML"/>
+                <w:color w:val="000000"/>
+              </w:rPr>
+              <w:t>.from</w:t>
+            </w:r>
+            <w:r>
+              <w:rPr>
+                <w:rFonts w:eastAsia="Times New Roman"/>
+                <w:color w:val="000000"/>
+                <w:sz w:val="20"/>
+                <w:szCs w:val="20"/>
+              </w:rPr>
+              <w:t>/</w:t>
+            </w:r>
+            <w:r>
+              <w:rPr>
+                <w:rStyle w:val="CdigoHTML"/>
+                <w:color w:val="000000"/>
+              </w:rPr>
+              <w:t>.to</w:t>
+            </w:r>
+            <w:r>
+              <w:rPr>
+                <w:rFonts w:eastAsia="Times New Roman"/>
+                <w:color w:val="000000"/>
+                <w:sz w:val="20"/>
+                <w:szCs w:val="20"/>
+              </w:rPr>
+              <w:t>)</w:t>
+            </w:r>
+          </w:p>
+        </w:tc>
+        <w:tc>
+          <w:tcPr>
+            <w:tcW w:w="0" w:type="auto"/>
+            <w:tcBorders>
+              <w:top w:val="single" w:sz="6" w:space="0" w:color="666666"/>
+              <w:left w:val="single" w:sz="6" w:space="0" w:color="666666"/>
+              <w:bottom w:val="single" w:sz="6" w:space="0" w:color="666666"/>
+              <w:right w:val="single" w:sz="6" w:space="0" w:color="666666"/>
+            </w:tcBorders>
+            <w:tcMar>
+              <w:top w:w="60" w:type="dxa"/>
+              <w:left w:w="105" w:type="dxa"/>
+              <w:bottom w:w="60" w:type="dxa"/>
+              <w:right w:w="105" w:type="dxa"/>
+            </w:tcMar>
+            <w:hideMark/>
+          </w:tcPr>
+          <w:p>
+            <w:pPr>
+              <w:spacing w:before="150" w:after="150"/>
+              <w:rPr>
+                <w:rFonts w:eastAsia="Times New Roman"/>
+                <w:color w:val="000000"/>
+                <w:sz w:val="20"/>
+                <w:szCs w:val="20"/>
+              </w:rPr>
+            </w:pPr>
+            <w:r>
+              <w:rPr>
+                <w:rStyle w:val="CdigoHTML"/>
+                <w:color w:val="000000"/>
+              </w:rPr>
+              <w:t>App.periodoFiltro</w:t>
+            </w:r>
+            <w:r>
+              <w:rPr>
+                <w:rFonts w:eastAsia="Times New Roman"/>
+                <w:color w:val="000000"/>
+                <w:sz w:val="20"/>
+                <w:szCs w:val="20"/>
+              </w:rPr>
+              <w:t xml:space="preserve"> (</w:t>
+            </w:r>
+            <w:r>
+              <w:rPr>
+                <w:rStyle w:val="CdigoHTML"/>
+                <w:color w:val="000000"/>
+              </w:rPr>
+              <w:t>.modo</w:t>
+            </w:r>
+            <w:r>
+              <w:rPr>
+                <w:rFonts w:eastAsia="Times New Roman"/>
+                <w:color w:val="000000"/>
+                <w:sz w:val="20"/>
+                <w:szCs w:val="20"/>
+              </w:rPr>
+              <w:t>/</w:t>
+            </w:r>
+            <w:r>
+              <w:rPr>
+                <w:rStyle w:val="CdigoHTML"/>
+                <w:color w:val="000000"/>
+              </w:rPr>
+              <w:t>.de</w:t>
+            </w:r>
+            <w:r>
+              <w:rPr>
+                <w:rFonts w:eastAsia="Times New Roman"/>
+                <w:color w:val="000000"/>
+                <w:sz w:val="20"/>
+                <w:szCs w:val="20"/>
+              </w:rPr>
+              <w:t>/</w:t>
+            </w:r>
+            <w:r>
+              <w:rPr>
+                <w:rStyle w:val="CdigoHTML"/>
+                <w:color w:val="000000"/>
+              </w:rPr>
+              <w:t>.ate</w:t>
+            </w:r>
+            <w:r>
+              <w:rPr>
+                <w:rFonts w:eastAsia="Times New Roman"/>
+                <w:color w:val="000000"/>
+                <w:sz w:val="20"/>
+                <w:szCs w:val="20"/>
+              </w:rPr>
+              <w:t>)</w:t>
+            </w:r>
+          </w:p>
+        </w:tc>
+      </w:tr>
+      <w:tr>
+        <w:tc>
+          <w:tcPr>
+            <w:tcW w:w="0" w:type="auto"/>
+            <w:tcBorders>
+              <w:top w:val="single" w:sz="6" w:space="0" w:color="666666"/>
+              <w:left w:val="single" w:sz="6" w:space="0" w:color="666666"/>
+              <w:bottom w:val="single" w:sz="6" w:space="0" w:color="666666"/>
+              <w:right w:val="single" w:sz="6" w:space="0" w:color="666666"/>
+            </w:tcBorders>
+            <w:tcMar>
+              <w:top w:w="60" w:type="dxa"/>
+              <w:left w:w="105" w:type="dxa"/>
+              <w:bottom w:w="60" w:type="dxa"/>
+              <w:right w:w="105" w:type="dxa"/>
+            </w:tcMar>
+            <w:hideMark/>
+          </w:tcPr>
+          <w:p>
+            <w:pPr>
+              <w:spacing w:before="150" w:after="150"/>
+              <w:rPr>
+                <w:rFonts w:eastAsia="Times New Roman"/>
+                <w:color w:val="000000"/>
+                <w:sz w:val="20"/>
+                <w:szCs w:val="20"/>
+              </w:rPr>
+            </w:pPr>
+            <w:r>
+              <w:rPr>
+                <w:rStyle w:val="CdigoHTML"/>
+                <w:color w:val="000000"/>
+              </w:rPr>
+              <w:t>App.projOpen</w:t>
+            </w:r>
+          </w:p>
+        </w:tc>
+        <w:tc>
+          <w:tcPr>
+            <w:tcW w:w="0" w:type="auto"/>
+            <w:tcBorders>
+              <w:top w:val="single" w:sz="6" w:space="0" w:color="666666"/>
+              <w:left w:val="single" w:sz="6" w:space="0" w:color="666666"/>
+              <w:bottom w:val="single" w:sz="6" w:space="0" w:color="666666"/>
+              <w:right w:val="single" w:sz="6" w:space="0" w:color="666666"/>
+            </w:tcBorders>
+            <w:tcMar>
+              <w:top w:w="60" w:type="dxa"/>
+              <w:left w:w="105" w:type="dxa"/>
+              <w:bottom w:w="60" w:type="dxa"/>
+              <w:right w:w="105" w:type="dxa"/>
+            </w:tcMar>
+            <w:hideMark/>
+          </w:tcPr>
+          <w:p>
+            <w:pPr>
+              <w:spacing w:before="150" w:after="150"/>
+              <w:rPr>
+                <w:rFonts w:eastAsia="Times New Roman"/>
+                <w:color w:val="000000"/>
+                <w:sz w:val="20"/>
+                <w:szCs w:val="20"/>
+              </w:rPr>
+            </w:pPr>
+            <w:r>
+              <w:rPr>
+                <w:rStyle w:val="CdigoHTML"/>
+                <w:color w:val="000000"/>
+              </w:rPr>
+              <w:t>App.projetosAbertos</w:t>
+            </w:r>
+          </w:p>
+        </w:tc>
+      </w:tr>
+      <w:tr>
+        <w:tc>
+          <w:tcPr>
+            <w:tcW w:w="0" w:type="auto"/>
+            <w:tcBorders>
+              <w:top w:val="single" w:sz="6" w:space="0" w:color="666666"/>
+              <w:left w:val="single" w:sz="6" w:space="0" w:color="666666"/>
+              <w:bottom w:val="single" w:sz="6" w:space="0" w:color="666666"/>
+              <w:right w:val="single" w:sz="6" w:space="0" w:color="666666"/>
+            </w:tcBorders>
+            <w:tcMar>
+              <w:top w:w="60" w:type="dxa"/>
+              <w:left w:w="105" w:type="dxa"/>
+              <w:bottom w:w="60" w:type="dxa"/>
+              <w:right w:w="105" w:type="dxa"/>
+            </w:tcMar>
+            <w:hideMark/>
+          </w:tcPr>
+          <w:p>
+            <w:pPr>
+              <w:spacing w:before="150" w:after="150"/>
+              <w:rPr>
+                <w:rFonts w:eastAsia="Times New Roman"/>
+                <w:color w:val="000000"/>
+                <w:sz w:val="20"/>
+                <w:szCs w:val="20"/>
+              </w:rPr>
+            </w:pPr>
+            <w:r>
+              <w:rPr>
+                <w:rStyle w:val="CdigoHTML"/>
+                <w:color w:val="000000"/>
+              </w:rPr>
+              <w:t>App.projChips</w:t>
+            </w:r>
+          </w:p>
+        </w:tc>
+        <w:tc>
+          <w:tcPr>
+            <w:tcW w:w="0" w:type="auto"/>
+            <w:tcBorders>
+              <w:top w:val="single" w:sz="6" w:space="0" w:color="666666"/>
+              <w:left w:val="single" w:sz="6" w:space="0" w:color="666666"/>
+              <w:bottom w:val="single" w:sz="6" w:space="0" w:color="666666"/>
+              <w:right w:val="single" w:sz="6" w:space="0" w:color="666666"/>
+            </w:tcBorders>
+            <w:tcMar>
+              <w:top w:w="60" w:type="dxa"/>
+              <w:left w:w="105" w:type="dxa"/>
+              <w:bottom w:w="60" w:type="dxa"/>
+              <w:right w:w="105" w:type="dxa"/>
+            </w:tcMar>
+            <w:hideMark/>
+          </w:tcPr>
+          <w:p>
+            <w:pPr>
+              <w:spacing w:before="150" w:after="150"/>
+              <w:rPr>
+                <w:rFonts w:eastAsia="Times New Roman"/>
+                <w:color w:val="000000"/>
+                <w:sz w:val="20"/>
+                <w:szCs w:val="20"/>
+              </w:rPr>
+            </w:pPr>
+            <w:r>
+              <w:rPr>
+                <w:rStyle w:val="CdigoHTML"/>
+                <w:color w:val="000000"/>
+              </w:rPr>
+              <w:t>App.chipsProjetos</w:t>
+            </w:r>
+          </w:p>
+        </w:tc>
+      </w:tr>
+      <w:tr>
+        <w:tc>
+          <w:tcPr>
+            <w:tcW w:w="0" w:type="auto"/>
+            <w:tcBorders>
+              <w:top w:val="single" w:sz="6" w:space="0" w:color="666666"/>
+              <w:left w:val="single" w:sz="6" w:space="0" w:color="666666"/>
+              <w:bottom w:val="single" w:sz="6" w:space="0" w:color="666666"/>
+              <w:right w:val="single" w:sz="6" w:space="0" w:color="666666"/>
+            </w:tcBorders>
+            <w:tcMar>
+              <w:top w:w="60" w:type="dxa"/>
+              <w:left w:w="105" w:type="dxa"/>
+              <w:bottom w:w="60" w:type="dxa"/>
+              <w:right w:w="105" w:type="dxa"/>
+            </w:tcMar>
+            <w:hideMark/>
+          </w:tcPr>
+          <w:p>
+            <w:pPr>
+              <w:spacing w:before="150" w:after="150"/>
+              <w:rPr>
+                <w:rFonts w:eastAsia="Times New Roman"/>
+                <w:color w:val="000000"/>
+                <w:sz w:val="20"/>
+                <w:szCs w:val="20"/>
+              </w:rPr>
+            </w:pPr>
+            <w:r>
+              <w:rPr>
+                <w:rStyle w:val="CdigoHTML"/>
+                <w:color w:val="000000"/>
+              </w:rPr>
+              <w:t>App.botsOpen</w:t>
+            </w:r>
+          </w:p>
+        </w:tc>
+        <w:tc>
+          <w:tcPr>
+            <w:tcW w:w="0" w:type="auto"/>
+            <w:tcBorders>
+              <w:top w:val="single" w:sz="6" w:space="0" w:color="666666"/>
+              <w:left w:val="single" w:sz="6" w:space="0" w:color="666666"/>
+              <w:bottom w:val="single" w:sz="6" w:space="0" w:color="666666"/>
+              <w:right w:val="single" w:sz="6" w:space="0" w:color="666666"/>
+            </w:tcBorders>
+            <w:tcMar>
+              <w:top w:w="60" w:type="dxa"/>
+              <w:left w:w="105" w:type="dxa"/>
+              <w:bottom w:w="60" w:type="dxa"/>
+              <w:right w:w="105" w:type="dxa"/>
+            </w:tcMar>
+            <w:hideMark/>
+          </w:tcPr>
+          <w:p>
+            <w:pPr>
+              <w:spacing w:before="150" w:after="150"/>
+              <w:rPr>
+                <w:rFonts w:eastAsia="Times New Roman"/>
+                <w:color w:val="000000"/>
+                <w:sz w:val="20"/>
+                <w:szCs w:val="20"/>
+              </w:rPr>
+            </w:pPr>
+            <w:r>
+              <w:rPr>
+                <w:rStyle w:val="CdigoHTML"/>
+                <w:color w:val="000000"/>
+              </w:rPr>
+              <w:t>App.botsAbertos</w:t>
+            </w:r>
+          </w:p>
+        </w:tc>
+      </w:tr>
+      <w:tr>
+        <w:tc>
+          <w:tcPr>
+            <w:tcW w:w="0" w:type="auto"/>
+            <w:tcBorders>
+              <w:top w:val="single" w:sz="6" w:space="0" w:color="666666"/>
+              <w:left w:val="single" w:sz="6" w:space="0" w:color="666666"/>
+              <w:bottom w:val="single" w:sz="6" w:space="0" w:color="666666"/>
+              <w:right w:val="single" w:sz="6" w:space="0" w:color="666666"/>
+            </w:tcBorders>
+            <w:tcMar>
+              <w:top w:w="60" w:type="dxa"/>
+              <w:left w:w="105" w:type="dxa"/>
+              <w:bottom w:w="60" w:type="dxa"/>
+              <w:right w:w="105" w:type="dxa"/>
+            </w:tcMar>
+            <w:hideMark/>
+          </w:tcPr>
+          <w:p>
+            <w:pPr>
+              <w:spacing w:before="150" w:after="150"/>
+              <w:rPr>
+                <w:rFonts w:eastAsia="Times New Roman"/>
+                <w:color w:val="000000"/>
+                <w:sz w:val="20"/>
+                <w:szCs w:val="20"/>
+              </w:rPr>
+            </w:pPr>
+            <w:r>
+              <w:rPr>
+                <w:rStyle w:val="CdigoHTML"/>
+                <w:color w:val="000000"/>
+              </w:rPr>
+              <w:t>App.govFrente</w:t>
+            </w:r>
+          </w:p>
+        </w:tc>
+        <w:tc>
+          <w:tcPr>
+            <w:tcW w:w="0" w:type="auto"/>
+            <w:tcBorders>
+              <w:top w:val="single" w:sz="6" w:space="0" w:color="666666"/>
+              <w:left w:val="single" w:sz="6" w:space="0" w:color="666666"/>
+              <w:bottom w:val="single" w:sz="6" w:space="0" w:color="666666"/>
+              <w:right w:val="single" w:sz="6" w:space="0" w:color="666666"/>
+            </w:tcBorders>
+            <w:tcMar>
+              <w:top w:w="60" w:type="dxa"/>
+              <w:left w:w="105" w:type="dxa"/>
+              <w:bottom w:w="60" w:type="dxa"/>
+              <w:right w:w="105" w:type="dxa"/>
+            </w:tcMar>
+            <w:hideMark/>
+          </w:tcPr>
+          <w:p>
+            <w:pPr>
+              <w:spacing w:before="150" w:after="150"/>
+              <w:rPr>
+                <w:rFonts w:eastAsia="Times New Roman"/>
+                <w:color w:val="000000"/>
+                <w:sz w:val="20"/>
+                <w:szCs w:val="20"/>
+              </w:rPr>
+            </w:pPr>
+            <w:r>
+              <w:rPr>
+                <w:rStyle w:val="CdigoHTML"/>
+                <w:color w:val="000000"/>
+              </w:rPr>
+              <w:t>App.frenteGovernanca</w:t>
+            </w:r>
+          </w:p>
+        </w:tc>
+      </w:tr>
+      <w:tr>
+        <w:tc>
+          <w:tcPr>
+            <w:tcW w:w="0" w:type="auto"/>
+            <w:tcBorders>
+              <w:top w:val="single" w:sz="6" w:space="0" w:color="666666"/>
+              <w:left w:val="single" w:sz="6" w:space="0" w:color="666666"/>
+              <w:bottom w:val="single" w:sz="6" w:space="0" w:color="666666"/>
+              <w:right w:val="single" w:sz="6" w:space="0" w:color="666666"/>
+            </w:tcBorders>
+            <w:tcMar>
+              <w:top w:w="60" w:type="dxa"/>
+              <w:left w:w="105" w:type="dxa"/>
+              <w:bottom w:w="60" w:type="dxa"/>
+              <w:right w:w="105" w:type="dxa"/>
+            </w:tcMar>
+            <w:hideMark/>
+          </w:tcPr>
+          <w:p>
+            <w:pPr>
+              <w:spacing w:before="150" w:after="150"/>
+              <w:rPr>
+                <w:rFonts w:eastAsia="Times New Roman"/>
+                <w:color w:val="000000"/>
+                <w:sz w:val="20"/>
+                <w:szCs w:val="20"/>
+              </w:rPr>
+            </w:pPr>
+            <w:r>
+              <w:rPr>
+                <w:rStyle w:val="CdigoHTML"/>
+                <w:color w:val="000000"/>
+              </w:rPr>
+              <w:t>App.rpaWarn</w:t>
+            </w:r>
+          </w:p>
+        </w:tc>
+        <w:tc>
+          <w:tcPr>
+            <w:tcW w:w="0" w:type="auto"/>
+            <w:tcBorders>
+              <w:top w:val="single" w:sz="6" w:space="0" w:color="666666"/>
+              <w:left w:val="single" w:sz="6" w:space="0" w:color="666666"/>
+              <w:bottom w:val="single" w:sz="6" w:space="0" w:color="666666"/>
+              <w:right w:val="single" w:sz="6" w:space="0" w:color="666666"/>
+            </w:tcBorders>
+            <w:tcMar>
+              <w:top w:w="60" w:type="dxa"/>
+              <w:left w:w="105" w:type="dxa"/>
+              <w:bottom w:w="60" w:type="dxa"/>
+              <w:right w:w="105" w:type="dxa"/>
+            </w:tcMar>
+            <w:hideMark/>
+          </w:tcPr>
+          <w:p>
+            <w:pPr>
+              <w:spacing w:before="150" w:after="150"/>
+              <w:rPr>
+                <w:rFonts w:eastAsia="Times New Roman"/>
+                <w:color w:val="000000"/>
+                <w:sz w:val="20"/>
+                <w:szCs w:val="20"/>
+              </w:rPr>
+            </w:pPr>
+            <w:r>
+              <w:rPr>
+                <w:rStyle w:val="CdigoHTML"/>
+                <w:color w:val="000000"/>
+              </w:rPr>
+              <w:t>App.avisoRPA</w:t>
+            </w:r>
+          </w:p>
+        </w:tc>
+      </w:tr>
+      <w:tr>
+        <w:tc>
+          <w:tcPr>
+            <w:tcW w:w="0" w:type="auto"/>
+            <w:tcBorders>
+              <w:top w:val="single" w:sz="6" w:space="0" w:color="666666"/>
+              <w:left w:val="single" w:sz="6" w:space="0" w:color="666666"/>
+              <w:bottom w:val="single" w:sz="6" w:space="0" w:color="666666"/>
+              <w:right w:val="single" w:sz="6" w:space="0" w:color="666666"/>
+            </w:tcBorders>
+            <w:tcMar>
+              <w:top w:w="60" w:type="dxa"/>
+              <w:left w:w="105" w:type="dxa"/>
+              <w:bottom w:w="60" w:type="dxa"/>
+              <w:right w:w="105" w:type="dxa"/>
+            </w:tcMar>
+            <w:hideMark/>
+          </w:tcPr>
+          <w:p>
+            <w:pPr>
+              <w:spacing w:before="150" w:after="150"/>
+              <w:rPr>
+                <w:rFonts w:eastAsia="Times New Roman"/>
+                <w:color w:val="000000"/>
+                <w:sz w:val="20"/>
+                <w:szCs w:val="20"/>
+              </w:rPr>
+            </w:pPr>
+            <w:r>
+              <w:rPr>
+                <w:rFonts w:eastAsia="Times New Roman"/>
+                <w:color w:val="000000"/>
+                <w:sz w:val="20"/>
+                <w:szCs w:val="20"/>
+              </w:rPr>
+              <w:t xml:space="preserve">campo </w:t>
+            </w:r>
+            <w:r>
+              <w:rPr>
+                <w:rStyle w:val="CdigoHTML"/>
+                <w:color w:val="000000"/>
+              </w:rPr>
+              <w:t>sc</w:t>
+            </w:r>
+            <w:r>
+              <w:rPr>
+                <w:rFonts w:eastAsia="Times New Roman"/>
+                <w:color w:val="000000"/>
+                <w:sz w:val="20"/>
+                <w:szCs w:val="20"/>
+              </w:rPr>
+              <w:t xml:space="preserve"> (todo registro normalizado)</w:t>
+            </w:r>
+          </w:p>
+        </w:tc>
+        <w:tc>
+          <w:tcPr>
+            <w:tcW w:w="0" w:type="auto"/>
+            <w:tcBorders>
+              <w:top w:val="single" w:sz="6" w:space="0" w:color="666666"/>
+              <w:left w:val="single" w:sz="6" w:space="0" w:color="666666"/>
+              <w:bottom w:val="single" w:sz="6" w:space="0" w:color="666666"/>
+              <w:right w:val="single" w:sz="6" w:space="0" w:color="666666"/>
+            </w:tcBorders>
+            <w:tcMar>
+              <w:top w:w="60" w:type="dxa"/>
+              <w:left w:w="105" w:type="dxa"/>
+              <w:bottom w:w="60" w:type="dxa"/>
+              <w:right w:w="105" w:type="dxa"/>
+            </w:tcMar>
+            <w:hideMark/>
+          </w:tcPr>
+          <w:p>
+            <w:pPr>
+              <w:spacing w:before="150" w:after="150"/>
+              <w:rPr>
+                <w:rFonts w:eastAsia="Times New Roman"/>
+                <w:color w:val="000000"/>
+                <w:sz w:val="20"/>
+                <w:szCs w:val="20"/>
+              </w:rPr>
+            </w:pPr>
+            <w:r>
+              <w:rPr>
+                <w:rStyle w:val="CdigoHTML"/>
+                <w:color w:val="000000"/>
+              </w:rPr>
+              <w:t>codigoStatus</w:t>
+            </w:r>
+          </w:p>
+        </w:tc>
+      </w:tr>
+      <w:tr>
+        <w:tc>
+          <w:tcPr>
+            <w:tcW w:w="0" w:type="auto"/>
+            <w:tcBorders>
+              <w:top w:val="single" w:sz="6" w:space="0" w:color="666666"/>
+              <w:left w:val="single" w:sz="6" w:space="0" w:color="666666"/>
+              <w:bottom w:val="single" w:sz="6" w:space="0" w:color="666666"/>
+              <w:right w:val="single" w:sz="6" w:space="0" w:color="666666"/>
+            </w:tcBorders>
+            <w:tcMar>
+              <w:top w:w="60" w:type="dxa"/>
+              <w:left w:w="105" w:type="dxa"/>
+              <w:bottom w:w="60" w:type="dxa"/>
+              <w:right w:w="105" w:type="dxa"/>
+            </w:tcMar>
+            <w:hideMark/>
+          </w:tcPr>
+          <w:p>
+            <w:pPr>
+              <w:spacing w:before="150" w:after="150"/>
+              <w:rPr>
+                <w:rFonts w:eastAsia="Times New Roman"/>
+                <w:color w:val="000000"/>
+                <w:sz w:val="20"/>
+                <w:szCs w:val="20"/>
+              </w:rPr>
+            </w:pPr>
+            <w:r>
+              <w:rPr>
+                <w:rStyle w:val="CdigoHTML"/>
+                <w:color w:val="000000"/>
+              </w:rPr>
+              <w:t>dtFim</w:t>
+            </w:r>
+            <w:r>
+              <w:rPr>
+                <w:rFonts w:eastAsia="Times New Roman"/>
+                <w:color w:val="000000"/>
+                <w:sz w:val="20"/>
+                <w:szCs w:val="20"/>
+              </w:rPr>
+              <w:t xml:space="preserve"> / </w:t>
+            </w:r>
+            <w:r>
+              <w:rPr>
+                <w:rStyle w:val="CdigoHTML"/>
+                <w:color w:val="000000"/>
+              </w:rPr>
+              <w:t>dtInicio</w:t>
+            </w:r>
+          </w:p>
+        </w:tc>
+        <w:tc>
+          <w:tcPr>
+            <w:tcW w:w="0" w:type="auto"/>
+            <w:tcBorders>
+              <w:top w:val="single" w:sz="6" w:space="0" w:color="666666"/>
+              <w:left w:val="single" w:sz="6" w:space="0" w:color="666666"/>
+              <w:bottom w:val="single" w:sz="6" w:space="0" w:color="666666"/>
+              <w:right w:val="single" w:sz="6" w:space="0" w:color="666666"/>
+            </w:tcBorders>
+            <w:tcMar>
+              <w:top w:w="60" w:type="dxa"/>
+              <w:left w:w="105" w:type="dxa"/>
+              <w:bottom w:w="60" w:type="dxa"/>
+              <w:right w:w="105" w:type="dxa"/>
+            </w:tcMar>
+            <w:hideMark/>
+          </w:tcPr>
+          <w:p>
+            <w:pPr>
+              <w:spacing w:before="150" w:after="150"/>
+              <w:rPr>
+                <w:rFonts w:eastAsia="Times New Roman"/>
+                <w:color w:val="000000"/>
+                <w:sz w:val="20"/>
+                <w:szCs w:val="20"/>
+              </w:rPr>
+            </w:pPr>
+            <w:r>
+              <w:rPr>
+                <w:rStyle w:val="CdigoHTML"/>
+                <w:color w:val="000000"/>
+              </w:rPr>
+              <w:t>dataFim</w:t>
+            </w:r>
+            <w:r>
+              <w:rPr>
+                <w:rFonts w:eastAsia="Times New Roman"/>
+                <w:color w:val="000000"/>
+                <w:sz w:val="20"/>
+                <w:szCs w:val="20"/>
+              </w:rPr>
+              <w:t xml:space="preserve"> / </w:t>
+            </w:r>
+            <w:r>
+              <w:rPr>
+                <w:rStyle w:val="CdigoHTML"/>
+                <w:color w:val="000000"/>
+              </w:rPr>
+              <w:t>dataInicio</w:t>
+            </w:r>
+          </w:p>
+        </w:tc>
+      </w:tr>
+      <w:tr>
+        <w:tc>
+          <w:tcPr>
+            <w:tcW w:w="0" w:type="auto"/>
+            <w:tcBorders>
+              <w:top w:val="single" w:sz="6" w:space="0" w:color="666666"/>
+              <w:left w:val="single" w:sz="6" w:space="0" w:color="666666"/>
+              <w:bottom w:val="single" w:sz="6" w:space="0" w:color="666666"/>
+              <w:right w:val="single" w:sz="6" w:space="0" w:color="666666"/>
+            </w:tcBorders>
+            <w:tcMar>
+              <w:top w:w="60" w:type="dxa"/>
+              <w:left w:w="105" w:type="dxa"/>
+              <w:bottom w:w="60" w:type="dxa"/>
+              <w:right w:w="105" w:type="dxa"/>
+            </w:tcMar>
+            <w:hideMark/>
+          </w:tcPr>
+          <w:p>
+            <w:pPr>
+              <w:spacing w:before="150" w:after="150"/>
+              <w:rPr>
+                <w:rFonts w:eastAsia="Times New Roman"/>
+                <w:color w:val="000000"/>
+                <w:sz w:val="20"/>
+                <w:szCs w:val="20"/>
+              </w:rPr>
+            </w:pPr>
+            <w:r>
+              <w:rPr>
+                <w:rStyle w:val="CdigoHTML"/>
+                <w:color w:val="000000"/>
+              </w:rPr>
+              <w:t>resp</w:t>
+            </w:r>
+          </w:p>
+        </w:tc>
+        <w:tc>
+          <w:tcPr>
+            <w:tcW w:w="0" w:type="auto"/>
+            <w:tcBorders>
+              <w:top w:val="single" w:sz="6" w:space="0" w:color="666666"/>
+              <w:left w:val="single" w:sz="6" w:space="0" w:color="666666"/>
+              <w:bottom w:val="single" w:sz="6" w:space="0" w:color="666666"/>
+              <w:right w:val="single" w:sz="6" w:space="0" w:color="666666"/>
+            </w:tcBorders>
+            <w:tcMar>
+              <w:top w:w="60" w:type="dxa"/>
+              <w:left w:w="105" w:type="dxa"/>
+              <w:bottom w:w="60" w:type="dxa"/>
+              <w:right w:w="105" w:type="dxa"/>
+            </w:tcMar>
+            <w:hideMark/>
+          </w:tcPr>
+          <w:p>
+            <w:pPr>
+              <w:spacing w:before="150" w:after="150"/>
+              <w:rPr>
+                <w:rFonts w:eastAsia="Times New Roman"/>
+                <w:color w:val="000000"/>
+                <w:sz w:val="20"/>
+                <w:szCs w:val="20"/>
+              </w:rPr>
+            </w:pPr>
+            <w:r>
+              <w:rPr>
+                <w:rStyle w:val="CdigoHTML"/>
+                <w:color w:val="000000"/>
+              </w:rPr>
+              <w:t>responsavel</w:t>
+            </w:r>
+          </w:p>
+        </w:tc>
+      </w:tr>
+      <w:tr>
+        <w:tc>
+          <w:tcPr>
+            <w:tcW w:w="0" w:type="auto"/>
+            <w:tcBorders>
+              <w:top w:val="single" w:sz="6" w:space="0" w:color="666666"/>
+              <w:left w:val="single" w:sz="6" w:space="0" w:color="666666"/>
+              <w:bottom w:val="single" w:sz="6" w:space="0" w:color="666666"/>
+              <w:right w:val="single" w:sz="6" w:space="0" w:color="666666"/>
+            </w:tcBorders>
+            <w:tcMar>
+              <w:top w:w="60" w:type="dxa"/>
+              <w:left w:w="105" w:type="dxa"/>
+              <w:bottom w:w="60" w:type="dxa"/>
+              <w:right w:w="105" w:type="dxa"/>
+            </w:tcMar>
+            <w:hideMark/>
+          </w:tcPr>
+          <w:p>
+            <w:pPr>
+              <w:spacing w:before="150" w:after="150"/>
+              <w:rPr>
+                <w:rFonts w:eastAsia="Times New Roman"/>
+                <w:color w:val="000000"/>
+                <w:sz w:val="20"/>
+                <w:szCs w:val="20"/>
+              </w:rPr>
+            </w:pPr>
+            <w:r>
+              <w:rPr>
+                <w:rStyle w:val="CdigoHTML"/>
+                <w:color w:val="000000"/>
+              </w:rPr>
+              <w:t>prog</w:t>
+            </w:r>
+          </w:p>
+        </w:tc>
+        <w:tc>
+          <w:tcPr>
+            <w:tcW w:w="0" w:type="auto"/>
+            <w:tcBorders>
+              <w:top w:val="single" w:sz="6" w:space="0" w:color="666666"/>
+              <w:left w:val="single" w:sz="6" w:space="0" w:color="666666"/>
+              <w:bottom w:val="single" w:sz="6" w:space="0" w:color="666666"/>
+              <w:right w:val="single" w:sz="6" w:space="0" w:color="666666"/>
+            </w:tcBorders>
+            <w:tcMar>
+              <w:top w:w="60" w:type="dxa"/>
+              <w:left w:w="105" w:type="dxa"/>
+              <w:bottom w:w="60" w:type="dxa"/>
+              <w:right w:w="105" w:type="dxa"/>
+            </w:tcMar>
+            <w:hideMark/>
+          </w:tcPr>
+          <w:p>
+            <w:pPr>
+              <w:spacing w:before="150" w:after="150"/>
+              <w:rPr>
+                <w:rFonts w:eastAsia="Times New Roman"/>
+                <w:color w:val="000000"/>
+                <w:sz w:val="20"/>
+                <w:szCs w:val="20"/>
+              </w:rPr>
+            </w:pPr>
+            <w:r>
+              <w:rPr>
+                <w:rStyle w:val="CdigoHTML"/>
+                <w:color w:val="000000"/>
+              </w:rPr>
+              <w:t>progresso</w:t>
+            </w:r>
+          </w:p>
+        </w:tc>
+      </w:tr>
+      <w:tr>
+        <w:tc>
+          <w:tcPr>
+            <w:tcW w:w="0" w:type="auto"/>
+            <w:tcBorders>
+              <w:top w:val="single" w:sz="6" w:space="0" w:color="666666"/>
+              <w:left w:val="single" w:sz="6" w:space="0" w:color="666666"/>
+              <w:bottom w:val="single" w:sz="6" w:space="0" w:color="666666"/>
+              <w:right w:val="single" w:sz="6" w:space="0" w:color="666666"/>
+            </w:tcBorders>
+            <w:tcMar>
+              <w:top w:w="60" w:type="dxa"/>
+              <w:left w:w="105" w:type="dxa"/>
+              <w:bottom w:w="60" w:type="dxa"/>
+              <w:right w:w="105" w:type="dxa"/>
+            </w:tcMar>
+            <w:hideMark/>
+          </w:tcPr>
+          <w:p>
+            <w:pPr>
+              <w:spacing w:before="150" w:after="150"/>
+              <w:rPr>
+                <w:rFonts w:eastAsia="Times New Roman"/>
+                <w:color w:val="000000"/>
+                <w:sz w:val="20"/>
+                <w:szCs w:val="20"/>
+              </w:rPr>
+            </w:pPr>
+            <w:r>
+              <w:rPr>
+                <w:rStyle w:val="CdigoHTML"/>
+                <w:color w:val="000000"/>
+              </w:rPr>
+              <w:t>prio</w:t>
+            </w:r>
+            <w:r>
+              <w:rPr>
+                <w:rFonts w:eastAsia="Times New Roman"/>
+                <w:color w:val="000000"/>
+                <w:sz w:val="20"/>
+                <w:szCs w:val="20"/>
+              </w:rPr>
+              <w:t xml:space="preserve"> / </w:t>
+            </w:r>
+            <w:r>
+              <w:rPr>
+                <w:rStyle w:val="CdigoHTML"/>
+                <w:color w:val="000000"/>
+              </w:rPr>
+              <w:t>prioRaw</w:t>
+            </w:r>
+          </w:p>
+        </w:tc>
+        <w:tc>
+          <w:tcPr>
+            <w:tcW w:w="0" w:type="auto"/>
+            <w:tcBorders>
+              <w:top w:val="single" w:sz="6" w:space="0" w:color="666666"/>
+              <w:left w:val="single" w:sz="6" w:space="0" w:color="666666"/>
+              <w:bottom w:val="single" w:sz="6" w:space="0" w:color="666666"/>
+              <w:right w:val="single" w:sz="6" w:space="0" w:color="666666"/>
+            </w:tcBorders>
+            <w:tcMar>
+              <w:top w:w="60" w:type="dxa"/>
+              <w:left w:w="105" w:type="dxa"/>
+              <w:bottom w:w="60" w:type="dxa"/>
+              <w:right w:w="105" w:type="dxa"/>
+            </w:tcMar>
+            <w:hideMark/>
+          </w:tcPr>
+          <w:p>
+            <w:pPr>
+              <w:spacing w:before="150" w:after="150"/>
+              <w:rPr>
+                <w:rFonts w:eastAsia="Times New Roman"/>
+                <w:color w:val="000000"/>
+                <w:sz w:val="20"/>
+                <w:szCs w:val="20"/>
+              </w:rPr>
+            </w:pPr>
+            <w:r>
+              <w:rPr>
+                <w:rStyle w:val="CdigoHTML"/>
+                <w:color w:val="000000"/>
+              </w:rPr>
+              <w:t>prioridade</w:t>
+            </w:r>
+            <w:r>
+              <w:rPr>
+                <w:rFonts w:eastAsia="Times New Roman"/>
+                <w:color w:val="000000"/>
+                <w:sz w:val="20"/>
+                <w:szCs w:val="20"/>
+              </w:rPr>
+              <w:t xml:space="preserve"> / </w:t>
+            </w:r>
+            <w:r>
+              <w:rPr>
+                <w:rStyle w:val="CdigoHTML"/>
+                <w:color w:val="000000"/>
+              </w:rPr>
+              <w:t>textoPrioridade</w:t>
+            </w:r>
+          </w:p>
+        </w:tc>
+      </w:tr>
+      <w:tr>
+        <w:tc>
+          <w:tcPr>
+            <w:tcW w:w="0" w:type="auto"/>
+            <w:tcBorders>
+              <w:top w:val="single" w:sz="6" w:space="0" w:color="666666"/>
+              <w:left w:val="single" w:sz="6" w:space="0" w:color="666666"/>
+              <w:bottom w:val="single" w:sz="6" w:space="0" w:color="666666"/>
+              <w:right w:val="single" w:sz="6" w:space="0" w:color="666666"/>
+            </w:tcBorders>
+            <w:tcMar>
+              <w:top w:w="60" w:type="dxa"/>
+              <w:left w:w="105" w:type="dxa"/>
+              <w:bottom w:w="60" w:type="dxa"/>
+              <w:right w:w="105" w:type="dxa"/>
+            </w:tcMar>
+            <w:hideMark/>
+          </w:tcPr>
+          <w:p>
+            <w:pPr>
+              <w:spacing w:before="150" w:after="150"/>
+              <w:rPr>
+                <w:rFonts w:eastAsia="Times New Roman"/>
+                <w:color w:val="000000"/>
+                <w:sz w:val="20"/>
+                <w:szCs w:val="20"/>
+              </w:rPr>
+            </w:pPr>
+            <w:r>
+              <w:rPr>
+                <w:rStyle w:val="CdigoHTML"/>
+                <w:color w:val="000000"/>
+              </w:rPr>
+              <w:t>num</w:t>
+            </w:r>
+          </w:p>
+        </w:tc>
+        <w:tc>
+          <w:tcPr>
+            <w:tcW w:w="0" w:type="auto"/>
+            <w:tcBorders>
+              <w:top w:val="single" w:sz="6" w:space="0" w:color="666666"/>
+              <w:left w:val="single" w:sz="6" w:space="0" w:color="666666"/>
+              <w:bottom w:val="single" w:sz="6" w:space="0" w:color="666666"/>
+              <w:right w:val="single" w:sz="6" w:space="0" w:color="666666"/>
+            </w:tcBorders>
+            <w:tcMar>
+              <w:top w:w="60" w:type="dxa"/>
+              <w:left w:w="105" w:type="dxa"/>
+              <w:bottom w:w="60" w:type="dxa"/>
+              <w:right w:w="105" w:type="dxa"/>
+            </w:tcMar>
+            <w:hideMark/>
+          </w:tcPr>
+          <w:p>
+            <w:pPr>
+              <w:spacing w:before="150" w:after="150"/>
+              <w:rPr>
+                <w:rFonts w:eastAsia="Times New Roman"/>
+                <w:color w:val="000000"/>
+                <w:sz w:val="20"/>
+                <w:szCs w:val="20"/>
+              </w:rPr>
+            </w:pPr>
+            <w:r>
+              <w:rPr>
+                <w:rStyle w:val="CdigoHTML"/>
+                <w:color w:val="000000"/>
+              </w:rPr>
+              <w:t>numero</w:t>
+            </w:r>
+          </w:p>
+        </w:tc>
+      </w:tr>
+      <w:tr>
+        <w:tc>
+          <w:tcPr>
+            <w:tcW w:w="0" w:type="auto"/>
+            <w:tcBorders>
+              <w:top w:val="single" w:sz="6" w:space="0" w:color="666666"/>
+              <w:left w:val="single" w:sz="6" w:space="0" w:color="666666"/>
+              <w:bottom w:val="single" w:sz="6" w:space="0" w:color="666666"/>
+              <w:right w:val="single" w:sz="6" w:space="0" w:color="666666"/>
+            </w:tcBorders>
+            <w:tcMar>
+              <w:top w:w="60" w:type="dxa"/>
+              <w:left w:w="105" w:type="dxa"/>
+              <w:bottom w:w="60" w:type="dxa"/>
+              <w:right w:w="105" w:type="dxa"/>
+            </w:tcMar>
+            <w:hideMark/>
+          </w:tcPr>
+          <w:p>
+            <w:pPr>
+              <w:spacing w:before="150" w:after="150"/>
+              <w:rPr>
+                <w:rFonts w:eastAsia="Times New Roman"/>
+                <w:color w:val="000000"/>
+                <w:sz w:val="20"/>
+                <w:szCs w:val="20"/>
+              </w:rPr>
+            </w:pPr>
+            <w:r>
+              <w:rPr>
+                <w:rStyle w:val="CdigoHTML"/>
+                <w:color w:val="000000"/>
+              </w:rPr>
+              <w:t>complex</w:t>
+            </w:r>
+          </w:p>
+        </w:tc>
+        <w:tc>
+          <w:tcPr>
+            <w:tcW w:w="0" w:type="auto"/>
+            <w:tcBorders>
+              <w:top w:val="single" w:sz="6" w:space="0" w:color="666666"/>
+              <w:left w:val="single" w:sz="6" w:space="0" w:color="666666"/>
+              <w:bottom w:val="single" w:sz="6" w:space="0" w:color="666666"/>
+              <w:right w:val="single" w:sz="6" w:space="0" w:color="666666"/>
+            </w:tcBorders>
+            <w:tcMar>
+              <w:top w:w="60" w:type="dxa"/>
+              <w:left w:w="105" w:type="dxa"/>
+              <w:bottom w:w="60" w:type="dxa"/>
+              <w:right w:w="105" w:type="dxa"/>
+            </w:tcMar>
+            <w:hideMark/>
+          </w:tcPr>
+          <w:p>
+            <w:pPr>
+              <w:spacing w:before="150" w:after="150"/>
+              <w:rPr>
+                <w:rFonts w:eastAsia="Times New Roman"/>
+                <w:color w:val="000000"/>
+                <w:sz w:val="20"/>
+                <w:szCs w:val="20"/>
+              </w:rPr>
+            </w:pPr>
+            <w:r>
+              <w:rPr>
+                <w:rStyle w:val="CdigoHTML"/>
+                <w:color w:val="000000"/>
+              </w:rPr>
+              <w:t>complexidade</w:t>
+            </w:r>
+          </w:p>
+        </w:tc>
+      </w:tr>
+      <w:tr>
+        <w:tc>
+          <w:tcPr>
+            <w:tcW w:w="0" w:type="auto"/>
+            <w:tcBorders>
+              <w:top w:val="single" w:sz="6" w:space="0" w:color="666666"/>
+              <w:left w:val="single" w:sz="6" w:space="0" w:color="666666"/>
+              <w:bottom w:val="single" w:sz="6" w:space="0" w:color="666666"/>
+              <w:right w:val="single" w:sz="6" w:space="0" w:color="666666"/>
+            </w:tcBorders>
+            <w:tcMar>
+              <w:top w:w="60" w:type="dxa"/>
+              <w:left w:w="105" w:type="dxa"/>
+              <w:bottom w:w="60" w:type="dxa"/>
+              <w:right w:w="105" w:type="dxa"/>
+            </w:tcMar>
+            <w:hideMark/>
+          </w:tcPr>
+          <w:p>
+            <w:pPr>
+              <w:spacing w:before="150" w:after="150"/>
+              <w:rPr>
+                <w:rFonts w:eastAsia="Times New Roman"/>
+                <w:color w:val="000000"/>
+                <w:sz w:val="20"/>
+                <w:szCs w:val="20"/>
+              </w:rPr>
+            </w:pPr>
+            <w:r>
+              <w:rPr>
+                <w:rStyle w:val="CdigoHTML"/>
+                <w:color w:val="000000"/>
+              </w:rPr>
+              <w:t>focal</w:t>
+            </w:r>
+          </w:p>
+        </w:tc>
+        <w:tc>
+          <w:tcPr>
+            <w:tcW w:w="0" w:type="auto"/>
+            <w:tcBorders>
+              <w:top w:val="single" w:sz="6" w:space="0" w:color="666666"/>
+              <w:left w:val="single" w:sz="6" w:space="0" w:color="666666"/>
+              <w:bottom w:val="single" w:sz="6" w:space="0" w:color="666666"/>
+              <w:right w:val="single" w:sz="6" w:space="0" w:color="666666"/>
+            </w:tcBorders>
+            <w:tcMar>
+              <w:top w:w="60" w:type="dxa"/>
+              <w:left w:w="105" w:type="dxa"/>
+              <w:bottom w:w="60" w:type="dxa"/>
+              <w:right w:w="105" w:type="dxa"/>
+            </w:tcMar>
+            <w:hideMark/>
+          </w:tcPr>
+          <w:p>
+            <w:pPr>
+              <w:spacing w:before="150" w:after="150"/>
+              <w:rPr>
+                <w:rFonts w:eastAsia="Times New Roman"/>
+                <w:color w:val="000000"/>
+                <w:sz w:val="20"/>
+                <w:szCs w:val="20"/>
+              </w:rPr>
+            </w:pPr>
+            <w:r>
+              <w:rPr>
+                <w:rStyle w:val="CdigoHTML"/>
+                <w:color w:val="000000"/>
+              </w:rPr>
+              <w:t>pontoFocal</w:t>
+            </w:r>
+          </w:p>
+        </w:tc>
+      </w:tr>
+      <w:tr>
+        <w:tc>
+          <w:tcPr>
+            <w:tcW w:w="0" w:type="auto"/>
+            <w:tcBorders>
+              <w:top w:val="single" w:sz="6" w:space="0" w:color="666666"/>
+              <w:left w:val="single" w:sz="6" w:space="0" w:color="666666"/>
+              <w:bottom w:val="single" w:sz="6" w:space="0" w:color="666666"/>
+              <w:right w:val="single" w:sz="6" w:space="0" w:color="666666"/>
+            </w:tcBorders>
+            <w:tcMar>
+              <w:top w:w="60" w:type="dxa"/>
+              <w:left w:w="105" w:type="dxa"/>
+              <w:bottom w:w="60" w:type="dxa"/>
+              <w:right w:w="105" w:type="dxa"/>
+            </w:tcMar>
+            <w:hideMark/>
+          </w:tcPr>
+          <w:p>
+            <w:pPr>
+              <w:spacing w:before="150" w:after="150"/>
+              <w:rPr>
+                <w:rFonts w:eastAsia="Times New Roman"/>
+                <w:color w:val="000000"/>
+                <w:sz w:val="20"/>
+                <w:szCs w:val="20"/>
+              </w:rPr>
+            </w:pPr>
+            <w:r>
+              <w:rPr>
+                <w:rStyle w:val="CdigoHTML"/>
+                <w:color w:val="000000"/>
+              </w:rPr>
+              <w:t>atvConcl</w:t>
+            </w:r>
+            <w:r>
+              <w:rPr>
+                <w:rFonts w:eastAsia="Times New Roman"/>
+                <w:color w:val="000000"/>
+                <w:sz w:val="20"/>
+                <w:szCs w:val="20"/>
+              </w:rPr>
+              <w:t xml:space="preserve"> / </w:t>
+            </w:r>
+            <w:r>
+              <w:rPr>
+                <w:rStyle w:val="CdigoHTML"/>
+                <w:color w:val="000000"/>
+              </w:rPr>
+              <w:t>atvAndam</w:t>
+            </w:r>
+          </w:p>
+        </w:tc>
+        <w:tc>
+          <w:tcPr>
+            <w:tcW w:w="0" w:type="auto"/>
+            <w:tcBorders>
+              <w:top w:val="single" w:sz="6" w:space="0" w:color="666666"/>
+              <w:left w:val="single" w:sz="6" w:space="0" w:color="666666"/>
+              <w:bottom w:val="single" w:sz="6" w:space="0" w:color="666666"/>
+              <w:right w:val="single" w:sz="6" w:space="0" w:color="666666"/>
+            </w:tcBorders>
+            <w:tcMar>
+              <w:top w:w="60" w:type="dxa"/>
+              <w:left w:w="105" w:type="dxa"/>
+              <w:bottom w:w="60" w:type="dxa"/>
+              <w:right w:w="105" w:type="dxa"/>
+            </w:tcMar>
+            <w:hideMark/>
+          </w:tcPr>
+          <w:p>
+            <w:pPr>
+              <w:spacing w:before="150" w:after="150"/>
+              <w:rPr>
+                <w:rFonts w:eastAsia="Times New Roman"/>
+                <w:color w:val="000000"/>
+                <w:sz w:val="20"/>
+                <w:szCs w:val="20"/>
+              </w:rPr>
+            </w:pPr>
+            <w:r>
+              <w:rPr>
+                <w:rStyle w:val="CdigoHTML"/>
+                <w:color w:val="000000"/>
+              </w:rPr>
+              <w:t>atividadesConcluidas</w:t>
+            </w:r>
+            <w:r>
+              <w:rPr>
+                <w:rFonts w:eastAsia="Times New Roman"/>
+                <w:color w:val="000000"/>
+                <w:sz w:val="20"/>
+                <w:szCs w:val="20"/>
+              </w:rPr>
+              <w:t xml:space="preserve"> / </w:t>
+            </w:r>
+            <w:r>
+              <w:rPr>
+                <w:rStyle w:val="CdigoHTML"/>
+                <w:color w:val="000000"/>
+              </w:rPr>
+              <w:t>atividadesAndamento</w:t>
+            </w:r>
+          </w:p>
+        </w:tc>
+      </w:tr>
+      <w:tr>
+        <w:tc>
+          <w:tcPr>
+            <w:tcW w:w="0" w:type="auto"/>
+            <w:tcBorders>
+              <w:top w:val="single" w:sz="6" w:space="0" w:color="666666"/>
+              <w:left w:val="single" w:sz="6" w:space="0" w:color="666666"/>
+              <w:bottom w:val="single" w:sz="6" w:space="0" w:color="666666"/>
+              <w:right w:val="single" w:sz="6" w:space="0" w:color="666666"/>
+            </w:tcBorders>
+            <w:tcMar>
+              <w:top w:w="60" w:type="dxa"/>
+              <w:left w:w="105" w:type="dxa"/>
+              <w:bottom w:w="60" w:type="dxa"/>
+              <w:right w:w="105" w:type="dxa"/>
+            </w:tcMar>
+            <w:hideMark/>
+          </w:tcPr>
+          <w:p>
+            <w:pPr>
+              <w:spacing w:before="150" w:after="150"/>
+              <w:rPr>
+                <w:rFonts w:eastAsia="Times New Roman"/>
+                <w:color w:val="000000"/>
+                <w:sz w:val="20"/>
+                <w:szCs w:val="20"/>
+              </w:rPr>
+            </w:pPr>
+            <w:r>
+              <w:rPr>
+                <w:rStyle w:val="CdigoHTML"/>
+                <w:color w:val="000000"/>
+              </w:rPr>
+              <w:t>proximos</w:t>
+            </w:r>
+          </w:p>
+        </w:tc>
+        <w:tc>
+          <w:tcPr>
+            <w:tcW w:w="0" w:type="auto"/>
+            <w:tcBorders>
+              <w:top w:val="single" w:sz="6" w:space="0" w:color="666666"/>
+              <w:left w:val="single" w:sz="6" w:space="0" w:color="666666"/>
+              <w:bottom w:val="single" w:sz="6" w:space="0" w:color="666666"/>
+              <w:right w:val="single" w:sz="6" w:space="0" w:color="666666"/>
+            </w:tcBorders>
+            <w:tcMar>
+              <w:top w:w="60" w:type="dxa"/>
+              <w:left w:w="105" w:type="dxa"/>
+              <w:bottom w:w="60" w:type="dxa"/>
+              <w:right w:w="105" w:type="dxa"/>
+            </w:tcMar>
+            <w:hideMark/>
+          </w:tcPr>
+          <w:p>
+            <w:pPr>
+              <w:spacing w:before="150" w:after="150"/>
+              <w:rPr>
+                <w:rFonts w:eastAsia="Times New Roman"/>
+                <w:color w:val="000000"/>
+                <w:sz w:val="20"/>
+                <w:szCs w:val="20"/>
+              </w:rPr>
+            </w:pPr>
+            <w:r>
+              <w:rPr>
+                <w:rStyle w:val="CdigoHTML"/>
+                <w:color w:val="000000"/>
+              </w:rPr>
+              <w:t>proximosPassos</w:t>
+            </w:r>
+          </w:p>
+        </w:tc>
+      </w:tr>
+      <w:tr>
+        <w:tc>
+          <w:tcPr>
+            <w:tcW w:w="0" w:type="auto"/>
+            <w:tcBorders>
+              <w:top w:val="single" w:sz="6" w:space="0" w:color="666666"/>
+              <w:left w:val="single" w:sz="6" w:space="0" w:color="666666"/>
+              <w:bottom w:val="single" w:sz="6" w:space="0" w:color="666666"/>
+              <w:right w:val="single" w:sz="6" w:space="0" w:color="666666"/>
+            </w:tcBorders>
+            <w:tcMar>
+              <w:top w:w="60" w:type="dxa"/>
+              <w:left w:w="105" w:type="dxa"/>
+              <w:bottom w:w="60" w:type="dxa"/>
+              <w:right w:w="105" w:type="dxa"/>
+            </w:tcMar>
+            <w:hideMark/>
+          </w:tcPr>
+          <w:p>
+            <w:pPr>
+              <w:spacing w:before="150" w:after="150"/>
+              <w:rPr>
+                <w:rFonts w:eastAsia="Times New Roman"/>
+                <w:color w:val="000000"/>
+                <w:sz w:val="20"/>
+                <w:szCs w:val="20"/>
+              </w:rPr>
+            </w:pPr>
+            <w:r>
+              <w:rPr>
+                <w:rStyle w:val="CdigoHTML"/>
+                <w:color w:val="000000"/>
+              </w:rPr>
+              <w:t>desc</w:t>
+            </w:r>
+            <w:r>
+              <w:rPr>
+                <w:rFonts w:eastAsia="Times New Roman"/>
+                <w:color w:val="000000"/>
+                <w:sz w:val="20"/>
+                <w:szCs w:val="20"/>
+              </w:rPr>
+              <w:t xml:space="preserve"> (inventário de bots)</w:t>
+            </w:r>
+          </w:p>
+        </w:tc>
+        <w:tc>
+          <w:tcPr>
+            <w:tcW w:w="0" w:type="auto"/>
+            <w:tcBorders>
+              <w:top w:val="single" w:sz="6" w:space="0" w:color="666666"/>
+              <w:left w:val="single" w:sz="6" w:space="0" w:color="666666"/>
+              <w:bottom w:val="single" w:sz="6" w:space="0" w:color="666666"/>
+              <w:right w:val="single" w:sz="6" w:space="0" w:color="666666"/>
+            </w:tcBorders>
+            <w:tcMar>
+              <w:top w:w="60" w:type="dxa"/>
+              <w:left w:w="105" w:type="dxa"/>
+              <w:bottom w:w="60" w:type="dxa"/>
+              <w:right w:w="105" w:type="dxa"/>
+            </w:tcMar>
+            <w:hideMark/>
+          </w:tcPr>
+          <w:p>
+            <w:pPr>
+              <w:spacing w:before="150" w:after="150"/>
+              <w:rPr>
+                <w:rFonts w:eastAsia="Times New Roman"/>
+                <w:color w:val="000000"/>
+                <w:sz w:val="20"/>
+                <w:szCs w:val="20"/>
+              </w:rPr>
+            </w:pPr>
+            <w:r>
+              <w:rPr>
+                <w:rStyle w:val="CdigoHTML"/>
+                <w:color w:val="000000"/>
+              </w:rPr>
+              <w:t>descricao</w:t>
+            </w:r>
+          </w:p>
+        </w:tc>
+      </w:tr>
+      <w:tr>
+        <w:tc>
+          <w:tcPr>
+            <w:tcW w:w="0" w:type="auto"/>
+            <w:tcBorders>
+              <w:top w:val="single" w:sz="6" w:space="0" w:color="666666"/>
+              <w:left w:val="single" w:sz="6" w:space="0" w:color="666666"/>
+              <w:bottom w:val="single" w:sz="6" w:space="0" w:color="666666"/>
+              <w:right w:val="single" w:sz="6" w:space="0" w:color="666666"/>
+            </w:tcBorders>
+            <w:tcMar>
+              <w:top w:w="60" w:type="dxa"/>
+              <w:left w:w="105" w:type="dxa"/>
+              <w:bottom w:w="60" w:type="dxa"/>
+              <w:right w:w="105" w:type="dxa"/>
+            </w:tcMar>
+            <w:hideMark/>
+          </w:tcPr>
+          <w:p>
+            <w:pPr>
+              <w:spacing w:before="150" w:after="150"/>
+              <w:rPr>
+                <w:rFonts w:eastAsia="Times New Roman"/>
+                <w:color w:val="000000"/>
+                <w:sz w:val="20"/>
+                <w:szCs w:val="20"/>
+              </w:rPr>
+            </w:pPr>
+            <w:r>
+              <w:rPr>
+                <w:rStyle w:val="CdigoHTML"/>
+                <w:color w:val="000000"/>
+              </w:rPr>
+              <w:t>dev</w:t>
+            </w:r>
+            <w:r>
+              <w:rPr>
+                <w:rFonts w:eastAsia="Times New Roman"/>
+                <w:color w:val="000000"/>
+                <w:sz w:val="20"/>
+                <w:szCs w:val="20"/>
+              </w:rPr>
+              <w:t xml:space="preserve"> (inventário de bots)</w:t>
+            </w:r>
+          </w:p>
+        </w:tc>
+        <w:tc>
+          <w:tcPr>
+            <w:tcW w:w="0" w:type="auto"/>
+            <w:tcBorders>
+              <w:top w:val="single" w:sz="6" w:space="0" w:color="666666"/>
+              <w:left w:val="single" w:sz="6" w:space="0" w:color="666666"/>
+              <w:bottom w:val="single" w:sz="6" w:space="0" w:color="666666"/>
+              <w:right w:val="single" w:sz="6" w:space="0" w:color="666666"/>
+            </w:tcBorders>
+            <w:tcMar>
+              <w:top w:w="60" w:type="dxa"/>
+              <w:left w:w="105" w:type="dxa"/>
+              <w:bottom w:w="60" w:type="dxa"/>
+              <w:right w:w="105" w:type="dxa"/>
+            </w:tcMar>
+            <w:hideMark/>
+          </w:tcPr>
+          <w:p>
+            <w:pPr>
+              <w:spacing w:before="150" w:after="150"/>
+              <w:rPr>
+                <w:rFonts w:eastAsia="Times New Roman"/>
+                <w:color w:val="000000"/>
+                <w:sz w:val="20"/>
+                <w:szCs w:val="20"/>
+              </w:rPr>
+            </w:pPr>
+            <w:r>
+              <w:rPr>
+                <w:rStyle w:val="CdigoHTML"/>
+                <w:color w:val="000000"/>
+              </w:rPr>
+              <w:t>desenvolvedor</w:t>
+            </w:r>
+          </w:p>
+        </w:tc>
+      </w:tr>
+      <w:tr>
+        <w:tc>
+          <w:tcPr>
+            <w:tcW w:w="0" w:type="auto"/>
+            <w:tcBorders>
+              <w:top w:val="single" w:sz="6" w:space="0" w:color="666666"/>
+              <w:left w:val="single" w:sz="6" w:space="0" w:color="666666"/>
+              <w:bottom w:val="single" w:sz="6" w:space="0" w:color="666666"/>
+              <w:right w:val="single" w:sz="6" w:space="0" w:color="666666"/>
+            </w:tcBorders>
+            <w:tcMar>
+              <w:top w:w="60" w:type="dxa"/>
+              <w:left w:w="105" w:type="dxa"/>
+              <w:bottom w:w="60" w:type="dxa"/>
+              <w:right w:w="105" w:type="dxa"/>
+            </w:tcMar>
+            <w:hideMark/>
+          </w:tcPr>
+          <w:p>
+            <w:pPr>
+              <w:spacing w:before="150" w:after="150"/>
+              <w:rPr>
+                <w:rFonts w:eastAsia="Times New Roman"/>
+                <w:color w:val="000000"/>
+                <w:sz w:val="20"/>
+                <w:szCs w:val="20"/>
+              </w:rPr>
+            </w:pPr>
+            <w:r>
+              <w:rPr>
+                <w:rStyle w:val="CdigoHTML"/>
+                <w:color w:val="000000"/>
+              </w:rPr>
+              <w:t>freq</w:t>
+            </w:r>
+          </w:p>
+        </w:tc>
+        <w:tc>
+          <w:tcPr>
+            <w:tcW w:w="0" w:type="auto"/>
+            <w:tcBorders>
+              <w:top w:val="single" w:sz="6" w:space="0" w:color="666666"/>
+              <w:left w:val="single" w:sz="6" w:space="0" w:color="666666"/>
+              <w:bottom w:val="single" w:sz="6" w:space="0" w:color="666666"/>
+              <w:right w:val="single" w:sz="6" w:space="0" w:color="666666"/>
+            </w:tcBorders>
+            <w:tcMar>
+              <w:top w:w="60" w:type="dxa"/>
+              <w:left w:w="105" w:type="dxa"/>
+              <w:bottom w:w="60" w:type="dxa"/>
+              <w:right w:w="105" w:type="dxa"/>
+            </w:tcMar>
+            <w:hideMark/>
+          </w:tcPr>
+          <w:p>
+            <w:pPr>
+              <w:spacing w:before="150" w:after="150"/>
+              <w:rPr>
+                <w:rFonts w:eastAsia="Times New Roman"/>
+                <w:color w:val="000000"/>
+                <w:sz w:val="20"/>
+                <w:szCs w:val="20"/>
+              </w:rPr>
+            </w:pPr>
+            <w:r>
+              <w:rPr>
+                <w:rStyle w:val="CdigoHTML"/>
+                <w:color w:val="000000"/>
+              </w:rPr>
+              <w:t>frequencia</w:t>
+            </w:r>
+          </w:p>
+        </w:tc>
+      </w:tr>
+      <w:tr>
+        <w:tc>
+          <w:tcPr>
+            <w:tcW w:w="0" w:type="auto"/>
+            <w:tcBorders>
+              <w:top w:val="single" w:sz="6" w:space="0" w:color="666666"/>
+              <w:left w:val="single" w:sz="6" w:space="0" w:color="666666"/>
+              <w:bottom w:val="single" w:sz="6" w:space="0" w:color="666666"/>
+              <w:right w:val="single" w:sz="6" w:space="0" w:color="666666"/>
+            </w:tcBorders>
+            <w:tcMar>
+              <w:top w:w="60" w:type="dxa"/>
+              <w:left w:w="105" w:type="dxa"/>
+              <w:bottom w:w="60" w:type="dxa"/>
+              <w:right w:w="105" w:type="dxa"/>
+            </w:tcMar>
+            <w:hideMark/>
+          </w:tcPr>
+          <w:p>
+            <w:pPr>
+              <w:spacing w:before="150" w:after="150"/>
+              <w:rPr>
+                <w:rFonts w:eastAsia="Times New Roman"/>
+                <w:color w:val="000000"/>
+                <w:sz w:val="20"/>
+                <w:szCs w:val="20"/>
+              </w:rPr>
+            </w:pPr>
+            <w:r>
+              <w:rPr>
+                <w:rStyle w:val="CdigoHTML"/>
+                <w:color w:val="000000"/>
+              </w:rPr>
+              <w:t>vol</w:t>
+            </w:r>
+          </w:p>
+        </w:tc>
+        <w:tc>
+          <w:tcPr>
+            <w:tcW w:w="0" w:type="auto"/>
+            <w:tcBorders>
+              <w:top w:val="single" w:sz="6" w:space="0" w:color="666666"/>
+              <w:left w:val="single" w:sz="6" w:space="0" w:color="666666"/>
+              <w:bottom w:val="single" w:sz="6" w:space="0" w:color="666666"/>
+              <w:right w:val="single" w:sz="6" w:space="0" w:color="666666"/>
+            </w:tcBorders>
+            <w:tcMar>
+              <w:top w:w="60" w:type="dxa"/>
+              <w:left w:w="105" w:type="dxa"/>
+              <w:bottom w:w="60" w:type="dxa"/>
+              <w:right w:w="105" w:type="dxa"/>
+            </w:tcMar>
+            <w:hideMark/>
+          </w:tcPr>
+          <w:p>
+            <w:pPr>
+              <w:spacing w:before="150" w:after="150"/>
+              <w:rPr>
+                <w:rFonts w:eastAsia="Times New Roman"/>
+                <w:color w:val="000000"/>
+                <w:sz w:val="20"/>
+                <w:szCs w:val="20"/>
+              </w:rPr>
+            </w:pPr>
+            <w:r>
+              <w:rPr>
+                <w:rStyle w:val="CdigoHTML"/>
+                <w:color w:val="000000"/>
+              </w:rPr>
+              <w:t>volumetria</w:t>
+            </w:r>
+          </w:p>
+        </w:tc>
+      </w:tr>
+      <w:tr>
+        <w:tc>
+          <w:tcPr>
+            <w:tcW w:w="0" w:type="auto"/>
+            <w:tcBorders>
+              <w:top w:val="single" w:sz="6" w:space="0" w:color="666666"/>
+              <w:left w:val="single" w:sz="6" w:space="0" w:color="666666"/>
+              <w:bottom w:val="single" w:sz="6" w:space="0" w:color="666666"/>
+              <w:right w:val="single" w:sz="6" w:space="0" w:color="666666"/>
+            </w:tcBorders>
+            <w:tcMar>
+              <w:top w:w="60" w:type="dxa"/>
+              <w:left w:w="105" w:type="dxa"/>
+              <w:bottom w:w="60" w:type="dxa"/>
+              <w:right w:w="105" w:type="dxa"/>
+            </w:tcMar>
+            <w:hideMark/>
+          </w:tcPr>
+          <w:p>
+            <w:pPr>
+              <w:spacing w:before="150" w:after="150"/>
+              <w:rPr>
+                <w:rFonts w:eastAsia="Times New Roman"/>
+                <w:color w:val="000000"/>
+                <w:sz w:val="20"/>
+                <w:szCs w:val="20"/>
+              </w:rPr>
+            </w:pPr>
+            <w:r>
+              <w:rPr>
+                <w:rStyle w:val="CdigoHTML"/>
+                <w:color w:val="000000"/>
+              </w:rPr>
+              <w:t>nBots</w:t>
+            </w:r>
+          </w:p>
+        </w:tc>
+        <w:tc>
+          <w:tcPr>
+            <w:tcW w:w="0" w:type="auto"/>
+            <w:tcBorders>
+              <w:top w:val="single" w:sz="6" w:space="0" w:color="666666"/>
+              <w:left w:val="single" w:sz="6" w:space="0" w:color="666666"/>
+              <w:bottom w:val="single" w:sz="6" w:space="0" w:color="666666"/>
+              <w:right w:val="single" w:sz="6" w:space="0" w:color="666666"/>
+            </w:tcBorders>
+            <w:tcMar>
+              <w:top w:w="60" w:type="dxa"/>
+              <w:left w:w="105" w:type="dxa"/>
+              <w:bottom w:w="60" w:type="dxa"/>
+              <w:right w:w="105" w:type="dxa"/>
+            </w:tcMar>
+            <w:hideMark/>
+          </w:tcPr>
+          <w:p>
+            <w:pPr>
+              <w:spacing w:before="150" w:after="150"/>
+              <w:rPr>
+                <w:rFonts w:eastAsia="Times New Roman"/>
+                <w:color w:val="000000"/>
+                <w:sz w:val="20"/>
+                <w:szCs w:val="20"/>
+              </w:rPr>
+            </w:pPr>
+            <w:r>
+              <w:rPr>
+                <w:rStyle w:val="CdigoHTML"/>
+                <w:color w:val="000000"/>
+              </w:rPr>
+              <w:t>numeroBots</w:t>
+            </w:r>
+          </w:p>
+        </w:tc>
+      </w:tr>
+      <w:tr>
+        <w:tc>
+          <w:tcPr>
+            <w:tcW w:w="0" w:type="auto"/>
+            <w:tcBorders>
+              <w:top w:val="single" w:sz="6" w:space="0" w:color="666666"/>
+              <w:left w:val="single" w:sz="6" w:space="0" w:color="666666"/>
+              <w:bottom w:val="single" w:sz="6" w:space="0" w:color="666666"/>
+              <w:right w:val="single" w:sz="6" w:space="0" w:color="666666"/>
+            </w:tcBorders>
+            <w:tcMar>
+              <w:top w:w="60" w:type="dxa"/>
+              <w:left w:w="105" w:type="dxa"/>
+              <w:bottom w:w="60" w:type="dxa"/>
+              <w:right w:w="105" w:type="dxa"/>
+            </w:tcMar>
+            <w:hideMark/>
+          </w:tcPr>
+          <w:p>
+            <w:pPr>
+              <w:spacing w:before="150" w:after="150"/>
+              <w:rPr>
+                <w:rFonts w:eastAsia="Times New Roman"/>
+                <w:color w:val="000000"/>
+                <w:sz w:val="20"/>
+                <w:szCs w:val="20"/>
+              </w:rPr>
+            </w:pPr>
+            <w:r>
+              <w:rPr>
+                <w:rStyle w:val="CdigoHTML"/>
+                <w:color w:val="000000"/>
+              </w:rPr>
+              <w:t>cod</w:t>
+            </w:r>
+            <w:r>
+              <w:rPr>
+                <w:rFonts w:eastAsia="Times New Roman"/>
+                <w:color w:val="000000"/>
+                <w:sz w:val="20"/>
+                <w:szCs w:val="20"/>
+              </w:rPr>
+              <w:t xml:space="preserve"> (chamado RPA)</w:t>
+            </w:r>
+          </w:p>
+        </w:tc>
+        <w:tc>
+          <w:tcPr>
+            <w:tcW w:w="0" w:type="auto"/>
+            <w:tcBorders>
+              <w:top w:val="single" w:sz="6" w:space="0" w:color="666666"/>
+              <w:left w:val="single" w:sz="6" w:space="0" w:color="666666"/>
+              <w:bottom w:val="single" w:sz="6" w:space="0" w:color="666666"/>
+              <w:right w:val="single" w:sz="6" w:space="0" w:color="666666"/>
+            </w:tcBorders>
+            <w:tcMar>
+              <w:top w:w="60" w:type="dxa"/>
+              <w:left w:w="105" w:type="dxa"/>
+              <w:bottom w:w="60" w:type="dxa"/>
+              <w:right w:w="105" w:type="dxa"/>
+            </w:tcMar>
+            <w:hideMark/>
+          </w:tcPr>
+          <w:p>
+            <w:pPr>
+              <w:spacing w:before="150" w:after="150"/>
+              <w:rPr>
+                <w:rFonts w:eastAsia="Times New Roman"/>
+                <w:color w:val="000000"/>
+                <w:sz w:val="20"/>
+                <w:szCs w:val="20"/>
+              </w:rPr>
+            </w:pPr>
+            <w:r>
+              <w:rPr>
+                <w:rStyle w:val="CdigoHTML"/>
+                <w:color w:val="000000"/>
+              </w:rPr>
+              <w:t>codigo</w:t>
+            </w:r>
+          </w:p>
+        </w:tc>
+      </w:tr>
+      <w:tr>
+        <w:tc>
+          <w:tcPr>
+            <w:tcW w:w="0" w:type="auto"/>
+            <w:tcBorders>
+              <w:top w:val="single" w:sz="6" w:space="0" w:color="666666"/>
+              <w:left w:val="single" w:sz="6" w:space="0" w:color="666666"/>
+              <w:bottom w:val="single" w:sz="6" w:space="0" w:color="666666"/>
+              <w:right w:val="single" w:sz="6" w:space="0" w:color="666666"/>
+            </w:tcBorders>
+            <w:tcMar>
+              <w:top w:w="60" w:type="dxa"/>
+              <w:left w:w="105" w:type="dxa"/>
+              <w:bottom w:w="60" w:type="dxa"/>
+              <w:right w:w="105" w:type="dxa"/>
+            </w:tcMar>
+            <w:hideMark/>
+          </w:tcPr>
+          <w:p>
+            <w:pPr>
+              <w:spacing w:before="150" w:after="150"/>
+              <w:rPr>
+                <w:rFonts w:eastAsia="Times New Roman"/>
+                <w:color w:val="000000"/>
+                <w:sz w:val="20"/>
+                <w:szCs w:val="20"/>
+              </w:rPr>
+            </w:pPr>
+            <w:r>
+              <w:rPr>
+                <w:rStyle w:val="CdigoHTML"/>
+                <w:color w:val="000000"/>
+              </w:rPr>
+              <w:t>reexec</w:t>
+            </w:r>
+          </w:p>
+        </w:tc>
+        <w:tc>
+          <w:tcPr>
+            <w:tcW w:w="0" w:type="auto"/>
+            <w:tcBorders>
+              <w:top w:val="single" w:sz="6" w:space="0" w:color="666666"/>
+              <w:left w:val="single" w:sz="6" w:space="0" w:color="666666"/>
+              <w:bottom w:val="single" w:sz="6" w:space="0" w:color="666666"/>
+              <w:right w:val="single" w:sz="6" w:space="0" w:color="666666"/>
+            </w:tcBorders>
+            <w:tcMar>
+              <w:top w:w="60" w:type="dxa"/>
+              <w:left w:w="105" w:type="dxa"/>
+              <w:bottom w:w="60" w:type="dxa"/>
+              <w:right w:w="105" w:type="dxa"/>
+            </w:tcMar>
+            <w:hideMark/>
+          </w:tcPr>
+          <w:p>
+            <w:pPr>
+              <w:spacing w:before="150" w:after="150"/>
+              <w:rPr>
+                <w:rFonts w:eastAsia="Times New Roman"/>
+                <w:color w:val="000000"/>
+                <w:sz w:val="20"/>
+                <w:szCs w:val="20"/>
+              </w:rPr>
+            </w:pPr>
+            <w:r>
+              <w:rPr>
+                <w:rStyle w:val="CdigoHTML"/>
+                <w:color w:val="000000"/>
+              </w:rPr>
+              <w:t>admiteReexecucao</w:t>
+            </w:r>
+          </w:p>
+        </w:tc>
+      </w:tr>
+      <w:tr>
+        <w:tc>
+          <w:tcPr>
+            <w:tcW w:w="0" w:type="auto"/>
+            <w:tcBorders>
+              <w:top w:val="single" w:sz="6" w:space="0" w:color="666666"/>
+              <w:left w:val="single" w:sz="6" w:space="0" w:color="666666"/>
+              <w:bottom w:val="single" w:sz="6" w:space="0" w:color="666666"/>
+              <w:right w:val="single" w:sz="6" w:space="0" w:color="666666"/>
+            </w:tcBorders>
+            <w:tcMar>
+              <w:top w:w="60" w:type="dxa"/>
+              <w:left w:w="105" w:type="dxa"/>
+              <w:bottom w:w="60" w:type="dxa"/>
+              <w:right w:w="105" w:type="dxa"/>
+            </w:tcMar>
+            <w:hideMark/>
+          </w:tcPr>
+          <w:p>
+            <w:pPr>
+              <w:spacing w:before="150" w:after="150"/>
+              <w:rPr>
+                <w:rFonts w:eastAsia="Times New Roman"/>
+                <w:color w:val="000000"/>
+                <w:sz w:val="20"/>
+                <w:szCs w:val="20"/>
+              </w:rPr>
+            </w:pPr>
+            <w:r>
+              <w:rPr>
+                <w:rStyle w:val="CdigoHTML"/>
+                <w:color w:val="000000"/>
+              </w:rPr>
+              <w:t>intext</w:t>
+            </w:r>
+          </w:p>
+        </w:tc>
+        <w:tc>
+          <w:tcPr>
+            <w:tcW w:w="0" w:type="auto"/>
+            <w:tcBorders>
+              <w:top w:val="single" w:sz="6" w:space="0" w:color="666666"/>
+              <w:left w:val="single" w:sz="6" w:space="0" w:color="666666"/>
+              <w:bottom w:val="single" w:sz="6" w:space="0" w:color="666666"/>
+              <w:right w:val="single" w:sz="6" w:space="0" w:color="666666"/>
+            </w:tcBorders>
+            <w:tcMar>
+              <w:top w:w="60" w:type="dxa"/>
+              <w:left w:w="105" w:type="dxa"/>
+              <w:bottom w:w="60" w:type="dxa"/>
+              <w:right w:w="105" w:type="dxa"/>
+            </w:tcMar>
+            <w:hideMark/>
+          </w:tcPr>
+          <w:p>
+            <w:pPr>
+              <w:spacing w:before="150" w:after="150"/>
+              <w:rPr>
+                <w:rFonts w:eastAsia="Times New Roman"/>
+                <w:color w:val="000000"/>
+                <w:sz w:val="20"/>
+                <w:szCs w:val="20"/>
+              </w:rPr>
+            </w:pPr>
+            <w:r>
+              <w:rPr>
+                <w:rStyle w:val="CdigoHTML"/>
+                <w:color w:val="000000"/>
+              </w:rPr>
+              <w:t>internoExterno</w:t>
+            </w:r>
+          </w:p>
+        </w:tc>
+      </w:tr>
+      <w:tr>
+        <w:tc>
+          <w:tcPr>
+            <w:tcW w:w="0" w:type="auto"/>
+            <w:tcBorders>
+              <w:top w:val="single" w:sz="6" w:space="0" w:color="666666"/>
+              <w:left w:val="single" w:sz="6" w:space="0" w:color="666666"/>
+              <w:bottom w:val="single" w:sz="6" w:space="0" w:color="666666"/>
+              <w:right w:val="single" w:sz="6" w:space="0" w:color="666666"/>
+            </w:tcBorders>
+            <w:tcMar>
+              <w:top w:w="60" w:type="dxa"/>
+              <w:left w:w="105" w:type="dxa"/>
+              <w:bottom w:w="60" w:type="dxa"/>
+              <w:right w:w="105" w:type="dxa"/>
+            </w:tcMar>
+            <w:hideMark/>
+          </w:tcPr>
+          <w:p>
+            <w:pPr>
+              <w:spacing w:before="150" w:after="150"/>
+              <w:rPr>
+                <w:rFonts w:eastAsia="Times New Roman"/>
+                <w:color w:val="000000"/>
+                <w:sz w:val="20"/>
+                <w:szCs w:val="20"/>
+              </w:rPr>
+            </w:pPr>
+            <w:r>
+              <w:rPr>
+                <w:rStyle w:val="CdigoHTML"/>
+                <w:color w:val="000000"/>
+              </w:rPr>
+              <w:t>tIdent</w:t>
+            </w:r>
+            <w:r>
+              <w:rPr>
+                <w:rFonts w:eastAsia="Times New Roman"/>
+                <w:color w:val="000000"/>
+                <w:sz w:val="20"/>
+                <w:szCs w:val="20"/>
+              </w:rPr>
+              <w:t xml:space="preserve"> / </w:t>
+            </w:r>
+            <w:r>
+              <w:rPr>
+                <w:rStyle w:val="CdigoHTML"/>
+                <w:color w:val="000000"/>
+              </w:rPr>
+              <w:t>tDesenv</w:t>
+            </w:r>
+            <w:r>
+              <w:rPr>
+                <w:rFonts w:eastAsia="Times New Roman"/>
+                <w:color w:val="000000"/>
+                <w:sz w:val="20"/>
+                <w:szCs w:val="20"/>
+              </w:rPr>
+              <w:t xml:space="preserve"> / </w:t>
+            </w:r>
+            <w:r>
+              <w:rPr>
+                <w:rStyle w:val="CdigoHTML"/>
+                <w:color w:val="000000"/>
+              </w:rPr>
+              <w:t>tReexec</w:t>
+            </w:r>
+          </w:p>
+        </w:tc>
+        <w:tc>
+          <w:tcPr>
+            <w:tcW w:w="0" w:type="auto"/>
+            <w:tcBorders>
+              <w:top w:val="single" w:sz="6" w:space="0" w:color="666666"/>
+              <w:left w:val="single" w:sz="6" w:space="0" w:color="666666"/>
+              <w:bottom w:val="single" w:sz="6" w:space="0" w:color="666666"/>
+              <w:right w:val="single" w:sz="6" w:space="0" w:color="666666"/>
+            </w:tcBorders>
+            <w:tcMar>
+              <w:top w:w="60" w:type="dxa"/>
+              <w:left w:w="105" w:type="dxa"/>
+              <w:bottom w:w="60" w:type="dxa"/>
+              <w:right w:w="105" w:type="dxa"/>
+            </w:tcMar>
+            <w:hideMark/>
+          </w:tcPr>
+          <w:p>
+            <w:pPr>
+              <w:spacing w:before="150" w:after="150"/>
+              <w:rPr>
+                <w:rFonts w:eastAsia="Times New Roman"/>
+                <w:color w:val="000000"/>
+                <w:sz w:val="20"/>
+                <w:szCs w:val="20"/>
+              </w:rPr>
+            </w:pPr>
+            <w:r>
+              <w:rPr>
+                <w:rStyle w:val="CdigoHTML"/>
+                <w:color w:val="000000"/>
+              </w:rPr>
+              <w:t>diasIdentificacao</w:t>
+            </w:r>
+            <w:r>
+              <w:rPr>
+                <w:rFonts w:eastAsia="Times New Roman"/>
+                <w:color w:val="000000"/>
+                <w:sz w:val="20"/>
+                <w:szCs w:val="20"/>
+              </w:rPr>
+              <w:t xml:space="preserve"> / </w:t>
+            </w:r>
+            <w:r>
+              <w:rPr>
+                <w:rStyle w:val="CdigoHTML"/>
+                <w:color w:val="000000"/>
+              </w:rPr>
+              <w:t>diasDesenvolvimento</w:t>
+            </w:r>
+            <w:r>
+              <w:rPr>
+                <w:rFonts w:eastAsia="Times New Roman"/>
+                <w:color w:val="000000"/>
+                <w:sz w:val="20"/>
+                <w:szCs w:val="20"/>
+              </w:rPr>
+              <w:t xml:space="preserve"> / </w:t>
+            </w:r>
+            <w:r>
+              <w:rPr>
+                <w:rStyle w:val="CdigoHTML"/>
+                <w:color w:val="000000"/>
+              </w:rPr>
+              <w:t>diasReexecucao</w:t>
+            </w:r>
+          </w:p>
+        </w:tc>
+      </w:tr>
+      <w:tr>
+        <w:tc>
+          <w:tcPr>
+            <w:tcW w:w="0" w:type="auto"/>
+            <w:tcBorders>
+              <w:top w:val="single" w:sz="6" w:space="0" w:color="666666"/>
+              <w:left w:val="single" w:sz="6" w:space="0" w:color="666666"/>
+              <w:bottom w:val="single" w:sz="6" w:space="0" w:color="666666"/>
+              <w:right w:val="single" w:sz="6" w:space="0" w:color="666666"/>
+            </w:tcBorders>
+            <w:tcMar>
+              <w:top w:w="60" w:type="dxa"/>
+              <w:left w:w="105" w:type="dxa"/>
+              <w:bottom w:w="60" w:type="dxa"/>
+              <w:right w:w="105" w:type="dxa"/>
+            </w:tcMar>
+            <w:hideMark/>
+          </w:tcPr>
+          <w:p>
+            <w:pPr>
+              <w:spacing w:before="150" w:after="150"/>
+              <w:rPr>
+                <w:rFonts w:eastAsia="Times New Roman"/>
+                <w:color w:val="000000"/>
+                <w:sz w:val="20"/>
+                <w:szCs w:val="20"/>
+              </w:rPr>
+            </w:pPr>
+            <w:r>
+              <w:rPr>
+                <w:rStyle w:val="CdigoHTML"/>
+                <w:color w:val="000000"/>
+              </w:rPr>
+              <w:t>parseGov</w:t>
+            </w:r>
+            <w:r>
+              <w:rPr>
+                <w:rFonts w:eastAsia="Times New Roman"/>
+                <w:color w:val="000000"/>
+                <w:sz w:val="20"/>
+                <w:szCs w:val="20"/>
+              </w:rPr>
+              <w:t xml:space="preserve"> / </w:t>
+            </w:r>
+            <w:r>
+              <w:rPr>
+                <w:rStyle w:val="CdigoHTML"/>
+                <w:color w:val="000000"/>
+              </w:rPr>
+              <w:t>parseInv</w:t>
+            </w:r>
+            <w:r>
+              <w:rPr>
+                <w:rFonts w:eastAsia="Times New Roman"/>
+                <w:color w:val="000000"/>
+                <w:sz w:val="20"/>
+                <w:szCs w:val="20"/>
+              </w:rPr>
+              <w:t xml:space="preserve"> / </w:t>
+            </w:r>
+            <w:r>
+              <w:rPr>
+                <w:rStyle w:val="CdigoHTML"/>
+                <w:color w:val="000000"/>
+              </w:rPr>
+              <w:t>parseRPA</w:t>
+            </w:r>
+          </w:p>
+        </w:tc>
+        <w:tc>
+          <w:tcPr>
+            <w:tcW w:w="0" w:type="auto"/>
+            <w:tcBorders>
+              <w:top w:val="single" w:sz="6" w:space="0" w:color="666666"/>
+              <w:left w:val="single" w:sz="6" w:space="0" w:color="666666"/>
+              <w:bottom w:val="single" w:sz="6" w:space="0" w:color="666666"/>
+              <w:right w:val="single" w:sz="6" w:space="0" w:color="666666"/>
+            </w:tcBorders>
+            <w:tcMar>
+              <w:top w:w="60" w:type="dxa"/>
+              <w:left w:w="105" w:type="dxa"/>
+              <w:bottom w:w="60" w:type="dxa"/>
+              <w:right w:w="105" w:type="dxa"/>
+            </w:tcMar>
+            <w:hideMark/>
+          </w:tcPr>
+          <w:p>
+            <w:pPr>
+              <w:spacing w:before="150" w:after="150"/>
+              <w:rPr>
+                <w:rFonts w:eastAsia="Times New Roman"/>
+                <w:color w:val="000000"/>
+                <w:sz w:val="20"/>
+                <w:szCs w:val="20"/>
+              </w:rPr>
+            </w:pPr>
+            <w:r>
+              <w:rPr>
+                <w:rStyle w:val="CdigoHTML"/>
+                <w:color w:val="000000"/>
+              </w:rPr>
+              <w:t>interpretarGov</w:t>
+            </w:r>
+            <w:r>
+              <w:rPr>
+                <w:rFonts w:eastAsia="Times New Roman"/>
+                <w:color w:val="000000"/>
+                <w:sz w:val="20"/>
+                <w:szCs w:val="20"/>
+              </w:rPr>
+              <w:t xml:space="preserve"> / </w:t>
+            </w:r>
+            <w:r>
+              <w:rPr>
+                <w:rStyle w:val="CdigoHTML"/>
+                <w:color w:val="000000"/>
+              </w:rPr>
+              <w:t>interpretarInventario</w:t>
+            </w:r>
+            <w:r>
+              <w:rPr>
+                <w:rFonts w:eastAsia="Times New Roman"/>
+                <w:color w:val="000000"/>
+                <w:sz w:val="20"/>
+                <w:szCs w:val="20"/>
+              </w:rPr>
+              <w:t xml:space="preserve"> / </w:t>
+            </w:r>
+            <w:r>
+              <w:rPr>
+                <w:rStyle w:val="CdigoHTML"/>
+                <w:color w:val="000000"/>
+              </w:rPr>
+              <w:t>interpretarRPA</w:t>
+            </w:r>
+          </w:p>
+        </w:tc>
+      </w:tr>
+      <w:tr>
+        <w:tc>
+          <w:tcPr>
+            <w:tcW w:w="0" w:type="auto"/>
+            <w:tcBorders>
+              <w:top w:val="single" w:sz="6" w:space="0" w:color="666666"/>
+              <w:left w:val="single" w:sz="6" w:space="0" w:color="666666"/>
+              <w:bottom w:val="single" w:sz="6" w:space="0" w:color="666666"/>
+              <w:right w:val="single" w:sz="6" w:space="0" w:color="666666"/>
+            </w:tcBorders>
+            <w:tcMar>
+              <w:top w:w="60" w:type="dxa"/>
+              <w:left w:w="105" w:type="dxa"/>
+              <w:bottom w:w="60" w:type="dxa"/>
+              <w:right w:w="105" w:type="dxa"/>
+            </w:tcMar>
+            <w:hideMark/>
+          </w:tcPr>
+          <w:p>
+            <w:pPr>
+              <w:spacing w:before="150" w:after="150"/>
+              <w:rPr>
+                <w:rFonts w:eastAsia="Times New Roman"/>
+                <w:color w:val="000000"/>
+                <w:sz w:val="20"/>
+                <w:szCs w:val="20"/>
+              </w:rPr>
+            </w:pPr>
+            <w:r>
+              <w:rPr>
+                <w:rStyle w:val="CdigoHTML"/>
+                <w:color w:val="000000"/>
+              </w:rPr>
+              <w:t>enrichRPAWithArea</w:t>
+            </w:r>
+            <w:r>
+              <w:rPr>
+                <w:rFonts w:eastAsia="Times New Roman"/>
+                <w:color w:val="000000"/>
+                <w:sz w:val="20"/>
+                <w:szCs w:val="20"/>
+              </w:rPr>
+              <w:t xml:space="preserve"> / </w:t>
+            </w:r>
+            <w:r>
+              <w:rPr>
+                <w:rStyle w:val="CdigoHTML"/>
+                <w:color w:val="000000"/>
+              </w:rPr>
+              <w:t>areaByKeyword</w:t>
+            </w:r>
+          </w:p>
+        </w:tc>
+        <w:tc>
+          <w:tcPr>
+            <w:tcW w:w="0" w:type="auto"/>
+            <w:tcBorders>
+              <w:top w:val="single" w:sz="6" w:space="0" w:color="666666"/>
+              <w:left w:val="single" w:sz="6" w:space="0" w:color="666666"/>
+              <w:bottom w:val="single" w:sz="6" w:space="0" w:color="666666"/>
+              <w:right w:val="single" w:sz="6" w:space="0" w:color="666666"/>
+            </w:tcBorders>
+            <w:tcMar>
+              <w:top w:w="60" w:type="dxa"/>
+              <w:left w:w="105" w:type="dxa"/>
+              <w:bottom w:w="60" w:type="dxa"/>
+              <w:right w:w="105" w:type="dxa"/>
+            </w:tcMar>
+            <w:hideMark/>
+          </w:tcPr>
+          <w:p>
+            <w:pPr>
+              <w:spacing w:before="150" w:after="150"/>
+              <w:rPr>
+                <w:rFonts w:eastAsia="Times New Roman"/>
+                <w:color w:val="000000"/>
+                <w:sz w:val="20"/>
+                <w:szCs w:val="20"/>
+              </w:rPr>
+            </w:pPr>
+            <w:r>
+              <w:rPr>
+                <w:rStyle w:val="CdigoHTML"/>
+                <w:color w:val="000000"/>
+              </w:rPr>
+              <w:t>enriquecerRPAComArea</w:t>
+            </w:r>
+            <w:r>
+              <w:rPr>
+                <w:rFonts w:eastAsia="Times New Roman"/>
+                <w:color w:val="000000"/>
+                <w:sz w:val="20"/>
+                <w:szCs w:val="20"/>
+              </w:rPr>
+              <w:t xml:space="preserve"> / </w:t>
+            </w:r>
+            <w:r>
+              <w:rPr>
+                <w:rStyle w:val="CdigoHTML"/>
+                <w:color w:val="000000"/>
+              </w:rPr>
+              <w:t>areaPorPalavraChave</w:t>
+            </w:r>
+          </w:p>
+        </w:tc>
+      </w:tr>
+      <w:tr>
+        <w:tc>
+          <w:tcPr>
+            <w:tcW w:w="0" w:type="auto"/>
+            <w:tcBorders>
+              <w:top w:val="single" w:sz="6" w:space="0" w:color="666666"/>
+              <w:left w:val="single" w:sz="6" w:space="0" w:color="666666"/>
+              <w:bottom w:val="single" w:sz="6" w:space="0" w:color="666666"/>
+              <w:right w:val="single" w:sz="6" w:space="0" w:color="666666"/>
+            </w:tcBorders>
+            <w:tcMar>
+              <w:top w:w="60" w:type="dxa"/>
+              <w:left w:w="105" w:type="dxa"/>
+              <w:bottom w:w="60" w:type="dxa"/>
+              <w:right w:w="105" w:type="dxa"/>
+            </w:tcMar>
+            <w:hideMark/>
+          </w:tcPr>
+          <w:p>
+            <w:pPr>
+              <w:spacing w:before="150" w:after="150"/>
+              <w:rPr>
+                <w:rFonts w:eastAsia="Times New Roman"/>
+                <w:color w:val="000000"/>
+                <w:sz w:val="20"/>
+                <w:szCs w:val="20"/>
+              </w:rPr>
+            </w:pPr>
+            <w:r>
+              <w:rPr>
+                <w:rStyle w:val="CdigoHTML"/>
+                <w:color w:val="000000"/>
+              </w:rPr>
+              <w:t>findSheet</w:t>
+            </w:r>
+            <w:r>
+              <w:rPr>
+                <w:rFonts w:eastAsia="Times New Roman"/>
+                <w:color w:val="000000"/>
+                <w:sz w:val="20"/>
+                <w:szCs w:val="20"/>
+              </w:rPr>
+              <w:t xml:space="preserve"> / </w:t>
+            </w:r>
+            <w:r>
+              <w:rPr>
+                <w:rStyle w:val="CdigoHTML"/>
+                <w:color w:val="000000"/>
+              </w:rPr>
+              <w:t>getColumnValue</w:t>
+            </w:r>
+          </w:p>
+        </w:tc>
+        <w:tc>
+          <w:tcPr>
+            <w:tcW w:w="0" w:type="auto"/>
+            <w:tcBorders>
+              <w:top w:val="single" w:sz="6" w:space="0" w:color="666666"/>
+              <w:left w:val="single" w:sz="6" w:space="0" w:color="666666"/>
+              <w:bottom w:val="single" w:sz="6" w:space="0" w:color="666666"/>
+              <w:right w:val="single" w:sz="6" w:space="0" w:color="666666"/>
+            </w:tcBorders>
+            <w:tcMar>
+              <w:top w:w="60" w:type="dxa"/>
+              <w:left w:w="105" w:type="dxa"/>
+              <w:bottom w:w="60" w:type="dxa"/>
+              <w:right w:w="105" w:type="dxa"/>
+            </w:tcMar>
+            <w:hideMark/>
+          </w:tcPr>
+          <w:p>
+            <w:pPr>
+              <w:spacing w:before="150" w:after="150"/>
+              <w:rPr>
+                <w:rFonts w:eastAsia="Times New Roman"/>
+                <w:color w:val="000000"/>
+                <w:sz w:val="20"/>
+                <w:szCs w:val="20"/>
+              </w:rPr>
+            </w:pPr>
+            <w:r>
+              <w:rPr>
+                <w:rStyle w:val="CdigoHTML"/>
+                <w:color w:val="000000"/>
+              </w:rPr>
+              <w:t>buscarAba</w:t>
+            </w:r>
+            <w:r>
+              <w:rPr>
+                <w:rFonts w:eastAsia="Times New Roman"/>
+                <w:color w:val="000000"/>
+                <w:sz w:val="20"/>
+                <w:szCs w:val="20"/>
+              </w:rPr>
+              <w:t xml:space="preserve"> / </w:t>
+            </w:r>
+            <w:r>
+              <w:rPr>
+                <w:rStyle w:val="CdigoHTML"/>
+                <w:color w:val="000000"/>
+              </w:rPr>
+              <w:t>obterValorColuna</w:t>
+            </w:r>
+          </w:p>
+        </w:tc>
+      </w:tr>
+      <w:tr>
+        <w:tc>
+          <w:tcPr>
+            <w:tcW w:w="0" w:type="auto"/>
+            <w:tcBorders>
+              <w:top w:val="single" w:sz="6" w:space="0" w:color="666666"/>
+              <w:left w:val="single" w:sz="6" w:space="0" w:color="666666"/>
+              <w:bottom w:val="single" w:sz="6" w:space="0" w:color="666666"/>
+              <w:right w:val="single" w:sz="6" w:space="0" w:color="666666"/>
+            </w:tcBorders>
+            <w:tcMar>
+              <w:top w:w="60" w:type="dxa"/>
+              <w:left w:w="105" w:type="dxa"/>
+              <w:bottom w:w="60" w:type="dxa"/>
+              <w:right w:w="105" w:type="dxa"/>
+            </w:tcMar>
+            <w:hideMark/>
+          </w:tcPr>
+          <w:p>
+            <w:pPr>
+              <w:spacing w:before="150" w:after="150"/>
+              <w:rPr>
+                <w:rFonts w:eastAsia="Times New Roman"/>
+                <w:color w:val="000000"/>
+                <w:sz w:val="20"/>
+                <w:szCs w:val="20"/>
+              </w:rPr>
+            </w:pPr>
+            <w:r>
+              <w:rPr>
+                <w:rStyle w:val="CdigoHTML"/>
+                <w:color w:val="000000"/>
+              </w:rPr>
+              <w:t>count</w:t>
+            </w:r>
+            <w:r>
+              <w:rPr>
+                <w:rFonts w:eastAsia="Times New Roman"/>
+                <w:color w:val="000000"/>
+                <w:sz w:val="20"/>
+                <w:szCs w:val="20"/>
+              </w:rPr>
+              <w:t xml:space="preserve"> / </w:t>
+            </w:r>
+            <w:r>
+              <w:rPr>
+                <w:rStyle w:val="CdigoHTML"/>
+                <w:color w:val="000000"/>
+              </w:rPr>
+              <w:t>calculatePercentage</w:t>
+            </w:r>
+            <w:r>
+              <w:rPr>
+                <w:rFonts w:eastAsia="Times New Roman"/>
+                <w:color w:val="000000"/>
+                <w:sz w:val="20"/>
+                <w:szCs w:val="20"/>
+              </w:rPr>
+              <w:t xml:space="preserve"> / </w:t>
+            </w:r>
+            <w:r>
+              <w:rPr>
+                <w:rStyle w:val="CdigoHTML"/>
+                <w:color w:val="000000"/>
+              </w:rPr>
+              <w:t>averageField</w:t>
+            </w:r>
+          </w:p>
+        </w:tc>
+        <w:tc>
+          <w:tcPr>
+            <w:tcW w:w="0" w:type="auto"/>
+            <w:tcBorders>
+              <w:top w:val="single" w:sz="6" w:space="0" w:color="666666"/>
+              <w:left w:val="single" w:sz="6" w:space="0" w:color="666666"/>
+              <w:bottom w:val="single" w:sz="6" w:space="0" w:color="666666"/>
+              <w:right w:val="single" w:sz="6" w:space="0" w:color="666666"/>
+            </w:tcBorders>
+            <w:tcMar>
+              <w:top w:w="60" w:type="dxa"/>
+              <w:left w:w="105" w:type="dxa"/>
+              <w:bottom w:w="60" w:type="dxa"/>
+              <w:right w:w="105" w:type="dxa"/>
+            </w:tcMar>
+            <w:hideMark/>
+          </w:tcPr>
+          <w:p>
+            <w:pPr>
+              <w:spacing w:before="150" w:after="150"/>
+              <w:rPr>
+                <w:rFonts w:eastAsia="Times New Roman"/>
+                <w:color w:val="000000"/>
+                <w:sz w:val="20"/>
+                <w:szCs w:val="20"/>
+              </w:rPr>
+            </w:pPr>
+            <w:r>
+              <w:rPr>
+                <w:rStyle w:val="CdigoHTML"/>
+                <w:color w:val="000000"/>
+              </w:rPr>
+              <w:t>contar</w:t>
+            </w:r>
+            <w:r>
+              <w:rPr>
+                <w:rFonts w:eastAsia="Times New Roman"/>
+                <w:color w:val="000000"/>
+                <w:sz w:val="20"/>
+                <w:szCs w:val="20"/>
+              </w:rPr>
+              <w:t xml:space="preserve"> / </w:t>
+            </w:r>
+            <w:r>
+              <w:rPr>
+                <w:rStyle w:val="CdigoHTML"/>
+                <w:color w:val="000000"/>
+              </w:rPr>
+              <w:t>calcularPercentual</w:t>
+            </w:r>
+            <w:r>
+              <w:rPr>
+                <w:rFonts w:eastAsia="Times New Roman"/>
+                <w:color w:val="000000"/>
+                <w:sz w:val="20"/>
+                <w:szCs w:val="20"/>
+              </w:rPr>
+              <w:t xml:space="preserve"> / </w:t>
+            </w:r>
+            <w:r>
+              <w:rPr>
+                <w:rStyle w:val="CdigoHTML"/>
+                <w:color w:val="000000"/>
+              </w:rPr>
+              <w:t>mediaDoCampo</w:t>
+            </w:r>
+          </w:p>
+        </w:tc>
+      </w:tr>
+      <w:tr>
+        <w:tc>
+          <w:tcPr>
+            <w:tcW w:w="0" w:type="auto"/>
+            <w:tcBorders>
+              <w:top w:val="single" w:sz="6" w:space="0" w:color="666666"/>
+              <w:left w:val="single" w:sz="6" w:space="0" w:color="666666"/>
+              <w:bottom w:val="single" w:sz="6" w:space="0" w:color="666666"/>
+              <w:right w:val="single" w:sz="6" w:space="0" w:color="666666"/>
+            </w:tcBorders>
+            <w:tcMar>
+              <w:top w:w="60" w:type="dxa"/>
+              <w:left w:w="105" w:type="dxa"/>
+              <w:bottom w:w="60" w:type="dxa"/>
+              <w:right w:w="105" w:type="dxa"/>
+            </w:tcMar>
+            <w:hideMark/>
+          </w:tcPr>
+          <w:p>
+            <w:pPr>
+              <w:spacing w:before="150" w:after="150"/>
+              <w:rPr>
+                <w:rFonts w:eastAsia="Times New Roman"/>
+                <w:color w:val="000000"/>
+                <w:sz w:val="20"/>
+                <w:szCs w:val="20"/>
+              </w:rPr>
+            </w:pPr>
+            <w:r>
+              <w:rPr>
+                <w:rStyle w:val="CdigoHTML"/>
+                <w:color w:val="000000"/>
+              </w:rPr>
+              <w:t>normalizeBotName</w:t>
+            </w:r>
+            <w:r>
+              <w:rPr>
+                <w:rFonts w:eastAsia="Times New Roman"/>
+                <w:color w:val="000000"/>
+                <w:sz w:val="20"/>
+                <w:szCs w:val="20"/>
+              </w:rPr>
+              <w:t xml:space="preserve"> / </w:t>
+            </w:r>
+            <w:r>
+              <w:rPr>
+                <w:rStyle w:val="CdigoHTML"/>
+                <w:color w:val="000000"/>
+              </w:rPr>
+              <w:t>isPipefyTeamMember</w:t>
+            </w:r>
+          </w:p>
+        </w:tc>
+        <w:tc>
+          <w:tcPr>
+            <w:tcW w:w="0" w:type="auto"/>
+            <w:tcBorders>
+              <w:top w:val="single" w:sz="6" w:space="0" w:color="666666"/>
+              <w:left w:val="single" w:sz="6" w:space="0" w:color="666666"/>
+              <w:bottom w:val="single" w:sz="6" w:space="0" w:color="666666"/>
+              <w:right w:val="single" w:sz="6" w:space="0" w:color="666666"/>
+            </w:tcBorders>
+            <w:tcMar>
+              <w:top w:w="60" w:type="dxa"/>
+              <w:left w:w="105" w:type="dxa"/>
+              <w:bottom w:w="60" w:type="dxa"/>
+              <w:right w:w="105" w:type="dxa"/>
+            </w:tcMar>
+            <w:hideMark/>
+          </w:tcPr>
+          <w:p>
+            <w:pPr>
+              <w:spacing w:before="150" w:after="150"/>
+              <w:rPr>
+                <w:rFonts w:eastAsia="Times New Roman"/>
+                <w:color w:val="000000"/>
+                <w:sz w:val="20"/>
+                <w:szCs w:val="20"/>
+              </w:rPr>
+            </w:pPr>
+            <w:r>
+              <w:rPr>
+                <w:rStyle w:val="CdigoHTML"/>
+                <w:color w:val="000000"/>
+              </w:rPr>
+              <w:t>normalizarNomeBot</w:t>
+            </w:r>
+            <w:r>
+              <w:rPr>
+                <w:rFonts w:eastAsia="Times New Roman"/>
+                <w:color w:val="000000"/>
+                <w:sz w:val="20"/>
+                <w:szCs w:val="20"/>
+              </w:rPr>
+              <w:t xml:space="preserve"> / </w:t>
+            </w:r>
+            <w:r>
+              <w:rPr>
+                <w:rStyle w:val="CdigoHTML"/>
+                <w:color w:val="000000"/>
+              </w:rPr>
+              <w:t>ehIntegranteEquipePipefy</w:t>
+            </w:r>
+          </w:p>
+        </w:tc>
+      </w:tr>
+      <w:tr>
+        <w:tc>
+          <w:tcPr>
+            <w:tcW w:w="0" w:type="auto"/>
+            <w:tcBorders>
+              <w:top w:val="single" w:sz="6" w:space="0" w:color="666666"/>
+              <w:left w:val="single" w:sz="6" w:space="0" w:color="666666"/>
+              <w:bottom w:val="single" w:sz="6" w:space="0" w:color="666666"/>
+              <w:right w:val="single" w:sz="6" w:space="0" w:color="666666"/>
+            </w:tcBorders>
+            <w:tcMar>
+              <w:top w:w="60" w:type="dxa"/>
+              <w:left w:w="105" w:type="dxa"/>
+              <w:bottom w:w="60" w:type="dxa"/>
+              <w:right w:w="105" w:type="dxa"/>
+            </w:tcMar>
+            <w:hideMark/>
+          </w:tcPr>
+          <w:p>
+            <w:pPr>
+              <w:spacing w:before="150" w:after="150"/>
+              <w:rPr>
+                <w:rFonts w:eastAsia="Times New Roman"/>
+                <w:color w:val="000000"/>
+                <w:sz w:val="20"/>
+                <w:szCs w:val="20"/>
+              </w:rPr>
+            </w:pPr>
+            <w:r>
+              <w:rPr>
+                <w:rStyle w:val="CdigoHTML"/>
+                <w:color w:val="000000"/>
+              </w:rPr>
+              <w:t>statusCounts</w:t>
+            </w:r>
+            <w:r>
+              <w:rPr>
+                <w:rFonts w:eastAsia="Times New Roman"/>
+                <w:color w:val="000000"/>
+                <w:sz w:val="20"/>
+                <w:szCs w:val="20"/>
+              </w:rPr>
+              <w:t xml:space="preserve"> / </w:t>
+            </w:r>
+            <w:r>
+              <w:rPr>
+                <w:rStyle w:val="CdigoHTML"/>
+                <w:color w:val="000000"/>
+              </w:rPr>
+              <w:t>sortedCountEntries</w:t>
+            </w:r>
+          </w:p>
+        </w:tc>
+        <w:tc>
+          <w:tcPr>
+            <w:tcW w:w="0" w:type="auto"/>
+            <w:tcBorders>
+              <w:top w:val="single" w:sz="6" w:space="0" w:color="666666"/>
+              <w:left w:val="single" w:sz="6" w:space="0" w:color="666666"/>
+              <w:bottom w:val="single" w:sz="6" w:space="0" w:color="666666"/>
+              <w:right w:val="single" w:sz="6" w:space="0" w:color="666666"/>
+            </w:tcBorders>
+            <w:tcMar>
+              <w:top w:w="60" w:type="dxa"/>
+              <w:left w:w="105" w:type="dxa"/>
+              <w:bottom w:w="60" w:type="dxa"/>
+              <w:right w:w="105" w:type="dxa"/>
+            </w:tcMar>
+            <w:hideMark/>
+          </w:tcPr>
+          <w:p>
+            <w:pPr>
+              <w:spacing w:before="150" w:after="150"/>
+              <w:rPr>
+                <w:rFonts w:eastAsia="Times New Roman"/>
+                <w:color w:val="000000"/>
+                <w:sz w:val="20"/>
+                <w:szCs w:val="20"/>
+              </w:rPr>
+            </w:pPr>
+            <w:r>
+              <w:rPr>
+                <w:rStyle w:val="CdigoHTML"/>
+                <w:color w:val="000000"/>
+              </w:rPr>
+              <w:t>contarPorStatus</w:t>
+            </w:r>
+            <w:r>
+              <w:rPr>
+                <w:rFonts w:eastAsia="Times New Roman"/>
+                <w:color w:val="000000"/>
+                <w:sz w:val="20"/>
+                <w:szCs w:val="20"/>
+              </w:rPr>
+              <w:t xml:space="preserve"> / </w:t>
+            </w:r>
+            <w:r>
+              <w:rPr>
+                <w:rStyle w:val="CdigoHTML"/>
+                <w:color w:val="000000"/>
+              </w:rPr>
+              <w:t>contagemOrdenada</w:t>
+            </w:r>
+          </w:p>
+        </w:tc>
+      </w:tr>
+      <w:tr>
+        <w:tc>
+          <w:tcPr>
+            <w:tcW w:w="0" w:type="auto"/>
+            <w:tcBorders>
+              <w:top w:val="single" w:sz="6" w:space="0" w:color="666666"/>
+              <w:left w:val="single" w:sz="6" w:space="0" w:color="666666"/>
+              <w:bottom w:val="single" w:sz="6" w:space="0" w:color="666666"/>
+              <w:right w:val="single" w:sz="6" w:space="0" w:color="666666"/>
+            </w:tcBorders>
+            <w:tcMar>
+              <w:top w:w="60" w:type="dxa"/>
+              <w:left w:w="105" w:type="dxa"/>
+              <w:bottom w:w="60" w:type="dxa"/>
+              <w:right w:w="105" w:type="dxa"/>
+            </w:tcMar>
+            <w:hideMark/>
+          </w:tcPr>
+          <w:p>
+            <w:pPr>
+              <w:spacing w:before="150" w:after="150"/>
+              <w:rPr>
+                <w:rFonts w:eastAsia="Times New Roman"/>
+                <w:color w:val="000000"/>
+                <w:sz w:val="20"/>
+                <w:szCs w:val="20"/>
+              </w:rPr>
+            </w:pPr>
+            <w:r>
+              <w:rPr>
+                <w:rStyle w:val="CdigoHTML"/>
+                <w:color w:val="000000"/>
+              </w:rPr>
+              <w:t>toDate</w:t>
+            </w:r>
+            <w:r>
+              <w:rPr>
+                <w:rFonts w:eastAsia="Times New Roman"/>
+                <w:color w:val="000000"/>
+                <w:sz w:val="20"/>
+                <w:szCs w:val="20"/>
+              </w:rPr>
+              <w:t xml:space="preserve"> / </w:t>
+            </w:r>
+            <w:r>
+              <w:rPr>
+                <w:rStyle w:val="CdigoHTML"/>
+                <w:color w:val="000000"/>
+              </w:rPr>
+              <w:t>toYearMonthKey</w:t>
+            </w:r>
+            <w:r>
+              <w:rPr>
+                <w:rFonts w:eastAsia="Times New Roman"/>
+                <w:color w:val="000000"/>
+                <w:sz w:val="20"/>
+                <w:szCs w:val="20"/>
+              </w:rPr>
+              <w:t xml:space="preserve"> / </w:t>
+            </w:r>
+            <w:r>
+              <w:rPr>
+                <w:rStyle w:val="CdigoHTML"/>
+                <w:color w:val="000000"/>
+              </w:rPr>
+              <w:t>toYearMonthLabel</w:t>
+            </w:r>
+            <w:r>
+              <w:rPr>
+                <w:rFonts w:eastAsia="Times New Roman"/>
+                <w:color w:val="000000"/>
+                <w:sz w:val="20"/>
+                <w:szCs w:val="20"/>
+              </w:rPr>
+              <w:t xml:space="preserve"> / </w:t>
+            </w:r>
+            <w:r>
+              <w:rPr>
+                <w:rStyle w:val="CdigoHTML"/>
+                <w:color w:val="000000"/>
+              </w:rPr>
+              <w:t>toIsoDate</w:t>
+            </w:r>
+            <w:r>
+              <w:rPr>
+                <w:rFonts w:eastAsia="Times New Roman"/>
+                <w:color w:val="000000"/>
+                <w:sz w:val="20"/>
+                <w:szCs w:val="20"/>
+              </w:rPr>
+              <w:t xml:space="preserve"> / </w:t>
+            </w:r>
+            <w:r>
+              <w:rPr>
+                <w:rStyle w:val="CdigoHTML"/>
+                <w:color w:val="000000"/>
+              </w:rPr>
+              <w:t>daysBetween</w:t>
+            </w:r>
+          </w:p>
+        </w:tc>
+        <w:tc>
+          <w:tcPr>
+            <w:tcW w:w="0" w:type="auto"/>
+            <w:tcBorders>
+              <w:top w:val="single" w:sz="6" w:space="0" w:color="666666"/>
+              <w:left w:val="single" w:sz="6" w:space="0" w:color="666666"/>
+              <w:bottom w:val="single" w:sz="6" w:space="0" w:color="666666"/>
+              <w:right w:val="single" w:sz="6" w:space="0" w:color="666666"/>
+            </w:tcBorders>
+            <w:tcMar>
+              <w:top w:w="60" w:type="dxa"/>
+              <w:left w:w="105" w:type="dxa"/>
+              <w:bottom w:w="60" w:type="dxa"/>
+              <w:right w:w="105" w:type="dxa"/>
+            </w:tcMar>
+            <w:hideMark/>
+          </w:tcPr>
+          <w:p>
+            <w:pPr>
+              <w:spacing w:before="150" w:after="150"/>
+              <w:rPr>
+                <w:rFonts w:eastAsia="Times New Roman"/>
+                <w:color w:val="000000"/>
+                <w:sz w:val="20"/>
+                <w:szCs w:val="20"/>
+              </w:rPr>
+            </w:pPr>
+            <w:r>
+              <w:rPr>
+                <w:rStyle w:val="CdigoHTML"/>
+                <w:color w:val="000000"/>
+              </w:rPr>
+              <w:t>paraData</w:t>
+            </w:r>
+            <w:r>
+              <w:rPr>
+                <w:rFonts w:eastAsia="Times New Roman"/>
+                <w:color w:val="000000"/>
+                <w:sz w:val="20"/>
+                <w:szCs w:val="20"/>
+              </w:rPr>
+              <w:t xml:space="preserve"> / </w:t>
+            </w:r>
+            <w:r>
+              <w:rPr>
+                <w:rStyle w:val="CdigoHTML"/>
+                <w:color w:val="000000"/>
+              </w:rPr>
+              <w:t>paraChaveAnoMes</w:t>
+            </w:r>
+            <w:r>
+              <w:rPr>
+                <w:rFonts w:eastAsia="Times New Roman"/>
+                <w:color w:val="000000"/>
+                <w:sz w:val="20"/>
+                <w:szCs w:val="20"/>
+              </w:rPr>
+              <w:t xml:space="preserve"> / </w:t>
+            </w:r>
+            <w:r>
+              <w:rPr>
+                <w:rStyle w:val="CdigoHTML"/>
+                <w:color w:val="000000"/>
+              </w:rPr>
+              <w:t>paraRotuloAnoMes</w:t>
+            </w:r>
+            <w:r>
+              <w:rPr>
+                <w:rFonts w:eastAsia="Times New Roman"/>
+                <w:color w:val="000000"/>
+                <w:sz w:val="20"/>
+                <w:szCs w:val="20"/>
+              </w:rPr>
+              <w:t xml:space="preserve"> / </w:t>
+            </w:r>
+            <w:r>
+              <w:rPr>
+                <w:rStyle w:val="CdigoHTML"/>
+                <w:color w:val="000000"/>
+              </w:rPr>
+              <w:t>paraDataIso</w:t>
+            </w:r>
+            <w:r>
+              <w:rPr>
+                <w:rFonts w:eastAsia="Times New Roman"/>
+                <w:color w:val="000000"/>
+                <w:sz w:val="20"/>
+                <w:szCs w:val="20"/>
+              </w:rPr>
+              <w:t xml:space="preserve"> / </w:t>
+            </w:r>
+            <w:r>
+              <w:rPr>
+                <w:rStyle w:val="CdigoHTML"/>
+                <w:color w:val="000000"/>
+              </w:rPr>
+              <w:t>diasEntre</w:t>
+            </w:r>
+          </w:p>
+        </w:tc>
+      </w:tr>
+      <w:tr>
+        <w:tc>
+          <w:tcPr>
+            <w:tcW w:w="0" w:type="auto"/>
+            <w:tcBorders>
+              <w:top w:val="single" w:sz="6" w:space="0" w:color="666666"/>
+              <w:left w:val="single" w:sz="6" w:space="0" w:color="666666"/>
+              <w:bottom w:val="single" w:sz="6" w:space="0" w:color="666666"/>
+              <w:right w:val="single" w:sz="6" w:space="0" w:color="666666"/>
+            </w:tcBorders>
+            <w:tcMar>
+              <w:top w:w="60" w:type="dxa"/>
+              <w:left w:w="105" w:type="dxa"/>
+              <w:bottom w:w="60" w:type="dxa"/>
+              <w:right w:w="105" w:type="dxa"/>
+            </w:tcMar>
+            <w:hideMark/>
+          </w:tcPr>
+          <w:p>
+            <w:pPr>
+              <w:spacing w:before="150" w:after="150"/>
+              <w:rPr>
+                <w:rFonts w:eastAsia="Times New Roman"/>
+                <w:color w:val="000000"/>
+                <w:sz w:val="20"/>
+                <w:szCs w:val="20"/>
+              </w:rPr>
+            </w:pPr>
+            <w:r>
+              <w:rPr>
+                <w:rStyle w:val="CdigoHTML"/>
+                <w:color w:val="000000"/>
+              </w:rPr>
+              <w:t>donut</w:t>
+            </w:r>
+            <w:r>
+              <w:rPr>
+                <w:rFonts w:eastAsia="Times New Roman"/>
+                <w:color w:val="000000"/>
+                <w:sz w:val="20"/>
+                <w:szCs w:val="20"/>
+              </w:rPr>
+              <w:t xml:space="preserve"> / </w:t>
+            </w:r>
+            <w:r>
+              <w:rPr>
+                <w:rStyle w:val="CdigoHTML"/>
+                <w:color w:val="000000"/>
+              </w:rPr>
+              <w:t>horizontalBars</w:t>
+            </w:r>
+            <w:r>
+              <w:rPr>
+                <w:rFonts w:eastAsia="Times New Roman"/>
+                <w:color w:val="000000"/>
+                <w:sz w:val="20"/>
+                <w:szCs w:val="20"/>
+              </w:rPr>
+              <w:t xml:space="preserve"> / </w:t>
+            </w:r>
+            <w:r>
+              <w:rPr>
+                <w:rStyle w:val="CdigoHTML"/>
+                <w:color w:val="000000"/>
+              </w:rPr>
+              <w:t>clusteredBars</w:t>
+            </w:r>
+            <w:r>
+              <w:rPr>
+                <w:rFonts w:eastAsia="Times New Roman"/>
+                <w:color w:val="000000"/>
+                <w:sz w:val="20"/>
+                <w:szCs w:val="20"/>
+              </w:rPr>
+              <w:t xml:space="preserve"> / </w:t>
+            </w:r>
+            <w:r>
+              <w:rPr>
+                <w:rStyle w:val="CdigoHTML"/>
+                <w:color w:val="000000"/>
+              </w:rPr>
+              <w:t>lineChart</w:t>
+            </w:r>
+            <w:r>
+              <w:rPr>
+                <w:rFonts w:eastAsia="Times New Roman"/>
+                <w:color w:val="000000"/>
+                <w:sz w:val="20"/>
+                <w:szCs w:val="20"/>
+              </w:rPr>
+              <w:t xml:space="preserve"> / </w:t>
+            </w:r>
+            <w:r>
+              <w:rPr>
+                <w:rStyle w:val="CdigoHTML"/>
+                <w:color w:val="000000"/>
+              </w:rPr>
+              <w:t>verticalBarsChart</w:t>
+            </w:r>
+            <w:r>
+              <w:rPr>
+                <w:rFonts w:eastAsia="Times New Roman"/>
+                <w:color w:val="000000"/>
+                <w:sz w:val="20"/>
+                <w:szCs w:val="20"/>
+              </w:rPr>
+              <w:t xml:space="preserve"> / </w:t>
+            </w:r>
+            <w:r>
+              <w:rPr>
+                <w:rStyle w:val="CdigoHTML"/>
+                <w:color w:val="000000"/>
+              </w:rPr>
+              <w:t>heatmap</w:t>
+            </w:r>
+          </w:p>
+        </w:tc>
+        <w:tc>
+          <w:tcPr>
+            <w:tcW w:w="0" w:type="auto"/>
+            <w:tcBorders>
+              <w:top w:val="single" w:sz="6" w:space="0" w:color="666666"/>
+              <w:left w:val="single" w:sz="6" w:space="0" w:color="666666"/>
+              <w:bottom w:val="single" w:sz="6" w:space="0" w:color="666666"/>
+              <w:right w:val="single" w:sz="6" w:space="0" w:color="666666"/>
+            </w:tcBorders>
+            <w:tcMar>
+              <w:top w:w="60" w:type="dxa"/>
+              <w:left w:w="105" w:type="dxa"/>
+              <w:bottom w:w="60" w:type="dxa"/>
+              <w:right w:w="105" w:type="dxa"/>
+            </w:tcMar>
+            <w:hideMark/>
+          </w:tcPr>
+          <w:p>
+            <w:pPr>
+              <w:spacing w:before="150" w:after="150"/>
+              <w:rPr>
+                <w:rFonts w:eastAsia="Times New Roman"/>
+                <w:color w:val="000000"/>
+                <w:sz w:val="20"/>
+                <w:szCs w:val="20"/>
+              </w:rPr>
+            </w:pPr>
+            <w:r>
+              <w:rPr>
+                <w:rStyle w:val="CdigoHTML"/>
+                <w:color w:val="000000"/>
+              </w:rPr>
+              <w:t>graficoRosca</w:t>
+            </w:r>
+            <w:r>
+              <w:rPr>
+                <w:rFonts w:eastAsia="Times New Roman"/>
+                <w:color w:val="000000"/>
+                <w:sz w:val="20"/>
+                <w:szCs w:val="20"/>
+              </w:rPr>
+              <w:t xml:space="preserve"> / </w:t>
+            </w:r>
+            <w:r>
+              <w:rPr>
+                <w:rStyle w:val="CdigoHTML"/>
+                <w:color w:val="000000"/>
+              </w:rPr>
+              <w:t>barrasHorizontais</w:t>
+            </w:r>
+            <w:r>
+              <w:rPr>
+                <w:rFonts w:eastAsia="Times New Roman"/>
+                <w:color w:val="000000"/>
+                <w:sz w:val="20"/>
+                <w:szCs w:val="20"/>
+              </w:rPr>
+              <w:t xml:space="preserve"> / </w:t>
+            </w:r>
+            <w:r>
+              <w:rPr>
+                <w:rStyle w:val="CdigoHTML"/>
+                <w:color w:val="000000"/>
+              </w:rPr>
+              <w:t>barrasAgrupadas</w:t>
+            </w:r>
+            <w:r>
+              <w:rPr>
+                <w:rFonts w:eastAsia="Times New Roman"/>
+                <w:color w:val="000000"/>
+                <w:sz w:val="20"/>
+                <w:szCs w:val="20"/>
+              </w:rPr>
+              <w:t xml:space="preserve"> / </w:t>
+            </w:r>
+            <w:r>
+              <w:rPr>
+                <w:rStyle w:val="CdigoHTML"/>
+                <w:color w:val="000000"/>
+              </w:rPr>
+              <w:t>graficoLinha</w:t>
+            </w:r>
+            <w:r>
+              <w:rPr>
+                <w:rFonts w:eastAsia="Times New Roman"/>
+                <w:color w:val="000000"/>
+                <w:sz w:val="20"/>
+                <w:szCs w:val="20"/>
+              </w:rPr>
+              <w:t xml:space="preserve"> / </w:t>
+            </w:r>
+            <w:r>
+              <w:rPr>
+                <w:rStyle w:val="CdigoHTML"/>
+                <w:color w:val="000000"/>
+              </w:rPr>
+              <w:t>graficoBarrasVerticais</w:t>
+            </w:r>
+            <w:r>
+              <w:rPr>
+                <w:rFonts w:eastAsia="Times New Roman"/>
+                <w:color w:val="000000"/>
+                <w:sz w:val="20"/>
+                <w:szCs w:val="20"/>
+              </w:rPr>
+              <w:t xml:space="preserve"> / </w:t>
+            </w:r>
+            <w:r>
+              <w:rPr>
+                <w:rStyle w:val="CdigoHTML"/>
+                <w:color w:val="000000"/>
+              </w:rPr>
+              <w:t>mapaCalor</w:t>
+            </w:r>
+          </w:p>
+        </w:tc>
+      </w:tr>
+      <w:tr>
+        <w:tc>
+          <w:tcPr>
+            <w:tcW w:w="0" w:type="auto"/>
+            <w:tcBorders>
+              <w:top w:val="single" w:sz="6" w:space="0" w:color="666666"/>
+              <w:left w:val="single" w:sz="6" w:space="0" w:color="666666"/>
+              <w:bottom w:val="single" w:sz="6" w:space="0" w:color="666666"/>
+              <w:right w:val="single" w:sz="6" w:space="0" w:color="666666"/>
+            </w:tcBorders>
+            <w:tcMar>
+              <w:top w:w="60" w:type="dxa"/>
+              <w:left w:w="105" w:type="dxa"/>
+              <w:bottom w:w="60" w:type="dxa"/>
+              <w:right w:w="105" w:type="dxa"/>
+            </w:tcMar>
+            <w:hideMark/>
+          </w:tcPr>
+          <w:p>
+            <w:pPr>
+              <w:spacing w:before="150" w:after="150"/>
+              <w:rPr>
+                <w:rFonts w:eastAsia="Times New Roman"/>
+                <w:color w:val="000000"/>
+                <w:sz w:val="20"/>
+                <w:szCs w:val="20"/>
+              </w:rPr>
+            </w:pPr>
+            <w:r>
+              <w:rPr>
+                <w:rStyle w:val="CdigoHTML"/>
+                <w:color w:val="000000"/>
+              </w:rPr>
+              <w:t>resetCharts</w:t>
+            </w:r>
+            <w:r>
+              <w:rPr>
+                <w:rFonts w:eastAsia="Times New Roman"/>
+                <w:color w:val="000000"/>
+                <w:sz w:val="20"/>
+                <w:szCs w:val="20"/>
+              </w:rPr>
+              <w:t xml:space="preserve"> / </w:t>
+            </w:r>
+            <w:r>
+              <w:rPr>
+                <w:rStyle w:val="CdigoHTML"/>
+                <w:color w:val="000000"/>
+              </w:rPr>
+              <w:t>flushCharts</w:t>
+            </w:r>
+            <w:r>
+              <w:rPr>
+                <w:rFonts w:eastAsia="Times New Roman"/>
+                <w:color w:val="000000"/>
+                <w:sz w:val="20"/>
+                <w:szCs w:val="20"/>
+              </w:rPr>
+              <w:t xml:space="preserve"> / </w:t>
+            </w:r>
+            <w:r>
+              <w:rPr>
+                <w:rStyle w:val="CdigoHTML"/>
+                <w:color w:val="000000"/>
+              </w:rPr>
+              <w:t>registerChart</w:t>
+            </w:r>
+            <w:r>
+              <w:rPr>
+                <w:rFonts w:eastAsia="Times New Roman"/>
+                <w:color w:val="000000"/>
+                <w:sz w:val="20"/>
+                <w:szCs w:val="20"/>
+              </w:rPr>
+              <w:t xml:space="preserve"> / </w:t>
+            </w:r>
+            <w:r>
+              <w:rPr>
+                <w:rStyle w:val="CdigoHTML"/>
+                <w:color w:val="000000"/>
+              </w:rPr>
+              <w:t>resolveColor</w:t>
+            </w:r>
+            <w:r>
+              <w:rPr>
+                <w:rFonts w:eastAsia="Times New Roman"/>
+                <w:color w:val="000000"/>
+                <w:sz w:val="20"/>
+                <w:szCs w:val="20"/>
+              </w:rPr>
+              <w:t xml:space="preserve"> / </w:t>
+            </w:r>
+            <w:r>
+              <w:rPr>
+                <w:rStyle w:val="CdigoHTML"/>
+                <w:color w:val="000000"/>
+              </w:rPr>
+              <w:t>CHART_COLORS</w:t>
+            </w:r>
+          </w:p>
+        </w:tc>
+        <w:tc>
+          <w:tcPr>
+            <w:tcW w:w="0" w:type="auto"/>
+            <w:tcBorders>
+              <w:top w:val="single" w:sz="6" w:space="0" w:color="666666"/>
+              <w:left w:val="single" w:sz="6" w:space="0" w:color="666666"/>
+              <w:bottom w:val="single" w:sz="6" w:space="0" w:color="666666"/>
+              <w:right w:val="single" w:sz="6" w:space="0" w:color="666666"/>
+            </w:tcBorders>
+            <w:tcMar>
+              <w:top w:w="60" w:type="dxa"/>
+              <w:left w:w="105" w:type="dxa"/>
+              <w:bottom w:w="60" w:type="dxa"/>
+              <w:right w:w="105" w:type="dxa"/>
+            </w:tcMar>
+            <w:hideMark/>
+          </w:tcPr>
+          <w:p>
+            <w:pPr>
+              <w:spacing w:before="150" w:after="150"/>
+              <w:rPr>
+                <w:rFonts w:eastAsia="Times New Roman"/>
+                <w:color w:val="000000"/>
+                <w:sz w:val="20"/>
+                <w:szCs w:val="20"/>
+              </w:rPr>
+            </w:pPr>
+            <w:r>
+              <w:rPr>
+                <w:rStyle w:val="CdigoHTML"/>
+                <w:color w:val="000000"/>
+              </w:rPr>
+              <w:t>reiniciarGraficos</w:t>
+            </w:r>
+            <w:r>
+              <w:rPr>
+                <w:rFonts w:eastAsia="Times New Roman"/>
+                <w:color w:val="000000"/>
+                <w:sz w:val="20"/>
+                <w:szCs w:val="20"/>
+              </w:rPr>
+              <w:t xml:space="preserve"> / </w:t>
+            </w:r>
+            <w:r>
+              <w:rPr>
+                <w:rStyle w:val="CdigoHTML"/>
+                <w:color w:val="000000"/>
+              </w:rPr>
+              <w:t>renderizarGraficosPendentes</w:t>
+            </w:r>
+            <w:r>
+              <w:rPr>
+                <w:rFonts w:eastAsia="Times New Roman"/>
+                <w:color w:val="000000"/>
+                <w:sz w:val="20"/>
+                <w:szCs w:val="20"/>
+              </w:rPr>
+              <w:t xml:space="preserve"> / </w:t>
+            </w:r>
+            <w:r>
+              <w:rPr>
+                <w:rStyle w:val="CdigoHTML"/>
+                <w:color w:val="000000"/>
+              </w:rPr>
+              <w:t>registrarGrafico</w:t>
+            </w:r>
+            <w:r>
+              <w:rPr>
+                <w:rFonts w:eastAsia="Times New Roman"/>
+                <w:color w:val="000000"/>
+                <w:sz w:val="20"/>
+                <w:szCs w:val="20"/>
+              </w:rPr>
+              <w:t xml:space="preserve"> / </w:t>
+            </w:r>
+            <w:r>
+              <w:rPr>
+                <w:rStyle w:val="CdigoHTML"/>
+                <w:color w:val="000000"/>
+              </w:rPr>
+              <w:t>resolverCor</w:t>
+            </w:r>
+            <w:r>
+              <w:rPr>
+                <w:rFonts w:eastAsia="Times New Roman"/>
+                <w:color w:val="000000"/>
+                <w:sz w:val="20"/>
+                <w:szCs w:val="20"/>
+              </w:rPr>
+              <w:t xml:space="preserve"> / </w:t>
+            </w:r>
+            <w:r>
+              <w:rPr>
+                <w:rStyle w:val="CdigoHTML"/>
+                <w:color w:val="000000"/>
+              </w:rPr>
+              <w:t>CORES_GRAFICO</w:t>
+            </w:r>
+          </w:p>
+        </w:tc>
+      </w:tr>
+      <w:tr>
+        <w:tc>
+          <w:tcPr>
+            <w:tcW w:w="0" w:type="auto"/>
+            <w:tcBorders>
+              <w:top w:val="single" w:sz="6" w:space="0" w:color="666666"/>
+              <w:left w:val="single" w:sz="6" w:space="0" w:color="666666"/>
+              <w:bottom w:val="single" w:sz="6" w:space="0" w:color="666666"/>
+              <w:right w:val="single" w:sz="6" w:space="0" w:color="666666"/>
+            </w:tcBorders>
+            <w:tcMar>
+              <w:top w:w="60" w:type="dxa"/>
+              <w:left w:w="105" w:type="dxa"/>
+              <w:bottom w:w="60" w:type="dxa"/>
+              <w:right w:w="105" w:type="dxa"/>
+            </w:tcMar>
+            <w:hideMark/>
+          </w:tcPr>
+          <w:p>
+            <w:pPr>
+              <w:spacing w:before="150" w:after="150"/>
+              <w:rPr>
+                <w:rFonts w:eastAsia="Times New Roman"/>
+                <w:color w:val="000000"/>
+                <w:sz w:val="20"/>
+                <w:szCs w:val="20"/>
+              </w:rPr>
+            </w:pPr>
+            <w:r>
+              <w:rPr>
+                <w:rStyle w:val="CdigoHTML"/>
+                <w:color w:val="000000"/>
+              </w:rPr>
+              <w:t>setNav</w:t>
+            </w:r>
+            <w:r>
+              <w:rPr>
+                <w:rFonts w:eastAsia="Times New Roman"/>
+                <w:color w:val="000000"/>
+                <w:sz w:val="20"/>
+                <w:szCs w:val="20"/>
+              </w:rPr>
+              <w:t xml:space="preserve"> / </w:t>
+            </w:r>
+            <w:r>
+              <w:rPr>
+                <w:rStyle w:val="CdigoHTML"/>
+                <w:color w:val="000000"/>
+              </w:rPr>
+              <w:t>rpaPage</w:t>
+            </w:r>
+            <w:r>
+              <w:rPr>
+                <w:rFonts w:eastAsia="Times New Roman"/>
+                <w:color w:val="000000"/>
+                <w:sz w:val="20"/>
+                <w:szCs w:val="20"/>
+              </w:rPr>
+              <w:t xml:space="preserve"> / </w:t>
+            </w:r>
+            <w:r>
+              <w:rPr>
+                <w:rStyle w:val="CdigoHTML"/>
+                <w:color w:val="000000"/>
+              </w:rPr>
+              <w:t>setBadge</w:t>
+            </w:r>
+          </w:p>
+        </w:tc>
+        <w:tc>
+          <w:tcPr>
+            <w:tcW w:w="0" w:type="auto"/>
+            <w:tcBorders>
+              <w:top w:val="single" w:sz="6" w:space="0" w:color="666666"/>
+              <w:left w:val="single" w:sz="6" w:space="0" w:color="666666"/>
+              <w:bottom w:val="single" w:sz="6" w:space="0" w:color="666666"/>
+              <w:right w:val="single" w:sz="6" w:space="0" w:color="666666"/>
+            </w:tcBorders>
+            <w:tcMar>
+              <w:top w:w="60" w:type="dxa"/>
+              <w:left w:w="105" w:type="dxa"/>
+              <w:bottom w:w="60" w:type="dxa"/>
+              <w:right w:w="105" w:type="dxa"/>
+            </w:tcMar>
+            <w:hideMark/>
+          </w:tcPr>
+          <w:p>
+            <w:pPr>
+              <w:spacing w:before="150" w:after="150"/>
+              <w:rPr>
+                <w:rFonts w:eastAsia="Times New Roman"/>
+                <w:color w:val="000000"/>
+                <w:sz w:val="20"/>
+                <w:szCs w:val="20"/>
+              </w:rPr>
+            </w:pPr>
+            <w:r>
+              <w:rPr>
+                <w:rStyle w:val="CdigoHTML"/>
+                <w:color w:val="000000"/>
+              </w:rPr>
+              <w:t>definirNav</w:t>
+            </w:r>
+            <w:r>
+              <w:rPr>
+                <w:rFonts w:eastAsia="Times New Roman"/>
+                <w:color w:val="000000"/>
+                <w:sz w:val="20"/>
+                <w:szCs w:val="20"/>
+              </w:rPr>
+              <w:t xml:space="preserve"> / </w:t>
+            </w:r>
+            <w:r>
+              <w:rPr>
+                <w:rStyle w:val="CdigoHTML"/>
+                <w:color w:val="000000"/>
+              </w:rPr>
+              <w:t>definirSubAbaRPA</w:t>
+            </w:r>
+            <w:r>
+              <w:rPr>
+                <w:rFonts w:eastAsia="Times New Roman"/>
+                <w:color w:val="000000"/>
+                <w:sz w:val="20"/>
+                <w:szCs w:val="20"/>
+              </w:rPr>
+              <w:t xml:space="preserve"> / </w:t>
+            </w:r>
+            <w:r>
+              <w:rPr>
+                <w:rStyle w:val="CdigoHTML"/>
+                <w:color w:val="000000"/>
+              </w:rPr>
+              <w:t>definirBadge</w:t>
+            </w:r>
+          </w:p>
+        </w:tc>
+      </w:tr>
+      <w:tr>
+        <w:tc>
+          <w:tcPr>
+            <w:tcW w:w="0" w:type="auto"/>
+            <w:tcBorders>
+              <w:top w:val="single" w:sz="6" w:space="0" w:color="666666"/>
+              <w:left w:val="single" w:sz="6" w:space="0" w:color="666666"/>
+              <w:bottom w:val="single" w:sz="6" w:space="0" w:color="666666"/>
+              <w:right w:val="single" w:sz="6" w:space="0" w:color="666666"/>
+            </w:tcBorders>
+            <w:tcMar>
+              <w:top w:w="60" w:type="dxa"/>
+              <w:left w:w="105" w:type="dxa"/>
+              <w:bottom w:w="60" w:type="dxa"/>
+              <w:right w:w="105" w:type="dxa"/>
+            </w:tcMar>
+            <w:hideMark/>
+          </w:tcPr>
+          <w:p>
+            <w:pPr>
+              <w:spacing w:before="150" w:after="150"/>
+              <w:rPr>
+                <w:rFonts w:eastAsia="Times New Roman"/>
+                <w:color w:val="000000"/>
+                <w:sz w:val="20"/>
+                <w:szCs w:val="20"/>
+              </w:rPr>
+            </w:pPr>
+            <w:r>
+              <w:rPr>
+                <w:rStyle w:val="CdigoHTML"/>
+                <w:color w:val="000000"/>
+              </w:rPr>
+              <w:t>handleDropzoneDragOver</w:t>
+            </w:r>
+            <w:r>
+              <w:rPr>
+                <w:rFonts w:eastAsia="Times New Roman"/>
+                <w:color w:val="000000"/>
+                <w:sz w:val="20"/>
+                <w:szCs w:val="20"/>
+              </w:rPr>
+              <w:t xml:space="preserve"> / </w:t>
+            </w:r>
+            <w:r>
+              <w:rPr>
+                <w:rStyle w:val="CdigoHTML"/>
+                <w:color w:val="000000"/>
+              </w:rPr>
+              <w:t>handleDropzoneDragLeave</w:t>
+            </w:r>
+            <w:r>
+              <w:rPr>
+                <w:rFonts w:eastAsia="Times New Roman"/>
+                <w:color w:val="000000"/>
+                <w:sz w:val="20"/>
+                <w:szCs w:val="20"/>
+              </w:rPr>
+              <w:t xml:space="preserve"> / </w:t>
+            </w:r>
+            <w:r>
+              <w:rPr>
+                <w:rStyle w:val="CdigoHTML"/>
+                <w:color w:val="000000"/>
+              </w:rPr>
+              <w:t>handleDropzoneDrop</w:t>
+            </w:r>
+            <w:r>
+              <w:rPr>
+                <w:rFonts w:eastAsia="Times New Roman"/>
+                <w:color w:val="000000"/>
+                <w:sz w:val="20"/>
+                <w:szCs w:val="20"/>
+              </w:rPr>
+              <w:t xml:space="preserve"> / </w:t>
+            </w:r>
+            <w:r>
+              <w:rPr>
+                <w:rStyle w:val="CdigoHTML"/>
+                <w:color w:val="000000"/>
+              </w:rPr>
+              <w:t>handleFileInputChange</w:t>
+            </w:r>
+          </w:p>
+        </w:tc>
+        <w:tc>
+          <w:tcPr>
+            <w:tcW w:w="0" w:type="auto"/>
+            <w:tcBorders>
+              <w:top w:val="single" w:sz="6" w:space="0" w:color="666666"/>
+              <w:left w:val="single" w:sz="6" w:space="0" w:color="666666"/>
+              <w:bottom w:val="single" w:sz="6" w:space="0" w:color="666666"/>
+              <w:right w:val="single" w:sz="6" w:space="0" w:color="666666"/>
+            </w:tcBorders>
+            <w:tcMar>
+              <w:top w:w="60" w:type="dxa"/>
+              <w:left w:w="105" w:type="dxa"/>
+              <w:bottom w:w="60" w:type="dxa"/>
+              <w:right w:w="105" w:type="dxa"/>
+            </w:tcMar>
+            <w:hideMark/>
+          </w:tcPr>
+          <w:p>
+            <w:pPr>
+              <w:spacing w:before="150" w:after="150"/>
+              <w:rPr>
+                <w:rFonts w:eastAsia="Times New Roman"/>
+                <w:color w:val="000000"/>
+                <w:sz w:val="20"/>
+                <w:szCs w:val="20"/>
+              </w:rPr>
+            </w:pPr>
+            <w:r>
+              <w:rPr>
+                <w:rStyle w:val="CdigoHTML"/>
+                <w:color w:val="000000"/>
+              </w:rPr>
+              <w:t>tratarArrastarSobreDropzone</w:t>
+            </w:r>
+            <w:r>
+              <w:rPr>
+                <w:rFonts w:eastAsia="Times New Roman"/>
+                <w:color w:val="000000"/>
+                <w:sz w:val="20"/>
+                <w:szCs w:val="20"/>
+              </w:rPr>
+              <w:t xml:space="preserve"> / </w:t>
+            </w:r>
+            <w:r>
+              <w:rPr>
+                <w:rStyle w:val="CdigoHTML"/>
+                <w:color w:val="000000"/>
+              </w:rPr>
+              <w:t>tratarSairDropzone</w:t>
+            </w:r>
+            <w:r>
+              <w:rPr>
+                <w:rFonts w:eastAsia="Times New Roman"/>
+                <w:color w:val="000000"/>
+                <w:sz w:val="20"/>
+                <w:szCs w:val="20"/>
+              </w:rPr>
+              <w:t xml:space="preserve"> / </w:t>
+            </w:r>
+            <w:r>
+              <w:rPr>
+                <w:rStyle w:val="CdigoHTML"/>
+                <w:color w:val="000000"/>
+              </w:rPr>
+              <w:t>tratarSoltarDropzone</w:t>
+            </w:r>
+            <w:r>
+              <w:rPr>
+                <w:rFonts w:eastAsia="Times New Roman"/>
+                <w:color w:val="000000"/>
+                <w:sz w:val="20"/>
+                <w:szCs w:val="20"/>
+              </w:rPr>
+              <w:t xml:space="preserve"> / </w:t>
+            </w:r>
+            <w:r>
+              <w:rPr>
+                <w:rStyle w:val="CdigoHTML"/>
+                <w:color w:val="000000"/>
+              </w:rPr>
+              <w:t>tratarMudancaArquivo</w:t>
+            </w:r>
+          </w:p>
+        </w:tc>
+      </w:tr>
+      <w:tr>
+        <w:tc>
+          <w:tcPr>
+            <w:tcW w:w="0" w:type="auto"/>
+            <w:tcBorders>
+              <w:top w:val="single" w:sz="6" w:space="0" w:color="666666"/>
+              <w:left w:val="single" w:sz="6" w:space="0" w:color="666666"/>
+              <w:bottom w:val="single" w:sz="6" w:space="0" w:color="666666"/>
+              <w:right w:val="single" w:sz="6" w:space="0" w:color="666666"/>
+            </w:tcBorders>
+            <w:tcMar>
+              <w:top w:w="60" w:type="dxa"/>
+              <w:left w:w="105" w:type="dxa"/>
+              <w:bottom w:w="60" w:type="dxa"/>
+              <w:right w:w="105" w:type="dxa"/>
+            </w:tcMar>
+            <w:hideMark/>
+          </w:tcPr>
+          <w:p>
+            <w:pPr>
+              <w:spacing w:before="150" w:after="150"/>
+              <w:rPr>
+                <w:rFonts w:eastAsia="Times New Roman"/>
+                <w:color w:val="000000"/>
+                <w:sz w:val="20"/>
+                <w:szCs w:val="20"/>
+              </w:rPr>
+            </w:pPr>
+            <w:r>
+              <w:rPr>
+                <w:rStyle w:val="CdigoHTML"/>
+                <w:color w:val="000000"/>
+              </w:rPr>
+              <w:t>readFile</w:t>
+            </w:r>
+            <w:r>
+              <w:rPr>
+                <w:rFonts w:eastAsia="Times New Roman"/>
+                <w:color w:val="000000"/>
+                <w:sz w:val="20"/>
+                <w:szCs w:val="20"/>
+              </w:rPr>
+              <w:t xml:space="preserve"> / </w:t>
+            </w:r>
+            <w:r>
+              <w:rPr>
+                <w:rStyle w:val="CdigoHTML"/>
+                <w:color w:val="000000"/>
+              </w:rPr>
+              <w:t>showOk</w:t>
+            </w:r>
+            <w:r>
+              <w:rPr>
+                <w:rFonts w:eastAsia="Times New Roman"/>
+                <w:color w:val="000000"/>
+                <w:sz w:val="20"/>
+                <w:szCs w:val="20"/>
+              </w:rPr>
+              <w:t xml:space="preserve"> / </w:t>
+            </w:r>
+            <w:r>
+              <w:rPr>
+                <w:rStyle w:val="CdigoHTML"/>
+                <w:color w:val="000000"/>
+              </w:rPr>
+              <w:t>updateBar</w:t>
+            </w:r>
+          </w:p>
+        </w:tc>
+        <w:tc>
+          <w:tcPr>
+            <w:tcW w:w="0" w:type="auto"/>
+            <w:tcBorders>
+              <w:top w:val="single" w:sz="6" w:space="0" w:color="666666"/>
+              <w:left w:val="single" w:sz="6" w:space="0" w:color="666666"/>
+              <w:bottom w:val="single" w:sz="6" w:space="0" w:color="666666"/>
+              <w:right w:val="single" w:sz="6" w:space="0" w:color="666666"/>
+            </w:tcBorders>
+            <w:tcMar>
+              <w:top w:w="60" w:type="dxa"/>
+              <w:left w:w="105" w:type="dxa"/>
+              <w:bottom w:w="60" w:type="dxa"/>
+              <w:right w:w="105" w:type="dxa"/>
+            </w:tcMar>
+            <w:hideMark/>
+          </w:tcPr>
+          <w:p>
+            <w:pPr>
+              <w:spacing w:before="150" w:after="150"/>
+              <w:rPr>
+                <w:rFonts w:eastAsia="Times New Roman"/>
+                <w:color w:val="000000"/>
+                <w:sz w:val="20"/>
+                <w:szCs w:val="20"/>
+              </w:rPr>
+            </w:pPr>
+            <w:r>
+              <w:rPr>
+                <w:rStyle w:val="CdigoHTML"/>
+                <w:color w:val="000000"/>
+              </w:rPr>
+              <w:t>lerArquivo</w:t>
+            </w:r>
+            <w:r>
+              <w:rPr>
+                <w:rFonts w:eastAsia="Times New Roman"/>
+                <w:color w:val="000000"/>
+                <w:sz w:val="20"/>
+                <w:szCs w:val="20"/>
+              </w:rPr>
+              <w:t xml:space="preserve"> / </w:t>
+            </w:r>
+            <w:r>
+              <w:rPr>
+                <w:rStyle w:val="CdigoHTML"/>
+                <w:color w:val="000000"/>
+              </w:rPr>
+              <w:t>mostrarSucesso</w:t>
+            </w:r>
+            <w:r>
+              <w:rPr>
+                <w:rFonts w:eastAsia="Times New Roman"/>
+                <w:color w:val="000000"/>
+                <w:sz w:val="20"/>
+                <w:szCs w:val="20"/>
+              </w:rPr>
+              <w:t xml:space="preserve"> / </w:t>
+            </w:r>
+            <w:r>
+              <w:rPr>
+                <w:rStyle w:val="CdigoHTML"/>
+                <w:color w:val="000000"/>
+              </w:rPr>
+              <w:t>atualizarBarra</w:t>
+            </w:r>
+          </w:p>
+        </w:tc>
+      </w:tr>
+      <w:tr>
+        <w:tc>
+          <w:tcPr>
+            <w:tcW w:w="0" w:type="auto"/>
+            <w:tcBorders>
+              <w:top w:val="single" w:sz="6" w:space="0" w:color="666666"/>
+              <w:left w:val="single" w:sz="6" w:space="0" w:color="666666"/>
+              <w:bottom w:val="single" w:sz="6" w:space="0" w:color="666666"/>
+              <w:right w:val="single" w:sz="6" w:space="0" w:color="666666"/>
+            </w:tcBorders>
+            <w:tcMar>
+              <w:top w:w="60" w:type="dxa"/>
+              <w:left w:w="105" w:type="dxa"/>
+              <w:bottom w:w="60" w:type="dxa"/>
+              <w:right w:w="105" w:type="dxa"/>
+            </w:tcMar>
+            <w:hideMark/>
+          </w:tcPr>
+          <w:p>
+            <w:pPr>
+              <w:spacing w:before="150" w:after="150"/>
+              <w:rPr>
+                <w:rFonts w:eastAsia="Times New Roman"/>
+                <w:color w:val="000000"/>
+                <w:sz w:val="20"/>
+                <w:szCs w:val="20"/>
+              </w:rPr>
+            </w:pPr>
+            <w:r>
+              <w:rPr>
+                <w:rStyle w:val="CdigoHTML"/>
+                <w:color w:val="000000"/>
+              </w:rPr>
+              <w:t>setQuickRange</w:t>
+            </w:r>
+            <w:r>
+              <w:rPr>
+                <w:rFonts w:eastAsia="Times New Roman"/>
+                <w:color w:val="000000"/>
+                <w:sz w:val="20"/>
+                <w:szCs w:val="20"/>
+              </w:rPr>
+              <w:t xml:space="preserve"> / </w:t>
+            </w:r>
+            <w:r>
+              <w:rPr>
+                <w:rStyle w:val="CdigoHTML"/>
+                <w:color w:val="000000"/>
+              </w:rPr>
+              <w:t>applyDateFilter</w:t>
+            </w:r>
+            <w:r>
+              <w:rPr>
+                <w:rFonts w:eastAsia="Times New Roman"/>
+                <w:color w:val="000000"/>
+                <w:sz w:val="20"/>
+                <w:szCs w:val="20"/>
+              </w:rPr>
+              <w:t xml:space="preserve"> / </w:t>
+            </w:r>
+            <w:r>
+              <w:rPr>
+                <w:rStyle w:val="CdigoHTML"/>
+                <w:color w:val="000000"/>
+              </w:rPr>
+              <w:t>clearDateFilter</w:t>
+            </w:r>
+            <w:r>
+              <w:rPr>
+                <w:rFonts w:eastAsia="Times New Roman"/>
+                <w:color w:val="000000"/>
+                <w:sz w:val="20"/>
+                <w:szCs w:val="20"/>
+              </w:rPr>
+              <w:t xml:space="preserve"> / </w:t>
+            </w:r>
+            <w:r>
+              <w:rPr>
+                <w:rStyle w:val="CdigoHTML"/>
+                <w:color w:val="000000"/>
+              </w:rPr>
+              <w:t>renderAll</w:t>
+            </w:r>
+            <w:r>
+              <w:rPr>
+                <w:rFonts w:eastAsia="Times New Roman"/>
+                <w:color w:val="000000"/>
+                <w:sz w:val="20"/>
+                <w:szCs w:val="20"/>
+              </w:rPr>
+              <w:t xml:space="preserve"> / </w:t>
+            </w:r>
+            <w:r>
+              <w:rPr>
+                <w:rStyle w:val="CdigoHTML"/>
+                <w:color w:val="000000"/>
+              </w:rPr>
+              <w:t>updateDateBadge</w:t>
+            </w:r>
+          </w:p>
+        </w:tc>
+        <w:tc>
+          <w:tcPr>
+            <w:tcW w:w="0" w:type="auto"/>
+            <w:tcBorders>
+              <w:top w:val="single" w:sz="6" w:space="0" w:color="666666"/>
+              <w:left w:val="single" w:sz="6" w:space="0" w:color="666666"/>
+              <w:bottom w:val="single" w:sz="6" w:space="0" w:color="666666"/>
+              <w:right w:val="single" w:sz="6" w:space="0" w:color="666666"/>
+            </w:tcBorders>
+            <w:tcMar>
+              <w:top w:w="60" w:type="dxa"/>
+              <w:left w:w="105" w:type="dxa"/>
+              <w:bottom w:w="60" w:type="dxa"/>
+              <w:right w:w="105" w:type="dxa"/>
+            </w:tcMar>
+            <w:hideMark/>
+          </w:tcPr>
+          <w:p>
+            <w:pPr>
+              <w:spacing w:before="150" w:after="150"/>
+              <w:rPr>
+                <w:rFonts w:eastAsia="Times New Roman"/>
+                <w:color w:val="000000"/>
+                <w:sz w:val="20"/>
+                <w:szCs w:val="20"/>
+              </w:rPr>
+            </w:pPr>
+            <w:r>
+              <w:rPr>
+                <w:rStyle w:val="CdigoHTML"/>
+                <w:color w:val="000000"/>
+              </w:rPr>
+              <w:t>definirPeriodoRapido</w:t>
+            </w:r>
+            <w:r>
+              <w:rPr>
+                <w:rFonts w:eastAsia="Times New Roman"/>
+                <w:color w:val="000000"/>
+                <w:sz w:val="20"/>
+                <w:szCs w:val="20"/>
+              </w:rPr>
+              <w:t xml:space="preserve"> / </w:t>
+            </w:r>
+            <w:r>
+              <w:rPr>
+                <w:rStyle w:val="CdigoHTML"/>
+                <w:color w:val="000000"/>
+              </w:rPr>
+              <w:t>aplicarFiltroData</w:t>
+            </w:r>
+            <w:r>
+              <w:rPr>
+                <w:rFonts w:eastAsia="Times New Roman"/>
+                <w:color w:val="000000"/>
+                <w:sz w:val="20"/>
+                <w:szCs w:val="20"/>
+              </w:rPr>
+              <w:t xml:space="preserve"> / </w:t>
+            </w:r>
+            <w:r>
+              <w:rPr>
+                <w:rStyle w:val="CdigoHTML"/>
+                <w:color w:val="000000"/>
+              </w:rPr>
+              <w:t>limparFiltroData</w:t>
+            </w:r>
+            <w:r>
+              <w:rPr>
+                <w:rFonts w:eastAsia="Times New Roman"/>
+                <w:color w:val="000000"/>
+                <w:sz w:val="20"/>
+                <w:szCs w:val="20"/>
+              </w:rPr>
+              <w:t xml:space="preserve"> / </w:t>
+            </w:r>
+            <w:r>
+              <w:rPr>
+                <w:rStyle w:val="CdigoHTML"/>
+                <w:color w:val="000000"/>
+              </w:rPr>
+              <w:t>renderizarTudo</w:t>
+            </w:r>
+            <w:r>
+              <w:rPr>
+                <w:rFonts w:eastAsia="Times New Roman"/>
+                <w:color w:val="000000"/>
+                <w:sz w:val="20"/>
+                <w:szCs w:val="20"/>
+              </w:rPr>
+              <w:t xml:space="preserve"> / </w:t>
+            </w:r>
+            <w:r>
+              <w:rPr>
+                <w:rStyle w:val="CdigoHTML"/>
+                <w:color w:val="000000"/>
+              </w:rPr>
+              <w:t>atualizarBadgeData</w:t>
+            </w:r>
+          </w:p>
+        </w:tc>
+      </w:tr>
+      <w:tr>
+        <w:tc>
+          <w:tcPr>
+            <w:tcW w:w="0" w:type="auto"/>
+            <w:tcBorders>
+              <w:top w:val="single" w:sz="6" w:space="0" w:color="666666"/>
+              <w:left w:val="single" w:sz="6" w:space="0" w:color="666666"/>
+              <w:bottom w:val="single" w:sz="6" w:space="0" w:color="666666"/>
+              <w:right w:val="single" w:sz="6" w:space="0" w:color="666666"/>
+            </w:tcBorders>
+            <w:tcMar>
+              <w:top w:w="60" w:type="dxa"/>
+              <w:left w:w="105" w:type="dxa"/>
+              <w:bottom w:w="60" w:type="dxa"/>
+              <w:right w:w="105" w:type="dxa"/>
+            </w:tcMar>
+            <w:hideMark/>
+          </w:tcPr>
+          <w:p>
+            <w:pPr>
+              <w:spacing w:before="150" w:after="150"/>
+              <w:rPr>
+                <w:rFonts w:eastAsia="Times New Roman"/>
+                <w:color w:val="000000"/>
+                <w:sz w:val="20"/>
+                <w:szCs w:val="20"/>
+              </w:rPr>
+            </w:pPr>
+            <w:r>
+              <w:rPr>
+                <w:rStyle w:val="CdigoHTML"/>
+                <w:color w:val="000000"/>
+              </w:rPr>
+              <w:t>generate</w:t>
+            </w:r>
+          </w:p>
+        </w:tc>
+        <w:tc>
+          <w:tcPr>
+            <w:tcW w:w="0" w:type="auto"/>
+            <w:tcBorders>
+              <w:top w:val="single" w:sz="6" w:space="0" w:color="666666"/>
+              <w:left w:val="single" w:sz="6" w:space="0" w:color="666666"/>
+              <w:bottom w:val="single" w:sz="6" w:space="0" w:color="666666"/>
+              <w:right w:val="single" w:sz="6" w:space="0" w:color="666666"/>
+            </w:tcBorders>
+            <w:tcMar>
+              <w:top w:w="60" w:type="dxa"/>
+              <w:left w:w="105" w:type="dxa"/>
+              <w:bottom w:w="60" w:type="dxa"/>
+              <w:right w:w="105" w:type="dxa"/>
+            </w:tcMar>
+            <w:hideMark/>
+          </w:tcPr>
+          <w:p>
+            <w:pPr>
+              <w:spacing w:before="150" w:after="150"/>
+              <w:rPr>
+                <w:rFonts w:eastAsia="Times New Roman"/>
+                <w:color w:val="000000"/>
+                <w:sz w:val="20"/>
+                <w:szCs w:val="20"/>
+              </w:rPr>
+            </w:pPr>
+            <w:r>
+              <w:rPr>
+                <w:rStyle w:val="CdigoHTML"/>
+                <w:color w:val="000000"/>
+              </w:rPr>
+              <w:t>gerarDashboard</w:t>
+            </w:r>
+          </w:p>
+        </w:tc>
+      </w:tr>
+      <w:tr>
+        <w:tc>
+          <w:tcPr>
+            <w:tcW w:w="0" w:type="auto"/>
+            <w:tcBorders>
+              <w:top w:val="single" w:sz="6" w:space="0" w:color="666666"/>
+              <w:left w:val="single" w:sz="6" w:space="0" w:color="666666"/>
+              <w:bottom w:val="single" w:sz="6" w:space="0" w:color="666666"/>
+              <w:right w:val="single" w:sz="6" w:space="0" w:color="666666"/>
+            </w:tcBorders>
+            <w:tcMar>
+              <w:top w:w="60" w:type="dxa"/>
+              <w:left w:w="105" w:type="dxa"/>
+              <w:bottom w:w="60" w:type="dxa"/>
+              <w:right w:w="105" w:type="dxa"/>
+            </w:tcMar>
+            <w:hideMark/>
+          </w:tcPr>
+          <w:p>
+            <w:pPr>
+              <w:spacing w:before="150" w:after="150"/>
+              <w:rPr>
+                <w:rFonts w:eastAsia="Times New Roman"/>
+                <w:color w:val="000000"/>
+                <w:sz w:val="20"/>
+                <w:szCs w:val="20"/>
+              </w:rPr>
+            </w:pPr>
+            <w:r>
+              <w:rPr>
+                <w:rStyle w:val="CdigoHTML"/>
+                <w:color w:val="000000"/>
+              </w:rPr>
+              <w:t>renderProjectList</w:t>
+            </w:r>
+            <w:r>
+              <w:rPr>
+                <w:rFonts w:eastAsia="Times New Roman"/>
+                <w:color w:val="000000"/>
+                <w:sz w:val="20"/>
+                <w:szCs w:val="20"/>
+              </w:rPr>
+              <w:t xml:space="preserve"> / </w:t>
+            </w:r>
+            <w:r>
+              <w:rPr>
+                <w:rStyle w:val="CdigoHTML"/>
+                <w:color w:val="000000"/>
+              </w:rPr>
+              <w:t>toggleProjectChip</w:t>
+            </w:r>
+            <w:r>
+              <w:rPr>
+                <w:rFonts w:eastAsia="Times New Roman"/>
+                <w:color w:val="000000"/>
+                <w:sz w:val="20"/>
+                <w:szCs w:val="20"/>
+              </w:rPr>
+              <w:t xml:space="preserve"> / </w:t>
+            </w:r>
+            <w:r>
+              <w:rPr>
+                <w:rStyle w:val="CdigoHTML"/>
+                <w:color w:val="000000"/>
+              </w:rPr>
+              <w:t>toggleProject</w:t>
+            </w:r>
+            <w:r>
+              <w:rPr>
+                <w:rFonts w:eastAsia="Times New Roman"/>
+                <w:color w:val="000000"/>
+                <w:sz w:val="20"/>
+                <w:szCs w:val="20"/>
+              </w:rPr>
+              <w:t xml:space="preserve"> / </w:t>
+            </w:r>
+            <w:r>
+              <w:rPr>
+                <w:rStyle w:val="CdigoHTML"/>
+                <w:color w:val="000000"/>
+              </w:rPr>
+              <w:t>projectDetails</w:t>
+            </w:r>
+          </w:p>
+        </w:tc>
+        <w:tc>
+          <w:tcPr>
+            <w:tcW w:w="0" w:type="auto"/>
+            <w:tcBorders>
+              <w:top w:val="single" w:sz="6" w:space="0" w:color="666666"/>
+              <w:left w:val="single" w:sz="6" w:space="0" w:color="666666"/>
+              <w:bottom w:val="single" w:sz="6" w:space="0" w:color="666666"/>
+              <w:right w:val="single" w:sz="6" w:space="0" w:color="666666"/>
+            </w:tcBorders>
+            <w:tcMar>
+              <w:top w:w="60" w:type="dxa"/>
+              <w:left w:w="105" w:type="dxa"/>
+              <w:bottom w:w="60" w:type="dxa"/>
+              <w:right w:w="105" w:type="dxa"/>
+            </w:tcMar>
+            <w:hideMark/>
+          </w:tcPr>
+          <w:p>
+            <w:pPr>
+              <w:spacing w:before="150" w:after="150"/>
+              <w:rPr>
+                <w:rFonts w:eastAsia="Times New Roman"/>
+                <w:color w:val="000000"/>
+                <w:sz w:val="20"/>
+                <w:szCs w:val="20"/>
+              </w:rPr>
+            </w:pPr>
+            <w:r>
+              <w:rPr>
+                <w:rStyle w:val="CdigoHTML"/>
+                <w:color w:val="000000"/>
+              </w:rPr>
+              <w:t>renderizarListaProjetos</w:t>
+            </w:r>
+            <w:r>
+              <w:rPr>
+                <w:rFonts w:eastAsia="Times New Roman"/>
+                <w:color w:val="000000"/>
+                <w:sz w:val="20"/>
+                <w:szCs w:val="20"/>
+              </w:rPr>
+              <w:t xml:space="preserve"> / </w:t>
+            </w:r>
+            <w:r>
+              <w:rPr>
+                <w:rStyle w:val="CdigoHTML"/>
+                <w:color w:val="000000"/>
+              </w:rPr>
+              <w:t>alternarChipProjeto</w:t>
+            </w:r>
+            <w:r>
+              <w:rPr>
+                <w:rFonts w:eastAsia="Times New Roman"/>
+                <w:color w:val="000000"/>
+                <w:sz w:val="20"/>
+                <w:szCs w:val="20"/>
+              </w:rPr>
+              <w:t xml:space="preserve"> / </w:t>
+            </w:r>
+            <w:r>
+              <w:rPr>
+                <w:rStyle w:val="CdigoHTML"/>
+                <w:color w:val="000000"/>
+              </w:rPr>
+              <w:t>alternarProjeto</w:t>
+            </w:r>
+            <w:r>
+              <w:rPr>
+                <w:rFonts w:eastAsia="Times New Roman"/>
+                <w:color w:val="000000"/>
+                <w:sz w:val="20"/>
+                <w:szCs w:val="20"/>
+              </w:rPr>
+              <w:t xml:space="preserve"> / </w:t>
+            </w:r>
+            <w:r>
+              <w:rPr>
+                <w:rStyle w:val="CdigoHTML"/>
+                <w:color w:val="000000"/>
+              </w:rPr>
+              <w:t>detalhesProjeto</w:t>
+            </w:r>
+          </w:p>
+        </w:tc>
+      </w:tr>
+      <w:tr>
+        <w:tc>
+          <w:tcPr>
+            <w:tcW w:w="0" w:type="auto"/>
+            <w:tcBorders>
+              <w:top w:val="single" w:sz="6" w:space="0" w:color="666666"/>
+              <w:left w:val="single" w:sz="6" w:space="0" w:color="666666"/>
+              <w:bottom w:val="single" w:sz="6" w:space="0" w:color="666666"/>
+              <w:right w:val="single" w:sz="6" w:space="0" w:color="666666"/>
+            </w:tcBorders>
+            <w:tcMar>
+              <w:top w:w="60" w:type="dxa"/>
+              <w:left w:w="105" w:type="dxa"/>
+              <w:bottom w:w="60" w:type="dxa"/>
+              <w:right w:w="105" w:type="dxa"/>
+            </w:tcMar>
+            <w:hideMark/>
+          </w:tcPr>
+          <w:p>
+            <w:pPr>
+              <w:spacing w:before="150" w:after="150"/>
+              <w:rPr>
+                <w:rFonts w:eastAsia="Times New Roman"/>
+                <w:color w:val="000000"/>
+                <w:sz w:val="20"/>
+                <w:szCs w:val="20"/>
+              </w:rPr>
+            </w:pPr>
+            <w:r>
+              <w:rPr>
+                <w:rStyle w:val="CdigoHTML"/>
+                <w:color w:val="000000"/>
+              </w:rPr>
+              <w:t>renderBotsList</w:t>
+            </w:r>
+            <w:r>
+              <w:rPr>
+                <w:rFonts w:eastAsia="Times New Roman"/>
+                <w:color w:val="000000"/>
+                <w:sz w:val="20"/>
+                <w:szCs w:val="20"/>
+              </w:rPr>
+              <w:t xml:space="preserve"> / </w:t>
+            </w:r>
+            <w:r>
+              <w:rPr>
+                <w:rStyle w:val="CdigoHTML"/>
+                <w:color w:val="000000"/>
+              </w:rPr>
+              <w:t>toggleBot</w:t>
+            </w:r>
+            <w:r>
+              <w:rPr>
+                <w:rFonts w:eastAsia="Times New Roman"/>
+                <w:color w:val="000000"/>
+                <w:sz w:val="20"/>
+                <w:szCs w:val="20"/>
+              </w:rPr>
+              <w:t xml:space="preserve"> / </w:t>
+            </w:r>
+            <w:r>
+              <w:rPr>
+                <w:rStyle w:val="CdigoHTML"/>
+                <w:color w:val="000000"/>
+              </w:rPr>
+              <w:t>botDetails</w:t>
+            </w:r>
+          </w:p>
+        </w:tc>
+        <w:tc>
+          <w:tcPr>
+            <w:tcW w:w="0" w:type="auto"/>
+            <w:tcBorders>
+              <w:top w:val="single" w:sz="6" w:space="0" w:color="666666"/>
+              <w:left w:val="single" w:sz="6" w:space="0" w:color="666666"/>
+              <w:bottom w:val="single" w:sz="6" w:space="0" w:color="666666"/>
+              <w:right w:val="single" w:sz="6" w:space="0" w:color="666666"/>
+            </w:tcBorders>
+            <w:tcMar>
+              <w:top w:w="60" w:type="dxa"/>
+              <w:left w:w="105" w:type="dxa"/>
+              <w:bottom w:w="60" w:type="dxa"/>
+              <w:right w:w="105" w:type="dxa"/>
+            </w:tcMar>
+            <w:hideMark/>
+          </w:tcPr>
+          <w:p>
+            <w:pPr>
+              <w:spacing w:before="150" w:after="150"/>
+              <w:rPr>
+                <w:rFonts w:eastAsia="Times New Roman"/>
+                <w:color w:val="000000"/>
+                <w:sz w:val="20"/>
+                <w:szCs w:val="20"/>
+              </w:rPr>
+            </w:pPr>
+            <w:r>
+              <w:rPr>
+                <w:rStyle w:val="CdigoHTML"/>
+                <w:color w:val="000000"/>
+              </w:rPr>
+              <w:t>renderizarListaBots</w:t>
+            </w:r>
+            <w:r>
+              <w:rPr>
+                <w:rFonts w:eastAsia="Times New Roman"/>
+                <w:color w:val="000000"/>
+                <w:sz w:val="20"/>
+                <w:szCs w:val="20"/>
+              </w:rPr>
+              <w:t xml:space="preserve"> / </w:t>
+            </w:r>
+            <w:r>
+              <w:rPr>
+                <w:rStyle w:val="CdigoHTML"/>
+                <w:color w:val="000000"/>
+              </w:rPr>
+              <w:t>alternarBot</w:t>
+            </w:r>
+            <w:r>
+              <w:rPr>
+                <w:rFonts w:eastAsia="Times New Roman"/>
+                <w:color w:val="000000"/>
+                <w:sz w:val="20"/>
+                <w:szCs w:val="20"/>
+              </w:rPr>
+              <w:t xml:space="preserve"> / </w:t>
+            </w:r>
+            <w:r>
+              <w:rPr>
+                <w:rStyle w:val="CdigoHTML"/>
+                <w:color w:val="000000"/>
+              </w:rPr>
+              <w:t>detalhesBot</w:t>
+            </w:r>
+          </w:p>
+        </w:tc>
+      </w:tr>
+      <w:tr>
+        <w:tc>
+          <w:tcPr>
+            <w:tcW w:w="0" w:type="auto"/>
+            <w:tcBorders>
+              <w:top w:val="single" w:sz="6" w:space="0" w:color="666666"/>
+              <w:left w:val="single" w:sz="6" w:space="0" w:color="666666"/>
+              <w:bottom w:val="single" w:sz="6" w:space="0" w:color="666666"/>
+              <w:right w:val="single" w:sz="6" w:space="0" w:color="666666"/>
+            </w:tcBorders>
+            <w:tcMar>
+              <w:top w:w="60" w:type="dxa"/>
+              <w:left w:w="105" w:type="dxa"/>
+              <w:bottom w:w="60" w:type="dxa"/>
+              <w:right w:w="105" w:type="dxa"/>
+            </w:tcMar>
+            <w:hideMark/>
+          </w:tcPr>
+          <w:p>
+            <w:pPr>
+              <w:spacing w:before="150" w:after="150"/>
+              <w:rPr>
+                <w:rFonts w:eastAsia="Times New Roman"/>
+                <w:color w:val="000000"/>
+                <w:sz w:val="20"/>
+                <w:szCs w:val="20"/>
+              </w:rPr>
+            </w:pPr>
+            <w:r>
+              <w:rPr>
+                <w:rStyle w:val="CdigoHTML"/>
+                <w:color w:val="000000"/>
+              </w:rPr>
+              <w:t>renderRPAStatus</w:t>
+            </w:r>
+            <w:r>
+              <w:rPr>
+                <w:rFonts w:eastAsia="Times New Roman"/>
+                <w:color w:val="000000"/>
+                <w:sz w:val="20"/>
+                <w:szCs w:val="20"/>
+              </w:rPr>
+              <w:t xml:space="preserve"> / </w:t>
+            </w:r>
+            <w:r>
+              <w:rPr>
+                <w:rStyle w:val="CdigoHTML"/>
+                <w:color w:val="000000"/>
+              </w:rPr>
+              <w:t>renderRPAList</w:t>
+            </w:r>
+            <w:r>
+              <w:rPr>
+                <w:rFonts w:eastAsia="Times New Roman"/>
+                <w:color w:val="000000"/>
+                <w:sz w:val="20"/>
+                <w:szCs w:val="20"/>
+              </w:rPr>
+              <w:t xml:space="preserve"> / </w:t>
+            </w:r>
+            <w:r>
+              <w:rPr>
+                <w:rStyle w:val="CdigoHTML"/>
+                <w:color w:val="000000"/>
+              </w:rPr>
+              <w:t>rpaLabelWithArea</w:t>
+            </w:r>
+          </w:p>
+        </w:tc>
+        <w:tc>
+          <w:tcPr>
+            <w:tcW w:w="0" w:type="auto"/>
+            <w:tcBorders>
+              <w:top w:val="single" w:sz="6" w:space="0" w:color="666666"/>
+              <w:left w:val="single" w:sz="6" w:space="0" w:color="666666"/>
+              <w:bottom w:val="single" w:sz="6" w:space="0" w:color="666666"/>
+              <w:right w:val="single" w:sz="6" w:space="0" w:color="666666"/>
+            </w:tcBorders>
+            <w:tcMar>
+              <w:top w:w="60" w:type="dxa"/>
+              <w:left w:w="105" w:type="dxa"/>
+              <w:bottom w:w="60" w:type="dxa"/>
+              <w:right w:w="105" w:type="dxa"/>
+            </w:tcMar>
+            <w:hideMark/>
+          </w:tcPr>
+          <w:p>
+            <w:pPr>
+              <w:spacing w:before="150" w:after="150"/>
+              <w:rPr>
+                <w:rFonts w:eastAsia="Times New Roman"/>
+                <w:color w:val="000000"/>
+                <w:sz w:val="20"/>
+                <w:szCs w:val="20"/>
+              </w:rPr>
+            </w:pPr>
+            <w:r>
+              <w:rPr>
+                <w:rStyle w:val="CdigoHTML"/>
+                <w:color w:val="000000"/>
+              </w:rPr>
+              <w:t>renderizarStatusRPA</w:t>
+            </w:r>
+            <w:r>
+              <w:rPr>
+                <w:rFonts w:eastAsia="Times New Roman"/>
+                <w:color w:val="000000"/>
+                <w:sz w:val="20"/>
+                <w:szCs w:val="20"/>
+              </w:rPr>
+              <w:t xml:space="preserve"> / </w:t>
+            </w:r>
+            <w:r>
+              <w:rPr>
+                <w:rStyle w:val="CdigoHTML"/>
+                <w:color w:val="000000"/>
+              </w:rPr>
+              <w:t>renderizarListaRPA</w:t>
+            </w:r>
+            <w:r>
+              <w:rPr>
+                <w:rFonts w:eastAsia="Times New Roman"/>
+                <w:color w:val="000000"/>
+                <w:sz w:val="20"/>
+                <w:szCs w:val="20"/>
+              </w:rPr>
+              <w:t xml:space="preserve"> / </w:t>
+            </w:r>
+            <w:r>
+              <w:rPr>
+                <w:rStyle w:val="CdigoHTML"/>
+                <w:color w:val="000000"/>
+              </w:rPr>
+              <w:t>rotuloComArea</w:t>
+            </w:r>
+          </w:p>
+        </w:tc>
+      </w:tr>
+    </w:tbl>
+    <w:p>
+      <w:pPr>
+        <w:rPr>
+          <w:rFonts w:eastAsia="Times New Roman"/>
+        </w:rPr>
+      </w:pPr>
     </w:p>
     <w:sectPr>
       <w:headerReference w:type="even" r:id="rId7"/>
@@ -16560,9 +23982,158 @@
 <file path=word/numbering.xml><?xml version="1.0" encoding="utf-8"?>
 <w:numbering xmlns:wpc="http://schemas.microsoft.com/office/word/2010/wordprocessingCanvas" xmlns:cx="http://schemas.microsoft.com/office/drawing/2014/chartex" xmlns:cx1="http://schemas.microsoft.com/office/drawing/2015/9/8/chartex" xmlns:cx2="http://schemas.microsoft.com/office/drawing/2015/10/21/chartex" xmlns:cx3="http://schemas.microsoft.com/office/drawing/2016/5/9/chartex" xmlns:cx4="http://schemas.microsoft.com/office/drawing/2016/5/10/chartex" xmlns:cx5="http://schemas.microsoft.com/office/drawing/2016/5/11/chartex" xmlns:cx6="http://schemas.microsoft.com/office/drawing/2016/5/12/chartex" xmlns:cx7="http://schemas.microsoft.com/office/drawing/2016/5/13/chartex" xmlns:cx8="http://schemas.microsoft.com/office/drawing/2016/5/14/chartex" xmlns:mc="http://schemas.openxmlformats.org/markup-compatibility/2006" xmlns:aink="http://schemas.microsoft.com/office/drawing/2016/ink" xmlns:am3d="http://schemas.microsoft.com/office/drawing/2017/model3d" xmlns:o="urn:schemas-microsoft-com:office:office" xmlns:oel="http://schemas.microsoft.com/office/2019/extlst" xmlns:r="http://schemas.openxmlformats.org/officeDocument/2006/relationships" xmlns:m="http://schemas.openxmlformats.org/officeDocument/2006/math" xmlns:v="urn:schemas-microsoft-com:vml" xmlns:wp14="http://schemas.microsoft.com/office/word/2010/wordprocessingDrawing" xmlns:wp="http://schemas.openxmlformats.org/drawingml/2006/wordprocessingDrawing" xmlns:w10="urn:schemas-microsoft-com:office:word" xmlns:w="http://schemas.openxmlformats.org/wordprocessingml/2006/main" xmlns:w14="http://schemas.microsoft.com/office/word/2010/wordml" xmlns:w15="http://schemas.microsoft.com/office/word/2012/wordml" xmlns:w16cex="http://schemas.microsoft.com/office/word/2018/wordml/cex" xmlns:w16cid="http://schemas.microsoft.com/office/word/2016/wordml/cid" xmlns:w16="http://schemas.microsoft.com/office/word/2018/wordml" xmlns:w16du="http://schemas.microsoft.com/office/word/2023/wordml/word16du" xmlns:w16sdtdh="http://schemas.microsoft.com/office/word/2020/wordml/sdtdatahash" xmlns:w16sdtfl="http://schemas.microsoft.com/office/word/2024/wordml/sdtformatlock" xmlns:w16se="http://schemas.microsoft.com/office/word/2015/wordml/symex" xmlns:wpg="http://schemas.microsoft.com/office/word/2010/wordprocessingGroup" xmlns:wpi="http://schemas.microsoft.com/office/word/2010/wordprocessingInk" xmlns:wne="http://schemas.microsoft.com/office/word/2006/wordml" xmlns:wps="http://schemas.microsoft.com/office/word/2010/wordprocessingShape" mc:Ignorable="w14 w15 w16se w16cid w16 w16cex w16sdtdh w16sdtfl w16du wp14">
   <w:abstractNum w:abstractNumId="0" w15:restartNumberingAfterBreak="0">
-    <w:nsid w:val="5CB42F42"/>
+    <w:nsid w:val="2E6335CE"/>
     <w:multiLevelType w:val="multilevel"/>
-    <w:tmpl w:val="402C27FE"/>
+    <w:tmpl w:val="A4501974"/>
+    <w:lvl w:ilvl="0">
+      <w:start w:val="1"/>
+      <w:numFmt w:val="bullet"/>
+      <w:lvlText w:val=""/>
+      <w:lvlJc w:val="left"/>
+      <w:pPr>
+        <w:tabs>
+          <w:tab w:val="num" w:pos="720"/>
+        </w:tabs>
+        <w:ind w:left="720" w:hanging="360"/>
+      </w:pPr>
+      <w:rPr>
+        <w:rFonts w:ascii="Symbol" w:hAnsi="Symbol" w:hint="default"/>
+        <w:sz w:val="20"/>
+      </w:rPr>
+    </w:lvl>
+    <w:lvl w:ilvl="1" w:tentative="1">
+      <w:start w:val="1"/>
+      <w:numFmt w:val="bullet"/>
+      <w:lvlText w:val="o"/>
+      <w:lvlJc w:val="left"/>
+      <w:pPr>
+        <w:tabs>
+          <w:tab w:val="num" w:pos="1440"/>
+        </w:tabs>
+        <w:ind w:left="1440" w:hanging="360"/>
+      </w:pPr>
+      <w:rPr>
+        <w:rFonts w:ascii="Courier New" w:hAnsi="Courier New" w:hint="default"/>
+        <w:sz w:val="20"/>
+      </w:rPr>
+    </w:lvl>
+    <w:lvl w:ilvl="2" w:tentative="1">
+      <w:start w:val="1"/>
+      <w:numFmt w:val="bullet"/>
+      <w:lvlText w:val=""/>
+      <w:lvlJc w:val="left"/>
+      <w:pPr>
+        <w:tabs>
+          <w:tab w:val="num" w:pos="2160"/>
+        </w:tabs>
+        <w:ind w:left="2160" w:hanging="360"/>
+      </w:pPr>
+      <w:rPr>
+        <w:rFonts w:ascii="Wingdings" w:hAnsi="Wingdings" w:hint="default"/>
+        <w:sz w:val="20"/>
+      </w:rPr>
+    </w:lvl>
+    <w:lvl w:ilvl="3" w:tentative="1">
+      <w:start w:val="1"/>
+      <w:numFmt w:val="bullet"/>
+      <w:lvlText w:val=""/>
+      <w:lvlJc w:val="left"/>
+      <w:pPr>
+        <w:tabs>
+          <w:tab w:val="num" w:pos="2880"/>
+        </w:tabs>
+        <w:ind w:left="2880" w:hanging="360"/>
+      </w:pPr>
+      <w:rPr>
+        <w:rFonts w:ascii="Wingdings" w:hAnsi="Wingdings" w:hint="default"/>
+        <w:sz w:val="20"/>
+      </w:rPr>
+    </w:lvl>
+    <w:lvl w:ilvl="4" w:tentative="1">
+      <w:start w:val="1"/>
+      <w:numFmt w:val="bullet"/>
+      <w:lvlText w:val=""/>
+      <w:lvlJc w:val="left"/>
+      <w:pPr>
+        <w:tabs>
+          <w:tab w:val="num" w:pos="3600"/>
+        </w:tabs>
+        <w:ind w:left="3600" w:hanging="360"/>
+      </w:pPr>
+      <w:rPr>
+        <w:rFonts w:ascii="Wingdings" w:hAnsi="Wingdings" w:hint="default"/>
+        <w:sz w:val="20"/>
+      </w:rPr>
+    </w:lvl>
+    <w:lvl w:ilvl="5" w:tentative="1">
+      <w:start w:val="1"/>
+      <w:numFmt w:val="bullet"/>
+      <w:lvlText w:val=""/>
+      <w:lvlJc w:val="left"/>
+      <w:pPr>
+        <w:tabs>
+          <w:tab w:val="num" w:pos="4320"/>
+        </w:tabs>
+        <w:ind w:left="4320" w:hanging="360"/>
+      </w:pPr>
+      <w:rPr>
+        <w:rFonts w:ascii="Wingdings" w:hAnsi="Wingdings" w:hint="default"/>
+        <w:sz w:val="20"/>
+      </w:rPr>
+    </w:lvl>
+    <w:lvl w:ilvl="6" w:tentative="1">
+      <w:start w:val="1"/>
+      <w:numFmt w:val="bullet"/>
+      <w:lvlText w:val=""/>
+      <w:lvlJc w:val="left"/>
+      <w:pPr>
+        <w:tabs>
+          <w:tab w:val="num" w:pos="5040"/>
+        </w:tabs>
+        <w:ind w:left="5040" w:hanging="360"/>
+      </w:pPr>
+      <w:rPr>
+        <w:rFonts w:ascii="Wingdings" w:hAnsi="Wingdings" w:hint="default"/>
+        <w:sz w:val="20"/>
+      </w:rPr>
+    </w:lvl>
+    <w:lvl w:ilvl="7" w:tentative="1">
+      <w:start w:val="1"/>
+      <w:numFmt w:val="bullet"/>
+      <w:lvlText w:val=""/>
+      <w:lvlJc w:val="left"/>
+      <w:pPr>
+        <w:tabs>
+          <w:tab w:val="num" w:pos="5760"/>
+        </w:tabs>
+        <w:ind w:left="5760" w:hanging="360"/>
+      </w:pPr>
+      <w:rPr>
+        <w:rFonts w:ascii="Wingdings" w:hAnsi="Wingdings" w:hint="default"/>
+        <w:sz w:val="20"/>
+      </w:rPr>
+    </w:lvl>
+    <w:lvl w:ilvl="8" w:tentative="1">
+      <w:start w:val="1"/>
+      <w:numFmt w:val="bullet"/>
+      <w:lvlText w:val=""/>
+      <w:lvlJc w:val="left"/>
+      <w:pPr>
+        <w:tabs>
+          <w:tab w:val="num" w:pos="6480"/>
+        </w:tabs>
+        <w:ind w:left="6480" w:hanging="360"/>
+      </w:pPr>
+      <w:rPr>
+        <w:rFonts w:ascii="Wingdings" w:hAnsi="Wingdings" w:hint="default"/>
+        <w:sz w:val="20"/>
+      </w:rPr>
+    </w:lvl>
+  </w:abstractNum>
+  <w:abstractNum w:abstractNumId="1" w15:restartNumberingAfterBreak="0">
+    <w:nsid w:val="390D74A4"/>
+    <w:multiLevelType w:val="multilevel"/>
+    <w:tmpl w:val="DE90BE7E"/>
     <w:lvl w:ilvl="0">
       <w:start w:val="1"/>
       <w:numFmt w:val="decimal"/>
@@ -16672,7 +24243,10 @@
       </w:pPr>
     </w:lvl>
   </w:abstractNum>
-  <w:num w:numId="1" w16cid:durableId="1618634430">
+  <w:num w:numId="1" w16cid:durableId="995188265">
+    <w:abstractNumId w:val="1"/>
+  </w:num>
+  <w:num w:numId="2" w16cid:durableId="1619023122">
     <w:abstractNumId w:val="0"/>
   </w:num>
 </w:numbering>
@@ -17390,7 +24964,7 @@
     <w:link w:val="CabealhoChar"/>
     <w:uiPriority w:val="99"/>
     <w:unhideWhenUsed/>
-    <w:rsid w:val="00377833"/>
+    <w:rsid w:val="00831212"/>
     <w:pPr>
       <w:tabs>
         <w:tab w:val="center" w:pos="4252"/>
@@ -17403,7 +24977,7 @@
     <w:basedOn w:val="Fontepargpadro"/>
     <w:link w:val="Cabealho"/>
     <w:uiPriority w:val="99"/>
-    <w:rsid w:val="00377833"/>
+    <w:rsid w:val="00831212"/>
     <w:rPr>
       <w:rFonts w:eastAsiaTheme="minorEastAsia"/>
       <w:sz w:val="24"/>
@@ -17416,7 +24990,7 @@
     <w:link w:val="RodapChar"/>
     <w:uiPriority w:val="99"/>
     <w:unhideWhenUsed/>
-    <w:rsid w:val="00377833"/>
+    <w:rsid w:val="00831212"/>
     <w:pPr>
       <w:tabs>
         <w:tab w:val="center" w:pos="4252"/>
@@ -17429,7 +25003,7 @@
     <w:basedOn w:val="Fontepargpadro"/>
     <w:link w:val="Rodap"/>
     <w:uiPriority w:val="99"/>
-    <w:rsid w:val="00377833"/>
+    <w:rsid w:val="00831212"/>
     <w:rPr>
       <w:rFonts w:eastAsiaTheme="minorEastAsia"/>
       <w:sz w:val="24"/>
@@ -17442,7 +25016,7 @@
     <w:uiPriority w:val="99"/>
     <w:semiHidden/>
     <w:unhideWhenUsed/>
-    <w:rsid w:val="00377833"/>
+    <w:rsid w:val="00831212"/>
   </w:style>
 </w:styles>
 </file>
